--- a/chuyenDe/LS/docx/rawls7/Listening/Level3/W8.docx
+++ b/chuyenDe/LS/docx/rawls7/Listening/Level3/W8.docx
@@ -459,13 +459,15 @@
     </ns0:p>
     <ns0:tbl>
       <ns0:tblPr>
-        <ns0:tblStyle ns0:val="Table"/>
-        <ns0:tblW ns0:type="auto" ns0:w="0"/>
+        <ns0:tblStyle ns0:val="CDVocabTable"/>
+        <ns0:tblW ns0:type="dxa" ns0:w="9732"/>
+        <ns0:tblLayout ns0:type="autofit"/>
         <ns0:tblLook ns0:firstRow="1" ns0:lastRow="0" ns0:firstColumn="0" ns0:lastColumn="0" ns0:noHBand="0" ns0:noVBand="0" ns0:val="0020"/>
+        <ns0:tblInd ns0:type="dxa" ns0:w="240"/>
       </ns0:tblPr>
       <ns0:tblGrid>
-        <ns0:gridCol ns0:w="3960"/>
-        <ns0:gridCol ns0:w="3960"/>
+        <ns0:gridCol ns0:w="4866"/>
+        <ns0:gridCol ns0:w="4866"/>
       </ns0:tblGrid>
       <ns0:tr>
         <ns0:trPr>
@@ -478,7 +480,7 @@
               <ns0:pStyle ns0:val="Compact"/>
             </ns0:pPr>
             <ns0:r>
-              <ns0:t xml:space="preserve">Stages of presentation** **</ns0:t>
+              <ns0:t xml:space="preserve">Stages of presentation</ns0:t>
             </ns0:r>
           </ns0:p>
         </ns0:tc>
@@ -487,10 +489,9 @@
           <ns0:p>
             <ns0:pPr>
               <ns0:pStyle ns0:val="Compact"/>
-              <ns0:jc ns0:val="left"/>
             </ns0:pPr>
             <ns0:r>
-              <ns0:t xml:space="preserve">Work still to be done**</ns0:t>
+              <ns0:t xml:space="preserve">Work still to be done</ns0:t>
             </ns0:r>
           </ns0:p>
         </ns0:tc>
@@ -522,7 +523,6 @@
           <ns0:p>
             <ns0:pPr>
               <ns0:pStyle ns0:val="Compact"/>
-              <ns0:jc ns0:val="left"/>
             </ns0:pPr>
             <ns0:r>
               <ns0:t xml:space="preserve">Organise notes</ns0:t>
@@ -530,61 +530,109 @@
           </ns0:p>
         </ns0:tc>
       </ns0:tr>
+      <ns0:tr>
+        <ns0:tc>
+          <ns0:tcPr/>
+          <ns0:p>
+            <ns0:pPr>
+              <ns0:pStyle ns0:val="Compact"/>
+            </ns0:pPr>
+            <ns0:r>
+              <ns0:t xml:space="preserve">Ask class to suggest the </ns0:t>
+            </ns0:r>
+            <ns0:r>
+              <ns0:rPr>
+                <ns0:b/>
+                <ns0:bCs/>
+              </ns0:rPr>
+              <ns0:t xml:space="preserve">22</ns0:t>
+            </ns0:r>
+            <ns0:r>
+              <ns0:t xml:space="preserve">……………. adaptations</ns0:t>
+            </ns0:r>
+          </ns0:p>
+        </ns0:tc>
+        <ns0:tc>
+          <ns0:tcPr/>
+          <ns0:p>
+            <ns0:pPr>
+              <ns0:pStyle ns0:val="Compact"/>
+            </ns0:pPr>
+            <ns0:r>
+              <ns0:t xml:space="preserve">No further work needed</ns0:t>
+            </ns0:r>
+          </ns0:p>
+        </ns0:tc>
+      </ns0:tr>
+      <ns0:tr>
+        <ns0:tc>
+          <ns0:tcPr/>
+          <ns0:p>
+            <ns0:pPr>
+              <ns0:pStyle ns0:val="Compact"/>
+            </ns0:pPr>
+            <ns0:r>
+              <ns0:t xml:space="preserve">Present Rachel Malchow’s ideas</ns0:t>
+            </ns0:r>
+          </ns0:p>
+        </ns0:tc>
+        <ns0:tc>
+          <ns0:tcPr/>
+          <ns0:p>
+            <ns0:pPr>
+              <ns0:pStyle ns0:val="Compact"/>
+            </ns0:pPr>
+            <ns0:r>
+              <ns0:t xml:space="preserve">Prepare some </ns0:t>
+            </ns0:r>
+            <ns0:r>
+              <ns0:rPr>
+                <ns0:b/>
+                <ns0:bCs/>
+              </ns0:rPr>
+              <ns0:t xml:space="preserve">23</ns0:t>
+            </ns0:r>
+            <ns0:r>
+              <ns0:t xml:space="preserve">……………</ns0:t>
+            </ns0:r>
+          </ns0:p>
+        </ns0:tc>
+      </ns0:tr>
+      <ns0:tr>
+        <ns0:tc>
+          <ns0:tcPr/>
+          <ns0:p>
+            <ns0:pPr>
+              <ns0:pStyle ns0:val="Compact"/>
+            </ns0:pPr>
+            <ns0:r>
+              <ns0:t xml:space="preserve">Discuss relationship between adaptations and </ns0:t>
+            </ns0:r>
+            <ns0:r>
+              <ns0:rPr>
+                <ns0:b/>
+                <ns0:bCs/>
+              </ns0:rPr>
+              <ns0:t xml:space="preserve">24</ns0:t>
+            </ns0:r>
+            <ns0:r>
+              <ns0:t xml:space="preserve">………….. at the time of making the film</ns0:t>
+            </ns0:r>
+          </ns0:p>
+        </ns0:tc>
+        <ns0:tc>
+          <ns0:tcPr/>
+          <ns0:p>
+            <ns0:pPr>
+              <ns0:pStyle ns0:val="Compact"/>
+            </ns0:pPr>
+            <ns0:r>
+              <ns0:t xml:space="preserve">No further work needed</ns0:t>
+            </ns0:r>
+          </ns0:p>
+        </ns0:tc>
+      </ns0:tr>
     </ns0:tbl>
-    <ns0:p>
-      <ns0:pPr>
-        <ns0:pStyle ns0:val="CDStep"/>
-      </ns0:pPr>
-      <ns0:r>
-        <ns0:t xml:space="preserve">Ask class to suggest the </ns0:t>
-      </ns0:r>
-      <ns0:r>
-        <ns0:rPr>
-          <ns0:b/>
-          <ns0:bCs/>
-        </ns0:rPr>
-        <ns0:t xml:space="preserve">22</ns0:t>
-      </ns0:r>
-      <ns0:r>
-        <ns0:t xml:space="preserve">……………. adaptations No further work needed</ns0:t>
-      </ns0:r>
-    </ns0:p>
-    <ns0:p>
-      <ns0:pPr>
-        <ns0:pStyle ns0:val="CDStep"/>
-      </ns0:pPr>
-      <ns0:r>
-        <ns0:t xml:space="preserve">Present Rachel Malchow’s ideas Prepare some </ns0:t>
-      </ns0:r>
-      <ns0:r>
-        <ns0:rPr>
-          <ns0:b/>
-          <ns0:bCs/>
-        </ns0:rPr>
-        <ns0:t xml:space="preserve">23</ns0:t>
-      </ns0:r>
-      <ns0:r>
-        <ns0:t xml:space="preserve">……………</ns0:t>
-      </ns0:r>
-    </ns0:p>
-    <ns0:p>
-      <ns0:pPr>
-        <ns0:pStyle ns0:val="CDStep"/>
-      </ns0:pPr>
-      <ns0:r>
-        <ns0:t xml:space="preserve">Discuss relationship between adaptations and </ns0:t>
-      </ns0:r>
-      <ns0:r>
-        <ns0:rPr>
-          <ns0:b/>
-          <ns0:bCs/>
-        </ns0:rPr>
-        <ns0:t xml:space="preserve">24</ns0:t>
-      </ns0:r>
-      <ns0:r>
-        <ns0:t xml:space="preserve">………….. at the time of making the film No further work needed</ns0:t>
-      </ns0:r>
-    </ns0:p>
     <ns0:bookmarkEnd ns0:id="14"/>
     <ns0:bookmarkStart ns0:id="15" ns0:name="questions-25-30"/>
     <ns0:p>

--- a/chuyenDe/LS/docx/rawls7/Listening/Level3/W8.docx
+++ b/chuyenDe/LS/docx/rawls7/Listening/Level3/W8.docx
@@ -18,2299 +18,2330 @@
         <ns0:t xml:space="preserve">TÀI LIỆU CHUYÊN ĐỀ LISTENING</ns0:t>
       </ns0:r>
     </ns0:p>
-    <ns0:bookmarkStart ns0:id="13" ns0:name="section-1-question-1-10"/>
-    <ns0:p>
-      <ns0:pPr>
-        <ns0:pStyle ns0:val="Heading2"/>
-      </ns0:pPr>
-      <ns0:r>
-        <ns0:t xml:space="preserve">SECTION 1 Question 1 – 10</ns0:t>
-      </ns0:r>
-    </ns0:p>
-    <ns0:bookmarkStart ns0:id="12" ns0:name="questions-1-10"/>
-    <ns0:p>
-      <ns0:pPr>
-        <ns0:pStyle ns0:val="Heading3"/>
-      </ns0:pPr>
-      <ns0:r>
-        <ns0:t xml:space="preserve">Questions 1-10</ns0:t>
-      </ns0:r>
-    </ns0:p>
-    <ns0:p>
-      <ns0:pPr>
-        <ns0:pStyle ns0:val="CDStep"/>
-      </ns0:pPr>
-      <ns0:r>
-        <ns0:t xml:space="preserve">Complete the notes below.</ns0:t>
-      </ns0:r>
-    </ns0:p>
-    <ns0:p>
-      <ns0:pPr>
-        <ns0:pStyle ns0:val="CDStep"/>
-      </ns0:pPr>
-      <ns0:r>
-        <ns0:t xml:space="preserve">Write </ns0:t>
-      </ns0:r>
-      <ns0:r>
-        <ns0:rPr>
-          <ns0:b/>
-          <ns0:bCs/>
-        </ns0:rPr>
-        <ns0:t xml:space="preserve">ONE WORD AND/OR A NUMBER</ns0:t>
-      </ns0:r>
-      <ns0:r>
-        <ns0:t xml:space="preserve"> for each answer.</ns0:t>
-      </ns0:r>
-    </ns0:p>
-    <ns0:p>
-      <ns0:pPr>
-        <ns0:pStyle ns0:val="CDStep"/>
-      </ns0:pPr>
-      <ns0:r>
-        <ns0:rPr>
-          <ns0:b/>
-          <ns0:bCs/>
-        </ns0:rPr>
-        <ns0:t xml:space="preserve">Flanders Conference Hotel</ns0:t>
-      </ns0:r>
-    </ns0:p>
-    <ns0:p>
-      <ns0:pPr>
-        <ns0:pStyle ns0:val="CDStep"/>
-      </ns0:pPr>
-      <ns0:r>
-        <ns0:rPr>
-          <ns0:i/>
-          <ns0:iCs/>
-        </ns0:rPr>
-        <ns0:t xml:space="preserve">Example</ns0:t>
-      </ns0:r>
-    </ns0:p>
-    <ns0:p>
-      <ns0:pPr>
-        <ns0:pStyle ns0:val="CDStep"/>
-      </ns0:pPr>
-      <ns0:r>
-        <ns0:t xml:space="preserve">Customer Services Manager: …………</ns0:t>
-      </ns0:r>
-      <ns0:r>
-        <ns0:rPr>
-          <ns0:i/>
-          <ns0:iCs/>
-        </ns0:rPr>
-        <ns0:t xml:space="preserve">Angela………..</ns0:t>
-      </ns0:r>
-    </ns0:p>
-    <ns0:p>
-      <ns0:pPr>
-        <ns0:pStyle ns0:val="CDStep"/>
-      </ns0:pPr>
-      <ns0:r>
-        <ns0:rPr>
-          <ns0:b/>
-          <ns0:bCs/>
-        </ns0:rPr>
-        <ns0:t xml:space="preserve">Date available</ns0:t>
-      </ns0:r>
-    </ns0:p>
-    <ns0:p>
-      <ns0:pPr>
-        <ns0:pStyle ns0:val="Compact"/>
-        <ns0:numPr>
-          <ns0:ilvl ns0:val="0"/>
-          <ns0:numId ns0:val="1001"/>
-        </ns0:numPr>
-      </ns0:pPr>
-      <ns0:r>
-        <ns0:t xml:space="preserve">weekend beginning February 4th</ns0:t>
-      </ns0:r>
-    </ns0:p>
-    <ns0:p>
-      <ns0:pPr>
-        <ns0:pStyle ns0:val="CDStep"/>
-      </ns0:pPr>
-      <ns0:r>
-        <ns0:rPr>
-          <ns0:b/>
-          <ns0:bCs/>
-        </ns0:rPr>
-        <ns0:t xml:space="preserve">Conference facilities</ns0:t>
-      </ns0:r>
-    </ns0:p>
-    <ns0:p>
-      <ns0:pPr>
-        <ns0:pStyle ns0:val="Compact"/>
-        <ns0:numPr>
-          <ns0:ilvl ns0:val="0"/>
-          <ns0:numId ns0:val="1002"/>
-        </ns0:numPr>
-      </ns0:pPr>
-      <ns0:r>
-        <ns0:t xml:space="preserve">the </ns0:t>
-      </ns0:r>
-      <ns0:r>
-        <ns0:rPr>
-          <ns0:b/>
-          <ns0:bCs/>
-        </ns0:rPr>
-        <ns0:t xml:space="preserve">1</ns0:t>
-      </ns0:r>
-      <ns0:r>
-        <ns0:t xml:space="preserve"> …………………………. room for talks</ns0:t>
-      </ns0:r>
-    </ns0:p>
-    <ns0:p>
-      <ns0:pPr>
-        <ns0:pStyle ns0:val="CDStep"/>
-      </ns0:pPr>
-      <ns0:r>
-        <ns0:t xml:space="preserve">      (projector and </ns0:t>
-      </ns0:r>
-      <ns0:r>
-        <ns0:rPr>
-          <ns0:b/>
-          <ns0:bCs/>
-        </ns0:rPr>
-        <ns0:t xml:space="preserve">2 </ns0:t>
-      </ns0:r>
-      <ns0:r>
-        <ns0:t xml:space="preserve">………………………….. available)</ns0:t>
-      </ns0:r>
-    </ns0:p>
-    <ns0:p>
-      <ns0:pPr>
-        <ns0:pStyle ns0:val="Compact"/>
-        <ns0:numPr>
-          <ns0:ilvl ns0:val="0"/>
-          <ns0:numId ns0:val="1003"/>
-        </ns0:numPr>
-      </ns0:pPr>
-      <ns0:r>
-        <ns0:t xml:space="preserve">area for coffee and an </ns0:t>
-      </ns0:r>
-      <ns0:r>
-        <ns0:rPr>
-          <ns0:b/>
-          <ns0:bCs/>
-        </ns0:rPr>
-        <ns0:t xml:space="preserve">3</ns0:t>
-      </ns0:r>
-      <ns0:r>
-        <ns0:t xml:space="preserve"> …………………………</ns0:t>
-      </ns0:r>
-    </ns0:p>
-    <ns0:p>
-      <ns0:pPr>
-        <ns0:pStyle ns0:val="Compact"/>
-        <ns0:numPr>
-          <ns0:ilvl ns0:val="0"/>
-          <ns0:numId ns0:val="1003"/>
-        </ns0:numPr>
-      </ns0:pPr>
-      <ns0:r>
-        <ns0:t xml:space="preserve">free </ns0:t>
-      </ns0:r>
-      <ns0:r>
-        <ns0:rPr>
-          <ns0:b/>
-          <ns0:bCs/>
-        </ns0:rPr>
-        <ns0:t xml:space="preserve">4</ns0:t>
-      </ns0:r>
-      <ns0:r>
-        <ns0:t xml:space="preserve"> …………………………… throughout</ns0:t>
-      </ns0:r>
-    </ns0:p>
-    <ns0:p>
-      <ns0:pPr>
-        <ns0:pStyle ns0:val="Compact"/>
-        <ns0:numPr>
-          <ns0:ilvl ns0:val="0"/>
-          <ns0:numId ns0:val="1003"/>
-        </ns0:numPr>
-      </ns0:pPr>
-      <ns0:r>
-        <ns0:t xml:space="preserve">a standard buffet lunch costs </ns0:t>
-      </ns0:r>
-      <ns0:r>
-        <ns0:rPr>
-          <ns0:b/>
-          <ns0:bCs/>
-        </ns0:rPr>
-        <ns0:t xml:space="preserve">5</ns0:t>
-      </ns0:r>
-      <ns0:r>
-        <ns0:t xml:space="preserve"> $ …………………………….. per head</ns0:t>
-      </ns0:r>
-    </ns0:p>
-    <ns0:p>
-      <ns0:pPr>
-        <ns0:pStyle ns0:val="CDStep"/>
-      </ns0:pPr>
-      <ns0:r>
-        <ns0:rPr>
-          <ns0:b/>
-          <ns0:bCs/>
-        </ns0:rPr>
-        <ns0:t xml:space="preserve">Accommodation</ns0:t>
-      </ns0:r>
-    </ns0:p>
-    <ns0:p>
-      <ns0:pPr>
-        <ns0:pStyle ns0:val="Compact"/>
-        <ns0:numPr>
-          <ns0:ilvl ns0:val="0"/>
-          <ns0:numId ns0:val="1004"/>
-        </ns0:numPr>
-      </ns0:pPr>
-      <ns0:r>
-        <ns0:t xml:space="preserve">Rooms will cost </ns0:t>
-      </ns0:r>
-      <ns0:r>
-        <ns0:rPr>
-          <ns0:b/>
-          <ns0:bCs/>
-        </ns0:rPr>
-        <ns0:t xml:space="preserve">6</ns0:t>
-      </ns0:r>
-      <ns0:r>
-        <ns0:t xml:space="preserve"> $ ……………………………… including breakfast.</ns0:t>
-      </ns0:r>
-    </ns0:p>
-    <ns0:p>
-      <ns0:pPr>
-        <ns0:pStyle ns0:val="CDStep"/>
-      </ns0:pPr>
-      <ns0:r>
-        <ns0:rPr>
-          <ns0:b/>
-          <ns0:bCs/>
-        </ns0:rPr>
-        <ns0:t xml:space="preserve">Other facilities</ns0:t>
-      </ns0:r>
-    </ns0:p>
-    <ns0:p>
-      <ns0:pPr>
-        <ns0:pStyle ns0:val="Compact"/>
-        <ns0:numPr>
-          <ns0:ilvl ns0:val="0"/>
-          <ns0:numId ns0:val="1005"/>
-        </ns0:numPr>
-      </ns0:pPr>
-      <ns0:r>
-        <ns0:t xml:space="preserve">The hotel also has a spa and rooftop </ns0:t>
-      </ns0:r>
-      <ns0:r>
-        <ns0:rPr>
-          <ns0:b/>
-          <ns0:bCs/>
-        </ns0:rPr>
-        <ns0:t xml:space="preserve">7</ns0:t>
-      </ns0:r>
-      <ns0:r>
-        <ns0:t xml:space="preserve"> ……………………………..</ns0:t>
-      </ns0:r>
-    </ns0:p>
-    <ns0:p>
-      <ns0:pPr>
-        <ns0:pStyle ns0:val="Compact"/>
-        <ns0:numPr>
-          <ns0:ilvl ns0:val="0"/>
-          <ns0:numId ns0:val="1005"/>
-        </ns0:numPr>
-      </ns0:pPr>
-      <ns0:r>
-        <ns0:t xml:space="preserve">There’s a free shuttle service to the </ns0:t>
-      </ns0:r>
-      <ns0:r>
-        <ns0:rPr>
-          <ns0:b/>
-          <ns0:bCs/>
-        </ns0:rPr>
-        <ns0:t xml:space="preserve">8</ns0:t>
-      </ns0:r>
-      <ns0:r>
-        <ns0:t xml:space="preserve"> ……………………………….</ns0:t>
-      </ns0:r>
-    </ns0:p>
-    <ns0:p>
-      <ns0:pPr>
-        <ns0:pStyle ns0:val="CDStep"/>
-      </ns0:pPr>
-      <ns0:r>
-        <ns0:rPr>
-          <ns0:b/>
-          <ns0:bCs/>
-        </ns0:rPr>
-        <ns0:t xml:space="preserve">Location</ns0:t>
-      </ns0:r>
-    </ns0:p>
-    <ns0:p>
-      <ns0:pPr>
-        <ns0:pStyle ns0:val="Compact"/>
-        <ns0:numPr>
-          <ns0:ilvl ns0:val="0"/>
-          <ns0:numId ns0:val="1006"/>
-        </ns0:numPr>
-      </ns0:pPr>
-      <ns0:r>
-        <ns0:t xml:space="preserve">Wilby Street (quite near the </ns0:t>
-      </ns0:r>
-      <ns0:r>
-        <ns0:rPr>
-          <ns0:b/>
-          <ns0:bCs/>
-        </ns0:rPr>
-        <ns0:t xml:space="preserve">9</ns0:t>
-      </ns0:r>
-      <ns0:r>
-        <ns0:t xml:space="preserve"> …………………………)</ns0:t>
-      </ns0:r>
-    </ns0:p>
-    <ns0:p>
-      <ns0:pPr>
-        <ns0:pStyle ns0:val="Compact"/>
-        <ns0:numPr>
-          <ns0:ilvl ns0:val="0"/>
-          <ns0:numId ns0:val="1006"/>
-        </ns0:numPr>
-      </ns0:pPr>
-      <ns0:r>
-        <ns0:t xml:space="preserve">near to restaurants and many </ns0:t>
-      </ns0:r>
-      <ns0:r>
-        <ns0:rPr>
-          <ns0:b/>
-          <ns0:bCs/>
-        </ns0:rPr>
-        <ns0:t xml:space="preserve">10</ns0:t>
-      </ns0:r>
-      <ns0:r>
-        <ns0:t xml:space="preserve"> ……………………………..</ns0:t>
-      </ns0:r>
-    </ns0:p>
-    <ns0:bookmarkEnd ns0:id="12"/>
-    <ns0:bookmarkEnd ns0:id="13"/>
-    <ns0:bookmarkStart ns0:id="18" ns0:name="section-3-question-21-30"/>
-    <ns0:p>
-      <ns0:pPr>
-        <ns0:pStyle ns0:val="Heading2"/>
-      </ns0:pPr>
-      <ns0:r>
-        <ns0:t xml:space="preserve">SECTION 3 Question 21 – 30</ns0:t>
-      </ns0:r>
-    </ns0:p>
-    <ns0:bookmarkStart ns0:id="14" ns0:name="questions-21-24"/>
-    <ns0:p>
-      <ns0:pPr>
-        <ns0:pStyle ns0:val="Heading3"/>
-      </ns0:pPr>
-      <ns0:r>
-        <ns0:t xml:space="preserve">Questions 21 – 24</ns0:t>
-      </ns0:r>
-    </ns0:p>
-    <ns0:p>
-      <ns0:pPr>
-        <ns0:pStyle ns0:val="CDStep"/>
-      </ns0:pPr>
-      <ns0:r>
-        <ns0:t xml:space="preserve">Complete the table below.</ns0:t>
-      </ns0:r>
-    </ns0:p>
-    <ns0:p>
-      <ns0:pPr>
-        <ns0:pStyle ns0:val="CDStep"/>
-      </ns0:pPr>
-      <ns0:r>
-        <ns0:rPr>
-          <ns0:i/>
-          <ns0:iCs/>
-        </ns0:rPr>
-        <ns0:t xml:space="preserve">Write </ns0:t>
-      </ns0:r>
-      <ns0:r>
-        <ns0:rPr>
-          <ns0:b/>
-          <ns0:bCs/>
-          <ns0:i/>
-          <ns0:iCs/>
-        </ns0:rPr>
-        <ns0:t xml:space="preserve">ONE WORD ONLY</ns0:t>
-      </ns0:r>
-      <ns0:r>
-        <ns0:rPr>
-          <ns0:i/>
-          <ns0:iCs/>
-        </ns0:rPr>
-        <ns0:t xml:space="preserve"> for each answer.</ns0:t>
-      </ns0:r>
-    </ns0:p>
-    <ns0:p>
-      <ns0:pPr>
-        <ns0:pStyle ns0:val="CDStep"/>
-      </ns0:pPr>
-      <ns0:r>
-        <ns0:rPr>
-          <ns0:b/>
-          <ns0:bCs/>
-        </ns0:rPr>
-        <ns0:t xml:space="preserve">Presentation of film adaptations of Shakespeare’s plays</ns0:t>
-      </ns0:r>
-    </ns0:p>
     <ns0:tbl>
       <ns0:tblPr>
-        <ns0:tblStyle ns0:val="CDVocabTable"/>
-        <ns0:tblW ns0:type="dxa" ns0:w="9732"/>
-        <ns0:tblLayout ns0:type="autofit"/>
-        <ns0:tblLook ns0:firstRow="1" ns0:lastRow="0" ns0:firstColumn="0" ns0:lastColumn="0" ns0:noHBand="0" ns0:noVBand="0" ns0:val="0020"/>
-        <ns0:tblInd ns0:type="dxa" ns0:w="240"/>
+        <ns0:tblStyle ns0:val="CDListeningSectionContainer"/>
+        <ns0:tblW ns0:type="auto" ns0:w="0"/>
+        <ns0:tblLook ns0:firstRow="0" ns0:lastRow="0" ns0:firstColumn="0" ns0:lastColumn="0" ns0:noHBand="0" ns0:noVBand="0" ns0:val="0000"/>
       </ns0:tblPr>
       <ns0:tblGrid>
-        <ns0:gridCol ns0:w="4866"/>
-        <ns0:gridCol ns0:w="4866"/>
+        <ns0:gridCol ns0:w="7920"/>
       </ns0:tblGrid>
-      <ns0:tr>
-        <ns0:trPr>
-          <ns0:tblHeader ns0:val="on"/>
-        </ns0:trPr>
-        <ns0:tc>
-          <ns0:tcPr/>
-          <ns0:p>
-            <ns0:pPr>
-              <ns0:pStyle ns0:val="Compact"/>
-            </ns0:pPr>
-            <ns0:r>
-              <ns0:t xml:space="preserve">Stages of presentation</ns0:t>
-            </ns0:r>
-          </ns0:p>
-        </ns0:tc>
-        <ns0:tc>
-          <ns0:tcPr/>
-          <ns0:p>
-            <ns0:pPr>
-              <ns0:pStyle ns0:val="Compact"/>
-            </ns0:pPr>
-            <ns0:r>
-              <ns0:t xml:space="preserve">Work still to be done</ns0:t>
-            </ns0:r>
-          </ns0:p>
-        </ns0:tc>
-      </ns0:tr>
       <ns0:tr>
         <ns0:tc>
           <ns0:tcPr/>
           <ns0:p>
             <ns0:pPr>
+              <ns0:pStyle ns0:val="Heading1"/>
+            </ns0:pPr>
+            <ns0:bookmarkStart ns0:id="12" ns0:name="section-1-question-1-10"/>
+            <ns0:r>
+              <ns0:t xml:space="preserve">SECTION 1 Question 1 – 10</ns0:t>
+            </ns0:r>
+            <ns0:bookmarkEnd ns0:id="12"/>
+          </ns0:p>
+          <ns0:p>
+            <ns0:pPr>
+              <ns0:pStyle ns0:val="Heading3"/>
+            </ns0:pPr>
+            <ns0:bookmarkStart ns0:id="13" ns0:name="questions-1-10"/>
+            <ns0:r>
+              <ns0:t xml:space="preserve">Questions 1-10</ns0:t>
+            </ns0:r>
+            <ns0:bookmarkEnd ns0:id="13"/>
+          </ns0:p>
+          <ns0:p>
+            <ns0:pPr>
+              <ns0:pStyle ns0:val="FirstParagraph"/>
+            </ns0:pPr>
+            <ns0:r>
+              <ns0:t xml:space="preserve">Complete the notes below.</ns0:t>
+            </ns0:r>
+          </ns0:p>
+          <ns0:p>
+            <ns0:pPr>
+              <ns0:pStyle ns0:val="BodyText"/>
+            </ns0:pPr>
+            <ns0:r>
+              <ns0:t xml:space="preserve">Write </ns0:t>
+            </ns0:r>
+            <ns0:r>
+              <ns0:rPr>
+                <ns0:b/>
+                <ns0:bCs/>
+              </ns0:rPr>
+              <ns0:t xml:space="preserve">ONE WORD AND/OR A NUMBER</ns0:t>
+            </ns0:r>
+            <ns0:r>
+              <ns0:t xml:space="preserve"> for each answer.</ns0:t>
+            </ns0:r>
+          </ns0:p>
+          <ns0:p>
+            <ns0:pPr>
+              <ns0:pStyle ns0:val="BodyText"/>
+            </ns0:pPr>
+            <ns0:r>
+              <ns0:rPr>
+                <ns0:b/>
+                <ns0:bCs/>
+              </ns0:rPr>
+              <ns0:t xml:space="preserve">Flanders Conference Hotel</ns0:t>
+            </ns0:r>
+          </ns0:p>
+          <ns0:p>
+            <ns0:pPr>
+              <ns0:pStyle ns0:val="BodyText"/>
+            </ns0:pPr>
+            <ns0:r>
+              <ns0:rPr>
+                <ns0:i/>
+                <ns0:iCs/>
+              </ns0:rPr>
+              <ns0:t xml:space="preserve">Example</ns0:t>
+            </ns0:r>
+          </ns0:p>
+          <ns0:p>
+            <ns0:pPr>
+              <ns0:pStyle ns0:val="BodyText"/>
+            </ns0:pPr>
+            <ns0:r>
+              <ns0:t xml:space="preserve">Customer Services Manager: …………</ns0:t>
+            </ns0:r>
+            <ns0:r>
+              <ns0:rPr>
+                <ns0:i/>
+                <ns0:iCs/>
+              </ns0:rPr>
+              <ns0:t xml:space="preserve">Angela………..</ns0:t>
+            </ns0:r>
+          </ns0:p>
+          <ns0:p>
+            <ns0:pPr>
+              <ns0:pStyle ns0:val="BodyText"/>
+            </ns0:pPr>
+            <ns0:r>
+              <ns0:rPr>
+                <ns0:b/>
+                <ns0:bCs/>
+              </ns0:rPr>
+              <ns0:t xml:space="preserve">Date available</ns0:t>
+            </ns0:r>
+          </ns0:p>
+          <ns0:p>
+            <ns0:pPr>
               <ns0:pStyle ns0:val="Compact"/>
-            </ns0:pPr>
-            <ns0:r>
-              <ns0:t xml:space="preserve">Introduce Giannetti’s book containing a </ns0:t>
-            </ns0:r>
-            <ns0:r>
-              <ns0:rPr>
-                <ns0:b/>
-                <ns0:bCs/>
-              </ns0:rPr>
-              <ns0:t xml:space="preserve">21</ns0:t>
-            </ns0:r>
-            <ns0:r>
-              <ns0:t xml:space="preserve">…………… of adaptations</ns0:t>
-            </ns0:r>
-          </ns0:p>
-        </ns0:tc>
-        <ns0:tc>
-          <ns0:tcPr/>
+              <ns0:numPr>
+                <ns0:ilvl ns0:val="0"/>
+                <ns0:numId ns0:val="1001"/>
+              </ns0:numPr>
+            </ns0:pPr>
+            <ns0:r>
+              <ns0:t xml:space="preserve">weekend beginning February 4th</ns0:t>
+            </ns0:r>
+          </ns0:p>
+          <ns0:p>
+            <ns0:pPr>
+              <ns0:pStyle ns0:val="FirstParagraph"/>
+            </ns0:pPr>
+            <ns0:r>
+              <ns0:rPr>
+                <ns0:b/>
+                <ns0:bCs/>
+              </ns0:rPr>
+              <ns0:t xml:space="preserve">Conference facilities</ns0:t>
+            </ns0:r>
+          </ns0:p>
           <ns0:p>
             <ns0:pPr>
               <ns0:pStyle ns0:val="Compact"/>
-            </ns0:pPr>
-            <ns0:r>
-              <ns0:t xml:space="preserve">Organise notes</ns0:t>
+              <ns0:numPr>
+                <ns0:ilvl ns0:val="0"/>
+                <ns0:numId ns0:val="1002"/>
+              </ns0:numPr>
+            </ns0:pPr>
+            <ns0:r>
+              <ns0:t xml:space="preserve">the </ns0:t>
+            </ns0:r>
+            <ns0:r>
+              <ns0:rPr>
+                <ns0:b/>
+                <ns0:bCs/>
+              </ns0:rPr>
+              <ns0:t xml:space="preserve">1</ns0:t>
+            </ns0:r>
+            <ns0:r>
+              <ns0:t xml:space="preserve"> …………………………. room for talks</ns0:t>
+            </ns0:r>
+          </ns0:p>
+          <ns0:p>
+            <ns0:pPr>
+              <ns0:pStyle ns0:val="FirstParagraph"/>
+            </ns0:pPr>
+            <ns0:r>
+              <ns0:t xml:space="preserve">      (projector and </ns0:t>
+            </ns0:r>
+            <ns0:r>
+              <ns0:rPr>
+                <ns0:b/>
+                <ns0:bCs/>
+              </ns0:rPr>
+              <ns0:t xml:space="preserve">2 </ns0:t>
+            </ns0:r>
+            <ns0:r>
+              <ns0:t xml:space="preserve">………………………….. available)</ns0:t>
+            </ns0:r>
+          </ns0:p>
+          <ns0:p>
+            <ns0:pPr>
+              <ns0:pStyle ns0:val="Compact"/>
+              <ns0:numPr>
+                <ns0:ilvl ns0:val="0"/>
+                <ns0:numId ns0:val="1003"/>
+              </ns0:numPr>
+            </ns0:pPr>
+            <ns0:r>
+              <ns0:t xml:space="preserve">area for coffee and an </ns0:t>
+            </ns0:r>
+            <ns0:r>
+              <ns0:rPr>
+                <ns0:b/>
+                <ns0:bCs/>
+              </ns0:rPr>
+              <ns0:t xml:space="preserve">3</ns0:t>
+            </ns0:r>
+            <ns0:r>
+              <ns0:t xml:space="preserve"> …………………………</ns0:t>
+            </ns0:r>
+          </ns0:p>
+          <ns0:p>
+            <ns0:pPr>
+              <ns0:pStyle ns0:val="Compact"/>
+              <ns0:numPr>
+                <ns0:ilvl ns0:val="0"/>
+                <ns0:numId ns0:val="1003"/>
+              </ns0:numPr>
+            </ns0:pPr>
+            <ns0:r>
+              <ns0:t xml:space="preserve">free </ns0:t>
+            </ns0:r>
+            <ns0:r>
+              <ns0:rPr>
+                <ns0:b/>
+                <ns0:bCs/>
+              </ns0:rPr>
+              <ns0:t xml:space="preserve">4</ns0:t>
+            </ns0:r>
+            <ns0:r>
+              <ns0:t xml:space="preserve"> …………………………… throughout</ns0:t>
+            </ns0:r>
+          </ns0:p>
+          <ns0:p>
+            <ns0:pPr>
+              <ns0:pStyle ns0:val="Compact"/>
+              <ns0:numPr>
+                <ns0:ilvl ns0:val="0"/>
+                <ns0:numId ns0:val="1003"/>
+              </ns0:numPr>
+            </ns0:pPr>
+            <ns0:r>
+              <ns0:t xml:space="preserve">a standard buffet lunch costs </ns0:t>
+            </ns0:r>
+            <ns0:r>
+              <ns0:rPr>
+                <ns0:b/>
+                <ns0:bCs/>
+              </ns0:rPr>
+              <ns0:t xml:space="preserve">5</ns0:t>
+            </ns0:r>
+            <ns0:r>
+              <ns0:t xml:space="preserve"> $ …………………………….. per head</ns0:t>
+            </ns0:r>
+          </ns0:p>
+          <ns0:p>
+            <ns0:pPr>
+              <ns0:pStyle ns0:val="FirstParagraph"/>
+            </ns0:pPr>
+            <ns0:r>
+              <ns0:rPr>
+                <ns0:b/>
+                <ns0:bCs/>
+              </ns0:rPr>
+              <ns0:t xml:space="preserve">Accommodation</ns0:t>
+            </ns0:r>
+          </ns0:p>
+          <ns0:p>
+            <ns0:pPr>
+              <ns0:pStyle ns0:val="Compact"/>
+              <ns0:numPr>
+                <ns0:ilvl ns0:val="0"/>
+                <ns0:numId ns0:val="1004"/>
+              </ns0:numPr>
+            </ns0:pPr>
+            <ns0:r>
+              <ns0:t xml:space="preserve">Rooms will cost </ns0:t>
+            </ns0:r>
+            <ns0:r>
+              <ns0:rPr>
+                <ns0:b/>
+                <ns0:bCs/>
+              </ns0:rPr>
+              <ns0:t xml:space="preserve">6</ns0:t>
+            </ns0:r>
+            <ns0:r>
+              <ns0:t xml:space="preserve"> $ ……………………………… including breakfast.</ns0:t>
+            </ns0:r>
+          </ns0:p>
+          <ns0:p>
+            <ns0:pPr>
+              <ns0:pStyle ns0:val="FirstParagraph"/>
+            </ns0:pPr>
+            <ns0:r>
+              <ns0:rPr>
+                <ns0:b/>
+                <ns0:bCs/>
+              </ns0:rPr>
+              <ns0:t xml:space="preserve">Other facilities</ns0:t>
+            </ns0:r>
+          </ns0:p>
+          <ns0:p>
+            <ns0:pPr>
+              <ns0:pStyle ns0:val="Compact"/>
+              <ns0:numPr>
+                <ns0:ilvl ns0:val="0"/>
+                <ns0:numId ns0:val="1005"/>
+              </ns0:numPr>
+            </ns0:pPr>
+            <ns0:r>
+              <ns0:t xml:space="preserve">The hotel also has a spa and rooftop </ns0:t>
+            </ns0:r>
+            <ns0:r>
+              <ns0:rPr>
+                <ns0:b/>
+                <ns0:bCs/>
+              </ns0:rPr>
+              <ns0:t xml:space="preserve">7</ns0:t>
+            </ns0:r>
+            <ns0:r>
+              <ns0:t xml:space="preserve"> ……………………………..</ns0:t>
+            </ns0:r>
+          </ns0:p>
+          <ns0:p>
+            <ns0:pPr>
+              <ns0:pStyle ns0:val="Compact"/>
+              <ns0:numPr>
+                <ns0:ilvl ns0:val="0"/>
+                <ns0:numId ns0:val="1005"/>
+              </ns0:numPr>
+            </ns0:pPr>
+            <ns0:r>
+              <ns0:t xml:space="preserve">There’s a free shuttle service to the </ns0:t>
+            </ns0:r>
+            <ns0:r>
+              <ns0:rPr>
+                <ns0:b/>
+                <ns0:bCs/>
+              </ns0:rPr>
+              <ns0:t xml:space="preserve">8</ns0:t>
+            </ns0:r>
+            <ns0:r>
+              <ns0:t xml:space="preserve"> ……………………………….</ns0:t>
+            </ns0:r>
+          </ns0:p>
+          <ns0:p>
+            <ns0:pPr>
+              <ns0:pStyle ns0:val="FirstParagraph"/>
+            </ns0:pPr>
+            <ns0:r>
+              <ns0:rPr>
+                <ns0:b/>
+                <ns0:bCs/>
+              </ns0:rPr>
+              <ns0:t xml:space="preserve">Location</ns0:t>
+            </ns0:r>
+          </ns0:p>
+          <ns0:p>
+            <ns0:pPr>
+              <ns0:pStyle ns0:val="Compact"/>
+              <ns0:numPr>
+                <ns0:ilvl ns0:val="0"/>
+                <ns0:numId ns0:val="1006"/>
+              </ns0:numPr>
+            </ns0:pPr>
+            <ns0:r>
+              <ns0:t xml:space="preserve">Wilby Street (quite near the </ns0:t>
+            </ns0:r>
+            <ns0:r>
+              <ns0:rPr>
+                <ns0:b/>
+                <ns0:bCs/>
+              </ns0:rPr>
+              <ns0:t xml:space="preserve">9</ns0:t>
+            </ns0:r>
+            <ns0:r>
+              <ns0:t xml:space="preserve"> …………………………)</ns0:t>
+            </ns0:r>
+          </ns0:p>
+          <ns0:p>
+            <ns0:pPr>
+              <ns0:pStyle ns0:val="Compact"/>
+              <ns0:numPr>
+                <ns0:ilvl ns0:val="0"/>
+                <ns0:numId ns0:val="1006"/>
+              </ns0:numPr>
+            </ns0:pPr>
+            <ns0:r>
+              <ns0:t xml:space="preserve">near to restaurants and many </ns0:t>
+            </ns0:r>
+            <ns0:r>
+              <ns0:rPr>
+                <ns0:b/>
+                <ns0:bCs/>
+              </ns0:rPr>
+              <ns0:t xml:space="preserve">10</ns0:t>
+            </ns0:r>
+            <ns0:r>
+              <ns0:t xml:space="preserve"> ……………………………..</ns0:t>
             </ns0:r>
           </ns0:p>
         </ns0:tc>
       </ns0:tr>
+    </ns0:tbl>
+    <ns0:p/>
+    <ns0:tbl>
+      <ns0:tblPr>
+        <ns0:tblStyle ns0:val="CDListeningSectionContainer"/>
+        <ns0:tblW ns0:type="auto" ns0:w="0"/>
+        <ns0:tblLook ns0:firstRow="0" ns0:lastRow="0" ns0:firstColumn="0" ns0:lastColumn="0" ns0:noHBand="0" ns0:noVBand="0" ns0:val="0000"/>
+      </ns0:tblPr>
+      <ns0:tblGrid>
+        <ns0:gridCol ns0:w="7920"/>
+      </ns0:tblGrid>
       <ns0:tr>
         <ns0:tc>
           <ns0:tcPr/>
           <ns0:p>
             <ns0:pPr>
+              <ns0:pStyle ns0:val="Heading1"/>
+            </ns0:pPr>
+            <ns0:bookmarkStart ns0:id="14" ns0:name="section-3-question-21-30"/>
+            <ns0:r>
+              <ns0:t xml:space="preserve">SECTION 3 Question 21 – 30</ns0:t>
+            </ns0:r>
+            <ns0:bookmarkEnd ns0:id="14"/>
+          </ns0:p>
+          <ns0:p>
+            <ns0:pPr>
+              <ns0:pStyle ns0:val="Heading3"/>
+            </ns0:pPr>
+            <ns0:bookmarkStart ns0:id="15" ns0:name="questions-21-24"/>
+            <ns0:r>
+              <ns0:t xml:space="preserve">Questions 21 – 24</ns0:t>
+            </ns0:r>
+            <ns0:bookmarkEnd ns0:id="15"/>
+          </ns0:p>
+          <ns0:p>
+            <ns0:pPr>
+              <ns0:pStyle ns0:val="FirstParagraph"/>
+            </ns0:pPr>
+            <ns0:r>
+              <ns0:t xml:space="preserve">Complete the table below.</ns0:t>
+            </ns0:r>
+          </ns0:p>
+          <ns0:p>
+            <ns0:pPr>
+              <ns0:pStyle ns0:val="BodyText"/>
+            </ns0:pPr>
+            <ns0:r>
+              <ns0:rPr>
+                <ns0:i/>
+                <ns0:iCs/>
+              </ns0:rPr>
+              <ns0:t xml:space="preserve">Write </ns0:t>
+            </ns0:r>
+            <ns0:r>
+              <ns0:rPr>
+                <ns0:b/>
+                <ns0:bCs/>
+                <ns0:i/>
+                <ns0:iCs/>
+              </ns0:rPr>
+              <ns0:t xml:space="preserve">ONE WORD ONLY</ns0:t>
+            </ns0:r>
+            <ns0:r>
+              <ns0:rPr>
+                <ns0:i/>
+                <ns0:iCs/>
+              </ns0:rPr>
+              <ns0:t xml:space="preserve"> for each answer.</ns0:t>
+            </ns0:r>
+          </ns0:p>
+          <ns0:p>
+            <ns0:pPr>
+              <ns0:pStyle ns0:val="BodyText"/>
+            </ns0:pPr>
+            <ns0:r>
+              <ns0:rPr>
+                <ns0:b/>
+                <ns0:bCs/>
+              </ns0:rPr>
+              <ns0:t xml:space="preserve">Presentation of film adaptations of Shakespeare’s plays</ns0:t>
+            </ns0:r>
+          </ns0:p>
+          <ns0:tbl>
+            <ns0:tblPr>
+              <ns0:tblStyle ns0:val="CDVocabTable"/>
+              <ns0:tblW ns0:type="dxa" ns0:w="9732"/>
+              <ns0:tblLayout ns0:type="autofit"/>
+              <ns0:tblLook ns0:firstRow="1" ns0:lastRow="0" ns0:firstColumn="0" ns0:lastColumn="0" ns0:noHBand="0" ns0:noVBand="0" ns0:val="0020"/>
+              <ns0:tblInd ns0:type="dxa" ns0:w="240"/>
+            </ns0:tblPr>
+            <ns0:tblGrid>
+              <ns0:gridCol ns0:w="4866"/>
+              <ns0:gridCol ns0:w="4866"/>
+            </ns0:tblGrid>
+            <ns0:tr>
+              <ns0:trPr>
+                <ns0:tblHeader ns0:val="on"/>
+              </ns0:trPr>
+              <ns0:tc>
+                <ns0:tcPr/>
+                <ns0:p>
+                  <ns0:pPr>
+                    <ns0:pStyle ns0:val="Compact"/>
+                  </ns0:pPr>
+                  <ns0:r>
+                    <ns0:t xml:space="preserve">Stages of presentation</ns0:t>
+                  </ns0:r>
+                </ns0:p>
+              </ns0:tc>
+              <ns0:tc>
+                <ns0:tcPr/>
+                <ns0:p>
+                  <ns0:pPr>
+                    <ns0:pStyle ns0:val="Compact"/>
+                  </ns0:pPr>
+                  <ns0:r>
+                    <ns0:t xml:space="preserve">Work still to be done</ns0:t>
+                  </ns0:r>
+                </ns0:p>
+              </ns0:tc>
+            </ns0:tr>
+            <ns0:tr>
+              <ns0:tc>
+                <ns0:tcPr/>
+                <ns0:p>
+                  <ns0:pPr>
+                    <ns0:pStyle ns0:val="Compact"/>
+                  </ns0:pPr>
+                  <ns0:r>
+                    <ns0:t xml:space="preserve">Introduce Giannetti’s book containing a </ns0:t>
+                  </ns0:r>
+                  <ns0:r>
+                    <ns0:rPr>
+                      <ns0:b/>
+                      <ns0:bCs/>
+                    </ns0:rPr>
+                    <ns0:t xml:space="preserve">21</ns0:t>
+                  </ns0:r>
+                  <ns0:r>
+                    <ns0:t xml:space="preserve">…………… of adaptations</ns0:t>
+                  </ns0:r>
+                </ns0:p>
+              </ns0:tc>
+              <ns0:tc>
+                <ns0:tcPr/>
+                <ns0:p>
+                  <ns0:pPr>
+                    <ns0:pStyle ns0:val="Compact"/>
+                  </ns0:pPr>
+                  <ns0:r>
+                    <ns0:t xml:space="preserve">Organise notes</ns0:t>
+                  </ns0:r>
+                </ns0:p>
+              </ns0:tc>
+            </ns0:tr>
+            <ns0:tr>
+              <ns0:tc>
+                <ns0:tcPr/>
+                <ns0:p>
+                  <ns0:pPr>
+                    <ns0:pStyle ns0:val="Compact"/>
+                  </ns0:pPr>
+                  <ns0:r>
+                    <ns0:t xml:space="preserve">Ask class to suggest the </ns0:t>
+                  </ns0:r>
+                  <ns0:r>
+                    <ns0:rPr>
+                      <ns0:b/>
+                      <ns0:bCs/>
+                    </ns0:rPr>
+                    <ns0:t xml:space="preserve">22</ns0:t>
+                  </ns0:r>
+                  <ns0:r>
+                    <ns0:t xml:space="preserve">……………. adaptations</ns0:t>
+                  </ns0:r>
+                </ns0:p>
+              </ns0:tc>
+              <ns0:tc>
+                <ns0:tcPr/>
+                <ns0:p>
+                  <ns0:pPr>
+                    <ns0:pStyle ns0:val="Compact"/>
+                  </ns0:pPr>
+                  <ns0:r>
+                    <ns0:t xml:space="preserve">No further work needed</ns0:t>
+                  </ns0:r>
+                </ns0:p>
+              </ns0:tc>
+            </ns0:tr>
+            <ns0:tr>
+              <ns0:tc>
+                <ns0:tcPr/>
+                <ns0:p>
+                  <ns0:pPr>
+                    <ns0:pStyle ns0:val="Compact"/>
+                  </ns0:pPr>
+                  <ns0:r>
+                    <ns0:t xml:space="preserve">Present Rachel Malchow’s ideas</ns0:t>
+                  </ns0:r>
+                </ns0:p>
+              </ns0:tc>
+              <ns0:tc>
+                <ns0:tcPr/>
+                <ns0:p>
+                  <ns0:pPr>
+                    <ns0:pStyle ns0:val="Compact"/>
+                  </ns0:pPr>
+                  <ns0:r>
+                    <ns0:t xml:space="preserve">Prepare some </ns0:t>
+                  </ns0:r>
+                  <ns0:r>
+                    <ns0:rPr>
+                      <ns0:b/>
+                      <ns0:bCs/>
+                    </ns0:rPr>
+                    <ns0:t xml:space="preserve">23</ns0:t>
+                  </ns0:r>
+                  <ns0:r>
+                    <ns0:t xml:space="preserve">……………</ns0:t>
+                  </ns0:r>
+                </ns0:p>
+              </ns0:tc>
+            </ns0:tr>
+            <ns0:tr>
+              <ns0:tc>
+                <ns0:tcPr/>
+                <ns0:p>
+                  <ns0:pPr>
+                    <ns0:pStyle ns0:val="Compact"/>
+                  </ns0:pPr>
+                  <ns0:r>
+                    <ns0:t xml:space="preserve">Discuss relationship between adaptations and </ns0:t>
+                  </ns0:r>
+                  <ns0:r>
+                    <ns0:rPr>
+                      <ns0:b/>
+                      <ns0:bCs/>
+                    </ns0:rPr>
+                    <ns0:t xml:space="preserve">24</ns0:t>
+                  </ns0:r>
+                  <ns0:r>
+                    <ns0:t xml:space="preserve">………….. at the time of making the film</ns0:t>
+                  </ns0:r>
+                </ns0:p>
+              </ns0:tc>
+              <ns0:tc>
+                <ns0:tcPr/>
+                <ns0:p>
+                  <ns0:pPr>
+                    <ns0:pStyle ns0:val="Compact"/>
+                  </ns0:pPr>
+                  <ns0:r>
+                    <ns0:t xml:space="preserve">No further work needed</ns0:t>
+                  </ns0:r>
+                </ns0:p>
+              </ns0:tc>
+            </ns0:tr>
+          </ns0:tbl>
+          <ns0:p>
+            <ns0:pPr>
+              <ns0:pStyle ns0:val="Heading3"/>
+            </ns0:pPr>
+            <ns0:bookmarkStart ns0:id="16" ns0:name="questions-25-30"/>
+            <ns0:r>
+              <ns0:t xml:space="preserve">Questions 25 – 30</ns0:t>
+            </ns0:r>
+            <ns0:bookmarkEnd ns0:id="16"/>
+          </ns0:p>
+          <ns0:p>
+            <ns0:pPr>
+              <ns0:pStyle ns0:val="FirstParagraph"/>
+            </ns0:pPr>
+            <ns0:r>
+              <ns0:t xml:space="preserve">What do the speakers say about each of the following films?</ns0:t>
+            </ns0:r>
+          </ns0:p>
+          <ns0:p>
+            <ns0:pPr>
+              <ns0:pStyle ns0:val="BodyText"/>
+            </ns0:pPr>
+            <ns0:r>
+              <ns0:rPr>
+                <ns0:i/>
+                <ns0:iCs/>
+              </ns0:rPr>
+              <ns0:t xml:space="preserve">Choose </ns0:t>
+            </ns0:r>
+            <ns0:r>
+              <ns0:rPr>
+                <ns0:b/>
+                <ns0:bCs/>
+                <ns0:i/>
+                <ns0:iCs/>
+              </ns0:rPr>
+              <ns0:t xml:space="preserve">SIX</ns0:t>
+            </ns0:r>
+            <ns0:r>
+              <ns0:rPr>
+                <ns0:i/>
+                <ns0:iCs/>
+              </ns0:rPr>
+              <ns0:t xml:space="preserve"> answers from the box and write the correct letter, </ns0:t>
+            </ns0:r>
+            <ns0:r>
+              <ns0:rPr>
+                <ns0:b/>
+                <ns0:bCs/>
+                <ns0:i/>
+                <ns0:iCs/>
+              </ns0:rPr>
+              <ns0:t xml:space="preserve">A-G</ns0:t>
+            </ns0:r>
+            <ns0:r>
+              <ns0:rPr>
+                <ns0:i/>
+                <ns0:iCs/>
+              </ns0:rPr>
+              <ns0:t xml:space="preserve">, next to questions 25-30.</ns0:t>
+            </ns0:r>
+          </ns0:p>
+          <ns0:p>
+            <ns0:pPr>
+              <ns0:pStyle ns0:val="BodyText"/>
+            </ns0:pPr>
+            <ns0:r>
+              <ns0:rPr>
+                <ns0:b/>
+                <ns0:bCs/>
+              </ns0:rPr>
+              <ns0:t xml:space="preserve">Comments</ns0:t>
+            </ns0:r>
+          </ns0:p>
+          <ns0:p>
+            <ns0:pPr>
+              <ns0:pStyle ns0:val="BodyText"/>
+            </ns0:pPr>
+            <ns0:r>
+              <ns0:rPr>
+                <ns0:b/>
+                <ns0:bCs/>
+              </ns0:rPr>
+              <ns0:t xml:space="preserve">A</ns0:t>
+            </ns0:r>
+            <ns0:r>
+              <ns0:t xml:space="preserve">     clearly shows the historical period</ns0:t>
+            </ns0:r>
+          </ns0:p>
+          <ns0:p>
+            <ns0:pPr>
+              <ns0:pStyle ns0:val="BodyText"/>
+            </ns0:pPr>
+            <ns0:r>
+              <ns0:rPr>
+                <ns0:b/>
+                <ns0:bCs/>
+              </ns0:rPr>
+              <ns0:t xml:space="preserve">B</ns0:t>
+            </ns0:r>
+            <ns0:r>
+              <ns0:t xml:space="preserve">     contains only parts of the play</ns0:t>
+            </ns0:r>
+          </ns0:p>
+          <ns0:p>
+            <ns0:pPr>
+              <ns0:pStyle ns0:val="BodyText"/>
+            </ns0:pPr>
+            <ns0:r>
+              <ns0:rPr>
+                <ns0:b/>
+                <ns0:bCs/>
+              </ns0:rPr>
+              <ns0:t xml:space="preserve">C</ns0:t>
+            </ns0:r>
+            <ns0:r>
+              <ns0:t xml:space="preserve">     is too similar to another kind of film</ns0:t>
+            </ns0:r>
+          </ns0:p>
+          <ns0:p>
+            <ns0:pPr>
+              <ns0:pStyle ns0:val="BodyText"/>
+            </ns0:pPr>
+            <ns0:r>
+              <ns0:rPr>
+                <ns0:b/>
+                <ns0:bCs/>
+              </ns0:rPr>
+              <ns0:t xml:space="preserve">D</ns0:t>
+            </ns0:r>
+            <ns0:r>
+              <ns0:t xml:space="preserve">     turned out to be unpopular with audiences</ns0:t>
+            </ns0:r>
+          </ns0:p>
+          <ns0:p>
+            <ns0:pPr>
+              <ns0:pStyle ns0:val="BodyText"/>
+            </ns0:pPr>
+            <ns0:r>
+              <ns0:rPr>
+                <ns0:b/>
+                <ns0:bCs/>
+              </ns0:rPr>
+              <ns0:t xml:space="preserve">E</ns0:t>
+            </ns0:r>
+            <ns0:r>
+              <ns0:t xml:space="preserve">     presents the play in a different period from the original</ns0:t>
+            </ns0:r>
+          </ns0:p>
+          <ns0:p>
+            <ns0:pPr>
+              <ns0:pStyle ns0:val="BodyText"/>
+            </ns0:pPr>
+            <ns0:r>
+              <ns0:rPr>
+                <ns0:b/>
+                <ns0:bCs/>
+              </ns0:rPr>
+              <ns0:t xml:space="preserve">F</ns0:t>
+            </ns0:r>
+            <ns0:r>
+              <ns0:t xml:space="preserve">     sets the original in a different country</ns0:t>
+            </ns0:r>
+          </ns0:p>
+          <ns0:p>
+            <ns0:pPr>
+              <ns0:pStyle ns0:val="BodyText"/>
+            </ns0:pPr>
+            <ns0:r>
+              <ns0:rPr>
+                <ns0:b/>
+                <ns0:bCs/>
+              </ns0:rPr>
+              <ns0:t xml:space="preserve">G</ns0:t>
+            </ns0:r>
+            <ns0:r>
+              <ns0:t xml:space="preserve">     incorporates a variety of art forms</ns0:t>
+            </ns0:r>
+          </ns0:p>
+          <ns0:p>
+            <ns0:pPr>
+              <ns0:pStyle ns0:val="BodyText"/>
+            </ns0:pPr>
+            <ns0:r>
+              <ns0:rPr>
+                <ns0:b/>
+                <ns0:bCs/>
+              </ns0:rPr>
+              <ns0:t xml:space="preserve">Films</ns0:t>
+            </ns0:r>
+          </ns0:p>
+          <ns0:p>
+            <ns0:pPr>
+              <ns0:pStyle ns0:val="BodyText"/>
+            </ns0:pPr>
+            <ns0:r>
+              <ns0:rPr>
+                <ns0:b/>
+                <ns0:bCs/>
+              </ns0:rPr>
+              <ns0:t xml:space="preserve">25</ns0:t>
+            </ns0:r>
+            <ns0:r>
+              <ns0:t xml:space="preserve">   </ns0:t>
+            </ns0:r>
+            <ns0:r>
+              <ns0:rPr>
+                <ns0:i/>
+                <ns0:iCs/>
+              </ns0:rPr>
+              <ns0:t xml:space="preserve">Ran</ns0:t>
+            </ns0:r>
+            <ns0:r>
+              <ns0:t xml:space="preserve">                                             ……………</ns0:t>
+            </ns0:r>
+          </ns0:p>
+          <ns0:p>
+            <ns0:pPr>
+              <ns0:pStyle ns0:val="BodyText"/>
+            </ns0:pPr>
+            <ns0:r>
+              <ns0:rPr>
+                <ns0:b/>
+                <ns0:bCs/>
+              </ns0:rPr>
+              <ns0:t xml:space="preserve">26</ns0:t>
+            </ns0:r>
+            <ns0:r>
+              <ns0:t xml:space="preserve">   </ns0:t>
+            </ns0:r>
+            <ns0:r>
+              <ns0:rPr>
+                <ns0:i/>
+                <ns0:iCs/>
+              </ns0:rPr>
+              <ns0:t xml:space="preserve">Much Ado About Nothing</ns0:t>
+            </ns0:r>
+            <ns0:r>
+              <ns0:t xml:space="preserve">      ……………</ns0:t>
+            </ns0:r>
+          </ns0:p>
+          <ns0:p>
+            <ns0:pPr>
+              <ns0:pStyle ns0:val="BodyText"/>
+            </ns0:pPr>
+            <ns0:r>
+              <ns0:rPr>
+                <ns0:b/>
+                <ns0:bCs/>
+              </ns0:rPr>
+              <ns0:t xml:space="preserve">27</ns0:t>
+            </ns0:r>
+            <ns0:r>
+              <ns0:t xml:space="preserve">   </ns0:t>
+            </ns0:r>
+            <ns0:r>
+              <ns0:rPr>
+                <ns0:i/>
+                <ns0:iCs/>
+              </ns0:rPr>
+              <ns0:t xml:space="preserve">Romeo &amp; Juliet</ns0:t>
+            </ns0:r>
+            <ns0:r>
+              <ns0:t xml:space="preserve">                         ……………</ns0:t>
+            </ns0:r>
+          </ns0:p>
+          <ns0:p>
+            <ns0:pPr>
+              <ns0:pStyle ns0:val="BodyText"/>
+            </ns0:pPr>
+            <ns0:r>
+              <ns0:rPr>
+                <ns0:b/>
+                <ns0:bCs/>
+              </ns0:rPr>
+              <ns0:t xml:space="preserve">28</ns0:t>
+            </ns0:r>
+            <ns0:r>
+              <ns0:t xml:space="preserve">   </ns0:t>
+            </ns0:r>
+            <ns0:r>
+              <ns0:rPr>
+                <ns0:i/>
+                <ns0:iCs/>
+              </ns0:rPr>
+              <ns0:t xml:space="preserve">Hamlet</ns0:t>
+            </ns0:r>
+            <ns0:r>
+              <ns0:t xml:space="preserve">                                       ……………</ns0:t>
+            </ns0:r>
+          </ns0:p>
+          <ns0:p>
+            <ns0:pPr>
+              <ns0:pStyle ns0:val="BodyText"/>
+            </ns0:pPr>
+            <ns0:r>
+              <ns0:rPr>
+                <ns0:b/>
+                <ns0:bCs/>
+              </ns0:rPr>
+              <ns0:t xml:space="preserve">29</ns0:t>
+            </ns0:r>
+            <ns0:r>
+              <ns0:t xml:space="preserve">   </ns0:t>
+            </ns0:r>
+            <ns0:r>
+              <ns0:rPr>
+                <ns0:i/>
+                <ns0:iCs/>
+              </ns0:rPr>
+              <ns0:t xml:space="preserve">Prospero’s Books</ns0:t>
+            </ns0:r>
+            <ns0:r>
+              <ns0:t xml:space="preserve">                     ……………</ns0:t>
+            </ns0:r>
+          </ns0:p>
+          <ns0:p>
+            <ns0:pPr>
+              <ns0:pStyle ns0:val="BodyText"/>
+            </ns0:pPr>
+            <ns0:r>
+              <ns0:rPr>
+                <ns0:b/>
+                <ns0:bCs/>
+              </ns0:rPr>
+              <ns0:t xml:space="preserve">30</ns0:t>
+            </ns0:r>
+            <ns0:r>
+              <ns0:t xml:space="preserve">   </ns0:t>
+            </ns0:r>
+            <ns0:r>
+              <ns0:rPr>
+                <ns0:i/>
+                <ns0:iCs/>
+              </ns0:rPr>
+              <ns0:t xml:space="preserve">Looking for Richard</ns0:t>
+            </ns0:r>
+            <ns0:r>
+              <ns0:t xml:space="preserve">                 ……………</ns0:t>
+            </ns0:r>
+          </ns0:p>
+          <ns0:p>
+            <ns0:pPr>
+              <ns0:pStyle ns0:val="BodyText"/>
+            </ns0:pPr>
+            <ns0:r>
+              <ns0:t xml:space="preserve">Phần 1: Section 1</ns0:t>
+            </ns0:r>
+          </ns0:p>
+          <ns0:p>
+            <ns0:pPr>
+              <ns0:pStyle ns0:val="Heading3"/>
+            </ns0:pPr>
+            <ns0:bookmarkStart ns0:id="17" ns0:name="Xf5a11d5a960ae81169d0a782110c17330bc1e94"/>
+            <ns0:r>
+              <ns0:rPr>
+                <ns0:b/>
+                <ns0:bCs/>
+                <ns0:i/>
+                <ns0:iCs/>
+              </ns0:rPr>
+              <ns0:t xml:space="preserve">1. Hướng dẫn cách làm bài:</ns0:t>
+            </ns0:r>
+            <ns0:r>
+              <ns0:t xml:space="preserve"> </ns0:t>
+            </ns0:r>
+            <ns0:r>
+              <ns0:t xml:space="preserve">Section 1 thường là một cuộc hội thoại giữa hai người trong một bối cảnh đời thường (Ở bài này, nội dung xoay quanh việc đặt phòng cho hội nghị ở khách sạn).</ns0:t>
+            </ns0:r>
+            <ns0:bookmarkEnd ns0:id="17"/>
+          </ns0:p>
+          <ns0:p>
+            <ns0:pPr>
+              <ns0:pStyle ns0:val="FirstParagraph"/>
+            </ns0:pPr>
+            <ns0:r>
+              <ns0:rPr>
+                <ns0:b/>
+                <ns0:bCs/>
+              </ns0:rPr>
+              <ns0:t xml:space="preserve">Bước 1 - Đọc kỹ yêu cầu về số từ cần điền:</ns0:t>
+            </ns0:r>
+            <ns0:r>
+              <ns0:t xml:space="preserve"> </ns0:t>
+            </ns0:r>
+            <ns0:r>
+              <ns0:t xml:space="preserve">Chú ý đến</ns0:t>
+            </ns0:r>
+            <ns0:r>
+              <ns0:t xml:space="preserve"> </ns0:t>
+            </ns0:r>
+            <ns0:r>
+              <ns0:rPr>
+                <ns0:b/>
+                <ns0:bCs/>
+                <ns0:i/>
+                <ns0:iCs/>
+              </ns0:rPr>
+              <ns0:t xml:space="preserve">giới hạn từ cho phép</ns0:t>
+            </ns0:r>
+            <ns0:r>
+              <ns0:t xml:space="preserve">, Đề bài ghi:</ns0:t>
+            </ns0:r>
+            <ns0:r>
+              <ns0:t xml:space="preserve"> </ns0:t>
+            </ns0:r>
+            <ns0:r>
+              <ns0:t xml:space="preserve">“</ns0:t>
+            </ns0:r>
+            <ns0:r>
+              <ns0:rPr>
+                <ns0:b/>
+                <ns0:bCs/>
+                <ns0:i/>
+                <ns0:iCs/>
+              </ns0:rPr>
+              <ns0:t xml:space="preserve">Write</ns0:t>
+            </ns0:r>
+            <ns0:r>
+              <ns0:t xml:space="preserve"> </ns0:t>
+            </ns0:r>
+            <ns0:r>
+              <ns0:rPr>
+                <ns0:b/>
+                <ns0:bCs/>
+              </ns0:rPr>
+              <ns0:t xml:space="preserve">ONE WORD AND/OR A NUMBER</ns0:t>
+            </ns0:r>
+            <ns0:r>
+              <ns0:t xml:space="preserve"> </ns0:t>
+            </ns0:r>
+            <ns0:r>
+              <ns0:rPr>
+                <ns0:b/>
+                <ns0:bCs/>
+                <ns0:i/>
+                <ns0:iCs/>
+              </ns0:rPr>
+              <ns0:t xml:space="preserve">for each answer</ns0:t>
+            </ns0:r>
+            <ns0:r>
+              <ns0:t xml:space="preserve">”</ns0:t>
+            </ns0:r>
+            <ns0:r>
+              <ns0:t xml:space="preserve"> </ns0:t>
+            </ns0:r>
+            <ns0:r>
+              <ns0:t xml:space="preserve">→ Mỗi chỗ trống</ns0:t>
+            </ns0:r>
+            <ns0:r>
+              <ns0:t xml:space="preserve"> </ns0:t>
+            </ns0:r>
+            <ns0:r>
+              <ns0:rPr>
+                <ns0:b/>
+                <ns0:bCs/>
+                <ns0:i/>
+                <ns0:iCs/>
+              </ns0:rPr>
+              <ns0:t xml:space="preserve">chỉ được phép viết tối đa 1 từ</ns0:t>
+            </ns0:r>
+            <ns0:r>
+              <ns0:t xml:space="preserve"> </ns0:t>
+            </ns0:r>
+            <ns0:r>
+              <ns0:rPr>
+                <ns0:b/>
+                <ns0:bCs/>
+                <ns0:i/>
+                <ns0:iCs/>
+              </ns0:rPr>
+              <ns0:t xml:space="preserve">(word)</ns0:t>
+            </ns0:r>
+            <ns0:r>
+              <ns0:t xml:space="preserve"> </ns0:t>
+            </ns0:r>
+            <ns0:r>
+              <ns0:t xml:space="preserve">và/</ns0:t>
+            </ns0:r>
+            <ns0:r>
+              <ns0:rPr>
+                <ns0:b/>
+                <ns0:bCs/>
+                <ns0:i/>
+                <ns0:iCs/>
+              </ns0:rPr>
+              <ns0:t xml:space="preserve">hoặc 1 số</ns0:t>
+            </ns0:r>
+            <ns0:r>
+              <ns0:t xml:space="preserve"> </ns0:t>
+            </ns0:r>
+            <ns0:r>
+              <ns0:rPr>
+                <ns0:b/>
+                <ns0:bCs/>
+                <ns0:i/>
+                <ns0:iCs/>
+              </ns0:rPr>
+              <ns0:t xml:space="preserve">(number)</ns0:t>
+            </ns0:r>
+            <ns0:r>
+              <ns0:t xml:space="preserve">. Có thể là: 1 từ, 1 số, hoặc kết hợp</ns0:t>
+            </ns0:r>
+            <ns0:r>
+              <ns0:t xml:space="preserve"> </ns0:t>
+            </ns0:r>
+            <ns0:r>
+              <ns0:t xml:space="preserve">“1 từ + 1 số”</ns0:t>
+            </ns0:r>
+            <ns0:r>
+              <ns0:t xml:space="preserve"> </ns0:t>
+            </ns0:r>
+            <ns0:r>
+              <ns0:t xml:space="preserve">(ví dụ: 5A, A2…), nhưng không được viết 2 từ trở lên. Viết dư số từ là mất điểm, dù đáp án đúng ý.</ns0:t>
+            </ns0:r>
+          </ns0:p>
+          <ns0:p>
+            <ns0:pPr>
+              <ns0:pStyle ns0:val="BodyText"/>
+            </ns0:pPr>
+            <ns0:r>
+              <ns0:rPr>
+                <ns0:b/>
+                <ns0:bCs/>
+              </ns0:rPr>
+              <ns0:t xml:space="preserve">Bước 2 - Phân tích bài và dự đoán thông tin:</ns0:t>
+            </ns0:r>
+            <ns0:r>
+              <ns0:t xml:space="preserve"> </ns0:t>
+            </ns0:r>
+            <ns0:r>
+              <ns0:t xml:space="preserve">Trước khi nghe, hãy</ns0:t>
+            </ns0:r>
+            <ns0:r>
+              <ns0:t xml:space="preserve"> </ns0:t>
+            </ns0:r>
+            <ns0:r>
+              <ns0:rPr>
+                <ns0:b/>
+                <ns0:bCs/>
+                <ns0:i/>
+                <ns0:iCs/>
+              </ns0:rPr>
+              <ns0:t xml:space="preserve">đọc lướt qua toàn bộ form để hiểu ngữ cảnh</ns0:t>
+            </ns0:r>
+            <ns0:r>
+              <ns0:t xml:space="preserve">. Sau đó, phân tích từng chỗ trống để dự đoán loại thông tin cần điền:</ns0:t>
+            </ns0:r>
+          </ns0:p>
+          <ns0:p>
+            <ns0:pPr>
               <ns0:pStyle ns0:val="Compact"/>
-            </ns0:pPr>
-            <ns0:r>
-              <ns0:t xml:space="preserve">Ask class to suggest the </ns0:t>
-            </ns0:r>
-            <ns0:r>
-              <ns0:rPr>
-                <ns0:b/>
-                <ns0:bCs/>
-              </ns0:rPr>
-              <ns0:t xml:space="preserve">22</ns0:t>
-            </ns0:r>
-            <ns0:r>
-              <ns0:t xml:space="preserve">……………. adaptations</ns0:t>
-            </ns0:r>
-          </ns0:p>
-        </ns0:tc>
-        <ns0:tc>
-          <ns0:tcPr/>
+              <ns0:numPr>
+                <ns0:ilvl ns0:val="0"/>
+                <ns0:numId ns0:val="1007"/>
+              </ns0:numPr>
+            </ns0:pPr>
+            <ns0:r>
+              <ns0:rPr>
+                <ns0:b/>
+                <ns0:bCs/>
+              </ns0:rPr>
+              <ns0:t xml:space="preserve">Câu 1:</ns0:t>
+            </ns0:r>
+            <ns0:r>
+              <ns0:t xml:space="preserve"> </ns0:t>
+            </ns0:r>
+            <ns0:r>
+              <ns0:t xml:space="preserve">Tên riêng của một phòng (thường viết hoa).</ns0:t>
+            </ns0:r>
+          </ns0:p>
           <ns0:p>
             <ns0:pPr>
               <ns0:pStyle ns0:val="Compact"/>
-            </ns0:pPr>
-            <ns0:r>
-              <ns0:t xml:space="preserve">No further work needed</ns0:t>
-            </ns0:r>
-          </ns0:p>
-        </ns0:tc>
-      </ns0:tr>
-      <ns0:tr>
-        <ns0:tc>
-          <ns0:tcPr/>
+              <ns0:numPr>
+                <ns0:ilvl ns0:val="0"/>
+                <ns0:numId ns0:val="1007"/>
+              </ns0:numPr>
+            </ns0:pPr>
+            <ns0:r>
+              <ns0:rPr>
+                <ns0:b/>
+                <ns0:bCs/>
+              </ns0:rPr>
+              <ns0:t xml:space="preserve">Câu 2:</ns0:t>
+            </ns0:r>
+            <ns0:r>
+              <ns0:t xml:space="preserve"> </ns0:t>
+            </ns0:r>
+            <ns0:r>
+              <ns0:t xml:space="preserve">Một thiết bị văn phòng/hội thảo (đi kèm với máy chiếu).</ns0:t>
+            </ns0:r>
+          </ns0:p>
           <ns0:p>
             <ns0:pPr>
               <ns0:pStyle ns0:val="Compact"/>
-            </ns0:pPr>
-            <ns0:r>
-              <ns0:t xml:space="preserve">Present Rachel Malchow’s ideas</ns0:t>
-            </ns0:r>
-          </ns0:p>
-        </ns0:tc>
-        <ns0:tc>
-          <ns0:tcPr/>
+              <ns0:numPr>
+                <ns0:ilvl ns0:val="0"/>
+                <ns0:numId ns0:val="1007"/>
+              </ns0:numPr>
+            </ns0:pPr>
+            <ns0:r>
+              <ns0:rPr>
+                <ns0:b/>
+                <ns0:bCs/>
+              </ns0:rPr>
+              <ns0:t xml:space="preserve">Câu 3:</ns0:t>
+            </ns0:r>
+            <ns0:r>
+              <ns0:t xml:space="preserve"> </ns0:t>
+            </ns0:r>
+            <ns0:r>
+              <ns0:t xml:space="preserve">Một khu vực hoặc sự kiện (ví dụ:</ns0:t>
+            </ns0:r>
+            <ns0:r>
+              <ns0:t xml:space="preserve"> </ns0:t>
+            </ns0:r>
+            <ns0:r>
+              <ns0:rPr>
+                <ns0:i/>
+                <ns0:iCs/>
+              </ns0:rPr>
+              <ns0:t xml:space="preserve">exhibition, entrance</ns0:t>
+            </ns0:r>
+            <ns0:r>
+              <ns0:t xml:space="preserve">).</ns0:t>
+            </ns0:r>
+          </ns0:p>
           <ns0:p>
             <ns0:pPr>
               <ns0:pStyle ns0:val="Compact"/>
-            </ns0:pPr>
-            <ns0:r>
-              <ns0:t xml:space="preserve">Prepare some </ns0:t>
-            </ns0:r>
-            <ns0:r>
-              <ns0:rPr>
-                <ns0:b/>
-                <ns0:bCs/>
-              </ns0:rPr>
-              <ns0:t xml:space="preserve">23</ns0:t>
-            </ns0:r>
-            <ns0:r>
-              <ns0:t xml:space="preserve">……………</ns0:t>
-            </ns0:r>
-          </ns0:p>
-        </ns0:tc>
-      </ns0:tr>
-      <ns0:tr>
-        <ns0:tc>
-          <ns0:tcPr/>
+              <ns0:numPr>
+                <ns0:ilvl ns0:val="0"/>
+                <ns0:numId ns0:val="1007"/>
+              </ns0:numPr>
+            </ns0:pPr>
+            <ns0:r>
+              <ns0:rPr>
+                <ns0:b/>
+                <ns0:bCs/>
+              </ns0:rPr>
+              <ns0:t xml:space="preserve">Câu 4:</ns0:t>
+            </ns0:r>
+            <ns0:r>
+              <ns0:t xml:space="preserve"> </ns0:t>
+            </ns0:r>
+            <ns0:r>
+              <ns0:t xml:space="preserve">Một dịch vụ miễn phí (khả năng cao là</ns0:t>
+            </ns0:r>
+            <ns0:r>
+              <ns0:t xml:space="preserve"> </ns0:t>
+            </ns0:r>
+            <ns0:r>
+              <ns0:rPr>
+                <ns0:i/>
+                <ns0:iCs/>
+              </ns0:rPr>
+              <ns0:t xml:space="preserve">Wi-Fi</ns0:t>
+            </ns0:r>
+            <ns0:r>
+              <ns0:t xml:space="preserve">).</ns0:t>
+            </ns0:r>
+          </ns0:p>
           <ns0:p>
             <ns0:pPr>
               <ns0:pStyle ns0:val="Compact"/>
-            </ns0:pPr>
-            <ns0:r>
-              <ns0:t xml:space="preserve">Discuss relationship between adaptations and </ns0:t>
-            </ns0:r>
-            <ns0:r>
-              <ns0:rPr>
-                <ns0:b/>
-                <ns0:bCs/>
-              </ns0:rPr>
-              <ns0:t xml:space="preserve">24</ns0:t>
-            </ns0:r>
-            <ns0:r>
-              <ns0:t xml:space="preserve">………….. at the time of making the film</ns0:t>
-            </ns0:r>
-          </ns0:p>
-        </ns0:tc>
-        <ns0:tc>
-          <ns0:tcPr/>
+              <ns0:numPr>
+                <ns0:ilvl ns0:val="0"/>
+                <ns0:numId ns0:val="1007"/>
+              </ns0:numPr>
+            </ns0:pPr>
+            <ns0:r>
+              <ns0:rPr>
+                <ns0:b/>
+                <ns0:bCs/>
+              </ns0:rPr>
+              <ns0:t xml:space="preserve">Câu 5 &amp; 6:</ns0:t>
+            </ns0:r>
+            <ns0:r>
+              <ns0:t xml:space="preserve"> </ns0:t>
+            </ns0:r>
+            <ns0:r>
+              <ns0:t xml:space="preserve">Con số (giá tiền). Lưu ý nghe kỹ sự khác biệt giữa các đuôi</ns0:t>
+            </ns0:r>
+            <ns0:r>
+              <ns0:t xml:space="preserve"> </ns0:t>
+            </ns0:r>
+            <ns0:r>
+              <ns0:rPr>
+                <ns0:i/>
+                <ns0:iCs/>
+              </ns0:rPr>
+              <ns0:t xml:space="preserve">-ty</ns0:t>
+            </ns0:r>
+            <ns0:r>
+              <ns0:t xml:space="preserve"> </ns0:t>
+            </ns0:r>
+            <ns0:r>
+              <ns0:t xml:space="preserve">(40) và</ns0:t>
+            </ns0:r>
+            <ns0:r>
+              <ns0:t xml:space="preserve"> </ns0:t>
+            </ns0:r>
+            <ns0:r>
+              <ns0:rPr>
+                <ns0:i/>
+                <ns0:iCs/>
+              </ns0:rPr>
+              <ns0:t xml:space="preserve">-teen</ns0:t>
+            </ns0:r>
+            <ns0:r>
+              <ns0:t xml:space="preserve"> </ns0:t>
+            </ns0:r>
+            <ns0:r>
+              <ns0:t xml:space="preserve">(14).</ns0:t>
+            </ns0:r>
+          </ns0:p>
           <ns0:p>
             <ns0:pPr>
               <ns0:pStyle ns0:val="Compact"/>
-            </ns0:pPr>
-            <ns0:r>
-              <ns0:t xml:space="preserve">No further work needed</ns0:t>
+              <ns0:numPr>
+                <ns0:ilvl ns0:val="0"/>
+                <ns0:numId ns0:val="1007"/>
+              </ns0:numPr>
+            </ns0:pPr>
+            <ns0:r>
+              <ns0:rPr>
+                <ns0:b/>
+                <ns0:bCs/>
+              </ns0:rPr>
+              <ns0:t xml:space="preserve">Câu 7:</ns0:t>
+            </ns0:r>
+            <ns0:r>
+              <ns0:t xml:space="preserve"> </ns0:t>
+            </ns0:r>
+            <ns0:r>
+              <ns0:t xml:space="preserve">Một tiện ích của khách sạn (ví dụ:</ns0:t>
+            </ns0:r>
+            <ns0:r>
+              <ns0:t xml:space="preserve"> </ns0:t>
+            </ns0:r>
+            <ns0:r>
+              <ns0:rPr>
+                <ns0:i/>
+                <ns0:iCs/>
+              </ns0:rPr>
+              <ns0:t xml:space="preserve">pool, terrace, garden</ns0:t>
+            </ns0:r>
+            <ns0:r>
+              <ns0:t xml:space="preserve">).</ns0:t>
+            </ns0:r>
+          </ns0:p>
+          <ns0:p>
+            <ns0:pPr>
+              <ns0:pStyle ns0:val="Compact"/>
+              <ns0:numPr>
+                <ns0:ilvl ns0:val="0"/>
+                <ns0:numId ns0:val="1007"/>
+              </ns0:numPr>
+            </ns0:pPr>
+            <ns0:r>
+              <ns0:rPr>
+                <ns0:b/>
+                <ns0:bCs/>
+              </ns0:rPr>
+              <ns0:t xml:space="preserve">Câu 8:</ns0:t>
+            </ns0:r>
+            <ns0:r>
+              <ns0:t xml:space="preserve"> </ns0:t>
+            </ns0:r>
+            <ns0:r>
+              <ns0:t xml:space="preserve">Một địa điểm công cộng (ví dụ:</ns0:t>
+            </ns0:r>
+            <ns0:r>
+              <ns0:t xml:space="preserve"> </ns0:t>
+            </ns0:r>
+            <ns0:r>
+              <ns0:rPr>
+                <ns0:i/>
+                <ns0:iCs/>
+              </ns0:rPr>
+              <ns0:t xml:space="preserve">airport, station</ns0:t>
+            </ns0:r>
+            <ns0:r>
+              <ns0:t xml:space="preserve">).</ns0:t>
+            </ns0:r>
+          </ns0:p>
+          <ns0:p>
+            <ns0:pPr>
+              <ns0:pStyle ns0:val="Compact"/>
+              <ns0:numPr>
+                <ns0:ilvl ns0:val="0"/>
+                <ns0:numId ns0:val="1007"/>
+              </ns0:numPr>
+            </ns0:pPr>
+            <ns0:r>
+              <ns0:rPr>
+                <ns0:b/>
+                <ns0:bCs/>
+              </ns0:rPr>
+              <ns0:t xml:space="preserve">Câu 9 &amp; 10:</ns0:t>
+            </ns0:r>
+            <ns0:r>
+              <ns0:t xml:space="preserve"> </ns0:t>
+            </ns0:r>
+            <ns0:r>
+              <ns0:t xml:space="preserve">Danh từ chỉ địa điểm/công trình gần đó (ví dụ:</ns0:t>
+            </ns0:r>
+            <ns0:r>
+              <ns0:t xml:space="preserve"> </ns0:t>
+            </ns0:r>
+            <ns0:r>
+              <ns0:rPr>
+                <ns0:i/>
+                <ns0:iCs/>
+              </ns0:rPr>
+              <ns0:t xml:space="preserve">library, shops</ns0:t>
+            </ns0:r>
+            <ns0:r>
+              <ns0:t xml:space="preserve">).</ns0:t>
+            </ns0:r>
+          </ns0:p>
+          <ns0:p>
+            <ns0:pPr>
+              <ns0:pStyle ns0:val="FirstParagraph"/>
+            </ns0:pPr>
+            <ns0:r>
+              <ns0:rPr>
+                <ns0:b/>
+                <ns0:bCs/>
+              </ns0:rPr>
+              <ns0:t xml:space="preserve">Bước 3 - Bám sát key words và lưu ý đến cách diễn đạt đồng nghĩa (paraphrasing):</ns0:t>
+            </ns0:r>
+            <ns0:r>
+              <ns0:t xml:space="preserve"> </ns0:t>
+            </ns0:r>
+            <ns0:r>
+              <ns0:t xml:space="preserve">Người nói sẽ thường không lặp lại chính xác từng từ vựng trong câu hỏi, mà thay vào đó sẽ dùng từ đồng nghĩa hoặc một cấu trúc khác.</ns0:t>
+            </ns0:r>
+          </ns0:p>
+          <ns0:p>
+            <ns0:pPr>
+              <ns0:pStyle ns0:val="BodyText"/>
+            </ns0:pPr>
+            <ns0:r>
+              <ns0:rPr>
+                <ns0:b/>
+                <ns0:bCs/>
+              </ns0:rPr>
+              <ns0:t xml:space="preserve">Bước 4 - Cẩn thận với bẫy và thông tin gây nhiễu:</ns0:t>
+            </ns0:r>
+            <ns0:r>
+              <ns0:t xml:space="preserve"> </ns0:t>
+            </ns0:r>
+            <ns0:r>
+              <ns0:t xml:space="preserve">Người nói có thể đề cập đến một thông tin không chính xác trước rồi tự sửa lại, hoặc một người hỏi và người kia xác nhận/phủ định. Hãy lắng nghe đến cuối câu và ghi chú lại để chắc chắn rằng đó là thông tin cuối cùng và chính xác</ns0:t>
+            </ns0:r>
+          </ns0:p>
+          <ns0:p>
+            <ns0:pPr>
+              <ns0:pStyle ns0:val="Heading3"/>
+            </ns0:pPr>
+            <ns0:bookmarkStart ns0:id="18" ns0:name="phân-tích-chi-tiết-từng-câu-hỏi"/>
+            <ns0:r>
+              <ns0:t xml:space="preserve">2. Phân tích chi tiết từng câu hỏi:</ns0:t>
+            </ns0:r>
+            <ns0:bookmarkEnd ns0:id="18"/>
+          </ns0:p>
+          <ns0:p>
+            <ns0:pPr>
+              <ns0:pStyle ns0:val="Compact"/>
+              <ns0:numPr>
+                <ns0:ilvl ns0:val="0"/>
+                <ns0:numId ns0:val="1008"/>
+              </ns0:numPr>
+            </ns0:pPr>
+            <ns0:r>
+              <ns0:rPr>
+                <ns0:b/>
+                <ns0:bCs/>
+              </ns0:rPr>
+              <ns0:t xml:space="preserve">Câu 1: Tesla</ns0:t>
+            </ns0:r>
+          </ns0:p>
+          <ns0:p>
+            <ns0:pPr>
+              <ns0:pStyle ns0:val="Compact"/>
+              <ns0:numPr>
+                <ns0:ilvl ns0:val="1"/>
+                <ns0:numId ns0:val="1009"/>
+              </ns0:numPr>
+            </ns0:pPr>
+            <ns0:r>
+              <ns0:rPr>
+                <ns0:b/>
+                <ns0:bCs/>
+              </ns0:rPr>
+              <ns0:t xml:space="preserve">Transcript:</ns0:t>
+            </ns0:r>
+            <ns0:r>
+              <ns0:t xml:space="preserve"> </ns0:t>
+            </ns0:r>
+            <ns0:r>
+              <ns0:t xml:space="preserve">"So for talks and presentations we have the</ns0:t>
+            </ns0:r>
+            <ns0:r>
+              <ns0:t xml:space="preserve"> </ns0:t>
+            </ns0:r>
+            <ns0:r>
+              <ns0:rPr>
+                <ns0:b/>
+                <ns0:bCs/>
+              </ns0:rPr>
+              <ns0:t xml:space="preserve">Tesla</ns0:t>
+            </ns0:r>
+            <ns0:r>
+              <ns0:t xml:space="preserve"> </ns0:t>
+            </ns0:r>
+            <ns0:r>
+              <ns0:t xml:space="preserve">room... that’s spelled</ns0:t>
+            </ns0:r>
+            <ns0:r>
+              <ns0:t xml:space="preserve"> </ns0:t>
+            </ns0:r>
+            <ns0:r>
+              <ns0:rPr>
+                <ns0:b/>
+                <ns0:bCs/>
+              </ns0:rPr>
+              <ns0:t xml:space="preserve">T-E-S-L-A</ns0:t>
+            </ns0:r>
+            <ns0:r>
+              <ns0:t xml:space="preserve">."</ns0:t>
+            </ns0:r>
+          </ns0:p>
+          <ns0:p>
+            <ns0:pPr>
+              <ns0:pStyle ns0:val="Compact"/>
+              <ns0:numPr>
+                <ns0:ilvl ns0:val="1"/>
+                <ns0:numId ns0:val="1009"/>
+              </ns0:numPr>
+            </ns0:pPr>
+            <ns0:r>
+              <ns0:rPr>
+                <ns0:b/>
+                <ns0:bCs/>
+              </ns0:rPr>
+              <ns0:t xml:space="preserve">Phân tích:</ns0:t>
+            </ns0:r>
+            <ns0:r>
+              <ns0:t xml:space="preserve"> </ns0:t>
+            </ns0:r>
+            <ns0:r>
+              <ns0:t xml:space="preserve">Đây là dạng bài đánh vần tên riêng. Khi nghe nhân vật nói "that's spelled...", bạn cần chuẩn bị bút để viết chính xác từng chữ cái.</ns0:t>
+            </ns0:r>
+          </ns0:p>
+          <ns0:p>
+            <ns0:pPr>
+              <ns0:pStyle ns0:val="Compact"/>
+              <ns0:numPr>
+                <ns0:ilvl ns0:val="0"/>
+                <ns0:numId ns0:val="1008"/>
+              </ns0:numPr>
+            </ns0:pPr>
+            <ns0:r>
+              <ns0:rPr>
+                <ns0:b/>
+                <ns0:bCs/>
+              </ns0:rPr>
+              <ns0:t xml:space="preserve">Câu 2: microphone</ns0:t>
+            </ns0:r>
+          </ns0:p>
+          <ns0:p>
+            <ns0:pPr>
+              <ns0:pStyle ns0:val="Compact"/>
+              <ns0:numPr>
+                <ns0:ilvl ns0:val="1"/>
+                <ns0:numId ns0:val="1010"/>
+              </ns0:numPr>
+            </ns0:pPr>
+            <ns0:r>
+              <ns0:rPr>
+                <ns0:b/>
+                <ns0:bCs/>
+              </ns0:rPr>
+              <ns0:t xml:space="preserve">Transcript:</ns0:t>
+            </ns0:r>
+            <ns0:r>
+              <ns0:t xml:space="preserve"> </ns0:t>
+            </ns0:r>
+            <ns0:r>
+              <ns0:t xml:space="preserve">"MAN: How about a</ns0:t>
+            </ns0:r>
+            <ns0:r>
+              <ns0:t xml:space="preserve"> </ns0:t>
+            </ns0:r>
+            <ns0:r>
+              <ns0:rPr>
+                <ns0:b/>
+                <ns0:bCs/>
+              </ns0:rPr>
+              <ns0:t xml:space="preserve">microphone</ns0:t>
+            </ns0:r>
+            <ns0:r>
+              <ns0:t xml:space="preserve">? ANGELA: Yes, that’ll be all set up ready for you..."</ns0:t>
+            </ns0:r>
+          </ns0:p>
+          <ns0:p>
+            <ns0:pPr>
+              <ns0:pStyle ns0:val="Compact"/>
+              <ns0:numPr>
+                <ns0:ilvl ns0:val="1"/>
+                <ns0:numId ns0:val="1010"/>
+              </ns0:numPr>
+            </ns0:pPr>
+            <ns0:r>
+              <ns0:rPr>
+                <ns0:b/>
+                <ns0:bCs/>
+              </ns0:rPr>
+              <ns0:t xml:space="preserve">Phân tích:</ns0:t>
+            </ns0:r>
+            <ns0:r>
+              <ns0:t xml:space="preserve"> </ns0:t>
+            </ns0:r>
+            <ns0:r>
+              <ns0:t xml:space="preserve">Người đàn ông chủ động hỏi về thiết bị này. Từ "available" trong đề bài đồng nghĩa với cụm "set up ready" trong transcript.</ns0:t>
+            </ns0:r>
+          </ns0:p>
+          <ns0:p>
+            <ns0:pPr>
+              <ns0:pStyle ns0:val="Compact"/>
+              <ns0:numPr>
+                <ns0:ilvl ns0:val="0"/>
+                <ns0:numId ns0:val="1008"/>
+              </ns0:numPr>
+            </ns0:pPr>
+            <ns0:r>
+              <ns0:rPr>
+                <ns0:b/>
+                <ns0:bCs/>
+              </ns0:rPr>
+              <ns0:t xml:space="preserve">Câu 3: exhibition</ns0:t>
+            </ns0:r>
+          </ns0:p>
+          <ns0:p>
+            <ns0:pPr>
+              <ns0:pStyle ns0:val="Compact"/>
+              <ns0:numPr>
+                <ns0:ilvl ns0:val="1"/>
+                <ns0:numId ns0:val="1011"/>
+              </ns0:numPr>
+            </ns0:pPr>
+            <ns0:r>
+              <ns0:rPr>
+                <ns0:b/>
+                <ns0:bCs/>
+              </ns0:rPr>
+              <ns0:t xml:space="preserve">Transcript:</ns0:t>
+            </ns0:r>
+            <ns0:r>
+              <ns0:t xml:space="preserve"> </ns0:t>
+            </ns0:r>
+            <ns0:r>
+              <ns0:t xml:space="preserve">"...we’d like to have an</ns0:t>
+            </ns0:r>
+            <ns0:r>
+              <ns0:t xml:space="preserve"> </ns0:t>
+            </ns0:r>
+            <ns0:r>
+              <ns0:rPr>
+                <ns0:b/>
+                <ns0:bCs/>
+              </ns0:rPr>
+              <ns0:t xml:space="preserve">exhibition</ns0:t>
+            </ns0:r>
+            <ns0:r>
+              <ns0:t xml:space="preserve"> </ns0:t>
+            </ns0:r>
+            <ns0:r>
+              <ns0:t xml:space="preserve">of our products and services there as well..."</ns0:t>
+            </ns0:r>
+          </ns0:p>
+          <ns0:p>
+            <ns0:pPr>
+              <ns0:pStyle ns0:val="Compact"/>
+              <ns0:numPr>
+                <ns0:ilvl ns0:val="1"/>
+                <ns0:numId ns0:val="1011"/>
+              </ns0:numPr>
+            </ns0:pPr>
+            <ns0:r>
+              <ns0:rPr>
+                <ns0:b/>
+                <ns0:bCs/>
+              </ns0:rPr>
+              <ns0:t xml:space="preserve">Phân tích:</ns0:t>
+            </ns0:r>
+            <ns0:r>
+              <ns0:t xml:space="preserve"> </ns0:t>
+            </ns0:r>
+            <ns0:r>
+              <ns0:t xml:space="preserve">Từ nhận biết là mạo từ "</ns0:t>
+            </ns0:r>
+            <ns0:r>
+              <ns0:rPr>
+                <ns0:b/>
+                <ns0:bCs/>
+              </ns0:rPr>
+              <ns0:t xml:space="preserve">an</ns0:t>
+            </ns0:r>
+            <ns0:r>
+              <ns0:t xml:space="preserve">" trong đề bài. Trong tiếng Anh, "an" phải đi với một danh từ bắt đầu bằng nguyên âm (a, e, i, o, u). "Exhibition" khớp hoàn toàn với ngữ pháp và nội dung.</ns0:t>
+            </ns0:r>
+          </ns0:p>
+          <ns0:p>
+            <ns0:pPr>
+              <ns0:pStyle ns0:val="Compact"/>
+              <ns0:numPr>
+                <ns0:ilvl ns0:val="0"/>
+                <ns0:numId ns0:val="1008"/>
+              </ns0:numPr>
+            </ns0:pPr>
+            <ns0:r>
+              <ns0:rPr>
+                <ns0:b/>
+                <ns0:bCs/>
+              </ns0:rPr>
+              <ns0:t xml:space="preserve">Câu 4: wifi</ns0:t>
+            </ns0:r>
+          </ns0:p>
+          <ns0:p>
+            <ns0:pPr>
+              <ns0:pStyle ns0:val="Compact"/>
+              <ns0:numPr>
+                <ns0:ilvl ns0:val="1"/>
+                <ns0:numId ns0:val="1012"/>
+              </ns0:numPr>
+            </ns0:pPr>
+            <ns0:r>
+              <ns0:rPr>
+                <ns0:b/>
+                <ns0:bCs/>
+              </ns0:rPr>
+              <ns0:t xml:space="preserve">Transcript:</ns0:t>
+            </ns0:r>
+            <ns0:r>
+              <ns0:t xml:space="preserve"> </ns0:t>
+            </ns0:r>
+            <ns0:r>
+              <ns0:t xml:space="preserve">"MAN: And I presume there’s</ns0:t>
+            </ns0:r>
+            <ns0:r>
+              <ns0:t xml:space="preserve"> </ns0:t>
+            </ns0:r>
+            <ns0:r>
+              <ns0:rPr>
+                <ns0:b/>
+                <ns0:bCs/>
+              </ns0:rPr>
+              <ns0:t xml:space="preserve">wifi</ns0:t>
+            </ns0:r>
+            <ns0:r>
+              <ns0:t xml:space="preserve">? ANGELA: Oh yes, that’s free and available throughout the hotel."</ns0:t>
+            </ns0:r>
+          </ns0:p>
+          <ns0:p>
+            <ns0:pPr>
+              <ns0:pStyle ns0:val="Compact"/>
+              <ns0:numPr>
+                <ns0:ilvl ns0:val="1"/>
+                <ns0:numId ns0:val="1012"/>
+              </ns0:numPr>
+            </ns0:pPr>
+            <ns0:r>
+              <ns0:rPr>
+                <ns0:b/>
+                <ns0:bCs/>
+              </ns0:rPr>
+              <ns0:t xml:space="preserve">Phân tích:</ns0:t>
+            </ns0:r>
+            <ns0:r>
+              <ns0:t xml:space="preserve"> </ns0:t>
+            </ns0:r>
+            <ns0:r>
+              <ns0:t xml:space="preserve">Từ "free" trong đề bài được nhắc lại nguyên văn. "Throughout" cũng là từ khóa quan trọng để xác nhận đáp án.</ns0:t>
+            </ns0:r>
+          </ns0:p>
+          <ns0:p>
+            <ns0:pPr>
+              <ns0:pStyle ns0:val="Compact"/>
+              <ns0:numPr>
+                <ns0:ilvl ns0:val="0"/>
+                <ns0:numId ns0:val="1008"/>
+              </ns0:numPr>
+            </ns0:pPr>
+            <ns0:r>
+              <ns0:rPr>
+                <ns0:b/>
+                <ns0:bCs/>
+              </ns0:rPr>
+              <ns0:t xml:space="preserve">Câu 5: 45</ns0:t>
+            </ns0:r>
+          </ns0:p>
+          <ns0:p>
+            <ns0:pPr>
+              <ns0:pStyle ns0:val="Compact"/>
+              <ns0:numPr>
+                <ns0:ilvl ns0:val="1"/>
+                <ns0:numId ns0:val="1013"/>
+              </ns0:numPr>
+            </ns0:pPr>
+            <ns0:r>
+              <ns0:rPr>
+                <ns0:b/>
+                <ns0:bCs/>
+              </ns0:rPr>
+              <ns0:t xml:space="preserve">Transcript:</ns0:t>
+            </ns0:r>
+            <ns0:r>
+              <ns0:t xml:space="preserve"> </ns0:t>
+            </ns0:r>
+            <ns0:r>
+              <ns0:t xml:space="preserve">"That’s</ns0:t>
+            </ns0:r>
+            <ns0:r>
+              <ns0:t xml:space="preserve"> </ns0:t>
+            </ns0:r>
+            <ns0:r>
+              <ns0:rPr>
+                <ns0:b/>
+                <ns0:bCs/>
+              </ns0:rPr>
+              <ns0:t xml:space="preserve">$45</ns0:t>
+            </ns0:r>
+            <ns0:r>
+              <ns0:t xml:space="preserve"> </ns0:t>
+            </ns0:r>
+            <ns0:r>
+              <ns0:t xml:space="preserve">per person. Or you can have the special for $25 more."</ns0:t>
+            </ns0:r>
+          </ns0:p>
+          <ns0:p>
+            <ns0:pPr>
+              <ns0:pStyle ns0:val="Compact"/>
+              <ns0:numPr>
+                <ns0:ilvl ns0:val="1"/>
+                <ns0:numId ns0:val="1013"/>
+              </ns0:numPr>
+            </ns0:pPr>
+            <ns0:r>
+              <ns0:rPr>
+                <ns0:b/>
+                <ns0:bCs/>
+              </ns0:rPr>
+              <ns0:t xml:space="preserve">Phân tích:</ns0:t>
+            </ns0:r>
+            <ns0:r>
+              <ns0:t xml:space="preserve"> </ns0:t>
+            </ns0:r>
+            <ns0:r>
+              <ns0:rPr>
+                <ns0:b/>
+                <ns0:bCs/>
+              </ns0:rPr>
+              <ns0:t xml:space="preserve">Bẫy con số.</ns0:t>
+            </ns0:r>
+            <ns0:r>
+              <ns0:t xml:space="preserve"> </ns0:t>
+            </ns0:r>
+            <ns0:r>
+              <ns0:t xml:space="preserve">Có hai con số xuất hiện: 45 và 25. Tuy nhiên, đề bài hỏi giá "standard buffet", mà cô quản lý nói "standard menu is $45", còn $25 là phí cộng thêm cho thực đơn đặc biệt.</ns0:t>
+            </ns0:r>
+          </ns0:p>
+          <ns0:p>
+            <ns0:pPr>
+              <ns0:pStyle ns0:val="Compact"/>
+              <ns0:numPr>
+                <ns0:ilvl ns0:val="0"/>
+                <ns0:numId ns0:val="1014"/>
+              </ns0:numPr>
+            </ns0:pPr>
+            <ns0:r>
+              <ns0:rPr>
+                <ns0:b/>
+                <ns0:bCs/>
+              </ns0:rPr>
+              <ns0:t xml:space="preserve">Câu 6: 135</ns0:t>
+            </ns0:r>
+          </ns0:p>
+          <ns0:p>
+            <ns0:pPr>
+              <ns0:pStyle ns0:val="Compact"/>
+              <ns0:numPr>
+                <ns0:ilvl ns0:val="1"/>
+                <ns0:numId ns0:val="1015"/>
+              </ns0:numPr>
+            </ns0:pPr>
+            <ns0:r>
+              <ns0:rPr>
+                <ns0:b/>
+                <ns0:bCs/>
+              </ns0:rPr>
+              <ns0:t xml:space="preserve">Transcript:</ns0:t>
+            </ns0:r>
+            <ns0:r>
+              <ns0:t xml:space="preserve"> </ns0:t>
+            </ns0:r>
+            <ns0:r>
+              <ns0:t xml:space="preserve">"...we can offer you rooms at</ns0:t>
+            </ns0:r>
+            <ns0:r>
+              <ns0:t xml:space="preserve"> </ns0:t>
+            </ns0:r>
+            <ns0:r>
+              <ns0:rPr>
+                <ns0:b/>
+                <ns0:bCs/>
+              </ns0:rPr>
+              <ns0:t xml:space="preserve">$135</ns0:t>
+            </ns0:r>
+            <ns0:r>
+              <ns0:t xml:space="preserve">. Normally a standard room’s $180."</ns0:t>
+            </ns0:r>
+          </ns0:p>
+          <ns0:p>
+            <ns0:pPr>
+              <ns0:pStyle ns0:val="Compact"/>
+              <ns0:numPr>
+                <ns0:ilvl ns0:val="1"/>
+                <ns0:numId ns0:val="1015"/>
+              </ns0:numPr>
+            </ns0:pPr>
+            <ns0:r>
+              <ns0:rPr>
+                <ns0:b/>
+                <ns0:bCs/>
+              </ns0:rPr>
+              <ns0:t xml:space="preserve">Phân tích:</ns0:t>
+            </ns0:r>
+            <ns0:r>
+              <ns0:t xml:space="preserve"> </ns0:t>
+            </ns0:r>
+            <ns0:r>
+              <ns0:rPr>
+                <ns0:b/>
+                <ns0:bCs/>
+              </ns0:rPr>
+              <ns0:t xml:space="preserve">Bẫy con số.</ns0:t>
+            </ns0:r>
+            <ns0:r>
+              <ns0:t xml:space="preserve"> </ns0:t>
+            </ns0:r>
+            <ns0:r>
+              <ns0:t xml:space="preserve">Người nghe dễ nhầm với số 180 (giá gốc) hoặc số 25 (phần trăm giảm giá). Bạn cần nghe con số đi sau cụm "offer you rooms at" (giá sau khi giảm).</ns0:t>
+            </ns0:r>
+          </ns0:p>
+          <ns0:p>
+            <ns0:pPr>
+              <ns0:pStyle ns0:val="Compact"/>
+              <ns0:numPr>
+                <ns0:ilvl ns0:val="0"/>
+                <ns0:numId ns0:val="1016"/>
+              </ns0:numPr>
+            </ns0:pPr>
+            <ns0:r>
+              <ns0:rPr>
+                <ns0:b/>
+                <ns0:bCs/>
+              </ns0:rPr>
+              <ns0:t xml:space="preserve">Câu 7: pool</ns0:t>
+            </ns0:r>
+          </ns0:p>
+          <ns0:p>
+            <ns0:pPr>
+              <ns0:pStyle ns0:val="Compact"/>
+              <ns0:numPr>
+                <ns0:ilvl ns0:val="1"/>
+                <ns0:numId ns0:val="1017"/>
+              </ns0:numPr>
+            </ns0:pPr>
+            <ns0:r>
+              <ns0:rPr>
+                <ns0:b/>
+                <ns0:bCs/>
+              </ns0:rPr>
+              <ns0:t xml:space="preserve">Transcript:</ns0:t>
+            </ns0:r>
+            <ns0:r>
+              <ns0:t xml:space="preserve"> </ns0:t>
+            </ns0:r>
+            <ns0:r>
+              <ns0:t xml:space="preserve">"...and there’s a</ns0:t>
+            </ns0:r>
+            <ns0:r>
+              <ns0:t xml:space="preserve"> </ns0:t>
+            </ns0:r>
+            <ns0:r>
+              <ns0:rPr>
+                <ns0:b/>
+                <ns0:bCs/>
+              </ns0:rPr>
+              <ns0:t xml:space="preserve">pool</ns0:t>
+            </ns0:r>
+            <ns0:r>
+              <ns0:t xml:space="preserve"> </ns0:t>
+            </ns0:r>
+            <ns0:r>
+              <ns0:t xml:space="preserve">up on the roof for the use of guests."</ns0:t>
+            </ns0:r>
+          </ns0:p>
+          <ns0:p>
+            <ns0:pPr>
+              <ns0:pStyle ns0:val="Compact"/>
+              <ns0:numPr>
+                <ns0:ilvl ns0:val="1"/>
+                <ns0:numId ns0:val="1017"/>
+              </ns0:numPr>
+            </ns0:pPr>
+            <ns0:r>
+              <ns0:rPr>
+                <ns0:b/>
+                <ns0:bCs/>
+              </ns0:rPr>
+              <ns0:t xml:space="preserve">Phân tích:</ns0:t>
+            </ns0:r>
+            <ns0:r>
+              <ns0:t xml:space="preserve"> </ns0:t>
+            </ns0:r>
+            <ns0:r>
+              <ns0:t xml:space="preserve">Đề bài dùng từ "rooftop" (trên mái), trong transcript dùng "up on the roof". Hai cụm này đồng nghĩa.</ns0:t>
+            </ns0:r>
+          </ns0:p>
+          <ns0:p>
+            <ns0:pPr>
+              <ns0:pStyle ns0:val="Compact"/>
+              <ns0:numPr>
+                <ns0:ilvl ns0:val="0"/>
+                <ns0:numId ns0:val="1016"/>
+              </ns0:numPr>
+            </ns0:pPr>
+            <ns0:r>
+              <ns0:rPr>
+                <ns0:b/>
+                <ns0:bCs/>
+              </ns0:rPr>
+              <ns0:t xml:space="preserve">Câu 8: airport</ns0:t>
+            </ns0:r>
+          </ns0:p>
+          <ns0:p>
+            <ns0:pPr>
+              <ns0:pStyle ns0:val="Compact"/>
+              <ns0:numPr>
+                <ns0:ilvl ns0:val="1"/>
+                <ns0:numId ns0:val="1018"/>
+              </ns0:numPr>
+            </ns0:pPr>
+            <ns0:r>
+              <ns0:rPr>
+                <ns0:b/>
+                <ns0:bCs/>
+              </ns0:rPr>
+              <ns0:t xml:space="preserve">Transcript:</ns0:t>
+            </ns0:r>
+            <ns0:r>
+              <ns0:t xml:space="preserve"> </ns0:t>
+            </ns0:r>
+            <ns0:r>
+              <ns0:t xml:space="preserve">"Yes, it’s about 12 kilometres from the</ns0:t>
+            </ns0:r>
+            <ns0:r>
+              <ns0:t xml:space="preserve"> </ns0:t>
+            </ns0:r>
+            <ns0:r>
+              <ns0:rPr>
+                <ns0:b/>
+                <ns0:bCs/>
+              </ns0:rPr>
+              <ns0:t xml:space="preserve">airport</ns0:t>
+            </ns0:r>
+            <ns0:r>
+              <ns0:t xml:space="preserve">, but there’s a complimentary shuttle bus..."</ns0:t>
+            </ns0:r>
+          </ns0:p>
+          <ns0:p>
+            <ns0:pPr>
+              <ns0:pStyle ns0:val="Compact"/>
+              <ns0:numPr>
+                <ns0:ilvl ns0:val="1"/>
+                <ns0:numId ns0:val="1018"/>
+              </ns0:numPr>
+            </ns0:pPr>
+            <ns0:r>
+              <ns0:rPr>
+                <ns0:b/>
+                <ns0:bCs/>
+              </ns0:rPr>
+              <ns0:t xml:space="preserve">Phân tích:</ns0:t>
+            </ns0:r>
+            <ns0:r>
+              <ns0:t xml:space="preserve"> </ns0:t>
+            </ns0:r>
+            <ns0:r>
+              <ns0:t xml:space="preserve">Từ "free" trong đề bài được thay bằng từ chuyên dụng trong khách sạn: "</ns0:t>
+            </ns0:r>
+            <ns0:r>
+              <ns0:rPr>
+                <ns0:b/>
+                <ns0:bCs/>
+              </ns0:rPr>
+              <ns0:t xml:space="preserve">complimentary</ns0:t>
+            </ns0:r>
+            <ns0:r>
+              <ns0:t xml:space="preserve">" (miễn phí).</ns0:t>
+            </ns0:r>
+          </ns0:p>
+          <ns0:p>
+            <ns0:pPr>
+              <ns0:pStyle ns0:val="Compact"/>
+              <ns0:numPr>
+                <ns0:ilvl ns0:val="0"/>
+                <ns0:numId ns0:val="1016"/>
+              </ns0:numPr>
+            </ns0:pPr>
+            <ns0:r>
+              <ns0:rPr>
+                <ns0:b/>
+                <ns0:bCs/>
+              </ns0:rPr>
+              <ns0:t xml:space="preserve">Câu 9: sea</ns0:t>
+            </ns0:r>
+          </ns0:p>
+          <ns0:p>
+            <ns0:pPr>
+              <ns0:pStyle ns0:val="Compact"/>
+              <ns0:numPr>
+                <ns0:ilvl ns0:val="1"/>
+                <ns0:numId ns0:val="1019"/>
+              </ns0:numPr>
+            </ns0:pPr>
+            <ns0:r>
+              <ns0:rPr>
+                <ns0:b/>
+                <ns0:bCs/>
+              </ns0:rPr>
+              <ns0:t xml:space="preserve">Transcript:</ns0:t>
+            </ns0:r>
+            <ns0:r>
+              <ns0:t xml:space="preserve"> </ns0:t>
+            </ns0:r>
+            <ns0:r>
+              <ns0:t xml:space="preserve">"...it’s not very far from the</ns0:t>
+            </ns0:r>
+            <ns0:r>
+              <ns0:t xml:space="preserve"> </ns0:t>
+            </ns0:r>
+            <ns0:r>
+              <ns0:rPr>
+                <ns0:b/>
+                <ns0:bCs/>
+              </ns0:rPr>
+              <ns0:t xml:space="preserve">sea</ns0:t>
+            </ns0:r>
+            <ns0:r>
+              <ns0:t xml:space="preserve">."</ns0:t>
+            </ns0:r>
+          </ns0:p>
+          <ns0:p>
+            <ns0:pPr>
+              <ns0:pStyle ns0:val="Compact"/>
+              <ns0:numPr>
+                <ns0:ilvl ns0:val="1"/>
+                <ns0:numId ns0:val="1019"/>
+              </ns0:numPr>
+            </ns0:pPr>
+            <ns0:r>
+              <ns0:rPr>
+                <ns0:b/>
+                <ns0:bCs/>
+              </ns0:rPr>
+              <ns0:t xml:space="preserve">Phân tích:</ns0:t>
+            </ns0:r>
+            <ns0:r>
+              <ns0:t xml:space="preserve"> </ns0:t>
+            </ns0:r>
+            <ns0:r>
+              <ns0:t xml:space="preserve">Cụm "quite near" trong đề bài được paraphrase thành "not very far from" (không quá xa).</ns0:t>
+            </ns0:r>
+          </ns0:p>
+          <ns0:p>
+            <ns0:pPr>
+              <ns0:pStyle ns0:val="Compact"/>
+              <ns0:numPr>
+                <ns0:ilvl ns0:val="0"/>
+                <ns0:numId ns0:val="1016"/>
+              </ns0:numPr>
+            </ns0:pPr>
+            <ns0:r>
+              <ns0:rPr>
+                <ns0:b/>
+                <ns0:bCs/>
+              </ns0:rPr>
+              <ns0:t xml:space="preserve">Câu 10: clubs</ns0:t>
+            </ns0:r>
+          </ns0:p>
+          <ns0:p>
+            <ns0:pPr>
+              <ns0:pStyle ns0:val="Compact"/>
+              <ns0:numPr>
+                <ns0:ilvl ns0:val="1"/>
+                <ns0:numId ns0:val="1020"/>
+              </ns0:numPr>
+            </ns0:pPr>
+            <ns0:r>
+              <ns0:rPr>
+                <ns0:b/>
+                <ns0:bCs/>
+              </ns0:rPr>
+              <ns0:t xml:space="preserve">Transcript:</ns0:t>
+            </ns0:r>
+            <ns0:r>
+              <ns0:t xml:space="preserve"> </ns0:t>
+            </ns0:r>
+            <ns0:r>
+              <ns0:t xml:space="preserve">"...they can go on to one of the</ns0:t>
+            </ns0:r>
+            <ns0:r>
+              <ns0:t xml:space="preserve"> </ns0:t>
+            </ns0:r>
+            <ns0:r>
+              <ns0:rPr>
+                <ns0:b/>
+                <ns0:bCs/>
+              </ns0:rPr>
+              <ns0:t xml:space="preserve">clubs</ns0:t>
+            </ns0:r>
+            <ns0:r>
+              <ns0:t xml:space="preserve"> </ns0:t>
+            </ns0:r>
+            <ns0:r>
+              <ns0:t xml:space="preserve">in the area – there are a great many to choose from."</ns0:t>
+            </ns0:r>
+          </ns0:p>
+          <ns0:p>
+            <ns0:pPr>
+              <ns0:pStyle ns0:val="Compact"/>
+              <ns0:numPr>
+                <ns0:ilvl ns0:val="1"/>
+                <ns0:numId ns0:val="1020"/>
+              </ns0:numPr>
+            </ns0:pPr>
+            <ns0:r>
+              <ns0:rPr>
+                <ns0:b/>
+                <ns0:bCs/>
+              </ns0:rPr>
+              <ns0:t xml:space="preserve">Phân tích:</ns0:t>
+            </ns0:r>
+            <ns0:r>
+              <ns0:t xml:space="preserve"> </ns0:t>
+            </ns0:r>
+            <ns0:r>
+              <ns0:t xml:space="preserve">Đề bài dùng "many", transcript dùng "a great many" hoặc "huge choice". Đáp án phải ở dạng số nhiều (</ns0:t>
+            </ns0:r>
+            <ns0:r>
+              <ns0:rPr>
+                <ns0:b/>
+                <ns0:bCs/>
+              </ns0:rPr>
+              <ns0:t xml:space="preserve">clubs</ns0:t>
+            </ns0:r>
+            <ns0:r>
+              <ns0:t xml:space="preserve">) vì có từ "many" đứng trước.</ns0:t>
             </ns0:r>
           </ns0:p>
         </ns0:tc>
       </ns0:tr>
     </ns0:tbl>
-    <ns0:bookmarkEnd ns0:id="14"/>
-    <ns0:bookmarkStart ns0:id="15" ns0:name="questions-25-30"/>
-    <ns0:p>
-      <ns0:pPr>
-        <ns0:pStyle ns0:val="Heading3"/>
-      </ns0:pPr>
-      <ns0:r>
-        <ns0:t xml:space="preserve">Questions 25 – 30</ns0:t>
-      </ns0:r>
-    </ns0:p>
-    <ns0:p>
-      <ns0:pPr>
-        <ns0:pStyle ns0:val="CDStep"/>
-      </ns0:pPr>
-      <ns0:r>
-        <ns0:t xml:space="preserve">What do the speakers say about each of the following films?</ns0:t>
-      </ns0:r>
-    </ns0:p>
-    <ns0:p>
-      <ns0:pPr>
-        <ns0:pStyle ns0:val="CDStep"/>
-      </ns0:pPr>
-      <ns0:r>
-        <ns0:rPr>
-          <ns0:i/>
-          <ns0:iCs/>
-        </ns0:rPr>
-        <ns0:t xml:space="preserve">Choose </ns0:t>
-      </ns0:r>
-      <ns0:r>
-        <ns0:rPr>
-          <ns0:b/>
-          <ns0:bCs/>
-          <ns0:i/>
-          <ns0:iCs/>
-        </ns0:rPr>
-        <ns0:t xml:space="preserve">SIX</ns0:t>
-      </ns0:r>
-      <ns0:r>
-        <ns0:rPr>
-          <ns0:i/>
-          <ns0:iCs/>
-        </ns0:rPr>
-        <ns0:t xml:space="preserve"> answers from the box and write the correct letter, </ns0:t>
-      </ns0:r>
-      <ns0:r>
-        <ns0:rPr>
-          <ns0:b/>
-          <ns0:bCs/>
-          <ns0:i/>
-          <ns0:iCs/>
-        </ns0:rPr>
-        <ns0:t xml:space="preserve">A-G</ns0:t>
-      </ns0:r>
-      <ns0:r>
-        <ns0:rPr>
-          <ns0:i/>
-          <ns0:iCs/>
-        </ns0:rPr>
-        <ns0:t xml:space="preserve">, next to questions 25-30.</ns0:t>
-      </ns0:r>
-    </ns0:p>
-    <ns0:p>
-      <ns0:pPr>
-        <ns0:pStyle ns0:val="CDStep"/>
-      </ns0:pPr>
-      <ns0:r>
-        <ns0:rPr>
-          <ns0:b/>
-          <ns0:bCs/>
-        </ns0:rPr>
-        <ns0:t xml:space="preserve">Comments</ns0:t>
-      </ns0:r>
-    </ns0:p>
-    <ns0:p>
-      <ns0:pPr>
-        <ns0:pStyle ns0:val="CDStep"/>
-      </ns0:pPr>
-      <ns0:r>
-        <ns0:rPr>
-          <ns0:b/>
-          <ns0:bCs/>
-        </ns0:rPr>
-        <ns0:t xml:space="preserve">A</ns0:t>
-      </ns0:r>
-      <ns0:r>
-        <ns0:t xml:space="preserve">     clearly shows the historical period</ns0:t>
-      </ns0:r>
-    </ns0:p>
-    <ns0:p>
-      <ns0:pPr>
-        <ns0:pStyle ns0:val="CDStep"/>
-      </ns0:pPr>
-      <ns0:r>
-        <ns0:rPr>
-          <ns0:b/>
-          <ns0:bCs/>
-        </ns0:rPr>
-        <ns0:t xml:space="preserve">B</ns0:t>
-      </ns0:r>
-      <ns0:r>
-        <ns0:t xml:space="preserve">     contains only parts of the play</ns0:t>
-      </ns0:r>
-    </ns0:p>
-    <ns0:p>
-      <ns0:pPr>
-        <ns0:pStyle ns0:val="CDStep"/>
-      </ns0:pPr>
-      <ns0:r>
-        <ns0:rPr>
-          <ns0:b/>
-          <ns0:bCs/>
-        </ns0:rPr>
-        <ns0:t xml:space="preserve">C</ns0:t>
-      </ns0:r>
-      <ns0:r>
-        <ns0:t xml:space="preserve">     is too similar to another kind of film</ns0:t>
-      </ns0:r>
-    </ns0:p>
-    <ns0:p>
-      <ns0:pPr>
-        <ns0:pStyle ns0:val="CDStep"/>
-      </ns0:pPr>
-      <ns0:r>
-        <ns0:rPr>
-          <ns0:b/>
-          <ns0:bCs/>
-        </ns0:rPr>
-        <ns0:t xml:space="preserve">D</ns0:t>
-      </ns0:r>
-      <ns0:r>
-        <ns0:t xml:space="preserve">     turned out to be unpopular with audiences</ns0:t>
-      </ns0:r>
-    </ns0:p>
-    <ns0:p>
-      <ns0:pPr>
-        <ns0:pStyle ns0:val="CDStep"/>
-      </ns0:pPr>
-      <ns0:r>
-        <ns0:rPr>
-          <ns0:b/>
-          <ns0:bCs/>
-        </ns0:rPr>
-        <ns0:t xml:space="preserve">E</ns0:t>
-      </ns0:r>
-      <ns0:r>
-        <ns0:t xml:space="preserve">     presents the play in a different period from the original</ns0:t>
-      </ns0:r>
-    </ns0:p>
-    <ns0:p>
-      <ns0:pPr>
-        <ns0:pStyle ns0:val="CDStep"/>
-      </ns0:pPr>
-      <ns0:r>
-        <ns0:rPr>
-          <ns0:b/>
-          <ns0:bCs/>
-        </ns0:rPr>
-        <ns0:t xml:space="preserve">F</ns0:t>
-      </ns0:r>
-      <ns0:r>
-        <ns0:t xml:space="preserve">     sets the original in a different country</ns0:t>
-      </ns0:r>
-    </ns0:p>
-    <ns0:p>
-      <ns0:pPr>
-        <ns0:pStyle ns0:val="CDStep"/>
-      </ns0:pPr>
-      <ns0:r>
-        <ns0:rPr>
-          <ns0:b/>
-          <ns0:bCs/>
-        </ns0:rPr>
-        <ns0:t xml:space="preserve">G</ns0:t>
-      </ns0:r>
-      <ns0:r>
-        <ns0:t xml:space="preserve">     incorporates a variety of art forms</ns0:t>
-      </ns0:r>
-    </ns0:p>
-    <ns0:p>
-      <ns0:pPr>
-        <ns0:pStyle ns0:val="CDStep"/>
-      </ns0:pPr>
-      <ns0:r>
-        <ns0:rPr>
-          <ns0:b/>
-          <ns0:bCs/>
-        </ns0:rPr>
-        <ns0:t xml:space="preserve">Films</ns0:t>
-      </ns0:r>
-    </ns0:p>
-    <ns0:p>
-      <ns0:pPr>
-        <ns0:pStyle ns0:val="CDStep"/>
-      </ns0:pPr>
-      <ns0:r>
-        <ns0:rPr>
-          <ns0:b/>
-          <ns0:bCs/>
-        </ns0:rPr>
-        <ns0:t xml:space="preserve">25</ns0:t>
-      </ns0:r>
-      <ns0:r>
-        <ns0:t xml:space="preserve">   </ns0:t>
-      </ns0:r>
-      <ns0:r>
-        <ns0:rPr>
-          <ns0:i/>
-          <ns0:iCs/>
-        </ns0:rPr>
-        <ns0:t xml:space="preserve">Ran</ns0:t>
-      </ns0:r>
-      <ns0:r>
-        <ns0:t xml:space="preserve">                                             ……………</ns0:t>
-      </ns0:r>
-    </ns0:p>
-    <ns0:p>
-      <ns0:pPr>
-        <ns0:pStyle ns0:val="CDStep"/>
-      </ns0:pPr>
-      <ns0:r>
-        <ns0:rPr>
-          <ns0:b/>
-          <ns0:bCs/>
-        </ns0:rPr>
-        <ns0:t xml:space="preserve">26</ns0:t>
-      </ns0:r>
-      <ns0:r>
-        <ns0:t xml:space="preserve">   </ns0:t>
-      </ns0:r>
-      <ns0:r>
-        <ns0:rPr>
-          <ns0:i/>
-          <ns0:iCs/>
-        </ns0:rPr>
-        <ns0:t xml:space="preserve">Much Ado About Nothing</ns0:t>
-      </ns0:r>
-      <ns0:r>
-        <ns0:t xml:space="preserve">      ……………</ns0:t>
-      </ns0:r>
-    </ns0:p>
-    <ns0:p>
-      <ns0:pPr>
-        <ns0:pStyle ns0:val="CDStep"/>
-      </ns0:pPr>
-      <ns0:r>
-        <ns0:rPr>
-          <ns0:b/>
-          <ns0:bCs/>
-        </ns0:rPr>
-        <ns0:t xml:space="preserve">27</ns0:t>
-      </ns0:r>
-      <ns0:r>
-        <ns0:t xml:space="preserve">   </ns0:t>
-      </ns0:r>
-      <ns0:r>
-        <ns0:rPr>
-          <ns0:i/>
-          <ns0:iCs/>
-        </ns0:rPr>
-        <ns0:t xml:space="preserve">Romeo &amp; Juliet</ns0:t>
-      </ns0:r>
-      <ns0:r>
-        <ns0:t xml:space="preserve">                         ……………</ns0:t>
-      </ns0:r>
-    </ns0:p>
-    <ns0:p>
-      <ns0:pPr>
-        <ns0:pStyle ns0:val="CDStep"/>
-      </ns0:pPr>
-      <ns0:r>
-        <ns0:rPr>
-          <ns0:b/>
-          <ns0:bCs/>
-        </ns0:rPr>
-        <ns0:t xml:space="preserve">28</ns0:t>
-      </ns0:r>
-      <ns0:r>
-        <ns0:t xml:space="preserve">   </ns0:t>
-      </ns0:r>
-      <ns0:r>
-        <ns0:rPr>
-          <ns0:i/>
-          <ns0:iCs/>
-        </ns0:rPr>
-        <ns0:t xml:space="preserve">Hamlet</ns0:t>
-      </ns0:r>
-      <ns0:r>
-        <ns0:t xml:space="preserve">                                       ……………</ns0:t>
-      </ns0:r>
-    </ns0:p>
-    <ns0:p>
-      <ns0:pPr>
-        <ns0:pStyle ns0:val="CDStep"/>
-      </ns0:pPr>
-      <ns0:r>
-        <ns0:rPr>
-          <ns0:b/>
-          <ns0:bCs/>
-        </ns0:rPr>
-        <ns0:t xml:space="preserve">29</ns0:t>
-      </ns0:r>
-      <ns0:r>
-        <ns0:t xml:space="preserve">   </ns0:t>
-      </ns0:r>
-      <ns0:r>
-        <ns0:rPr>
-          <ns0:i/>
-          <ns0:iCs/>
-        </ns0:rPr>
-        <ns0:t xml:space="preserve">Prospero’s Books</ns0:t>
-      </ns0:r>
-      <ns0:r>
-        <ns0:t xml:space="preserve">                     ……………</ns0:t>
-      </ns0:r>
-    </ns0:p>
-    <ns0:p>
-      <ns0:pPr>
-        <ns0:pStyle ns0:val="CDStep"/>
-      </ns0:pPr>
-      <ns0:r>
-        <ns0:rPr>
-          <ns0:b/>
-          <ns0:bCs/>
-        </ns0:rPr>
-        <ns0:t xml:space="preserve">30</ns0:t>
-      </ns0:r>
-      <ns0:r>
-        <ns0:t xml:space="preserve">   </ns0:t>
-      </ns0:r>
-      <ns0:r>
-        <ns0:rPr>
-          <ns0:i/>
-          <ns0:iCs/>
-        </ns0:rPr>
-        <ns0:t xml:space="preserve">Looking for Richard</ns0:t>
-      </ns0:r>
-      <ns0:r>
-        <ns0:t xml:space="preserve">                 ……………</ns0:t>
-      </ns0:r>
-    </ns0:p>
-    <ns0:p>
-      <ns0:pPr>
-        <ns0:pStyle ns0:val="CDStep"/>
-      </ns0:pPr>
-      <ns0:r>
-        <ns0:t xml:space="preserve">Phần 1: Section 1</ns0:t>
-      </ns0:r>
-    </ns0:p>
-    <ns0:bookmarkEnd ns0:id="15"/>
-    <ns0:bookmarkStart ns0:id="16" ns0:name="Xf5a11d5a960ae81169d0a782110c17330bc1e94"/>
-    <ns0:p>
-      <ns0:pPr>
-        <ns0:pStyle ns0:val="Heading3"/>
-      </ns0:pPr>
-      <ns0:r>
-        <ns0:rPr>
-          <ns0:b/>
-          <ns0:bCs/>
-          <ns0:i/>
-          <ns0:iCs/>
-        </ns0:rPr>
-        <ns0:t xml:space="preserve">1. Hướng dẫn cách làm bài:</ns0:t>
-      </ns0:r>
-      <ns0:r>
-        <ns0:t xml:space="preserve"> </ns0:t>
-      </ns0:r>
-      <ns0:r>
-        <ns0:t xml:space="preserve">Section 1 thường là một cuộc hội thoại giữa hai người trong một bối cảnh đời thường (Ở bài này, nội dung xoay quanh việc đặt phòng cho hội nghị ở khách sạn).</ns0:t>
-      </ns0:r>
-    </ns0:p>
-    <ns0:p>
-      <ns0:pPr>
-        <ns0:pStyle ns0:val="CDStep"/>
-      </ns0:pPr>
-      <ns0:r>
-        <ns0:rPr>
-          <ns0:b/>
-          <ns0:bCs/>
-        </ns0:rPr>
-        <ns0:t xml:space="preserve">Bước 1 - Đọc kỹ yêu cầu về số từ cần điền:</ns0:t>
-      </ns0:r>
-      <ns0:r>
-        <ns0:t xml:space="preserve"> </ns0:t>
-      </ns0:r>
-      <ns0:r>
-        <ns0:t xml:space="preserve">Chú ý đến</ns0:t>
-      </ns0:r>
-      <ns0:r>
-        <ns0:t xml:space="preserve"> </ns0:t>
-      </ns0:r>
-      <ns0:r>
-        <ns0:rPr>
-          <ns0:b/>
-          <ns0:bCs/>
-          <ns0:i/>
-          <ns0:iCs/>
-        </ns0:rPr>
-        <ns0:t xml:space="preserve">giới hạn từ cho phép</ns0:t>
-      </ns0:r>
-      <ns0:r>
-        <ns0:t xml:space="preserve">, Đề bài ghi:</ns0:t>
-      </ns0:r>
-      <ns0:r>
-        <ns0:t xml:space="preserve"> </ns0:t>
-      </ns0:r>
-      <ns0:r>
-        <ns0:t xml:space="preserve">“</ns0:t>
-      </ns0:r>
-      <ns0:r>
-        <ns0:rPr>
-          <ns0:b/>
-          <ns0:bCs/>
-          <ns0:i/>
-          <ns0:iCs/>
-        </ns0:rPr>
-        <ns0:t xml:space="preserve">Write</ns0:t>
-      </ns0:r>
-      <ns0:r>
-        <ns0:t xml:space="preserve"> </ns0:t>
-      </ns0:r>
-      <ns0:r>
-        <ns0:rPr>
-          <ns0:b/>
-          <ns0:bCs/>
-        </ns0:rPr>
-        <ns0:t xml:space="preserve">ONE WORD AND/OR A NUMBER</ns0:t>
-      </ns0:r>
-      <ns0:r>
-        <ns0:t xml:space="preserve"> </ns0:t>
-      </ns0:r>
-      <ns0:r>
-        <ns0:rPr>
-          <ns0:b/>
-          <ns0:bCs/>
-          <ns0:i/>
-          <ns0:iCs/>
-        </ns0:rPr>
-        <ns0:t xml:space="preserve">for each answer</ns0:t>
-      </ns0:r>
-      <ns0:r>
-        <ns0:t xml:space="preserve">”</ns0:t>
-      </ns0:r>
-      <ns0:r>
-        <ns0:t xml:space="preserve"> </ns0:t>
-      </ns0:r>
-      <ns0:r>
-        <ns0:t xml:space="preserve">→ Mỗi chỗ trống</ns0:t>
-      </ns0:r>
-      <ns0:r>
-        <ns0:t xml:space="preserve"> </ns0:t>
-      </ns0:r>
-      <ns0:r>
-        <ns0:rPr>
-          <ns0:b/>
-          <ns0:bCs/>
-          <ns0:i/>
-          <ns0:iCs/>
-        </ns0:rPr>
-        <ns0:t xml:space="preserve">chỉ được phép viết tối đa 1 từ</ns0:t>
-      </ns0:r>
-      <ns0:r>
-        <ns0:t xml:space="preserve"> </ns0:t>
-      </ns0:r>
-      <ns0:r>
-        <ns0:rPr>
-          <ns0:b/>
-          <ns0:bCs/>
-          <ns0:i/>
-          <ns0:iCs/>
-        </ns0:rPr>
-        <ns0:t xml:space="preserve">(word)</ns0:t>
-      </ns0:r>
-      <ns0:r>
-        <ns0:t xml:space="preserve"> </ns0:t>
-      </ns0:r>
-      <ns0:r>
-        <ns0:t xml:space="preserve">và/</ns0:t>
-      </ns0:r>
-      <ns0:r>
-        <ns0:rPr>
-          <ns0:b/>
-          <ns0:bCs/>
-          <ns0:i/>
-          <ns0:iCs/>
-        </ns0:rPr>
-        <ns0:t xml:space="preserve">hoặc 1 số</ns0:t>
-      </ns0:r>
-      <ns0:r>
-        <ns0:t xml:space="preserve"> </ns0:t>
-      </ns0:r>
-      <ns0:r>
-        <ns0:rPr>
-          <ns0:b/>
-          <ns0:bCs/>
-          <ns0:i/>
-          <ns0:iCs/>
-        </ns0:rPr>
-        <ns0:t xml:space="preserve">(number)</ns0:t>
-      </ns0:r>
-      <ns0:r>
-        <ns0:t xml:space="preserve">. Có thể là: 1 từ, 1 số, hoặc kết hợp</ns0:t>
-      </ns0:r>
-      <ns0:r>
-        <ns0:t xml:space="preserve"> </ns0:t>
-      </ns0:r>
-      <ns0:r>
-        <ns0:t xml:space="preserve">“1 từ + 1 số”</ns0:t>
-      </ns0:r>
-      <ns0:r>
-        <ns0:t xml:space="preserve"> </ns0:t>
-      </ns0:r>
-      <ns0:r>
-        <ns0:t xml:space="preserve">(ví dụ: 5A, A2…), nhưng không được viết 2 từ trở lên. Viết dư số từ là mất điểm, dù đáp án đúng ý.</ns0:t>
-      </ns0:r>
-    </ns0:p>
-    <ns0:p>
-      <ns0:pPr>
-        <ns0:pStyle ns0:val="CDStep"/>
-      </ns0:pPr>
-      <ns0:r>
-        <ns0:rPr>
-          <ns0:b/>
-          <ns0:bCs/>
-        </ns0:rPr>
-        <ns0:t xml:space="preserve">Bước 2 - Phân tích bài và dự đoán thông tin:</ns0:t>
-      </ns0:r>
-      <ns0:r>
-        <ns0:t xml:space="preserve"> </ns0:t>
-      </ns0:r>
-      <ns0:r>
-        <ns0:t xml:space="preserve">Trước khi nghe, hãy</ns0:t>
-      </ns0:r>
-      <ns0:r>
-        <ns0:t xml:space="preserve"> </ns0:t>
-      </ns0:r>
-      <ns0:r>
-        <ns0:rPr>
-          <ns0:b/>
-          <ns0:bCs/>
-          <ns0:i/>
-          <ns0:iCs/>
-        </ns0:rPr>
-        <ns0:t xml:space="preserve">đọc lướt qua toàn bộ form để hiểu ngữ cảnh</ns0:t>
-      </ns0:r>
-      <ns0:r>
-        <ns0:t xml:space="preserve">. Sau đó, phân tích từng chỗ trống để dự đoán loại thông tin cần điền:</ns0:t>
-      </ns0:r>
-    </ns0:p>
-    <ns0:p>
-      <ns0:pPr>
-        <ns0:pStyle ns0:val="Compact"/>
-        <ns0:numPr>
-          <ns0:ilvl ns0:val="0"/>
-          <ns0:numId ns0:val="1007"/>
-        </ns0:numPr>
-      </ns0:pPr>
-      <ns0:r>
-        <ns0:rPr>
-          <ns0:b/>
-          <ns0:bCs/>
-        </ns0:rPr>
-        <ns0:t xml:space="preserve">Câu 1:</ns0:t>
-      </ns0:r>
-      <ns0:r>
-        <ns0:t xml:space="preserve"> </ns0:t>
-      </ns0:r>
-      <ns0:r>
-        <ns0:t xml:space="preserve">Tên riêng của một phòng (thường viết hoa).</ns0:t>
-      </ns0:r>
-    </ns0:p>
-    <ns0:p>
-      <ns0:pPr>
-        <ns0:pStyle ns0:val="Compact"/>
-        <ns0:numPr>
-          <ns0:ilvl ns0:val="0"/>
-          <ns0:numId ns0:val="1007"/>
-        </ns0:numPr>
-      </ns0:pPr>
-      <ns0:r>
-        <ns0:rPr>
-          <ns0:b/>
-          <ns0:bCs/>
-        </ns0:rPr>
-        <ns0:t xml:space="preserve">Câu 2:</ns0:t>
-      </ns0:r>
-      <ns0:r>
-        <ns0:t xml:space="preserve"> </ns0:t>
-      </ns0:r>
-      <ns0:r>
-        <ns0:t xml:space="preserve">Một thiết bị văn phòng/hội thảo (đi kèm với máy chiếu).</ns0:t>
-      </ns0:r>
-    </ns0:p>
-    <ns0:p>
-      <ns0:pPr>
-        <ns0:pStyle ns0:val="Compact"/>
-        <ns0:numPr>
-          <ns0:ilvl ns0:val="0"/>
-          <ns0:numId ns0:val="1007"/>
-        </ns0:numPr>
-      </ns0:pPr>
-      <ns0:r>
-        <ns0:rPr>
-          <ns0:b/>
-          <ns0:bCs/>
-        </ns0:rPr>
-        <ns0:t xml:space="preserve">Câu 3:</ns0:t>
-      </ns0:r>
-      <ns0:r>
-        <ns0:t xml:space="preserve"> </ns0:t>
-      </ns0:r>
-      <ns0:r>
-        <ns0:t xml:space="preserve">Một khu vực hoặc sự kiện (ví dụ:</ns0:t>
-      </ns0:r>
-      <ns0:r>
-        <ns0:t xml:space="preserve"> </ns0:t>
-      </ns0:r>
-      <ns0:r>
-        <ns0:rPr>
-          <ns0:i/>
-          <ns0:iCs/>
-        </ns0:rPr>
-        <ns0:t xml:space="preserve">exhibition, entrance</ns0:t>
-      </ns0:r>
-      <ns0:r>
-        <ns0:t xml:space="preserve">).</ns0:t>
-      </ns0:r>
-    </ns0:p>
-    <ns0:p>
-      <ns0:pPr>
-        <ns0:pStyle ns0:val="Compact"/>
-        <ns0:numPr>
-          <ns0:ilvl ns0:val="0"/>
-          <ns0:numId ns0:val="1007"/>
-        </ns0:numPr>
-      </ns0:pPr>
-      <ns0:r>
-        <ns0:rPr>
-          <ns0:b/>
-          <ns0:bCs/>
-        </ns0:rPr>
-        <ns0:t xml:space="preserve">Câu 4:</ns0:t>
-      </ns0:r>
-      <ns0:r>
-        <ns0:t xml:space="preserve"> </ns0:t>
-      </ns0:r>
-      <ns0:r>
-        <ns0:t xml:space="preserve">Một dịch vụ miễn phí (khả năng cao là</ns0:t>
-      </ns0:r>
-      <ns0:r>
-        <ns0:t xml:space="preserve"> </ns0:t>
-      </ns0:r>
-      <ns0:r>
-        <ns0:rPr>
-          <ns0:i/>
-          <ns0:iCs/>
-        </ns0:rPr>
-        <ns0:t xml:space="preserve">Wi-Fi</ns0:t>
-      </ns0:r>
-      <ns0:r>
-        <ns0:t xml:space="preserve">).</ns0:t>
-      </ns0:r>
-    </ns0:p>
-    <ns0:p>
-      <ns0:pPr>
-        <ns0:pStyle ns0:val="Compact"/>
-        <ns0:numPr>
-          <ns0:ilvl ns0:val="0"/>
-          <ns0:numId ns0:val="1007"/>
-        </ns0:numPr>
-      </ns0:pPr>
-      <ns0:r>
-        <ns0:rPr>
-          <ns0:b/>
-          <ns0:bCs/>
-        </ns0:rPr>
-        <ns0:t xml:space="preserve">Câu 5 &amp; 6:</ns0:t>
-      </ns0:r>
-      <ns0:r>
-        <ns0:t xml:space="preserve"> </ns0:t>
-      </ns0:r>
-      <ns0:r>
-        <ns0:t xml:space="preserve">Con số (giá tiền). Lưu ý nghe kỹ sự khác biệt giữa các đuôi</ns0:t>
-      </ns0:r>
-      <ns0:r>
-        <ns0:t xml:space="preserve"> </ns0:t>
-      </ns0:r>
-      <ns0:r>
-        <ns0:rPr>
-          <ns0:i/>
-          <ns0:iCs/>
-        </ns0:rPr>
-        <ns0:t xml:space="preserve">-ty</ns0:t>
-      </ns0:r>
-      <ns0:r>
-        <ns0:t xml:space="preserve"> </ns0:t>
-      </ns0:r>
-      <ns0:r>
-        <ns0:t xml:space="preserve">(40) và</ns0:t>
-      </ns0:r>
-      <ns0:r>
-        <ns0:t xml:space="preserve"> </ns0:t>
-      </ns0:r>
-      <ns0:r>
-        <ns0:rPr>
-          <ns0:i/>
-          <ns0:iCs/>
-        </ns0:rPr>
-        <ns0:t xml:space="preserve">-teen</ns0:t>
-      </ns0:r>
-      <ns0:r>
-        <ns0:t xml:space="preserve"> </ns0:t>
-      </ns0:r>
-      <ns0:r>
-        <ns0:t xml:space="preserve">(14).</ns0:t>
-      </ns0:r>
-    </ns0:p>
-    <ns0:p>
-      <ns0:pPr>
-        <ns0:pStyle ns0:val="Compact"/>
-        <ns0:numPr>
-          <ns0:ilvl ns0:val="0"/>
-          <ns0:numId ns0:val="1007"/>
-        </ns0:numPr>
-      </ns0:pPr>
-      <ns0:r>
-        <ns0:rPr>
-          <ns0:b/>
-          <ns0:bCs/>
-        </ns0:rPr>
-        <ns0:t xml:space="preserve">Câu 7:</ns0:t>
-      </ns0:r>
-      <ns0:r>
-        <ns0:t xml:space="preserve"> </ns0:t>
-      </ns0:r>
-      <ns0:r>
-        <ns0:t xml:space="preserve">Một tiện ích của khách sạn (ví dụ:</ns0:t>
-      </ns0:r>
-      <ns0:r>
-        <ns0:t xml:space="preserve"> </ns0:t>
-      </ns0:r>
-      <ns0:r>
-        <ns0:rPr>
-          <ns0:i/>
-          <ns0:iCs/>
-        </ns0:rPr>
-        <ns0:t xml:space="preserve">pool, terrace, garden</ns0:t>
-      </ns0:r>
-      <ns0:r>
-        <ns0:t xml:space="preserve">).</ns0:t>
-      </ns0:r>
-    </ns0:p>
-    <ns0:p>
-      <ns0:pPr>
-        <ns0:pStyle ns0:val="Compact"/>
-        <ns0:numPr>
-          <ns0:ilvl ns0:val="0"/>
-          <ns0:numId ns0:val="1007"/>
-        </ns0:numPr>
-      </ns0:pPr>
-      <ns0:r>
-        <ns0:rPr>
-          <ns0:b/>
-          <ns0:bCs/>
-        </ns0:rPr>
-        <ns0:t xml:space="preserve">Câu 8:</ns0:t>
-      </ns0:r>
-      <ns0:r>
-        <ns0:t xml:space="preserve"> </ns0:t>
-      </ns0:r>
-      <ns0:r>
-        <ns0:t xml:space="preserve">Một địa điểm công cộng (ví dụ:</ns0:t>
-      </ns0:r>
-      <ns0:r>
-        <ns0:t xml:space="preserve"> </ns0:t>
-      </ns0:r>
-      <ns0:r>
-        <ns0:rPr>
-          <ns0:i/>
-          <ns0:iCs/>
-        </ns0:rPr>
-        <ns0:t xml:space="preserve">airport, station</ns0:t>
-      </ns0:r>
-      <ns0:r>
-        <ns0:t xml:space="preserve">).</ns0:t>
-      </ns0:r>
-    </ns0:p>
-    <ns0:p>
-      <ns0:pPr>
-        <ns0:pStyle ns0:val="Compact"/>
-        <ns0:numPr>
-          <ns0:ilvl ns0:val="0"/>
-          <ns0:numId ns0:val="1007"/>
-        </ns0:numPr>
-      </ns0:pPr>
-      <ns0:r>
-        <ns0:rPr>
-          <ns0:b/>
-          <ns0:bCs/>
-        </ns0:rPr>
-        <ns0:t xml:space="preserve">Câu 9 &amp; 10:</ns0:t>
-      </ns0:r>
-      <ns0:r>
-        <ns0:t xml:space="preserve"> </ns0:t>
-      </ns0:r>
-      <ns0:r>
-        <ns0:t xml:space="preserve">Danh từ chỉ địa điểm/công trình gần đó (ví dụ:</ns0:t>
-      </ns0:r>
-      <ns0:r>
-        <ns0:t xml:space="preserve"> </ns0:t>
-      </ns0:r>
-      <ns0:r>
-        <ns0:rPr>
-          <ns0:i/>
-          <ns0:iCs/>
-        </ns0:rPr>
-        <ns0:t xml:space="preserve">library, shops</ns0:t>
-      </ns0:r>
-      <ns0:r>
-        <ns0:t xml:space="preserve">).</ns0:t>
-      </ns0:r>
-    </ns0:p>
-    <ns0:p>
-      <ns0:pPr>
-        <ns0:pStyle ns0:val="CDStep"/>
-      </ns0:pPr>
-      <ns0:r>
-        <ns0:rPr>
-          <ns0:b/>
-          <ns0:bCs/>
-        </ns0:rPr>
-        <ns0:t xml:space="preserve">Bước 3 - Bám sát key words và lưu ý đến cách diễn đạt đồng nghĩa (paraphrasing):</ns0:t>
-      </ns0:r>
-      <ns0:r>
-        <ns0:t xml:space="preserve"> </ns0:t>
-      </ns0:r>
-      <ns0:r>
-        <ns0:t xml:space="preserve">Người nói sẽ thường không lặp lại chính xác từng từ vựng trong câu hỏi, mà thay vào đó sẽ dùng từ đồng nghĩa hoặc một cấu trúc khác.</ns0:t>
-      </ns0:r>
-    </ns0:p>
-    <ns0:p>
-      <ns0:pPr>
-        <ns0:pStyle ns0:val="CDStep"/>
-      </ns0:pPr>
-      <ns0:r>
-        <ns0:rPr>
-          <ns0:b/>
-          <ns0:bCs/>
-        </ns0:rPr>
-        <ns0:t xml:space="preserve">Bước 4 - Cẩn thận với bẫy và thông tin gây nhiễu:</ns0:t>
-      </ns0:r>
-      <ns0:r>
-        <ns0:t xml:space="preserve"> </ns0:t>
-      </ns0:r>
-      <ns0:r>
-        <ns0:t xml:space="preserve">Người nói có thể đề cập đến một thông tin không chính xác trước rồi tự sửa lại, hoặc một người hỏi và người kia xác nhận/phủ định. Hãy lắng nghe đến cuối câu và ghi chú lại để chắc chắn rằng đó là thông tin cuối cùng và chính xác</ns0:t>
-      </ns0:r>
-    </ns0:p>
-    <ns0:bookmarkEnd ns0:id="16"/>
-    <ns0:bookmarkStart ns0:id="17" ns0:name="phân-tích-chi-tiết-từng-câu-hỏi"/>
-    <ns0:p>
-      <ns0:pPr>
-        <ns0:pStyle ns0:val="Heading3"/>
-      </ns0:pPr>
-      <ns0:r>
-        <ns0:t xml:space="preserve">2. Phân tích chi tiết từng câu hỏi:</ns0:t>
-      </ns0:r>
-    </ns0:p>
-    <ns0:p>
-      <ns0:pPr>
-        <ns0:pStyle ns0:val="Compact"/>
-        <ns0:numPr>
-          <ns0:ilvl ns0:val="0"/>
-          <ns0:numId ns0:val="1008"/>
-        </ns0:numPr>
-      </ns0:pPr>
-      <ns0:r>
-        <ns0:rPr>
-          <ns0:b/>
-          <ns0:bCs/>
-        </ns0:rPr>
-        <ns0:t xml:space="preserve">Câu 1: Tesla</ns0:t>
-      </ns0:r>
-    </ns0:p>
-    <ns0:p>
-      <ns0:pPr>
-        <ns0:pStyle ns0:val="Compact"/>
-        <ns0:numPr>
-          <ns0:ilvl ns0:val="1"/>
-          <ns0:numId ns0:val="1009"/>
-        </ns0:numPr>
-      </ns0:pPr>
-      <ns0:r>
-        <ns0:rPr>
-          <ns0:b/>
-          <ns0:bCs/>
-        </ns0:rPr>
-        <ns0:t xml:space="preserve">Transcript:</ns0:t>
-      </ns0:r>
-      <ns0:r>
-        <ns0:t xml:space="preserve"> </ns0:t>
-      </ns0:r>
-      <ns0:r>
-        <ns0:t xml:space="preserve">"So for talks and presentations we have the</ns0:t>
-      </ns0:r>
-      <ns0:r>
-        <ns0:t xml:space="preserve"> </ns0:t>
-      </ns0:r>
-      <ns0:r>
-        <ns0:rPr>
-          <ns0:b/>
-          <ns0:bCs/>
-        </ns0:rPr>
-        <ns0:t xml:space="preserve">Tesla</ns0:t>
-      </ns0:r>
-      <ns0:r>
-        <ns0:t xml:space="preserve"> </ns0:t>
-      </ns0:r>
-      <ns0:r>
-        <ns0:t xml:space="preserve">room... that’s spelled</ns0:t>
-      </ns0:r>
-      <ns0:r>
-        <ns0:t xml:space="preserve"> </ns0:t>
-      </ns0:r>
-      <ns0:r>
-        <ns0:rPr>
-          <ns0:b/>
-          <ns0:bCs/>
-        </ns0:rPr>
-        <ns0:t xml:space="preserve">T-E-S-L-A</ns0:t>
-      </ns0:r>
-      <ns0:r>
-        <ns0:t xml:space="preserve">."</ns0:t>
-      </ns0:r>
-    </ns0:p>
-    <ns0:p>
-      <ns0:pPr>
-        <ns0:pStyle ns0:val="Compact"/>
-        <ns0:numPr>
-          <ns0:ilvl ns0:val="1"/>
-          <ns0:numId ns0:val="1009"/>
-        </ns0:numPr>
-      </ns0:pPr>
-      <ns0:r>
-        <ns0:rPr>
-          <ns0:b/>
-          <ns0:bCs/>
-        </ns0:rPr>
-        <ns0:t xml:space="preserve">Phân tích:</ns0:t>
-      </ns0:r>
-      <ns0:r>
-        <ns0:t xml:space="preserve"> </ns0:t>
-      </ns0:r>
-      <ns0:r>
-        <ns0:t xml:space="preserve">Đây là dạng bài đánh vần tên riêng. Khi nghe nhân vật nói "that's spelled...", bạn cần chuẩn bị bút để viết chính xác từng chữ cái.</ns0:t>
-      </ns0:r>
-    </ns0:p>
-    <ns0:p>
-      <ns0:pPr>
-        <ns0:pStyle ns0:val="Compact"/>
-        <ns0:numPr>
-          <ns0:ilvl ns0:val="0"/>
-          <ns0:numId ns0:val="1008"/>
-        </ns0:numPr>
-      </ns0:pPr>
-      <ns0:r>
-        <ns0:rPr>
-          <ns0:b/>
-          <ns0:bCs/>
-        </ns0:rPr>
-        <ns0:t xml:space="preserve">Câu 2: microphone</ns0:t>
-      </ns0:r>
-    </ns0:p>
-    <ns0:p>
-      <ns0:pPr>
-        <ns0:pStyle ns0:val="Compact"/>
-        <ns0:numPr>
-          <ns0:ilvl ns0:val="1"/>
-          <ns0:numId ns0:val="1010"/>
-        </ns0:numPr>
-      </ns0:pPr>
-      <ns0:r>
-        <ns0:rPr>
-          <ns0:b/>
-          <ns0:bCs/>
-        </ns0:rPr>
-        <ns0:t xml:space="preserve">Transcript:</ns0:t>
-      </ns0:r>
-      <ns0:r>
-        <ns0:t xml:space="preserve"> </ns0:t>
-      </ns0:r>
-      <ns0:r>
-        <ns0:t xml:space="preserve">"MAN: How about a</ns0:t>
-      </ns0:r>
-      <ns0:r>
-        <ns0:t xml:space="preserve"> </ns0:t>
-      </ns0:r>
-      <ns0:r>
-        <ns0:rPr>
-          <ns0:b/>
-          <ns0:bCs/>
-        </ns0:rPr>
-        <ns0:t xml:space="preserve">microphone</ns0:t>
-      </ns0:r>
-      <ns0:r>
-        <ns0:t xml:space="preserve">? ANGELA: Yes, that’ll be all set up ready for you..."</ns0:t>
-      </ns0:r>
-    </ns0:p>
-    <ns0:p>
-      <ns0:pPr>
-        <ns0:pStyle ns0:val="Compact"/>
-        <ns0:numPr>
-          <ns0:ilvl ns0:val="1"/>
-          <ns0:numId ns0:val="1010"/>
-        </ns0:numPr>
-      </ns0:pPr>
-      <ns0:r>
-        <ns0:rPr>
-          <ns0:b/>
-          <ns0:bCs/>
-        </ns0:rPr>
-        <ns0:t xml:space="preserve">Phân tích:</ns0:t>
-      </ns0:r>
-      <ns0:r>
-        <ns0:t xml:space="preserve"> </ns0:t>
-      </ns0:r>
-      <ns0:r>
-        <ns0:t xml:space="preserve">Người đàn ông chủ động hỏi về thiết bị này. Từ "available" trong đề bài đồng nghĩa với cụm "set up ready" trong transcript.</ns0:t>
-      </ns0:r>
-    </ns0:p>
-    <ns0:p>
-      <ns0:pPr>
-        <ns0:pStyle ns0:val="Compact"/>
-        <ns0:numPr>
-          <ns0:ilvl ns0:val="0"/>
-          <ns0:numId ns0:val="1008"/>
-        </ns0:numPr>
-      </ns0:pPr>
-      <ns0:r>
-        <ns0:rPr>
-          <ns0:b/>
-          <ns0:bCs/>
-        </ns0:rPr>
-        <ns0:t xml:space="preserve">Câu 3: exhibition</ns0:t>
-      </ns0:r>
-    </ns0:p>
-    <ns0:p>
-      <ns0:pPr>
-        <ns0:pStyle ns0:val="Compact"/>
-        <ns0:numPr>
-          <ns0:ilvl ns0:val="1"/>
-          <ns0:numId ns0:val="1011"/>
-        </ns0:numPr>
-      </ns0:pPr>
-      <ns0:r>
-        <ns0:rPr>
-          <ns0:b/>
-          <ns0:bCs/>
-        </ns0:rPr>
-        <ns0:t xml:space="preserve">Transcript:</ns0:t>
-      </ns0:r>
-      <ns0:r>
-        <ns0:t xml:space="preserve"> </ns0:t>
-      </ns0:r>
-      <ns0:r>
-        <ns0:t xml:space="preserve">"...we’d like to have an</ns0:t>
-      </ns0:r>
-      <ns0:r>
-        <ns0:t xml:space="preserve"> </ns0:t>
-      </ns0:r>
-      <ns0:r>
-        <ns0:rPr>
-          <ns0:b/>
-          <ns0:bCs/>
-        </ns0:rPr>
-        <ns0:t xml:space="preserve">exhibition</ns0:t>
-      </ns0:r>
-      <ns0:r>
-        <ns0:t xml:space="preserve"> </ns0:t>
-      </ns0:r>
-      <ns0:r>
-        <ns0:t xml:space="preserve">of our products and services there as well..."</ns0:t>
-      </ns0:r>
-    </ns0:p>
-    <ns0:p>
-      <ns0:pPr>
-        <ns0:pStyle ns0:val="Compact"/>
-        <ns0:numPr>
-          <ns0:ilvl ns0:val="1"/>
-          <ns0:numId ns0:val="1011"/>
-        </ns0:numPr>
-      </ns0:pPr>
-      <ns0:r>
-        <ns0:rPr>
-          <ns0:b/>
-          <ns0:bCs/>
-        </ns0:rPr>
-        <ns0:t xml:space="preserve">Phân tích:</ns0:t>
-      </ns0:r>
-      <ns0:r>
-        <ns0:t xml:space="preserve"> </ns0:t>
-      </ns0:r>
-      <ns0:r>
-        <ns0:t xml:space="preserve">Từ nhận biết là mạo từ "</ns0:t>
-      </ns0:r>
-      <ns0:r>
-        <ns0:rPr>
-          <ns0:b/>
-          <ns0:bCs/>
-        </ns0:rPr>
-        <ns0:t xml:space="preserve">an</ns0:t>
-      </ns0:r>
-      <ns0:r>
-        <ns0:t xml:space="preserve">" trong đề bài. Trong tiếng Anh, "an" phải đi với một danh từ bắt đầu bằng nguyên âm (a, e, i, o, u). "Exhibition" khớp hoàn toàn với ngữ pháp và nội dung.</ns0:t>
-      </ns0:r>
-    </ns0:p>
-    <ns0:p>
-      <ns0:pPr>
-        <ns0:pStyle ns0:val="Compact"/>
-        <ns0:numPr>
-          <ns0:ilvl ns0:val="0"/>
-          <ns0:numId ns0:val="1008"/>
-        </ns0:numPr>
-      </ns0:pPr>
-      <ns0:r>
-        <ns0:rPr>
-          <ns0:b/>
-          <ns0:bCs/>
-        </ns0:rPr>
-        <ns0:t xml:space="preserve">Câu 4: wifi</ns0:t>
-      </ns0:r>
-    </ns0:p>
-    <ns0:p>
-      <ns0:pPr>
-        <ns0:pStyle ns0:val="Compact"/>
-        <ns0:numPr>
-          <ns0:ilvl ns0:val="1"/>
-          <ns0:numId ns0:val="1012"/>
-        </ns0:numPr>
-      </ns0:pPr>
-      <ns0:r>
-        <ns0:rPr>
-          <ns0:b/>
-          <ns0:bCs/>
-        </ns0:rPr>
-        <ns0:t xml:space="preserve">Transcript:</ns0:t>
-      </ns0:r>
-      <ns0:r>
-        <ns0:t xml:space="preserve"> </ns0:t>
-      </ns0:r>
-      <ns0:r>
-        <ns0:t xml:space="preserve">"MAN: And I presume there’s</ns0:t>
-      </ns0:r>
-      <ns0:r>
-        <ns0:t xml:space="preserve"> </ns0:t>
-      </ns0:r>
-      <ns0:r>
-        <ns0:rPr>
-          <ns0:b/>
-          <ns0:bCs/>
-        </ns0:rPr>
-        <ns0:t xml:space="preserve">wifi</ns0:t>
-      </ns0:r>
-      <ns0:r>
-        <ns0:t xml:space="preserve">? ANGELA: Oh yes, that’s free and available throughout the hotel."</ns0:t>
-      </ns0:r>
-    </ns0:p>
-    <ns0:p>
-      <ns0:pPr>
-        <ns0:pStyle ns0:val="Compact"/>
-        <ns0:numPr>
-          <ns0:ilvl ns0:val="1"/>
-          <ns0:numId ns0:val="1012"/>
-        </ns0:numPr>
-      </ns0:pPr>
-      <ns0:r>
-        <ns0:rPr>
-          <ns0:b/>
-          <ns0:bCs/>
-        </ns0:rPr>
-        <ns0:t xml:space="preserve">Phân tích:</ns0:t>
-      </ns0:r>
-      <ns0:r>
-        <ns0:t xml:space="preserve"> </ns0:t>
-      </ns0:r>
-      <ns0:r>
-        <ns0:t xml:space="preserve">Từ "free" trong đề bài được nhắc lại nguyên văn. "Throughout" cũng là từ khóa quan trọng để xác nhận đáp án.</ns0:t>
-      </ns0:r>
-    </ns0:p>
-    <ns0:p>
-      <ns0:pPr>
-        <ns0:pStyle ns0:val="Compact"/>
-        <ns0:numPr>
-          <ns0:ilvl ns0:val="0"/>
-          <ns0:numId ns0:val="1008"/>
-        </ns0:numPr>
-      </ns0:pPr>
-      <ns0:r>
-        <ns0:rPr>
-          <ns0:b/>
-          <ns0:bCs/>
-        </ns0:rPr>
-        <ns0:t xml:space="preserve">Câu 5: 45</ns0:t>
-      </ns0:r>
-    </ns0:p>
-    <ns0:p>
-      <ns0:pPr>
-        <ns0:pStyle ns0:val="Compact"/>
-        <ns0:numPr>
-          <ns0:ilvl ns0:val="1"/>
-          <ns0:numId ns0:val="1013"/>
-        </ns0:numPr>
-      </ns0:pPr>
-      <ns0:r>
-        <ns0:rPr>
-          <ns0:b/>
-          <ns0:bCs/>
-        </ns0:rPr>
-        <ns0:t xml:space="preserve">Transcript:</ns0:t>
-      </ns0:r>
-      <ns0:r>
-        <ns0:t xml:space="preserve"> </ns0:t>
-      </ns0:r>
-      <ns0:r>
-        <ns0:t xml:space="preserve">"That’s</ns0:t>
-      </ns0:r>
-      <ns0:r>
-        <ns0:t xml:space="preserve"> </ns0:t>
-      </ns0:r>
-      <ns0:r>
-        <ns0:rPr>
-          <ns0:b/>
-          <ns0:bCs/>
-        </ns0:rPr>
-        <ns0:t xml:space="preserve">$45</ns0:t>
-      </ns0:r>
-      <ns0:r>
-        <ns0:t xml:space="preserve"> </ns0:t>
-      </ns0:r>
-      <ns0:r>
-        <ns0:t xml:space="preserve">per person. Or you can have the special for $25 more."</ns0:t>
-      </ns0:r>
-    </ns0:p>
-    <ns0:p>
-      <ns0:pPr>
-        <ns0:pStyle ns0:val="Compact"/>
-        <ns0:numPr>
-          <ns0:ilvl ns0:val="1"/>
-          <ns0:numId ns0:val="1013"/>
-        </ns0:numPr>
-      </ns0:pPr>
-      <ns0:r>
-        <ns0:rPr>
-          <ns0:b/>
-          <ns0:bCs/>
-        </ns0:rPr>
-        <ns0:t xml:space="preserve">Phân tích:</ns0:t>
-      </ns0:r>
-      <ns0:r>
-        <ns0:t xml:space="preserve"> </ns0:t>
-      </ns0:r>
-      <ns0:r>
-        <ns0:rPr>
-          <ns0:b/>
-          <ns0:bCs/>
-        </ns0:rPr>
-        <ns0:t xml:space="preserve">Bẫy con số.</ns0:t>
-      </ns0:r>
-      <ns0:r>
-        <ns0:t xml:space="preserve"> </ns0:t>
-      </ns0:r>
-      <ns0:r>
-        <ns0:t xml:space="preserve">Có hai con số xuất hiện: 45 và 25. Tuy nhiên, đề bài hỏi giá "standard buffet", mà cô quản lý nói "standard menu is $45", còn $25 là phí cộng thêm cho thực đơn đặc biệt.</ns0:t>
-      </ns0:r>
-    </ns0:p>
-    <ns0:p>
-      <ns0:pPr>
-        <ns0:pStyle ns0:val="Compact"/>
-        <ns0:numPr>
-          <ns0:ilvl ns0:val="0"/>
-          <ns0:numId ns0:val="1014"/>
-        </ns0:numPr>
-      </ns0:pPr>
-      <ns0:r>
-        <ns0:rPr>
-          <ns0:b/>
-          <ns0:bCs/>
-        </ns0:rPr>
-        <ns0:t xml:space="preserve">Câu 6: 135</ns0:t>
-      </ns0:r>
-    </ns0:p>
-    <ns0:p>
-      <ns0:pPr>
-        <ns0:pStyle ns0:val="Compact"/>
-        <ns0:numPr>
-          <ns0:ilvl ns0:val="1"/>
-          <ns0:numId ns0:val="1015"/>
-        </ns0:numPr>
-      </ns0:pPr>
-      <ns0:r>
-        <ns0:rPr>
-          <ns0:b/>
-          <ns0:bCs/>
-        </ns0:rPr>
-        <ns0:t xml:space="preserve">Transcript:</ns0:t>
-      </ns0:r>
-      <ns0:r>
-        <ns0:t xml:space="preserve"> </ns0:t>
-      </ns0:r>
-      <ns0:r>
-        <ns0:t xml:space="preserve">"...we can offer you rooms at</ns0:t>
-      </ns0:r>
-      <ns0:r>
-        <ns0:t xml:space="preserve"> </ns0:t>
-      </ns0:r>
-      <ns0:r>
-        <ns0:rPr>
-          <ns0:b/>
-          <ns0:bCs/>
-        </ns0:rPr>
-        <ns0:t xml:space="preserve">$135</ns0:t>
-      </ns0:r>
-      <ns0:r>
-        <ns0:t xml:space="preserve">. Normally a standard room’s $180."</ns0:t>
-      </ns0:r>
-    </ns0:p>
-    <ns0:p>
-      <ns0:pPr>
-        <ns0:pStyle ns0:val="Compact"/>
-        <ns0:numPr>
-          <ns0:ilvl ns0:val="1"/>
-          <ns0:numId ns0:val="1015"/>
-        </ns0:numPr>
-      </ns0:pPr>
-      <ns0:r>
-        <ns0:rPr>
-          <ns0:b/>
-          <ns0:bCs/>
-        </ns0:rPr>
-        <ns0:t xml:space="preserve">Phân tích:</ns0:t>
-      </ns0:r>
-      <ns0:r>
-        <ns0:t xml:space="preserve"> </ns0:t>
-      </ns0:r>
-      <ns0:r>
-        <ns0:rPr>
-          <ns0:b/>
-          <ns0:bCs/>
-        </ns0:rPr>
-        <ns0:t xml:space="preserve">Bẫy con số.</ns0:t>
-      </ns0:r>
-      <ns0:r>
-        <ns0:t xml:space="preserve"> </ns0:t>
-      </ns0:r>
-      <ns0:r>
-        <ns0:t xml:space="preserve">Người nghe dễ nhầm với số 180 (giá gốc) hoặc số 25 (phần trăm giảm giá). Bạn cần nghe con số đi sau cụm "offer you rooms at" (giá sau khi giảm).</ns0:t>
-      </ns0:r>
-    </ns0:p>
-    <ns0:p>
-      <ns0:pPr>
-        <ns0:pStyle ns0:val="Compact"/>
-        <ns0:numPr>
-          <ns0:ilvl ns0:val="0"/>
-          <ns0:numId ns0:val="1016"/>
-        </ns0:numPr>
-      </ns0:pPr>
-      <ns0:r>
-        <ns0:rPr>
-          <ns0:b/>
-          <ns0:bCs/>
-        </ns0:rPr>
-        <ns0:t xml:space="preserve">Câu 7: pool</ns0:t>
-      </ns0:r>
-    </ns0:p>
-    <ns0:p>
-      <ns0:pPr>
-        <ns0:pStyle ns0:val="Compact"/>
-        <ns0:numPr>
-          <ns0:ilvl ns0:val="1"/>
-          <ns0:numId ns0:val="1017"/>
-        </ns0:numPr>
-      </ns0:pPr>
-      <ns0:r>
-        <ns0:rPr>
-          <ns0:b/>
-          <ns0:bCs/>
-        </ns0:rPr>
-        <ns0:t xml:space="preserve">Transcript:</ns0:t>
-      </ns0:r>
-      <ns0:r>
-        <ns0:t xml:space="preserve"> </ns0:t>
-      </ns0:r>
-      <ns0:r>
-        <ns0:t xml:space="preserve">"...and there’s a</ns0:t>
-      </ns0:r>
-      <ns0:r>
-        <ns0:t xml:space="preserve"> </ns0:t>
-      </ns0:r>
-      <ns0:r>
-        <ns0:rPr>
-          <ns0:b/>
-          <ns0:bCs/>
-        </ns0:rPr>
-        <ns0:t xml:space="preserve">pool</ns0:t>
-      </ns0:r>
-      <ns0:r>
-        <ns0:t xml:space="preserve"> </ns0:t>
-      </ns0:r>
-      <ns0:r>
-        <ns0:t xml:space="preserve">up on the roof for the use of guests."</ns0:t>
-      </ns0:r>
-    </ns0:p>
-    <ns0:p>
-      <ns0:pPr>
-        <ns0:pStyle ns0:val="Compact"/>
-        <ns0:numPr>
-          <ns0:ilvl ns0:val="1"/>
-          <ns0:numId ns0:val="1017"/>
-        </ns0:numPr>
-      </ns0:pPr>
-      <ns0:r>
-        <ns0:rPr>
-          <ns0:b/>
-          <ns0:bCs/>
-        </ns0:rPr>
-        <ns0:t xml:space="preserve">Phân tích:</ns0:t>
-      </ns0:r>
-      <ns0:r>
-        <ns0:t xml:space="preserve"> </ns0:t>
-      </ns0:r>
-      <ns0:r>
-        <ns0:t xml:space="preserve">Đề bài dùng từ "rooftop" (trên mái), trong transcript dùng "up on the roof". Hai cụm này đồng nghĩa.</ns0:t>
-      </ns0:r>
-    </ns0:p>
-    <ns0:p>
-      <ns0:pPr>
-        <ns0:pStyle ns0:val="Compact"/>
-        <ns0:numPr>
-          <ns0:ilvl ns0:val="0"/>
-          <ns0:numId ns0:val="1016"/>
-        </ns0:numPr>
-      </ns0:pPr>
-      <ns0:r>
-        <ns0:rPr>
-          <ns0:b/>
-          <ns0:bCs/>
-        </ns0:rPr>
-        <ns0:t xml:space="preserve">Câu 8: airport</ns0:t>
-      </ns0:r>
-    </ns0:p>
-    <ns0:p>
-      <ns0:pPr>
-        <ns0:pStyle ns0:val="Compact"/>
-        <ns0:numPr>
-          <ns0:ilvl ns0:val="1"/>
-          <ns0:numId ns0:val="1018"/>
-        </ns0:numPr>
-      </ns0:pPr>
-      <ns0:r>
-        <ns0:rPr>
-          <ns0:b/>
-          <ns0:bCs/>
-        </ns0:rPr>
-        <ns0:t xml:space="preserve">Transcript:</ns0:t>
-      </ns0:r>
-      <ns0:r>
-        <ns0:t xml:space="preserve"> </ns0:t>
-      </ns0:r>
-      <ns0:r>
-        <ns0:t xml:space="preserve">"Yes, it’s about 12 kilometres from the</ns0:t>
-      </ns0:r>
-      <ns0:r>
-        <ns0:t xml:space="preserve"> </ns0:t>
-      </ns0:r>
-      <ns0:r>
-        <ns0:rPr>
-          <ns0:b/>
-          <ns0:bCs/>
-        </ns0:rPr>
-        <ns0:t xml:space="preserve">airport</ns0:t>
-      </ns0:r>
-      <ns0:r>
-        <ns0:t xml:space="preserve">, but there’s a complimentary shuttle bus..."</ns0:t>
-      </ns0:r>
-    </ns0:p>
-    <ns0:p>
-      <ns0:pPr>
-        <ns0:pStyle ns0:val="Compact"/>
-        <ns0:numPr>
-          <ns0:ilvl ns0:val="1"/>
-          <ns0:numId ns0:val="1018"/>
-        </ns0:numPr>
-      </ns0:pPr>
-      <ns0:r>
-        <ns0:rPr>
-          <ns0:b/>
-          <ns0:bCs/>
-        </ns0:rPr>
-        <ns0:t xml:space="preserve">Phân tích:</ns0:t>
-      </ns0:r>
-      <ns0:r>
-        <ns0:t xml:space="preserve"> </ns0:t>
-      </ns0:r>
-      <ns0:r>
-        <ns0:t xml:space="preserve">Từ "free" trong đề bài được thay bằng từ chuyên dụng trong khách sạn: "</ns0:t>
-      </ns0:r>
-      <ns0:r>
-        <ns0:rPr>
-          <ns0:b/>
-          <ns0:bCs/>
-        </ns0:rPr>
-        <ns0:t xml:space="preserve">complimentary</ns0:t>
-      </ns0:r>
-      <ns0:r>
-        <ns0:t xml:space="preserve">" (miễn phí).</ns0:t>
-      </ns0:r>
-    </ns0:p>
-    <ns0:p>
-      <ns0:pPr>
-        <ns0:pStyle ns0:val="Compact"/>
-        <ns0:numPr>
-          <ns0:ilvl ns0:val="0"/>
-          <ns0:numId ns0:val="1016"/>
-        </ns0:numPr>
-      </ns0:pPr>
-      <ns0:r>
-        <ns0:rPr>
-          <ns0:b/>
-          <ns0:bCs/>
-        </ns0:rPr>
-        <ns0:t xml:space="preserve">Câu 9: sea</ns0:t>
-      </ns0:r>
-    </ns0:p>
-    <ns0:p>
-      <ns0:pPr>
-        <ns0:pStyle ns0:val="Compact"/>
-        <ns0:numPr>
-          <ns0:ilvl ns0:val="1"/>
-          <ns0:numId ns0:val="1019"/>
-        </ns0:numPr>
-      </ns0:pPr>
-      <ns0:r>
-        <ns0:rPr>
-          <ns0:b/>
-          <ns0:bCs/>
-        </ns0:rPr>
-        <ns0:t xml:space="preserve">Transcript:</ns0:t>
-      </ns0:r>
-      <ns0:r>
-        <ns0:t xml:space="preserve"> </ns0:t>
-      </ns0:r>
-      <ns0:r>
-        <ns0:t xml:space="preserve">"...it’s not very far from the</ns0:t>
-      </ns0:r>
-      <ns0:r>
-        <ns0:t xml:space="preserve"> </ns0:t>
-      </ns0:r>
-      <ns0:r>
-        <ns0:rPr>
-          <ns0:b/>
-          <ns0:bCs/>
-        </ns0:rPr>
-        <ns0:t xml:space="preserve">sea</ns0:t>
-      </ns0:r>
-      <ns0:r>
-        <ns0:t xml:space="preserve">."</ns0:t>
-      </ns0:r>
-    </ns0:p>
-    <ns0:p>
-      <ns0:pPr>
-        <ns0:pStyle ns0:val="Compact"/>
-        <ns0:numPr>
-          <ns0:ilvl ns0:val="1"/>
-          <ns0:numId ns0:val="1019"/>
-        </ns0:numPr>
-      </ns0:pPr>
-      <ns0:r>
-        <ns0:rPr>
-          <ns0:b/>
-          <ns0:bCs/>
-        </ns0:rPr>
-        <ns0:t xml:space="preserve">Phân tích:</ns0:t>
-      </ns0:r>
-      <ns0:r>
-        <ns0:t xml:space="preserve"> </ns0:t>
-      </ns0:r>
-      <ns0:r>
-        <ns0:t xml:space="preserve">Cụm "quite near" trong đề bài được paraphrase thành "not very far from" (không quá xa).</ns0:t>
-      </ns0:r>
-    </ns0:p>
-    <ns0:p>
-      <ns0:pPr>
-        <ns0:pStyle ns0:val="Compact"/>
-        <ns0:numPr>
-          <ns0:ilvl ns0:val="0"/>
-          <ns0:numId ns0:val="1016"/>
-        </ns0:numPr>
-      </ns0:pPr>
-      <ns0:r>
-        <ns0:rPr>
-          <ns0:b/>
-          <ns0:bCs/>
-        </ns0:rPr>
-        <ns0:t xml:space="preserve">Câu 10: clubs</ns0:t>
-      </ns0:r>
-    </ns0:p>
-    <ns0:p>
-      <ns0:pPr>
-        <ns0:pStyle ns0:val="Compact"/>
-        <ns0:numPr>
-          <ns0:ilvl ns0:val="1"/>
-          <ns0:numId ns0:val="1020"/>
-        </ns0:numPr>
-      </ns0:pPr>
-      <ns0:r>
-        <ns0:rPr>
-          <ns0:b/>
-          <ns0:bCs/>
-        </ns0:rPr>
-        <ns0:t xml:space="preserve">Transcript:</ns0:t>
-      </ns0:r>
-      <ns0:r>
-        <ns0:t xml:space="preserve"> </ns0:t>
-      </ns0:r>
-      <ns0:r>
-        <ns0:t xml:space="preserve">"...they can go on to one of the</ns0:t>
-      </ns0:r>
-      <ns0:r>
-        <ns0:t xml:space="preserve"> </ns0:t>
-      </ns0:r>
-      <ns0:r>
-        <ns0:rPr>
-          <ns0:b/>
-          <ns0:bCs/>
-        </ns0:rPr>
-        <ns0:t xml:space="preserve">clubs</ns0:t>
-      </ns0:r>
-      <ns0:r>
-        <ns0:t xml:space="preserve"> </ns0:t>
-      </ns0:r>
-      <ns0:r>
-        <ns0:t xml:space="preserve">in the area – there are a great many to choose from."</ns0:t>
-      </ns0:r>
-    </ns0:p>
-    <ns0:p>
-      <ns0:pPr>
-        <ns0:pStyle ns0:val="Compact"/>
-        <ns0:numPr>
-          <ns0:ilvl ns0:val="1"/>
-          <ns0:numId ns0:val="1020"/>
-        </ns0:numPr>
-      </ns0:pPr>
-      <ns0:r>
-        <ns0:rPr>
-          <ns0:b/>
-          <ns0:bCs/>
-        </ns0:rPr>
-        <ns0:t xml:space="preserve">Phân tích:</ns0:t>
-      </ns0:r>
-      <ns0:r>
-        <ns0:t xml:space="preserve"> </ns0:t>
-      </ns0:r>
-      <ns0:r>
-        <ns0:t xml:space="preserve">Đề bài dùng "many", transcript dùng "a great many" hoặc "huge choice". Đáp án phải ở dạng số nhiều (</ns0:t>
-      </ns0:r>
-      <ns0:r>
-        <ns0:rPr>
-          <ns0:b/>
-          <ns0:bCs/>
-        </ns0:rPr>
-        <ns0:t xml:space="preserve">clubs</ns0:t>
-      </ns0:r>
-      <ns0:r>
-        <ns0:t xml:space="preserve">) vì có từ "many" đứng trước.</ns0:t>
-      </ns0:r>
-    </ns0:p>
-    <ns0:bookmarkEnd ns0:id="17"/>
-    <ns0:bookmarkEnd ns0:id="18"/>
     <ns0:bookmarkStart ns0:id="23" ns0:name="phần-2-section-3"/>
     <ns0:p>
       <ns0:pPr>
@@ -5423,6 +5454,25 @@
       <w:i/>
     </w:rPr>
   </w:style>
+  <w:style w:styleId="CDListeningSection" w:type="paragraph">
+    <w:name w:val="CD Listening Section"/>
+    <w:basedOn w:val="Normal"/>
+    <w:qFormat/>
+    <w:pPr>
+      <w:spacing w:after="120" w:before="100"/>
+      <w:pBdr>
+        <w:top w:color="1F4E79" w:space="3" w:sz="12" w:val="single"/>
+        <w:left w:color="1F4E79" w:space="3" w:sz="12" w:val="single"/>
+        <w:bottom w:color="1F4E79" w:space="3" w:sz="12" w:val="single"/>
+        <w:right w:color="1F4E79" w:space="3" w:sz="12" w:val="single"/>
+      </w:pBdr>
+      <w:shd w:color="auto" w:fill="EBF3FA" w:val="clear"/>
+      <w:ind w:left="240" w:right="240"/>
+    </w:pPr>
+    <w:rPr>
+      <w:rFonts w:ascii="Georgia" w:cs="Georgia" w:hAnsi="Georgia"/>
+    </w:rPr>
+  </w:style>
   <w:style w:styleId="CDSection" w:type="paragraph">
     <w:name w:val="CD Section"/>
     <w:basedOn w:val="Normal"/>
@@ -5714,6 +5764,42 @@
       </w:rPr>
     </w:tblStylePr>
   </w:style>
+  <w:style w:styleId="CDListeningSectionContainer" w:type="table">
+    <w:name w:val="CDListeningSectionContainer"/>
+    <w:basedOn w:val="TableNormal"/>
+    <w:tblPr>
+      <w:tblW w:type="pct" w:w="5000"/>
+      <w:tblLayout w:type="autofit"/>
+      <w:tblBorders>
+        <w:top w:color="E52B20" w:shadow="1" w:space="0" w:sz="24" w:val="single"/>
+        <w:left w:color="E52B20" w:shadow="1" w:space="0" w:sz="24" w:val="single"/>
+        <w:bottom w:color="E52B20" w:shadow="1" w:space="0" w:sz="24" w:val="thickThinMediumGap"/>
+        <w:right w:color="E52B20" w:shadow="1" w:space="0" w:sz="24" w:val="single"/>
+      </w:tblBorders>
+      <w:shd w:color="auto" w:fill="D6E9F8" w:val="clear"/>
+      <w:tblCellMar>
+        <w:top w:type="dxa" w:w="280"/>
+        <w:left w:type="dxa" w:w="280"/>
+        <w:bottom w:type="dxa" w:w="280"/>
+        <w:right w:type="dxa" w:w="280"/>
+      </w:tblCellMar>
+    </w:tblPr>
+  </w:style>
+  <w:style w:styleId="CDListeningSectionHeader" w:type="paragraph">
+    <w:name w:val="CD Listening Section Header"/>
+    <w:basedOn w:val="Heading1"/>
+    <w:qFormat/>
+    <w:pPr>
+      <w:spacing w:after="160" w:before="360"/>
+      <w:jc w:val="left"/>
+    </w:pPr>
+    <w:rPr>
+      <w:rFonts w:ascii="Latin Modern Sans" w:cs="Latin Modern Sans" w:hAnsi="Latin Modern Sans"/>
+      <w:b/>
+      <w:color w:val="1F4E79"/>
+      <w:sz w:val="34"/>
+    </w:rPr>
+  </w:style>
   <w:style w:type="paragraph" w:customStyle="1" w:styleId="SourceCode">
     <w:name w:val="Source Code"/>
     <w:basedOn w:val="Normal"/>

--- a/chuyenDe/LS/docx/rawls7/Listening/Level3/W8.docx
+++ b/chuyenDe/LS/docx/rawls7/Listening/Level3/W8.docx
@@ -5771,10 +5771,10 @@
       <w:tblW w:type="pct" w:w="5000"/>
       <w:tblLayout w:type="autofit"/>
       <w:tblBorders>
-        <w:top w:color="E52B20" w:shadow="1" w:space="0" w:sz="24" w:val="single"/>
-        <w:left w:color="E52B20" w:shadow="1" w:space="0" w:sz="24" w:val="single"/>
-        <w:bottom w:color="E52B20" w:shadow="1" w:space="0" w:sz="24" w:val="thickThinMediumGap"/>
-        <w:right w:color="E52B20" w:shadow="1" w:space="0" w:sz="24" w:val="single"/>
+        <w:top w:color="E52B20" w:shadow="1" w:space="0" w:sz="12" w:val="single"/>
+        <w:left w:color="E52B20" w:shadow="1" w:space="0" w:sz="12" w:val="single"/>
+        <w:bottom w:color="E52B20" w:shadow="1" w:space="0" w:sz="16" w:val="double"/>
+        <w:right w:color="E52B20" w:shadow="1" w:space="0" w:sz="12" w:val="single"/>
       </w:tblBorders>
       <w:shd w:color="auto" w:fill="D6E9F8" w:val="clear"/>
       <w:tblCellMar>
@@ -5790,14 +5790,14 @@
     <w:basedOn w:val="Heading1"/>
     <w:qFormat/>
     <w:pPr>
-      <w:spacing w:after="160" w:before="360"/>
-      <w:jc w:val="left"/>
+      <w:spacing w:after="120" w:before="240"/>
+      <w:jc w:val="center"/>
     </w:pPr>
     <w:rPr>
       <w:rFonts w:ascii="Latin Modern Sans" w:cs="Latin Modern Sans" w:hAnsi="Latin Modern Sans"/>
       <w:b/>
       <w:color w:val="1F4E79"/>
-      <w:sz w:val="34"/>
+      <w:sz w:val="28"/>
     </w:rPr>
   </w:style>
   <w:style w:type="paragraph" w:customStyle="1" w:styleId="SourceCode">

--- a/chuyenDe/LS/docx/rawls7/Listening/Level3/W8.docx
+++ b/chuyenDe/LS/docx/rawls7/Listening/Level3/W8.docx
@@ -30,404 +30,502 @@
       <ns0:tr>
         <ns0:tc>
           <ns0:tcPr/>
+          <ns0:p>
+            <ns0:pPr>
+              <ns0:pStyle ns0:val="Heading1"/>
+            </ns0:pPr>
+            <ns0:bookmarkStart ns0:id="12" ns0:name="section-1-question-1-10"/>
+            <ns0:r>
+              <ns0:t xml:space="preserve">SECTION 1 Question 1 – 10</ns0:t>
+            </ns0:r>
+            <ns0:bookmarkEnd ns0:id="12"/>
+          </ns0:p>
+          <ns0:p>
+            <ns0:pPr>
+              <ns0:pStyle ns0:val="Heading3"/>
+            </ns0:pPr>
+            <ns0:bookmarkStart ns0:id="13" ns0:name="questions-1-10"/>
+            <ns0:r>
+              <ns0:t xml:space="preserve">Questions 1-10</ns0:t>
+            </ns0:r>
+            <ns0:bookmarkEnd ns0:id="13"/>
+          </ns0:p>
+          <ns0:p>
+            <ns0:pPr>
+              <ns0:pStyle ns0:val="FirstParagraph"/>
+            </ns0:pPr>
+            <ns0:r>
+              <ns0:t xml:space="preserve">Complete the notes below.</ns0:t>
+            </ns0:r>
+          </ns0:p>
+          <ns0:p>
+            <ns0:pPr>
+              <ns0:pStyle ns0:val="BodyText"/>
+            </ns0:pPr>
+            <ns0:r>
+              <ns0:t xml:space="preserve">Write </ns0:t>
+            </ns0:r>
+            <ns0:r>
+              <ns0:rPr>
+                <ns0:b/>
+                <ns0:bCs/>
+              </ns0:rPr>
+              <ns0:t xml:space="preserve">ONE WORD AND/OR A NUMBER</ns0:t>
+            </ns0:r>
+            <ns0:r>
+              <ns0:t xml:space="preserve"> for each answer.</ns0:t>
+            </ns0:r>
+          </ns0:p>
+          <ns0:p>
+            <ns0:pPr>
+              <ns0:pStyle ns0:val="BodyText"/>
+            </ns0:pPr>
+            <ns0:r>
+              <ns0:rPr>
+                <ns0:b/>
+                <ns0:bCs/>
+              </ns0:rPr>
+              <ns0:t xml:space="preserve">Flanders Conference Hotel</ns0:t>
+            </ns0:r>
+          </ns0:p>
+          <ns0:p>
+            <ns0:pPr>
+              <ns0:pStyle ns0:val="BodyText"/>
+            </ns0:pPr>
+            <ns0:r>
+              <ns0:rPr>
+                <ns0:i/>
+                <ns0:iCs/>
+              </ns0:rPr>
+              <ns0:t xml:space="preserve">Example</ns0:t>
+            </ns0:r>
+          </ns0:p>
+          <ns0:p>
+            <ns0:pPr>
+              <ns0:pStyle ns0:val="BodyText"/>
+            </ns0:pPr>
+            <ns0:r>
+              <ns0:t xml:space="preserve">Customer Services Manager: …………</ns0:t>
+            </ns0:r>
+            <ns0:r>
+              <ns0:rPr>
+                <ns0:i/>
+                <ns0:iCs/>
+              </ns0:rPr>
+              <ns0:t xml:space="preserve">Angela………..</ns0:t>
+            </ns0:r>
+          </ns0:p>
+          <ns0:p>
+            <ns0:pPr>
+              <ns0:pStyle ns0:val="BodyText"/>
+            </ns0:pPr>
+            <ns0:r>
+              <ns0:rPr>
+                <ns0:b/>
+                <ns0:bCs/>
+              </ns0:rPr>
+              <ns0:t xml:space="preserve">Date available</ns0:t>
+            </ns0:r>
+          </ns0:p>
+          <ns0:p>
+            <ns0:pPr>
+              <ns0:pStyle ns0:val="Compact"/>
+              <ns0:numPr>
+                <ns0:ilvl ns0:val="0"/>
+                <ns0:numId ns0:val="1001"/>
+              </ns0:numPr>
+            </ns0:pPr>
+            <ns0:r>
+              <ns0:t xml:space="preserve">weekend beginning February 4th</ns0:t>
+            </ns0:r>
+          </ns0:p>
+          <ns0:p>
+            <ns0:pPr>
+              <ns0:pStyle ns0:val="FirstParagraph"/>
+            </ns0:pPr>
+            <ns0:r>
+              <ns0:rPr>
+                <ns0:b/>
+                <ns0:bCs/>
+              </ns0:rPr>
+              <ns0:t xml:space="preserve">Conference facilities</ns0:t>
+            </ns0:r>
+          </ns0:p>
+          <ns0:p>
+            <ns0:pPr>
+              <ns0:pStyle ns0:val="Compact"/>
+              <ns0:numPr>
+                <ns0:ilvl ns0:val="0"/>
+                <ns0:numId ns0:val="1002"/>
+              </ns0:numPr>
+            </ns0:pPr>
+            <ns0:r>
+              <ns0:t xml:space="preserve">the </ns0:t>
+            </ns0:r>
+            <ns0:r>
+              <ns0:rPr>
+                <ns0:b/>
+                <ns0:bCs/>
+              </ns0:rPr>
+              <ns0:t xml:space="preserve">1</ns0:t>
+            </ns0:r>
+            <ns0:r>
+              <ns0:t xml:space="preserve"> …………………………. room for talks</ns0:t>
+            </ns0:r>
+          </ns0:p>
+          <ns0:p>
+            <ns0:pPr>
+              <ns0:pStyle ns0:val="FirstParagraph"/>
+            </ns0:pPr>
+            <ns0:r>
+              <ns0:t xml:space="preserve">      (projector and </ns0:t>
+            </ns0:r>
+            <ns0:r>
+              <ns0:rPr>
+                <ns0:b/>
+                <ns0:bCs/>
+              </ns0:rPr>
+              <ns0:t xml:space="preserve">2 </ns0:t>
+            </ns0:r>
+            <ns0:r>
+              <ns0:t xml:space="preserve">………………………….. available)</ns0:t>
+            </ns0:r>
+          </ns0:p>
+          <ns0:p>
+            <ns0:pPr>
+              <ns0:pStyle ns0:val="Compact"/>
+              <ns0:numPr>
+                <ns0:ilvl ns0:val="0"/>
+                <ns0:numId ns0:val="1003"/>
+              </ns0:numPr>
+            </ns0:pPr>
+            <ns0:r>
+              <ns0:t xml:space="preserve">area for coffee and an </ns0:t>
+            </ns0:r>
+            <ns0:r>
+              <ns0:rPr>
+                <ns0:b/>
+                <ns0:bCs/>
+              </ns0:rPr>
+              <ns0:t xml:space="preserve">3</ns0:t>
+            </ns0:r>
+            <ns0:r>
+              <ns0:t xml:space="preserve"> …………………………</ns0:t>
+            </ns0:r>
+          </ns0:p>
+          <ns0:p>
+            <ns0:pPr>
+              <ns0:pStyle ns0:val="Compact"/>
+              <ns0:numPr>
+                <ns0:ilvl ns0:val="0"/>
+                <ns0:numId ns0:val="1003"/>
+              </ns0:numPr>
+            </ns0:pPr>
+            <ns0:r>
+              <ns0:t xml:space="preserve">free </ns0:t>
+            </ns0:r>
+            <ns0:r>
+              <ns0:rPr>
+                <ns0:b/>
+                <ns0:bCs/>
+              </ns0:rPr>
+              <ns0:t xml:space="preserve">4</ns0:t>
+            </ns0:r>
+            <ns0:r>
+              <ns0:t xml:space="preserve"> …………………………… throughout</ns0:t>
+            </ns0:r>
+          </ns0:p>
+          <ns0:p>
+            <ns0:pPr>
+              <ns0:pStyle ns0:val="Compact"/>
+              <ns0:numPr>
+                <ns0:ilvl ns0:val="0"/>
+                <ns0:numId ns0:val="1003"/>
+              </ns0:numPr>
+            </ns0:pPr>
+            <ns0:r>
+              <ns0:t xml:space="preserve">a standard buffet lunch costs </ns0:t>
+            </ns0:r>
+            <ns0:r>
+              <ns0:rPr>
+                <ns0:b/>
+                <ns0:bCs/>
+              </ns0:rPr>
+              <ns0:t xml:space="preserve">5</ns0:t>
+            </ns0:r>
+            <ns0:r>
+              <ns0:t xml:space="preserve"> $ …………………………….. per head</ns0:t>
+            </ns0:r>
+          </ns0:p>
+          <ns0:p>
+            <ns0:pPr>
+              <ns0:pStyle ns0:val="FirstParagraph"/>
+            </ns0:pPr>
+            <ns0:r>
+              <ns0:rPr>
+                <ns0:b/>
+                <ns0:bCs/>
+              </ns0:rPr>
+              <ns0:t xml:space="preserve">Accommodation</ns0:t>
+            </ns0:r>
+          </ns0:p>
+          <ns0:p>
+            <ns0:pPr>
+              <ns0:pStyle ns0:val="Compact"/>
+              <ns0:numPr>
+                <ns0:ilvl ns0:val="0"/>
+                <ns0:numId ns0:val="1004"/>
+              </ns0:numPr>
+            </ns0:pPr>
+            <ns0:r>
+              <ns0:t xml:space="preserve">Rooms will cost </ns0:t>
+            </ns0:r>
+            <ns0:r>
+              <ns0:rPr>
+                <ns0:b/>
+                <ns0:bCs/>
+              </ns0:rPr>
+              <ns0:t xml:space="preserve">6</ns0:t>
+            </ns0:r>
+            <ns0:r>
+              <ns0:t xml:space="preserve"> $ ……………………………… including breakfast.</ns0:t>
+            </ns0:r>
+          </ns0:p>
+          <ns0:p>
+            <ns0:pPr>
+              <ns0:pStyle ns0:val="FirstParagraph"/>
+            </ns0:pPr>
+            <ns0:r>
+              <ns0:rPr>
+                <ns0:b/>
+                <ns0:bCs/>
+              </ns0:rPr>
+              <ns0:t xml:space="preserve">Other facilities</ns0:t>
+            </ns0:r>
+          </ns0:p>
+          <ns0:p>
+            <ns0:pPr>
+              <ns0:pStyle ns0:val="Compact"/>
+              <ns0:numPr>
+                <ns0:ilvl ns0:val="0"/>
+                <ns0:numId ns0:val="1005"/>
+              </ns0:numPr>
+            </ns0:pPr>
+            <ns0:r>
+              <ns0:t xml:space="preserve">The hotel also has a spa and rooftop </ns0:t>
+            </ns0:r>
+            <ns0:r>
+              <ns0:rPr>
+                <ns0:b/>
+                <ns0:bCs/>
+              </ns0:rPr>
+              <ns0:t xml:space="preserve">7</ns0:t>
+            </ns0:r>
+            <ns0:r>
+              <ns0:t xml:space="preserve"> ……………………………..</ns0:t>
+            </ns0:r>
+          </ns0:p>
+          <ns0:p>
+            <ns0:pPr>
+              <ns0:pStyle ns0:val="Compact"/>
+              <ns0:numPr>
+                <ns0:ilvl ns0:val="0"/>
+                <ns0:numId ns0:val="1005"/>
+              </ns0:numPr>
+            </ns0:pPr>
+            <ns0:r>
+              <ns0:t xml:space="preserve">There’s a free shuttle service to the </ns0:t>
+            </ns0:r>
+            <ns0:r>
+              <ns0:rPr>
+                <ns0:b/>
+                <ns0:bCs/>
+              </ns0:rPr>
+              <ns0:t xml:space="preserve">8</ns0:t>
+            </ns0:r>
+            <ns0:r>
+              <ns0:t xml:space="preserve"> ……………………………….</ns0:t>
+            </ns0:r>
+          </ns0:p>
+          <ns0:p>
+            <ns0:pPr>
+              <ns0:pStyle ns0:val="FirstParagraph"/>
+            </ns0:pPr>
+            <ns0:r>
+              <ns0:rPr>
+                <ns0:b/>
+                <ns0:bCs/>
+              </ns0:rPr>
+              <ns0:t xml:space="preserve">Location</ns0:t>
+            </ns0:r>
+          </ns0:p>
+          <ns0:p>
+            <ns0:pPr>
+              <ns0:pStyle ns0:val="Compact"/>
+              <ns0:numPr>
+                <ns0:ilvl ns0:val="0"/>
+                <ns0:numId ns0:val="1006"/>
+              </ns0:numPr>
+            </ns0:pPr>
+            <ns0:r>
+              <ns0:t xml:space="preserve">Wilby Street (quite near the </ns0:t>
+            </ns0:r>
+            <ns0:r>
+              <ns0:rPr>
+                <ns0:b/>
+                <ns0:bCs/>
+              </ns0:rPr>
+              <ns0:t xml:space="preserve">9</ns0:t>
+            </ns0:r>
+            <ns0:r>
+              <ns0:t xml:space="preserve"> …………………………)</ns0:t>
+            </ns0:r>
+          </ns0:p>
+          <ns0:p>
+            <ns0:pPr>
+              <ns0:pStyle ns0:val="Compact"/>
+              <ns0:numPr>
+                <ns0:ilvl ns0:val="0"/>
+                <ns0:numId ns0:val="1006"/>
+              </ns0:numPr>
+            </ns0:pPr>
+            <ns0:r>
+              <ns0:t xml:space="preserve">near to restaurants and many </ns0:t>
+            </ns0:r>
+            <ns0:r>
+              <ns0:rPr>
+                <ns0:b/>
+                <ns0:bCs/>
+              </ns0:rPr>
+              <ns0:t xml:space="preserve">10</ns0:t>
+            </ns0:r>
+            <ns0:r>
+              <ns0:t xml:space="preserve"> ……………………………..</ns0:t>
+            </ns0:r>
+          </ns0:p>
+        </ns0:tc>
+      </ns0:tr>
+    </ns0:tbl>
+    <ns0:p/>
+    <ns0:tbl>
+      <ns0:tblPr>
+        <ns0:tblStyle ns0:val="CDListeningSectionContainer"/>
+        <ns0:tblW ns0:type="auto" ns0:w="0"/>
+        <ns0:tblLook ns0:firstRow="0" ns0:lastRow="0" ns0:firstColumn="0" ns0:lastColumn="0" ns0:noHBand="0" ns0:noVBand="0" ns0:val="0000"/>
+      </ns0:tblPr>
+      <ns0:tblGrid>
+        <ns0:gridCol ns0:w="7920"/>
+      </ns0:tblGrid>
+      <ns0:tr>
+        <ns0:tc>
+          <ns0:tcPr/>
+          <ns0:p>
+            <ns0:pPr>
+              <ns0:pStyle ns0:val="Heading1"/>
+            </ns0:pPr>
+            <ns0:bookmarkStart ns0:id="14" ns0:name="section-3-question-21-30"/>
+            <ns0:r>
+              <ns0:t xml:space="preserve">SECTION 3 Question 21 – 30</ns0:t>
+            </ns0:r>
+            <ns0:bookmarkEnd ns0:id="14"/>
+          </ns0:p>
+          <ns0:p>
+            <ns0:pPr>
+              <ns0:pStyle ns0:val="Heading3"/>
+            </ns0:pPr>
+            <ns0:bookmarkStart ns0:id="15" ns0:name="questions-21-24"/>
+            <ns0:r>
+              <ns0:t xml:space="preserve">Questions 21 – 24</ns0:t>
+            </ns0:r>
+            <ns0:bookmarkEnd ns0:id="15"/>
+          </ns0:p>
+          <ns0:p>
+            <ns0:pPr>
+              <ns0:pStyle ns0:val="FirstParagraph"/>
+            </ns0:pPr>
+            <ns0:r>
+              <ns0:t xml:space="preserve">Complete the table below.</ns0:t>
+            </ns0:r>
+          </ns0:p>
+          <ns0:p>
+            <ns0:pPr>
+              <ns0:pStyle ns0:val="BodyText"/>
+            </ns0:pPr>
+            <ns0:r>
+              <ns0:rPr>
+                <ns0:i/>
+                <ns0:iCs/>
+              </ns0:rPr>
+              <ns0:t xml:space="preserve">Write </ns0:t>
+            </ns0:r>
+            <ns0:r>
+              <ns0:rPr>
+                <ns0:b/>
+                <ns0:bCs/>
+                <ns0:i/>
+                <ns0:iCs/>
+              </ns0:rPr>
+              <ns0:t xml:space="preserve">ONE WORD ONLY</ns0:t>
+            </ns0:r>
+            <ns0:r>
+              <ns0:rPr>
+                <ns0:i/>
+                <ns0:iCs/>
+              </ns0:rPr>
+              <ns0:t xml:space="preserve"> for each answer.</ns0:t>
+            </ns0:r>
+          </ns0:p>
+          <ns0:p>
+            <ns0:pPr>
+              <ns0:pStyle ns0:val="BodyText"/>
+            </ns0:pPr>
+            <ns0:r>
+              <ns0:rPr>
+                <ns0:b/>
+                <ns0:bCs/>
+              </ns0:rPr>
+              <ns0:t xml:space="preserve">Presentation of film adaptations of Shakespeare’s plays</ns0:t>
+            </ns0:r>
+          </ns0:p>
           <ns0:tbl>
             <ns0:tblPr>
-              <ns0:tblStyle ns0:val="CDListeningSectionContainer"/>
-              <ns0:tblW ns0:type="auto" ns0:w="0"/>
-              <ns0:tblLook ns0:firstRow="0" ns0:lastRow="0" ns0:firstColumn="0" ns0:lastColumn="0" ns0:noHBand="0" ns0:noVBand="0" ns0:val="0000"/>
+              <ns0:tblStyle ns0:val="CDVocabTable"/>
+              <ns0:tblW ns0:type="dxa" ns0:w="9732"/>
+              <ns0:tblLayout ns0:type="autofit"/>
+              <ns0:tblLook ns0:firstRow="1" ns0:lastRow="0" ns0:firstColumn="0" ns0:lastColumn="0" ns0:noHBand="0" ns0:noVBand="0" ns0:val="0020"/>
+              <ns0:tblInd ns0:type="dxa" ns0:w="240"/>
             </ns0:tblPr>
             <ns0:tblGrid>
-              <ns0:gridCol ns0:w="7920"/>
+              <ns0:gridCol ns0:w="4866"/>
+              <ns0:gridCol ns0:w="4866"/>
             </ns0:tblGrid>
             <ns0:tr>
+              <ns0:trPr>
+                <ns0:tblHeader ns0:val="on"/>
+              </ns0:trPr>
               <ns0:tc>
                 <ns0:tcPr/>
                 <ns0:p>
                   <ns0:pPr>
-                    <ns0:pStyle ns0:val="Heading1"/>
-                  </ns0:pPr>
-                  <ns0:bookmarkStart ns0:id="12" ns0:name="section-1-question-1-10"/>
-                  <ns0:r>
-                    <ns0:t xml:space="preserve">SECTION 1 Question 1 – 10</ns0:t>
-                  </ns0:r>
-                  <ns0:bookmarkEnd ns0:id="12"/>
-                </ns0:p>
-                <ns0:p>
-                  <ns0:pPr>
-                    <ns0:pStyle ns0:val="Heading3"/>
-                  </ns0:pPr>
-                  <ns0:bookmarkStart ns0:id="13" ns0:name="questions-1-10"/>
-                  <ns0:r>
-                    <ns0:t xml:space="preserve">Questions 1-10</ns0:t>
-                  </ns0:r>
-                  <ns0:bookmarkEnd ns0:id="13"/>
-                </ns0:p>
-                <ns0:p>
-                  <ns0:pPr>
-                    <ns0:pStyle ns0:val="FirstParagraph"/>
+                    <ns0:pStyle ns0:val="Compact"/>
                   </ns0:pPr>
                   <ns0:r>
-                    <ns0:t xml:space="preserve">Complete the notes below.</ns0:t>
+                    <ns0:t xml:space="preserve">Stages of presentation</ns0:t>
                   </ns0:r>
                 </ns0:p>
-                <ns0:p>
-                  <ns0:pPr>
-                    <ns0:pStyle ns0:val="BodyText"/>
-                  </ns0:pPr>
-                  <ns0:r>
-                    <ns0:t xml:space="preserve">Write </ns0:t>
-                  </ns0:r>
-                  <ns0:r>
-                    <ns0:rPr>
-                      <ns0:b/>
-                      <ns0:bCs/>
-                    </ns0:rPr>
-                    <ns0:t xml:space="preserve">ONE WORD AND/OR A NUMBER</ns0:t>
-                  </ns0:r>
-                  <ns0:r>
-                    <ns0:t xml:space="preserve"> for each answer.</ns0:t>
-                  </ns0:r>
-                </ns0:p>
-                <ns0:p>
-                  <ns0:pPr>
-                    <ns0:pStyle ns0:val="BodyText"/>
-                  </ns0:pPr>
-                  <ns0:r>
-                    <ns0:rPr>
-                      <ns0:b/>
-                      <ns0:bCs/>
-                    </ns0:rPr>
-                    <ns0:t xml:space="preserve">Flanders Conference Hotel</ns0:t>
-                  </ns0:r>
-                </ns0:p>
-                <ns0:p>
-                  <ns0:pPr>
-                    <ns0:pStyle ns0:val="BodyText"/>
-                  </ns0:pPr>
-                  <ns0:r>
-                    <ns0:rPr>
-                      <ns0:i/>
-                      <ns0:iCs/>
-                    </ns0:rPr>
-                    <ns0:t xml:space="preserve">Example</ns0:t>
-                  </ns0:r>
-                </ns0:p>
-                <ns0:p>
-                  <ns0:pPr>
-                    <ns0:pStyle ns0:val="BodyText"/>
-                  </ns0:pPr>
-                  <ns0:r>
-                    <ns0:t xml:space="preserve">Customer Services Manager: …………</ns0:t>
-                  </ns0:r>
-                  <ns0:r>
-                    <ns0:rPr>
-                      <ns0:i/>
-                      <ns0:iCs/>
-                    </ns0:rPr>
-                    <ns0:t xml:space="preserve">Angela………..</ns0:t>
-                  </ns0:r>
-                </ns0:p>
-                <ns0:p>
-                  <ns0:pPr>
-                    <ns0:pStyle ns0:val="BodyText"/>
-                  </ns0:pPr>
-                  <ns0:r>
-                    <ns0:rPr>
-                      <ns0:b/>
-                      <ns0:bCs/>
-                    </ns0:rPr>
-                    <ns0:t xml:space="preserve">Date available</ns0:t>
-                  </ns0:r>
-                </ns0:p>
+              </ns0:tc>
+              <ns0:tc>
+                <ns0:tcPr/>
                 <ns0:p>
                   <ns0:pPr>
                     <ns0:pStyle ns0:val="Compact"/>
-                    <ns0:numPr>
-                      <ns0:ilvl ns0:val="0"/>
-                      <ns0:numId ns0:val="1001"/>
-                    </ns0:numPr>
                   </ns0:pPr>
                   <ns0:r>
-                    <ns0:t xml:space="preserve">weekend beginning February 4th</ns0:t>
-                  </ns0:r>
-                </ns0:p>
-                <ns0:p>
-                  <ns0:pPr>
-                    <ns0:pStyle ns0:val="FirstParagraph"/>
-                  </ns0:pPr>
-                  <ns0:r>
-                    <ns0:rPr>
-                      <ns0:b/>
-                      <ns0:bCs/>
-                    </ns0:rPr>
-                    <ns0:t xml:space="preserve">Conference facilities</ns0:t>
-                  </ns0:r>
-                </ns0:p>
-                <ns0:p>
-                  <ns0:pPr>
-                    <ns0:pStyle ns0:val="Compact"/>
-                    <ns0:numPr>
-                      <ns0:ilvl ns0:val="0"/>
-                      <ns0:numId ns0:val="1002"/>
-                    </ns0:numPr>
-                  </ns0:pPr>
-                  <ns0:r>
-                    <ns0:t xml:space="preserve">the </ns0:t>
-                  </ns0:r>
-                  <ns0:r>
-                    <ns0:rPr>
-                      <ns0:b/>
-                      <ns0:bCs/>
-                    </ns0:rPr>
-                    <ns0:t xml:space="preserve">1</ns0:t>
-                  </ns0:r>
-                  <ns0:r>
-                    <ns0:t xml:space="preserve"> …………………………. room for talks</ns0:t>
-                  </ns0:r>
-                </ns0:p>
-                <ns0:p>
-                  <ns0:pPr>
-                    <ns0:pStyle ns0:val="FirstParagraph"/>
-                  </ns0:pPr>
-                  <ns0:r>
-                    <ns0:t xml:space="preserve">      (projector and </ns0:t>
-                  </ns0:r>
-                  <ns0:r>
-                    <ns0:rPr>
-                      <ns0:b/>
-                      <ns0:bCs/>
-                    </ns0:rPr>
-                    <ns0:t xml:space="preserve">2 </ns0:t>
-                  </ns0:r>
-                  <ns0:r>
-                    <ns0:t xml:space="preserve">………………………….. available)</ns0:t>
-                  </ns0:r>
-                </ns0:p>
-                <ns0:p>
-                  <ns0:pPr>
-                    <ns0:pStyle ns0:val="Compact"/>
-                    <ns0:numPr>
-                      <ns0:ilvl ns0:val="0"/>
-                      <ns0:numId ns0:val="1003"/>
-                    </ns0:numPr>
-                  </ns0:pPr>
-                  <ns0:r>
-                    <ns0:t xml:space="preserve">area for coffee and an </ns0:t>
-                  </ns0:r>
-                  <ns0:r>
-                    <ns0:rPr>
-                      <ns0:b/>
-                      <ns0:bCs/>
-                    </ns0:rPr>
-                    <ns0:t xml:space="preserve">3</ns0:t>
-                  </ns0:r>
-                  <ns0:r>
-                    <ns0:t xml:space="preserve"> …………………………</ns0:t>
-                  </ns0:r>
-                </ns0:p>
-                <ns0:p>
-                  <ns0:pPr>
-                    <ns0:pStyle ns0:val="Compact"/>
-                    <ns0:numPr>
-                      <ns0:ilvl ns0:val="0"/>
-                      <ns0:numId ns0:val="1003"/>
-                    </ns0:numPr>
-                  </ns0:pPr>
-                  <ns0:r>
-                    <ns0:t xml:space="preserve">free </ns0:t>
-                  </ns0:r>
-                  <ns0:r>
-                    <ns0:rPr>
-                      <ns0:b/>
-                      <ns0:bCs/>
-                    </ns0:rPr>
-                    <ns0:t xml:space="preserve">4</ns0:t>
-                  </ns0:r>
-                  <ns0:r>
-                    <ns0:t xml:space="preserve"> …………………………… throughout</ns0:t>
-                  </ns0:r>
-                </ns0:p>
-                <ns0:p>
-                  <ns0:pPr>
-                    <ns0:pStyle ns0:val="Compact"/>
-                    <ns0:numPr>
-                      <ns0:ilvl ns0:val="0"/>
-                      <ns0:numId ns0:val="1003"/>
-                    </ns0:numPr>
-                  </ns0:pPr>
-                  <ns0:r>
-                    <ns0:t xml:space="preserve">a standard buffet lunch costs </ns0:t>
-                  </ns0:r>
-                  <ns0:r>
-                    <ns0:rPr>
-                      <ns0:b/>
-                      <ns0:bCs/>
-                    </ns0:rPr>
-                    <ns0:t xml:space="preserve">5</ns0:t>
-                  </ns0:r>
-                  <ns0:r>
-                    <ns0:t xml:space="preserve"> $ …………………………….. per head</ns0:t>
-                  </ns0:r>
-                </ns0:p>
-                <ns0:p>
-                  <ns0:pPr>
-                    <ns0:pStyle ns0:val="FirstParagraph"/>
-                  </ns0:pPr>
-                  <ns0:r>
-                    <ns0:rPr>
-                      <ns0:b/>
-                      <ns0:bCs/>
-                    </ns0:rPr>
-                    <ns0:t xml:space="preserve">Accommodation</ns0:t>
-                  </ns0:r>
-                </ns0:p>
-                <ns0:p>
-                  <ns0:pPr>
-                    <ns0:pStyle ns0:val="Compact"/>
-                    <ns0:numPr>
-                      <ns0:ilvl ns0:val="0"/>
-                      <ns0:numId ns0:val="1004"/>
-                    </ns0:numPr>
-                  </ns0:pPr>
-                  <ns0:r>
-                    <ns0:t xml:space="preserve">Rooms will cost </ns0:t>
-                  </ns0:r>
-                  <ns0:r>
-                    <ns0:rPr>
-                      <ns0:b/>
-                      <ns0:bCs/>
-                    </ns0:rPr>
-                    <ns0:t xml:space="preserve">6</ns0:t>
-                  </ns0:r>
-                  <ns0:r>
-                    <ns0:t xml:space="preserve"> $ ……………………………… including breakfast.</ns0:t>
-                  </ns0:r>
-                </ns0:p>
-                <ns0:p>
-                  <ns0:pPr>
-                    <ns0:pStyle ns0:val="FirstParagraph"/>
-                  </ns0:pPr>
-                  <ns0:r>
-                    <ns0:rPr>
-                      <ns0:b/>
-                      <ns0:bCs/>
-                    </ns0:rPr>
-                    <ns0:t xml:space="preserve">Other facilities</ns0:t>
-                  </ns0:r>
-                </ns0:p>
-                <ns0:p>
-                  <ns0:pPr>
-                    <ns0:pStyle ns0:val="Compact"/>
-                    <ns0:numPr>
-                      <ns0:ilvl ns0:val="0"/>
-                      <ns0:numId ns0:val="1005"/>
-                    </ns0:numPr>
-                  </ns0:pPr>
-                  <ns0:r>
-                    <ns0:t xml:space="preserve">The hotel also has a spa and rooftop </ns0:t>
-                  </ns0:r>
-                  <ns0:r>
-                    <ns0:rPr>
-                      <ns0:b/>
-                      <ns0:bCs/>
-                    </ns0:rPr>
-                    <ns0:t xml:space="preserve">7</ns0:t>
-                  </ns0:r>
-                  <ns0:r>
-                    <ns0:t xml:space="preserve"> ……………………………..</ns0:t>
-                  </ns0:r>
-                </ns0:p>
-                <ns0:p>
-                  <ns0:pPr>
-                    <ns0:pStyle ns0:val="Compact"/>
-                    <ns0:numPr>
-                      <ns0:ilvl ns0:val="0"/>
-                      <ns0:numId ns0:val="1005"/>
-                    </ns0:numPr>
-                  </ns0:pPr>
-                  <ns0:r>
-                    <ns0:t xml:space="preserve">There’s a free shuttle service to the </ns0:t>
-                  </ns0:r>
-                  <ns0:r>
-                    <ns0:rPr>
-                      <ns0:b/>
-                      <ns0:bCs/>
-                    </ns0:rPr>
-                    <ns0:t xml:space="preserve">8</ns0:t>
-                  </ns0:r>
-                  <ns0:r>
-                    <ns0:t xml:space="preserve"> ……………………………….</ns0:t>
-                  </ns0:r>
-                </ns0:p>
-                <ns0:p>
-                  <ns0:pPr>
-                    <ns0:pStyle ns0:val="FirstParagraph"/>
-                  </ns0:pPr>
-                  <ns0:r>
-                    <ns0:rPr>
-                      <ns0:b/>
-                      <ns0:bCs/>
-                    </ns0:rPr>
-                    <ns0:t xml:space="preserve">Location</ns0:t>
-                  </ns0:r>
-                </ns0:p>
-                <ns0:p>
-                  <ns0:pPr>
-                    <ns0:pStyle ns0:val="Compact"/>
-                    <ns0:numPr>
-                      <ns0:ilvl ns0:val="0"/>
-                      <ns0:numId ns0:val="1006"/>
-                    </ns0:numPr>
-                  </ns0:pPr>
-                  <ns0:r>
-                    <ns0:t xml:space="preserve">Wilby Street (quite near the </ns0:t>
-                  </ns0:r>
-                  <ns0:r>
-                    <ns0:rPr>
-                      <ns0:b/>
-                      <ns0:bCs/>
-                    </ns0:rPr>
-                    <ns0:t xml:space="preserve">9</ns0:t>
-                  </ns0:r>
-                  <ns0:r>
-                    <ns0:t xml:space="preserve"> …………………………)</ns0:t>
-                  </ns0:r>
-                </ns0:p>
-                <ns0:p>
-                  <ns0:pPr>
-                    <ns0:pStyle ns0:val="Compact"/>
-                    <ns0:numPr>
-                      <ns0:ilvl ns0:val="0"/>
-                      <ns0:numId ns0:val="1006"/>
-                    </ns0:numPr>
-                  </ns0:pPr>
-                  <ns0:r>
-                    <ns0:t xml:space="preserve">near to restaurants and many </ns0:t>
-                  </ns0:r>
-                  <ns0:r>
-                    <ns0:rPr>
-                      <ns0:b/>
-                      <ns0:bCs/>
-                    </ns0:rPr>
-                    <ns0:t xml:space="preserve">10</ns0:t>
-                  </ns0:r>
-                  <ns0:r>
-                    <ns0:t xml:space="preserve"> ……………………………..</ns0:t>
+                    <ns0:t xml:space="preserve">Work still to be done</ns0:t>
                   </ns0:r>
                 </ns0:p>
               </ns0:tc>
             </ns0:tr>
-          </ns0:tbl>
-          <ns0:p/>
-          <ns0:tbl>
-            <ns0:tblPr>
-              <ns0:tblStyle ns0:val="CDListeningSectionContainer"/>
-              <ns0:tblW ns0:type="auto" ns0:w="0"/>
-              <ns0:tblLook ns0:firstRow="0" ns0:lastRow="0" ns0:firstColumn="0" ns0:lastColumn="0" ns0:noHBand="0" ns0:noVBand="0" ns0:val="0000"/>
-            </ns0:tblPr>
-            <ns0:tblGrid>
-              <ns0:gridCol ns0:w="7920"/>
-            </ns0:tblGrid>
             <ns0:tr>
               <ns0:tc>
                 <ns0:tcPr/>
@@ -435,1950 +533,1823 @@
                   <ns0:pPr>
                     <ns0:pStyle ns0:val="Compact"/>
                   </ns0:pPr>
-                </ns0:p>
-              </ns0:tc>
-            </ns0:tr>
-          </ns0:tbl>
-          <ns0:p/>
-          <ns0:tbl>
-            <ns0:tblPr>
-              <ns0:tblStyle ns0:val="CDListeningSectionContainer"/>
-              <ns0:tblW ns0:type="auto" ns0:w="0"/>
-              <ns0:tblLook ns0:firstRow="0" ns0:lastRow="0" ns0:firstColumn="0" ns0:lastColumn="0" ns0:noHBand="0" ns0:noVBand="0" ns0:val="0000"/>
-            </ns0:tblPr>
-            <ns0:tblGrid>
-              <ns0:gridCol ns0:w="7920"/>
-            </ns0:tblGrid>
-            <ns0:tr>
-              <ns0:tc>
-                <ns0:tcPr/>
-                <ns0:p>
-                  <ns0:pPr>
-                    <ns0:pStyle ns0:val="Heading1"/>
-                  </ns0:pPr>
-                  <ns0:bookmarkStart ns0:id="14" ns0:name="section-3-question-21-30"/>
                   <ns0:r>
-                    <ns0:t xml:space="preserve">SECTION 3 Question 21 – 30</ns0:t>
-                  </ns0:r>
-                  <ns0:bookmarkEnd ns0:id="14"/>
-                </ns0:p>
-                <ns0:p>
-                  <ns0:pPr>
-                    <ns0:pStyle ns0:val="Heading3"/>
-                  </ns0:pPr>
-                  <ns0:bookmarkStart ns0:id="15" ns0:name="questions-21-24"/>
-                  <ns0:r>
-                    <ns0:t xml:space="preserve">Questions 21 – 24</ns0:t>
-                  </ns0:r>
-                  <ns0:bookmarkEnd ns0:id="15"/>
-                </ns0:p>
-                <ns0:p>
-                  <ns0:pPr>
-                    <ns0:pStyle ns0:val="FirstParagraph"/>
-                  </ns0:pPr>
-                  <ns0:r>
-                    <ns0:t xml:space="preserve">Complete the table below.</ns0:t>
-                  </ns0:r>
-                </ns0:p>
-                <ns0:p>
-                  <ns0:pPr>
-                    <ns0:pStyle ns0:val="BodyText"/>
-                  </ns0:pPr>
-                  <ns0:r>
-                    <ns0:rPr>
-                      <ns0:i/>
-                      <ns0:iCs/>
-                    </ns0:rPr>
-                    <ns0:t xml:space="preserve">Write </ns0:t>
-                  </ns0:r>
-                  <ns0:r>
-                    <ns0:rPr>
-                      <ns0:b/>
-                      <ns0:bCs/>
-                      <ns0:i/>
-                      <ns0:iCs/>
-                    </ns0:rPr>
-                    <ns0:t xml:space="preserve">ONE WORD ONLY</ns0:t>
-                  </ns0:r>
-                  <ns0:r>
-                    <ns0:rPr>
-                      <ns0:i/>
-                      <ns0:iCs/>
-                    </ns0:rPr>
-                    <ns0:t xml:space="preserve"> for each answer.</ns0:t>
-                  </ns0:r>
-                </ns0:p>
-                <ns0:p>
-                  <ns0:pPr>
-                    <ns0:pStyle ns0:val="BodyText"/>
-                  </ns0:pPr>
-                  <ns0:r>
-                    <ns0:rPr>
-                      <ns0:b/>
-                      <ns0:bCs/>
-                    </ns0:rPr>
-                    <ns0:t xml:space="preserve">Presentation of film adaptations of Shakespeare’s plays</ns0:t>
-                  </ns0:r>
-                </ns0:p>
-                <ns0:tbl>
-                  <ns0:tblPr>
-                    <ns0:tblStyle ns0:val="CDVocabTable"/>
-                    <ns0:tblW ns0:type="dxa" ns0:w="9732"/>
-                    <ns0:tblLayout ns0:type="autofit"/>
-                    <ns0:tblLook ns0:firstRow="1" ns0:lastRow="0" ns0:firstColumn="0" ns0:lastColumn="0" ns0:noHBand="0" ns0:noVBand="0" ns0:val="0020"/>
-                    <ns0:tblInd ns0:type="dxa" ns0:w="240"/>
-                  </ns0:tblPr>
-                  <ns0:tblGrid>
-                    <ns0:gridCol ns0:w="4866"/>
-                    <ns0:gridCol ns0:w="4866"/>
-                  </ns0:tblGrid>
-                  <ns0:tr>
-                    <ns0:trPr>
-                      <ns0:tblHeader ns0:val="on"/>
-                    </ns0:trPr>
-                    <ns0:tc>
-                      <ns0:tcPr/>
-                      <ns0:p>
-                        <ns0:pPr>
-                          <ns0:pStyle ns0:val="Compact"/>
-                        </ns0:pPr>
-                        <ns0:r>
-                          <ns0:t xml:space="preserve">Stages of presentation</ns0:t>
-                        </ns0:r>
-                      </ns0:p>
-                    </ns0:tc>
-                    <ns0:tc>
-                      <ns0:tcPr/>
-                      <ns0:p>
-                        <ns0:pPr>
-                          <ns0:pStyle ns0:val="Compact"/>
-                        </ns0:pPr>
-                        <ns0:r>
-                          <ns0:t xml:space="preserve">Work still to be done</ns0:t>
-                        </ns0:r>
-                      </ns0:p>
-                    </ns0:tc>
-                  </ns0:tr>
-                  <ns0:tr>
-                    <ns0:tc>
-                      <ns0:tcPr/>
-                      <ns0:p>
-                        <ns0:pPr>
-                          <ns0:pStyle ns0:val="Compact"/>
-                        </ns0:pPr>
-                        <ns0:r>
-                          <ns0:t xml:space="preserve">Introduce Giannetti’s book containing a </ns0:t>
-                        </ns0:r>
-                        <ns0:r>
-                          <ns0:rPr>
-                            <ns0:b/>
-                            <ns0:bCs/>
-                          </ns0:rPr>
-                          <ns0:t xml:space="preserve">21</ns0:t>
-                        </ns0:r>
-                        <ns0:r>
-                          <ns0:t xml:space="preserve">…………… of adaptations</ns0:t>
-                        </ns0:r>
-                      </ns0:p>
-                    </ns0:tc>
-                    <ns0:tc>
-                      <ns0:tcPr/>
-                      <ns0:p>
-                        <ns0:pPr>
-                          <ns0:pStyle ns0:val="Compact"/>
-                        </ns0:pPr>
-                        <ns0:r>
-                          <ns0:t xml:space="preserve">Organise notes</ns0:t>
-                        </ns0:r>
-                      </ns0:p>
-                    </ns0:tc>
-                  </ns0:tr>
-                  <ns0:tr>
-                    <ns0:tc>
-                      <ns0:tcPr/>
-                      <ns0:p>
-                        <ns0:pPr>
-                          <ns0:pStyle ns0:val="Compact"/>
-                        </ns0:pPr>
-                        <ns0:r>
-                          <ns0:t xml:space="preserve">Ask class to suggest the </ns0:t>
-                        </ns0:r>
-                        <ns0:r>
-                          <ns0:rPr>
-                            <ns0:b/>
-                            <ns0:bCs/>
-                          </ns0:rPr>
-                          <ns0:t xml:space="preserve">22</ns0:t>
-                        </ns0:r>
-                        <ns0:r>
-                          <ns0:t xml:space="preserve">……………. adaptations</ns0:t>
-                        </ns0:r>
-                      </ns0:p>
-                    </ns0:tc>
-                    <ns0:tc>
-                      <ns0:tcPr/>
-                      <ns0:p>
-                        <ns0:pPr>
-                          <ns0:pStyle ns0:val="Compact"/>
-                        </ns0:pPr>
-                        <ns0:r>
-                          <ns0:t xml:space="preserve">No further work needed</ns0:t>
-                        </ns0:r>
-                      </ns0:p>
-                    </ns0:tc>
-                  </ns0:tr>
-                  <ns0:tr>
-                    <ns0:tc>
-                      <ns0:tcPr/>
-                      <ns0:p>
-                        <ns0:pPr>
-                          <ns0:pStyle ns0:val="Compact"/>
-                        </ns0:pPr>
-                        <ns0:r>
-                          <ns0:t xml:space="preserve">Present Rachel Malchow’s ideas</ns0:t>
-                        </ns0:r>
-                      </ns0:p>
-                    </ns0:tc>
-                    <ns0:tc>
-                      <ns0:tcPr/>
-                      <ns0:p>
-                        <ns0:pPr>
-                          <ns0:pStyle ns0:val="Compact"/>
-                        </ns0:pPr>
-                        <ns0:r>
-                          <ns0:t xml:space="preserve">Prepare some </ns0:t>
-                        </ns0:r>
-                        <ns0:r>
-                          <ns0:rPr>
-                            <ns0:b/>
-                            <ns0:bCs/>
-                          </ns0:rPr>
-                          <ns0:t xml:space="preserve">23</ns0:t>
-                        </ns0:r>
-                        <ns0:r>
-                          <ns0:t xml:space="preserve">……………</ns0:t>
-                        </ns0:r>
-                      </ns0:p>
-                    </ns0:tc>
-                  </ns0:tr>
-                  <ns0:tr>
-                    <ns0:tc>
-                      <ns0:tcPr/>
-                      <ns0:p>
-                        <ns0:pPr>
-                          <ns0:pStyle ns0:val="Compact"/>
-                        </ns0:pPr>
-                        <ns0:r>
-                          <ns0:t xml:space="preserve">Discuss relationship between adaptations and </ns0:t>
-                        </ns0:r>
-                        <ns0:r>
-                          <ns0:rPr>
-                            <ns0:b/>
-                            <ns0:bCs/>
-                          </ns0:rPr>
-                          <ns0:t xml:space="preserve">24</ns0:t>
-                        </ns0:r>
-                        <ns0:r>
-                          <ns0:t xml:space="preserve">………….. at the time of making the film</ns0:t>
-                        </ns0:r>
-                      </ns0:p>
-                    </ns0:tc>
-                    <ns0:tc>
-                      <ns0:tcPr/>
-                      <ns0:p>
-                        <ns0:pPr>
-                          <ns0:pStyle ns0:val="Compact"/>
-                        </ns0:pPr>
-                        <ns0:r>
-                          <ns0:t xml:space="preserve">No further work needed</ns0:t>
-                        </ns0:r>
-                      </ns0:p>
-                    </ns0:tc>
-                  </ns0:tr>
-                </ns0:tbl>
-                <ns0:p>
-                  <ns0:pPr>
-                    <ns0:pStyle ns0:val="Heading3"/>
-                  </ns0:pPr>
-                  <ns0:bookmarkStart ns0:id="16" ns0:name="questions-25-30"/>
-                  <ns0:r>
-                    <ns0:t xml:space="preserve">Questions 25 – 30</ns0:t>
-                  </ns0:r>
-                  <ns0:bookmarkEnd ns0:id="16"/>
-                </ns0:p>
-                <ns0:p>
-                  <ns0:pPr>
-                    <ns0:pStyle ns0:val="FirstParagraph"/>
-                  </ns0:pPr>
-                  <ns0:r>
-                    <ns0:t xml:space="preserve">What do the speakers say about each of the following films?</ns0:t>
-                  </ns0:r>
-                </ns0:p>
-                <ns0:p>
-                  <ns0:pPr>
-                    <ns0:pStyle ns0:val="BodyText"/>
-                  </ns0:pPr>
-                  <ns0:r>
-                    <ns0:rPr>
-                      <ns0:i/>
-                      <ns0:iCs/>
-                    </ns0:rPr>
-                    <ns0:t xml:space="preserve">Choose </ns0:t>
-                  </ns0:r>
-                  <ns0:r>
-                    <ns0:rPr>
-                      <ns0:b/>
-                      <ns0:bCs/>
-                      <ns0:i/>
-                      <ns0:iCs/>
-                    </ns0:rPr>
-                    <ns0:t xml:space="preserve">SIX</ns0:t>
-                  </ns0:r>
-                  <ns0:r>
-                    <ns0:rPr>
-                      <ns0:i/>
-                      <ns0:iCs/>
-                    </ns0:rPr>
-                    <ns0:t xml:space="preserve"> answers from the box and write the correct letter, </ns0:t>
-                  </ns0:r>
-                  <ns0:r>
-                    <ns0:rPr>
-                      <ns0:b/>
-                      <ns0:bCs/>
-                      <ns0:i/>
-                      <ns0:iCs/>
-                    </ns0:rPr>
-                    <ns0:t xml:space="preserve">A-G</ns0:t>
-                  </ns0:r>
-                  <ns0:r>
-                    <ns0:rPr>
-                      <ns0:i/>
-                      <ns0:iCs/>
-                    </ns0:rPr>
-                    <ns0:t xml:space="preserve">, next to questions 25-30.</ns0:t>
-                  </ns0:r>
-                </ns0:p>
-                <ns0:p>
-                  <ns0:pPr>
-                    <ns0:pStyle ns0:val="BodyText"/>
-                  </ns0:pPr>
-                  <ns0:r>
-                    <ns0:rPr>
-                      <ns0:b/>
-                      <ns0:bCs/>
-                    </ns0:rPr>
-                    <ns0:t xml:space="preserve">Comments</ns0:t>
-                  </ns0:r>
-                </ns0:p>
-                <ns0:p>
-                  <ns0:pPr>
-                    <ns0:pStyle ns0:val="BodyText"/>
-                  </ns0:pPr>
-                  <ns0:r>
-                    <ns0:rPr>
-                      <ns0:b/>
-                      <ns0:bCs/>
-                    </ns0:rPr>
-                    <ns0:t xml:space="preserve">A</ns0:t>
-                  </ns0:r>
-                  <ns0:r>
-                    <ns0:t xml:space="preserve">     clearly shows the historical period</ns0:t>
-                  </ns0:r>
-                </ns0:p>
-                <ns0:p>
-                  <ns0:pPr>
-                    <ns0:pStyle ns0:val="BodyText"/>
-                  </ns0:pPr>
-                  <ns0:r>
-                    <ns0:rPr>
-                      <ns0:b/>
-                      <ns0:bCs/>
-                    </ns0:rPr>
-                    <ns0:t xml:space="preserve">B</ns0:t>
-                  </ns0:r>
-                  <ns0:r>
-                    <ns0:t xml:space="preserve">     contains only parts of the play</ns0:t>
-                  </ns0:r>
-                </ns0:p>
-                <ns0:p>
-                  <ns0:pPr>
-                    <ns0:pStyle ns0:val="BodyText"/>
-                  </ns0:pPr>
-                  <ns0:r>
-                    <ns0:rPr>
-                      <ns0:b/>
-                      <ns0:bCs/>
-                    </ns0:rPr>
-                    <ns0:t xml:space="preserve">C</ns0:t>
-                  </ns0:r>
-                  <ns0:r>
-                    <ns0:t xml:space="preserve">     is too similar to another kind of film</ns0:t>
-                  </ns0:r>
-                </ns0:p>
-                <ns0:p>
-                  <ns0:pPr>
-                    <ns0:pStyle ns0:val="BodyText"/>
-                  </ns0:pPr>
-                  <ns0:r>
-                    <ns0:rPr>
-                      <ns0:b/>
-                      <ns0:bCs/>
-                    </ns0:rPr>
-                    <ns0:t xml:space="preserve">D</ns0:t>
-                  </ns0:r>
-                  <ns0:r>
-                    <ns0:t xml:space="preserve">     turned out to be unpopular with audiences</ns0:t>
-                  </ns0:r>
-                </ns0:p>
-                <ns0:p>
-                  <ns0:pPr>
-                    <ns0:pStyle ns0:val="BodyText"/>
-                  </ns0:pPr>
-                  <ns0:r>
-                    <ns0:rPr>
-                      <ns0:b/>
-                      <ns0:bCs/>
-                    </ns0:rPr>
-                    <ns0:t xml:space="preserve">E</ns0:t>
-                  </ns0:r>
-                  <ns0:r>
-                    <ns0:t xml:space="preserve">     presents the play in a different period from the original</ns0:t>
-                  </ns0:r>
-                </ns0:p>
-                <ns0:p>
-                  <ns0:pPr>
-                    <ns0:pStyle ns0:val="BodyText"/>
-                  </ns0:pPr>
-                  <ns0:r>
-                    <ns0:rPr>
-                      <ns0:b/>
-                      <ns0:bCs/>
-                    </ns0:rPr>
-                    <ns0:t xml:space="preserve">F</ns0:t>
-                  </ns0:r>
-                  <ns0:r>
-                    <ns0:t xml:space="preserve">     sets the original in a different country</ns0:t>
-                  </ns0:r>
-                </ns0:p>
-                <ns0:p>
-                  <ns0:pPr>
-                    <ns0:pStyle ns0:val="BodyText"/>
-                  </ns0:pPr>
-                  <ns0:r>
-                    <ns0:rPr>
-                      <ns0:b/>
-                      <ns0:bCs/>
-                    </ns0:rPr>
-                    <ns0:t xml:space="preserve">G</ns0:t>
-                  </ns0:r>
-                  <ns0:r>
-                    <ns0:t xml:space="preserve">     incorporates a variety of art forms</ns0:t>
-                  </ns0:r>
-                </ns0:p>
-                <ns0:p>
-                  <ns0:pPr>
-                    <ns0:pStyle ns0:val="BodyText"/>
-                  </ns0:pPr>
-                  <ns0:r>
-                    <ns0:rPr>
-                      <ns0:b/>
-                      <ns0:bCs/>
-                    </ns0:rPr>
-                    <ns0:t xml:space="preserve">Films</ns0:t>
-                  </ns0:r>
-                </ns0:p>
-                <ns0:p>
-                  <ns0:pPr>
-                    <ns0:pStyle ns0:val="BodyText"/>
-                  </ns0:pPr>
-                  <ns0:r>
-                    <ns0:rPr>
-                      <ns0:b/>
-                      <ns0:bCs/>
-                    </ns0:rPr>
-                    <ns0:t xml:space="preserve">25</ns0:t>
-                  </ns0:r>
-                  <ns0:r>
-                    <ns0:t xml:space="preserve">   </ns0:t>
-                  </ns0:r>
-                  <ns0:r>
-                    <ns0:rPr>
-                      <ns0:i/>
-                      <ns0:iCs/>
-                    </ns0:rPr>
-                    <ns0:t xml:space="preserve">Ran</ns0:t>
-                  </ns0:r>
-                  <ns0:r>
-                    <ns0:t xml:space="preserve">                                             ……………</ns0:t>
-                  </ns0:r>
-                </ns0:p>
-                <ns0:p>
-                  <ns0:pPr>
-                    <ns0:pStyle ns0:val="BodyText"/>
-                  </ns0:pPr>
-                  <ns0:r>
-                    <ns0:rPr>
-                      <ns0:b/>
-                      <ns0:bCs/>
-                    </ns0:rPr>
-                    <ns0:t xml:space="preserve">26</ns0:t>
-                  </ns0:r>
-                  <ns0:r>
-                    <ns0:t xml:space="preserve">   </ns0:t>
-                  </ns0:r>
-                  <ns0:r>
-                    <ns0:rPr>
-                      <ns0:i/>
-                      <ns0:iCs/>
-                    </ns0:rPr>
-                    <ns0:t xml:space="preserve">Much Ado About Nothing</ns0:t>
-                  </ns0:r>
-                  <ns0:r>
-                    <ns0:t xml:space="preserve">      ……………</ns0:t>
-                  </ns0:r>
-                </ns0:p>
-                <ns0:p>
-                  <ns0:pPr>
-                    <ns0:pStyle ns0:val="BodyText"/>
-                  </ns0:pPr>
-                  <ns0:r>
-                    <ns0:rPr>
-                      <ns0:b/>
-                      <ns0:bCs/>
-                    </ns0:rPr>
-                    <ns0:t xml:space="preserve">27</ns0:t>
-                  </ns0:r>
-                  <ns0:r>
-                    <ns0:t xml:space="preserve">   </ns0:t>
-                  </ns0:r>
-                  <ns0:r>
-                    <ns0:rPr>
-                      <ns0:i/>
-                      <ns0:iCs/>
-                    </ns0:rPr>
-                    <ns0:t xml:space="preserve">Romeo &amp; Juliet</ns0:t>
-                  </ns0:r>
-                  <ns0:r>
-                    <ns0:t xml:space="preserve">                         ……………</ns0:t>
-                  </ns0:r>
-                </ns0:p>
-                <ns0:p>
-                  <ns0:pPr>
-                    <ns0:pStyle ns0:val="BodyText"/>
-                  </ns0:pPr>
-                  <ns0:r>
-                    <ns0:rPr>
-                      <ns0:b/>
-                      <ns0:bCs/>
-                    </ns0:rPr>
-                    <ns0:t xml:space="preserve">28</ns0:t>
-                  </ns0:r>
-                  <ns0:r>
-                    <ns0:t xml:space="preserve">   </ns0:t>
-                  </ns0:r>
-                  <ns0:r>
-                    <ns0:rPr>
-                      <ns0:i/>
-                      <ns0:iCs/>
-                    </ns0:rPr>
-                    <ns0:t xml:space="preserve">Hamlet</ns0:t>
-                  </ns0:r>
-                  <ns0:r>
-                    <ns0:t xml:space="preserve">                                       ……………</ns0:t>
-                  </ns0:r>
-                </ns0:p>
-                <ns0:p>
-                  <ns0:pPr>
-                    <ns0:pStyle ns0:val="BodyText"/>
-                  </ns0:pPr>
-                  <ns0:r>
-                    <ns0:rPr>
-                      <ns0:b/>
-                      <ns0:bCs/>
-                    </ns0:rPr>
-                    <ns0:t xml:space="preserve">29</ns0:t>
-                  </ns0:r>
-                  <ns0:r>
-                    <ns0:t xml:space="preserve">   </ns0:t>
-                  </ns0:r>
-                  <ns0:r>
-                    <ns0:rPr>
-                      <ns0:i/>
-                      <ns0:iCs/>
-                    </ns0:rPr>
-                    <ns0:t xml:space="preserve">Prospero’s Books</ns0:t>
-                  </ns0:r>
-                  <ns0:r>
-                    <ns0:t xml:space="preserve">                     ……………</ns0:t>
-                  </ns0:r>
-                </ns0:p>
-                <ns0:p>
-                  <ns0:pPr>
-                    <ns0:pStyle ns0:val="BodyText"/>
-                  </ns0:pPr>
-                  <ns0:r>
-                    <ns0:rPr>
-                      <ns0:b/>
-                      <ns0:bCs/>
-                    </ns0:rPr>
-                    <ns0:t xml:space="preserve">30</ns0:t>
-                  </ns0:r>
-                  <ns0:r>
-                    <ns0:t xml:space="preserve">   </ns0:t>
-                  </ns0:r>
-                  <ns0:r>
-                    <ns0:rPr>
-                      <ns0:i/>
-                      <ns0:iCs/>
-                    </ns0:rPr>
-                    <ns0:t xml:space="preserve">Looking for Richard</ns0:t>
-                  </ns0:r>
-                  <ns0:r>
-                    <ns0:t xml:space="preserve">                 ……………</ns0:t>
-                  </ns0:r>
-                </ns0:p>
-                <ns0:p>
-                  <ns0:pPr>
-                    <ns0:pStyle ns0:val="BodyText"/>
-                  </ns0:pPr>
-                  <ns0:r>
-                    <ns0:t xml:space="preserve">Phần 1: Section 1</ns0:t>
-                  </ns0:r>
-                </ns0:p>
-                <ns0:p>
-                  <ns0:pPr>
-                    <ns0:pStyle ns0:val="Heading3"/>
-                  </ns0:pPr>
-                  <ns0:bookmarkStart ns0:id="17" ns0:name="Xf5a11d5a960ae81169d0a782110c17330bc1e94"/>
-                  <ns0:r>
-                    <ns0:rPr>
-                      <ns0:b/>
-                      <ns0:bCs/>
-                      <ns0:i/>
-                      <ns0:iCs/>
-                    </ns0:rPr>
-                    <ns0:t xml:space="preserve">1. Hướng dẫn cách làm bài:</ns0:t>
-                  </ns0:r>
-                  <ns0:r>
-                    <ns0:t xml:space="preserve"> </ns0:t>
-                  </ns0:r>
-                  <ns0:r>
-                    <ns0:t xml:space="preserve">Section 1 thường là một cuộc hội thoại giữa hai người trong một bối cảnh đời thường (Ở bài này, nội dung xoay quanh việc đặt phòng cho hội nghị ở khách sạn).</ns0:t>
-                  </ns0:r>
-                  <ns0:bookmarkEnd ns0:id="17"/>
-                </ns0:p>
-                <ns0:p>
-                  <ns0:pPr>
-                    <ns0:pStyle ns0:val="FirstParagraph"/>
-                  </ns0:pPr>
-                  <ns0:r>
-                    <ns0:rPr>
-                      <ns0:b/>
-                      <ns0:bCs/>
-                    </ns0:rPr>
-                    <ns0:t xml:space="preserve">Bước 1 - Đọc kỹ yêu cầu về số từ cần điền:</ns0:t>
-                  </ns0:r>
-                  <ns0:r>
-                    <ns0:t xml:space="preserve"> </ns0:t>
-                  </ns0:r>
-                  <ns0:r>
-                    <ns0:t xml:space="preserve">Chú ý đến</ns0:t>
-                  </ns0:r>
-                  <ns0:r>
-                    <ns0:t xml:space="preserve"> </ns0:t>
-                  </ns0:r>
-                  <ns0:r>
-                    <ns0:rPr>
-                      <ns0:b/>
-                      <ns0:bCs/>
-                      <ns0:i/>
-                      <ns0:iCs/>
-                    </ns0:rPr>
-                    <ns0:t xml:space="preserve">giới hạn từ cho phép</ns0:t>
-                  </ns0:r>
-                  <ns0:r>
-                    <ns0:t xml:space="preserve">, Đề bài ghi:</ns0:t>
-                  </ns0:r>
-                  <ns0:r>
-                    <ns0:t xml:space="preserve"> </ns0:t>
-                  </ns0:r>
-                  <ns0:r>
-                    <ns0:t xml:space="preserve">“</ns0:t>
-                  </ns0:r>
-                  <ns0:r>
-                    <ns0:rPr>
-                      <ns0:b/>
-                      <ns0:bCs/>
-                      <ns0:i/>
-                      <ns0:iCs/>
-                    </ns0:rPr>
-                    <ns0:t xml:space="preserve">Write</ns0:t>
-                  </ns0:r>
-                  <ns0:r>
-                    <ns0:t xml:space="preserve"> </ns0:t>
+                    <ns0:t xml:space="preserve">Introduce Giannetti’s book containing a </ns0:t>
                   </ns0:r>
                   <ns0:r>
                     <ns0:rPr>
                       <ns0:b/>
                       <ns0:bCs/>
                     </ns0:rPr>
-                    <ns0:t xml:space="preserve">ONE WORD AND/OR A NUMBER</ns0:t>
+                    <ns0:t xml:space="preserve">21</ns0:t>
                   </ns0:r>
                   <ns0:r>
-                    <ns0:t xml:space="preserve"> </ns0:t>
-                  </ns0:r>
-                  <ns0:r>
-                    <ns0:rPr>
-                      <ns0:b/>
-                      <ns0:bCs/>
-                      <ns0:i/>
-                      <ns0:iCs/>
-                    </ns0:rPr>
-                    <ns0:t xml:space="preserve">for each answer</ns0:t>
-                  </ns0:r>
-                  <ns0:r>
-                    <ns0:t xml:space="preserve">”</ns0:t>
-                  </ns0:r>
-                  <ns0:r>
-                    <ns0:t xml:space="preserve"> </ns0:t>
-                  </ns0:r>
-                  <ns0:r>
-                    <ns0:t xml:space="preserve">→ Mỗi chỗ trống</ns0:t>
-                  </ns0:r>
-                  <ns0:r>
-                    <ns0:t xml:space="preserve"> </ns0:t>
-                  </ns0:r>
-                  <ns0:r>
-                    <ns0:rPr>
-                      <ns0:b/>
-                      <ns0:bCs/>
-                      <ns0:i/>
-                      <ns0:iCs/>
-                    </ns0:rPr>
-                    <ns0:t xml:space="preserve">chỉ được phép viết tối đa 1 từ</ns0:t>
-                  </ns0:r>
-                  <ns0:r>
-                    <ns0:t xml:space="preserve"> </ns0:t>
-                  </ns0:r>
-                  <ns0:r>
-                    <ns0:rPr>
-                      <ns0:b/>
-                      <ns0:bCs/>
-                      <ns0:i/>
-                      <ns0:iCs/>
-                    </ns0:rPr>
-                    <ns0:t xml:space="preserve">(word)</ns0:t>
-                  </ns0:r>
-                  <ns0:r>
-                    <ns0:t xml:space="preserve"> </ns0:t>
-                  </ns0:r>
-                  <ns0:r>
-                    <ns0:t xml:space="preserve">và/</ns0:t>
-                  </ns0:r>
-                  <ns0:r>
-                    <ns0:rPr>
-                      <ns0:b/>
-                      <ns0:bCs/>
-                      <ns0:i/>
-                      <ns0:iCs/>
-                    </ns0:rPr>
-                    <ns0:t xml:space="preserve">hoặc 1 số</ns0:t>
-                  </ns0:r>
-                  <ns0:r>
-                    <ns0:t xml:space="preserve"> </ns0:t>
-                  </ns0:r>
-                  <ns0:r>
-                    <ns0:rPr>
-                      <ns0:b/>
-                      <ns0:bCs/>
-                      <ns0:i/>
-                      <ns0:iCs/>
-                    </ns0:rPr>
-                    <ns0:t xml:space="preserve">(number)</ns0:t>
-                  </ns0:r>
-                  <ns0:r>
-                    <ns0:t xml:space="preserve">. Có thể là: 1 từ, 1 số, hoặc kết hợp</ns0:t>
-                  </ns0:r>
-                  <ns0:r>
-                    <ns0:t xml:space="preserve"> </ns0:t>
-                  </ns0:r>
-                  <ns0:r>
-                    <ns0:t xml:space="preserve">“1 từ + 1 số”</ns0:t>
-                  </ns0:r>
-                  <ns0:r>
-                    <ns0:t xml:space="preserve"> </ns0:t>
-                  </ns0:r>
-                  <ns0:r>
-                    <ns0:t xml:space="preserve">(ví dụ: 5A, A2…), nhưng không được viết 2 từ trở lên. Viết dư số từ là mất điểm, dù đáp án đúng ý.</ns0:t>
+                    <ns0:t xml:space="preserve">…………… of adaptations</ns0:t>
                   </ns0:r>
                 </ns0:p>
-                <ns0:p>
-                  <ns0:pPr>
-                    <ns0:pStyle ns0:val="BodyText"/>
-                  </ns0:pPr>
-                  <ns0:r>
-                    <ns0:rPr>
-                      <ns0:b/>
-                      <ns0:bCs/>
-                    </ns0:rPr>
-                    <ns0:t xml:space="preserve">Bước 2 - Phân tích bài và dự đoán thông tin:</ns0:t>
-                  </ns0:r>
-                  <ns0:r>
-                    <ns0:t xml:space="preserve"> </ns0:t>
-                  </ns0:r>
-                  <ns0:r>
-                    <ns0:t xml:space="preserve">Trước khi nghe, hãy</ns0:t>
-                  </ns0:r>
-                  <ns0:r>
-                    <ns0:t xml:space="preserve"> </ns0:t>
-                  </ns0:r>
-                  <ns0:r>
-                    <ns0:rPr>
-                      <ns0:b/>
-                      <ns0:bCs/>
-                      <ns0:i/>
-                      <ns0:iCs/>
-                    </ns0:rPr>
-                    <ns0:t xml:space="preserve">đọc lướt qua toàn bộ form để hiểu ngữ cảnh</ns0:t>
-                  </ns0:r>
-                  <ns0:r>
-                    <ns0:t xml:space="preserve">. Sau đó, phân tích từng chỗ trống để dự đoán loại thông tin cần điền:</ns0:t>
-                  </ns0:r>
-                </ns0:p>
+              </ns0:tc>
+              <ns0:tc>
+                <ns0:tcPr/>
                 <ns0:p>
                   <ns0:pPr>
                     <ns0:pStyle ns0:val="Compact"/>
-                    <ns0:numPr>
-                      <ns0:ilvl ns0:val="0"/>
-                      <ns0:numId ns0:val="1007"/>
-                    </ns0:numPr>
                   </ns0:pPr>
                   <ns0:r>
-                    <ns0:rPr>
-                      <ns0:b/>
-                      <ns0:bCs/>
-                    </ns0:rPr>
-                    <ns0:t xml:space="preserve">Câu 1:</ns0:t>
-                  </ns0:r>
-                  <ns0:r>
-                    <ns0:t xml:space="preserve"> </ns0:t>
-                  </ns0:r>
-                  <ns0:r>
-                    <ns0:t xml:space="preserve">Tên riêng của một phòng (thường viết hoa).</ns0:t>
+                    <ns0:t xml:space="preserve">Organise notes</ns0:t>
                   </ns0:r>
                 </ns0:p>
+              </ns0:tc>
+            </ns0:tr>
+            <ns0:tr>
+              <ns0:tc>
+                <ns0:tcPr/>
                 <ns0:p>
                   <ns0:pPr>
                     <ns0:pStyle ns0:val="Compact"/>
-                    <ns0:numPr>
-                      <ns0:ilvl ns0:val="0"/>
-                      <ns0:numId ns0:val="1007"/>
-                    </ns0:numPr>
                   </ns0:pPr>
                   <ns0:r>
-                    <ns0:rPr>
-                      <ns0:b/>
-                      <ns0:bCs/>
-                    </ns0:rPr>
-                    <ns0:t xml:space="preserve">Câu 2:</ns0:t>
-                  </ns0:r>
-                  <ns0:r>
-                    <ns0:t xml:space="preserve"> </ns0:t>
-                  </ns0:r>
-                  <ns0:r>
-                    <ns0:t xml:space="preserve">Một thiết bị văn phòng/hội thảo (đi kèm với máy chiếu).</ns0:t>
-                  </ns0:r>
-                </ns0:p>
-                <ns0:p>
-                  <ns0:pPr>
-                    <ns0:pStyle ns0:val="Compact"/>
-                    <ns0:numPr>
-                      <ns0:ilvl ns0:val="0"/>
-                      <ns0:numId ns0:val="1007"/>
-                    </ns0:numPr>
-                  </ns0:pPr>
-                  <ns0:r>
-                    <ns0:rPr>
-                      <ns0:b/>
-                      <ns0:bCs/>
-                    </ns0:rPr>
-                    <ns0:t xml:space="preserve">Câu 3:</ns0:t>
-                  </ns0:r>
-                  <ns0:r>
-                    <ns0:t xml:space="preserve"> </ns0:t>
-                  </ns0:r>
-                  <ns0:r>
-                    <ns0:t xml:space="preserve">Một khu vực hoặc sự kiện (ví dụ:</ns0:t>
-                  </ns0:r>
-                  <ns0:r>
-                    <ns0:t xml:space="preserve"> </ns0:t>
-                  </ns0:r>
-                  <ns0:r>
-                    <ns0:rPr>
-                      <ns0:i/>
-                      <ns0:iCs/>
-                    </ns0:rPr>
-                    <ns0:t xml:space="preserve">exhibition, entrance</ns0:t>
-                  </ns0:r>
-                  <ns0:r>
-                    <ns0:t xml:space="preserve">).</ns0:t>
-                  </ns0:r>
-                </ns0:p>
-                <ns0:p>
-                  <ns0:pPr>
-                    <ns0:pStyle ns0:val="Compact"/>
-                    <ns0:numPr>
-                      <ns0:ilvl ns0:val="0"/>
-                      <ns0:numId ns0:val="1007"/>
-                    </ns0:numPr>
-                  </ns0:pPr>
-                  <ns0:r>
-                    <ns0:rPr>
-                      <ns0:b/>
-                      <ns0:bCs/>
-                    </ns0:rPr>
-                    <ns0:t xml:space="preserve">Câu 4:</ns0:t>
-                  </ns0:r>
-                  <ns0:r>
-                    <ns0:t xml:space="preserve"> </ns0:t>
-                  </ns0:r>
-                  <ns0:r>
-                    <ns0:t xml:space="preserve">Một dịch vụ miễn phí (khả năng cao là</ns0:t>
-                  </ns0:r>
-                  <ns0:r>
-                    <ns0:t xml:space="preserve"> </ns0:t>
-                  </ns0:r>
-                  <ns0:r>
-                    <ns0:rPr>
-                      <ns0:i/>
-                      <ns0:iCs/>
-                    </ns0:rPr>
-                    <ns0:t xml:space="preserve">Wi-Fi</ns0:t>
-                  </ns0:r>
-                  <ns0:r>
-                    <ns0:t xml:space="preserve">).</ns0:t>
-                  </ns0:r>
-                </ns0:p>
-                <ns0:p>
-                  <ns0:pPr>
-                    <ns0:pStyle ns0:val="Compact"/>
-                    <ns0:numPr>
-                      <ns0:ilvl ns0:val="0"/>
-                      <ns0:numId ns0:val="1007"/>
-                    </ns0:numPr>
-                  </ns0:pPr>
-                  <ns0:r>
-                    <ns0:rPr>
-                      <ns0:b/>
-                      <ns0:bCs/>
-                    </ns0:rPr>
-                    <ns0:t xml:space="preserve">Câu 5 &amp; 6:</ns0:t>
-                  </ns0:r>
-                  <ns0:r>
-                    <ns0:t xml:space="preserve"> </ns0:t>
-                  </ns0:r>
-                  <ns0:r>
-                    <ns0:t xml:space="preserve">Con số (giá tiền). Lưu ý nghe kỹ sự khác biệt giữa các đuôi</ns0:t>
-                  </ns0:r>
-                  <ns0:r>
-                    <ns0:t xml:space="preserve"> </ns0:t>
-                  </ns0:r>
-                  <ns0:r>
-                    <ns0:rPr>
-                      <ns0:i/>
-                      <ns0:iCs/>
-                    </ns0:rPr>
-                    <ns0:t xml:space="preserve">-ty</ns0:t>
-                  </ns0:r>
-                  <ns0:r>
-                    <ns0:t xml:space="preserve"> </ns0:t>
-                  </ns0:r>
-                  <ns0:r>
-                    <ns0:t xml:space="preserve">(40) và</ns0:t>
-                  </ns0:r>
-                  <ns0:r>
-                    <ns0:t xml:space="preserve"> </ns0:t>
-                  </ns0:r>
-                  <ns0:r>
-                    <ns0:rPr>
-                      <ns0:i/>
-                      <ns0:iCs/>
-                    </ns0:rPr>
-                    <ns0:t xml:space="preserve">-teen</ns0:t>
-                  </ns0:r>
-                  <ns0:r>
-                    <ns0:t xml:space="preserve"> </ns0:t>
-                  </ns0:r>
-                  <ns0:r>
-                    <ns0:t xml:space="preserve">(14).</ns0:t>
-                  </ns0:r>
-                </ns0:p>
-                <ns0:p>
-                  <ns0:pPr>
-                    <ns0:pStyle ns0:val="Compact"/>
-                    <ns0:numPr>
-                      <ns0:ilvl ns0:val="0"/>
-                      <ns0:numId ns0:val="1007"/>
-                    </ns0:numPr>
-                  </ns0:pPr>
-                  <ns0:r>
-                    <ns0:rPr>
-                      <ns0:b/>
-                      <ns0:bCs/>
-                    </ns0:rPr>
-                    <ns0:t xml:space="preserve">Câu 7:</ns0:t>
-                  </ns0:r>
-                  <ns0:r>
-                    <ns0:t xml:space="preserve"> </ns0:t>
-                  </ns0:r>
-                  <ns0:r>
-                    <ns0:t xml:space="preserve">Một tiện ích của khách sạn (ví dụ:</ns0:t>
-                  </ns0:r>
-                  <ns0:r>
-                    <ns0:t xml:space="preserve"> </ns0:t>
-                  </ns0:r>
-                  <ns0:r>
-                    <ns0:rPr>
-                      <ns0:i/>
-                      <ns0:iCs/>
-                    </ns0:rPr>
-                    <ns0:t xml:space="preserve">pool, terrace, garden</ns0:t>
-                  </ns0:r>
-                  <ns0:r>
-                    <ns0:t xml:space="preserve">).</ns0:t>
-                  </ns0:r>
-                </ns0:p>
-                <ns0:p>
-                  <ns0:pPr>
-                    <ns0:pStyle ns0:val="Compact"/>
-                    <ns0:numPr>
-                      <ns0:ilvl ns0:val="0"/>
-                      <ns0:numId ns0:val="1007"/>
-                    </ns0:numPr>
-                  </ns0:pPr>
-                  <ns0:r>
-                    <ns0:rPr>
-                      <ns0:b/>
-                      <ns0:bCs/>
-                    </ns0:rPr>
-                    <ns0:t xml:space="preserve">Câu 8:</ns0:t>
-                  </ns0:r>
-                  <ns0:r>
-                    <ns0:t xml:space="preserve"> </ns0:t>
-                  </ns0:r>
-                  <ns0:r>
-                    <ns0:t xml:space="preserve">Một địa điểm công cộng (ví dụ:</ns0:t>
-                  </ns0:r>
-                  <ns0:r>
-                    <ns0:t xml:space="preserve"> </ns0:t>
-                  </ns0:r>
-                  <ns0:r>
-                    <ns0:rPr>
-                      <ns0:i/>
-                      <ns0:iCs/>
-                    </ns0:rPr>
-                    <ns0:t xml:space="preserve">airport, station</ns0:t>
-                  </ns0:r>
-                  <ns0:r>
-                    <ns0:t xml:space="preserve">).</ns0:t>
-                  </ns0:r>
-                </ns0:p>
-                <ns0:p>
-                  <ns0:pPr>
-                    <ns0:pStyle ns0:val="Compact"/>
-                    <ns0:numPr>
-                      <ns0:ilvl ns0:val="0"/>
-                      <ns0:numId ns0:val="1007"/>
-                    </ns0:numPr>
-                  </ns0:pPr>
-                  <ns0:r>
-                    <ns0:rPr>
-                      <ns0:b/>
-                      <ns0:bCs/>
-                    </ns0:rPr>
-                    <ns0:t xml:space="preserve">Câu 9 &amp; 10:</ns0:t>
-                  </ns0:r>
-                  <ns0:r>
-                    <ns0:t xml:space="preserve"> </ns0:t>
-                  </ns0:r>
-                  <ns0:r>
-                    <ns0:t xml:space="preserve">Danh từ chỉ địa điểm/công trình gần đó (ví dụ:</ns0:t>
-                  </ns0:r>
-                  <ns0:r>
-                    <ns0:t xml:space="preserve"> </ns0:t>
-                  </ns0:r>
-                  <ns0:r>
-                    <ns0:rPr>
-                      <ns0:i/>
-                      <ns0:iCs/>
-                    </ns0:rPr>
-                    <ns0:t xml:space="preserve">library, shops</ns0:t>
-                  </ns0:r>
-                  <ns0:r>
-                    <ns0:t xml:space="preserve">).</ns0:t>
-                  </ns0:r>
-                </ns0:p>
-                <ns0:p>
-                  <ns0:pPr>
-                    <ns0:pStyle ns0:val="FirstParagraph"/>
-                  </ns0:pPr>
-                  <ns0:r>
-                    <ns0:rPr>
-                      <ns0:b/>
-                      <ns0:bCs/>
-                    </ns0:rPr>
-                    <ns0:t xml:space="preserve">Bước 3 - Bám sát key words và lưu ý đến cách diễn đạt đồng nghĩa (paraphrasing):</ns0:t>
-                  </ns0:r>
-                  <ns0:r>
-                    <ns0:t xml:space="preserve"> </ns0:t>
-                  </ns0:r>
-                  <ns0:r>
-                    <ns0:t xml:space="preserve">Người nói sẽ thường không lặp lại chính xác từng từ vựng trong câu hỏi, mà thay vào đó sẽ dùng từ đồng nghĩa hoặc một cấu trúc khác.</ns0:t>
-                  </ns0:r>
-                </ns0:p>
-                <ns0:p>
-                  <ns0:pPr>
-                    <ns0:pStyle ns0:val="BodyText"/>
-                  </ns0:pPr>
-                  <ns0:r>
-                    <ns0:rPr>
-                      <ns0:b/>
-                      <ns0:bCs/>
-                    </ns0:rPr>
-                    <ns0:t xml:space="preserve">Bước 4 - Cẩn thận với bẫy và thông tin gây nhiễu:</ns0:t>
-                  </ns0:r>
-                  <ns0:r>
-                    <ns0:t xml:space="preserve"> </ns0:t>
-                  </ns0:r>
-                  <ns0:r>
-                    <ns0:t xml:space="preserve">Người nói có thể đề cập đến một thông tin không chính xác trước rồi tự sửa lại, hoặc một người hỏi và người kia xác nhận/phủ định. Hãy lắng nghe đến cuối câu và ghi chú lại để chắc chắn rằng đó là thông tin cuối cùng và chính xác</ns0:t>
-                  </ns0:r>
-                </ns0:p>
-                <ns0:p>
-                  <ns0:pPr>
-                    <ns0:pStyle ns0:val="Heading3"/>
-                  </ns0:pPr>
-                  <ns0:bookmarkStart ns0:id="18" ns0:name="phân-tích-chi-tiết-từng-câu-hỏi"/>
-                  <ns0:r>
-                    <ns0:t xml:space="preserve">2. Phân tích chi tiết từng câu hỏi:</ns0:t>
-                  </ns0:r>
-                  <ns0:bookmarkEnd ns0:id="18"/>
-                </ns0:p>
-                <ns0:p>
-                  <ns0:pPr>
-                    <ns0:pStyle ns0:val="Compact"/>
-                    <ns0:numPr>
-                      <ns0:ilvl ns0:val="0"/>
-                      <ns0:numId ns0:val="1008"/>
-                    </ns0:numPr>
-                  </ns0:pPr>
-                  <ns0:r>
-                    <ns0:rPr>
-                      <ns0:b/>
-                      <ns0:bCs/>
-                    </ns0:rPr>
-                    <ns0:t xml:space="preserve">Câu 1: Tesla</ns0:t>
-                  </ns0:r>
-                </ns0:p>
-                <ns0:p>
-                  <ns0:pPr>
-                    <ns0:pStyle ns0:val="Compact"/>
-                    <ns0:numPr>
-                      <ns0:ilvl ns0:val="1"/>
-                      <ns0:numId ns0:val="1009"/>
-                    </ns0:numPr>
-                  </ns0:pPr>
-                  <ns0:r>
-                    <ns0:rPr>
-                      <ns0:b/>
-                      <ns0:bCs/>
-                    </ns0:rPr>
-                    <ns0:t xml:space="preserve">Transcript:</ns0:t>
-                  </ns0:r>
-                  <ns0:r>
-                    <ns0:t xml:space="preserve"> </ns0:t>
-                  </ns0:r>
-                  <ns0:r>
-                    <ns0:t xml:space="preserve">"So for talks and presentations we have the</ns0:t>
-                  </ns0:r>
-                  <ns0:r>
-                    <ns0:t xml:space="preserve"> </ns0:t>
+                    <ns0:t xml:space="preserve">Ask class to suggest the </ns0:t>
                   </ns0:r>
                   <ns0:r>
                     <ns0:rPr>
                       <ns0:b/>
                       <ns0:bCs/>
                     </ns0:rPr>
-                    <ns0:t xml:space="preserve">Tesla</ns0:t>
+                    <ns0:t xml:space="preserve">22</ns0:t>
                   </ns0:r>
                   <ns0:r>
-                    <ns0:t xml:space="preserve"> </ns0:t>
+                    <ns0:t xml:space="preserve">……………. adaptations</ns0:t>
                   </ns0:r>
+                </ns0:p>
+              </ns0:tc>
+              <ns0:tc>
+                <ns0:tcPr/>
+                <ns0:p>
+                  <ns0:pPr>
+                    <ns0:pStyle ns0:val="Compact"/>
+                  </ns0:pPr>
                   <ns0:r>
-                    <ns0:t xml:space="preserve">room... that’s spelled</ns0:t>
+                    <ns0:t xml:space="preserve">No further work needed</ns0:t>
                   </ns0:r>
+                </ns0:p>
+              </ns0:tc>
+            </ns0:tr>
+            <ns0:tr>
+              <ns0:tc>
+                <ns0:tcPr/>
+                <ns0:p>
+                  <ns0:pPr>
+                    <ns0:pStyle ns0:val="Compact"/>
+                  </ns0:pPr>
                   <ns0:r>
-                    <ns0:t xml:space="preserve"> </ns0:t>
+                    <ns0:t xml:space="preserve">Present Rachel Malchow’s ideas</ns0:t>
+                  </ns0:r>
+                </ns0:p>
+              </ns0:tc>
+              <ns0:tc>
+                <ns0:tcPr/>
+                <ns0:p>
+                  <ns0:pPr>
+                    <ns0:pStyle ns0:val="Compact"/>
+                  </ns0:pPr>
+                  <ns0:r>
+                    <ns0:t xml:space="preserve">Prepare some </ns0:t>
                   </ns0:r>
                   <ns0:r>
                     <ns0:rPr>
                       <ns0:b/>
                       <ns0:bCs/>
                     </ns0:rPr>
-                    <ns0:t xml:space="preserve">T-E-S-L-A</ns0:t>
+                    <ns0:t xml:space="preserve">23</ns0:t>
                   </ns0:r>
                   <ns0:r>
-                    <ns0:t xml:space="preserve">."</ns0:t>
+                    <ns0:t xml:space="preserve">……………</ns0:t>
                   </ns0:r>
                 </ns0:p>
+              </ns0:tc>
+            </ns0:tr>
+            <ns0:tr>
+              <ns0:tc>
+                <ns0:tcPr/>
                 <ns0:p>
                   <ns0:pPr>
                     <ns0:pStyle ns0:val="Compact"/>
-                    <ns0:numPr>
-                      <ns0:ilvl ns0:val="1"/>
-                      <ns0:numId ns0:val="1009"/>
-                    </ns0:numPr>
                   </ns0:pPr>
                   <ns0:r>
-                    <ns0:rPr>
-                      <ns0:b/>
-                      <ns0:bCs/>
-                    </ns0:rPr>
-                    <ns0:t xml:space="preserve">Phân tích:</ns0:t>
-                  </ns0:r>
-                  <ns0:r>
-                    <ns0:t xml:space="preserve"> </ns0:t>
-                  </ns0:r>
-                  <ns0:r>
-                    <ns0:t xml:space="preserve">Đây là dạng bài đánh vần tên riêng. Khi nghe nhân vật nói "that's spelled...", bạn cần chuẩn bị bút để viết chính xác từng chữ cái.</ns0:t>
-                  </ns0:r>
-                </ns0:p>
-                <ns0:p>
-                  <ns0:pPr>
-                    <ns0:pStyle ns0:val="Compact"/>
-                    <ns0:numPr>
-                      <ns0:ilvl ns0:val="0"/>
-                      <ns0:numId ns0:val="1008"/>
-                    </ns0:numPr>
-                  </ns0:pPr>
-                  <ns0:r>
-                    <ns0:rPr>
-                      <ns0:b/>
-                      <ns0:bCs/>
-                    </ns0:rPr>
-                    <ns0:t xml:space="preserve">Câu 2: microphone</ns0:t>
-                  </ns0:r>
-                </ns0:p>
-                <ns0:p>
-                  <ns0:pPr>
-                    <ns0:pStyle ns0:val="Compact"/>
-                    <ns0:numPr>
-                      <ns0:ilvl ns0:val="1"/>
-                      <ns0:numId ns0:val="1010"/>
-                    </ns0:numPr>
-                  </ns0:pPr>
-                  <ns0:r>
-                    <ns0:rPr>
-                      <ns0:b/>
-                      <ns0:bCs/>
-                    </ns0:rPr>
-                    <ns0:t xml:space="preserve">Transcript:</ns0:t>
-                  </ns0:r>
-                  <ns0:r>
-                    <ns0:t xml:space="preserve"> </ns0:t>
-                  </ns0:r>
-                  <ns0:r>
-                    <ns0:t xml:space="preserve">"MAN: How about a</ns0:t>
-                  </ns0:r>
-                  <ns0:r>
-                    <ns0:t xml:space="preserve"> </ns0:t>
+                    <ns0:t xml:space="preserve">Discuss relationship between adaptations and </ns0:t>
                   </ns0:r>
                   <ns0:r>
                     <ns0:rPr>
                       <ns0:b/>
                       <ns0:bCs/>
                     </ns0:rPr>
-                    <ns0:t xml:space="preserve">microphone</ns0:t>
+                    <ns0:t xml:space="preserve">24</ns0:t>
                   </ns0:r>
                   <ns0:r>
-                    <ns0:t xml:space="preserve">? ANGELA: Yes, that’ll be all set up ready for you..."</ns0:t>
+                    <ns0:t xml:space="preserve">………….. at the time of making the film</ns0:t>
                   </ns0:r>
                 </ns0:p>
+              </ns0:tc>
+              <ns0:tc>
+                <ns0:tcPr/>
                 <ns0:p>
                   <ns0:pPr>
                     <ns0:pStyle ns0:val="Compact"/>
-                    <ns0:numPr>
-                      <ns0:ilvl ns0:val="1"/>
-                      <ns0:numId ns0:val="1010"/>
-                    </ns0:numPr>
                   </ns0:pPr>
                   <ns0:r>
-                    <ns0:rPr>
-                      <ns0:b/>
-                      <ns0:bCs/>
-                    </ns0:rPr>
-                    <ns0:t xml:space="preserve">Phân tích:</ns0:t>
-                  </ns0:r>
-                  <ns0:r>
-                    <ns0:t xml:space="preserve"> </ns0:t>
-                  </ns0:r>
-                  <ns0:r>
-                    <ns0:t xml:space="preserve">Người đàn ông chủ động hỏi về thiết bị này. Từ "available" trong đề bài đồng nghĩa với cụm "set up ready" trong transcript.</ns0:t>
-                  </ns0:r>
-                </ns0:p>
-                <ns0:p>
-                  <ns0:pPr>
-                    <ns0:pStyle ns0:val="Compact"/>
-                    <ns0:numPr>
-                      <ns0:ilvl ns0:val="0"/>
-                      <ns0:numId ns0:val="1008"/>
-                    </ns0:numPr>
-                  </ns0:pPr>
-                  <ns0:r>
-                    <ns0:rPr>
-                      <ns0:b/>
-                      <ns0:bCs/>
-                    </ns0:rPr>
-                    <ns0:t xml:space="preserve">Câu 3: exhibition</ns0:t>
-                  </ns0:r>
-                </ns0:p>
-                <ns0:p>
-                  <ns0:pPr>
-                    <ns0:pStyle ns0:val="Compact"/>
-                    <ns0:numPr>
-                      <ns0:ilvl ns0:val="1"/>
-                      <ns0:numId ns0:val="1011"/>
-                    </ns0:numPr>
-                  </ns0:pPr>
-                  <ns0:r>
-                    <ns0:rPr>
-                      <ns0:b/>
-                      <ns0:bCs/>
-                    </ns0:rPr>
-                    <ns0:t xml:space="preserve">Transcript:</ns0:t>
-                  </ns0:r>
-                  <ns0:r>
-                    <ns0:t xml:space="preserve"> </ns0:t>
-                  </ns0:r>
-                  <ns0:r>
-                    <ns0:t xml:space="preserve">"...we’d like to have an</ns0:t>
-                  </ns0:r>
-                  <ns0:r>
-                    <ns0:t xml:space="preserve"> </ns0:t>
-                  </ns0:r>
-                  <ns0:r>
-                    <ns0:rPr>
-                      <ns0:b/>
-                      <ns0:bCs/>
-                    </ns0:rPr>
-                    <ns0:t xml:space="preserve">exhibition</ns0:t>
-                  </ns0:r>
-                  <ns0:r>
-                    <ns0:t xml:space="preserve"> </ns0:t>
-                  </ns0:r>
-                  <ns0:r>
-                    <ns0:t xml:space="preserve">of our products and services there as well..."</ns0:t>
-                  </ns0:r>
-                </ns0:p>
-                <ns0:p>
-                  <ns0:pPr>
-                    <ns0:pStyle ns0:val="Compact"/>
-                    <ns0:numPr>
-                      <ns0:ilvl ns0:val="1"/>
-                      <ns0:numId ns0:val="1011"/>
-                    </ns0:numPr>
-                  </ns0:pPr>
-                  <ns0:r>
-                    <ns0:rPr>
-                      <ns0:b/>
-                      <ns0:bCs/>
-                    </ns0:rPr>
-                    <ns0:t xml:space="preserve">Phân tích:</ns0:t>
-                  </ns0:r>
-                  <ns0:r>
-                    <ns0:t xml:space="preserve"> </ns0:t>
-                  </ns0:r>
-                  <ns0:r>
-                    <ns0:t xml:space="preserve">Từ nhận biết là mạo từ "</ns0:t>
-                  </ns0:r>
-                  <ns0:r>
-                    <ns0:rPr>
-                      <ns0:b/>
-                      <ns0:bCs/>
-                    </ns0:rPr>
-                    <ns0:t xml:space="preserve">an</ns0:t>
-                  </ns0:r>
-                  <ns0:r>
-                    <ns0:t xml:space="preserve">" trong đề bài. Trong tiếng Anh, "an" phải đi với một danh từ bắt đầu bằng nguyên âm (a, e, i, o, u). "Exhibition" khớp hoàn toàn với ngữ pháp và nội dung.</ns0:t>
-                  </ns0:r>
-                </ns0:p>
-                <ns0:p>
-                  <ns0:pPr>
-                    <ns0:pStyle ns0:val="Compact"/>
-                    <ns0:numPr>
-                      <ns0:ilvl ns0:val="0"/>
-                      <ns0:numId ns0:val="1008"/>
-                    </ns0:numPr>
-                  </ns0:pPr>
-                  <ns0:r>
-                    <ns0:rPr>
-                      <ns0:b/>
-                      <ns0:bCs/>
-                    </ns0:rPr>
-                    <ns0:t xml:space="preserve">Câu 4: wifi</ns0:t>
-                  </ns0:r>
-                </ns0:p>
-                <ns0:p>
-                  <ns0:pPr>
-                    <ns0:pStyle ns0:val="Compact"/>
-                    <ns0:numPr>
-                      <ns0:ilvl ns0:val="1"/>
-                      <ns0:numId ns0:val="1012"/>
-                    </ns0:numPr>
-                  </ns0:pPr>
-                  <ns0:r>
-                    <ns0:rPr>
-                      <ns0:b/>
-                      <ns0:bCs/>
-                    </ns0:rPr>
-                    <ns0:t xml:space="preserve">Transcript:</ns0:t>
-                  </ns0:r>
-                  <ns0:r>
-                    <ns0:t xml:space="preserve"> </ns0:t>
-                  </ns0:r>
-                  <ns0:r>
-                    <ns0:t xml:space="preserve">"MAN: And I presume there’s</ns0:t>
-                  </ns0:r>
-                  <ns0:r>
-                    <ns0:t xml:space="preserve"> </ns0:t>
-                  </ns0:r>
-                  <ns0:r>
-                    <ns0:rPr>
-                      <ns0:b/>
-                      <ns0:bCs/>
-                    </ns0:rPr>
-                    <ns0:t xml:space="preserve">wifi</ns0:t>
-                  </ns0:r>
-                  <ns0:r>
-                    <ns0:t xml:space="preserve">? ANGELA: Oh yes, that’s free and available throughout the hotel."</ns0:t>
-                  </ns0:r>
-                </ns0:p>
-                <ns0:p>
-                  <ns0:pPr>
-                    <ns0:pStyle ns0:val="Compact"/>
-                    <ns0:numPr>
-                      <ns0:ilvl ns0:val="1"/>
-                      <ns0:numId ns0:val="1012"/>
-                    </ns0:numPr>
-                  </ns0:pPr>
-                  <ns0:r>
-                    <ns0:rPr>
-                      <ns0:b/>
-                      <ns0:bCs/>
-                    </ns0:rPr>
-                    <ns0:t xml:space="preserve">Phân tích:</ns0:t>
-                  </ns0:r>
-                  <ns0:r>
-                    <ns0:t xml:space="preserve"> </ns0:t>
-                  </ns0:r>
-                  <ns0:r>
-                    <ns0:t xml:space="preserve">Từ "free" trong đề bài được nhắc lại nguyên văn. "Throughout" cũng là từ khóa quan trọng để xác nhận đáp án.</ns0:t>
-                  </ns0:r>
-                </ns0:p>
-                <ns0:p>
-                  <ns0:pPr>
-                    <ns0:pStyle ns0:val="Compact"/>
-                    <ns0:numPr>
-                      <ns0:ilvl ns0:val="0"/>
-                      <ns0:numId ns0:val="1008"/>
-                    </ns0:numPr>
-                  </ns0:pPr>
-                  <ns0:r>
-                    <ns0:rPr>
-                      <ns0:b/>
-                      <ns0:bCs/>
-                    </ns0:rPr>
-                    <ns0:t xml:space="preserve">Câu 5: 45</ns0:t>
-                  </ns0:r>
-                </ns0:p>
-                <ns0:p>
-                  <ns0:pPr>
-                    <ns0:pStyle ns0:val="Compact"/>
-                    <ns0:numPr>
-                      <ns0:ilvl ns0:val="1"/>
-                      <ns0:numId ns0:val="1013"/>
-                    </ns0:numPr>
-                  </ns0:pPr>
-                  <ns0:r>
-                    <ns0:rPr>
-                      <ns0:b/>
-                      <ns0:bCs/>
-                    </ns0:rPr>
-                    <ns0:t xml:space="preserve">Transcript:</ns0:t>
-                  </ns0:r>
-                  <ns0:r>
-                    <ns0:t xml:space="preserve"> </ns0:t>
-                  </ns0:r>
-                  <ns0:r>
-                    <ns0:t xml:space="preserve">"That’s</ns0:t>
-                  </ns0:r>
-                  <ns0:r>
-                    <ns0:t xml:space="preserve"> </ns0:t>
-                  </ns0:r>
-                  <ns0:r>
-                    <ns0:rPr>
-                      <ns0:b/>
-                      <ns0:bCs/>
-                    </ns0:rPr>
-                    <ns0:t xml:space="preserve">$45</ns0:t>
-                  </ns0:r>
-                  <ns0:r>
-                    <ns0:t xml:space="preserve"> </ns0:t>
-                  </ns0:r>
-                  <ns0:r>
-                    <ns0:t xml:space="preserve">per person. Or you can have the special for $25 more."</ns0:t>
-                  </ns0:r>
-                </ns0:p>
-                <ns0:p>
-                  <ns0:pPr>
-                    <ns0:pStyle ns0:val="Compact"/>
-                    <ns0:numPr>
-                      <ns0:ilvl ns0:val="1"/>
-                      <ns0:numId ns0:val="1013"/>
-                    </ns0:numPr>
-                  </ns0:pPr>
-                  <ns0:r>
-                    <ns0:rPr>
-                      <ns0:b/>
-                      <ns0:bCs/>
-                    </ns0:rPr>
-                    <ns0:t xml:space="preserve">Phân tích:</ns0:t>
-                  </ns0:r>
-                  <ns0:r>
-                    <ns0:t xml:space="preserve"> </ns0:t>
-                  </ns0:r>
-                  <ns0:r>
-                    <ns0:rPr>
-                      <ns0:b/>
-                      <ns0:bCs/>
-                    </ns0:rPr>
-                    <ns0:t xml:space="preserve">Bẫy con số.</ns0:t>
-                  </ns0:r>
-                  <ns0:r>
-                    <ns0:t xml:space="preserve"> </ns0:t>
-                  </ns0:r>
-                  <ns0:r>
-                    <ns0:t xml:space="preserve">Có hai con số xuất hiện: 45 và 25. Tuy nhiên, đề bài hỏi giá "standard buffet", mà cô quản lý nói "standard menu is $45", còn $25 là phí cộng thêm cho thực đơn đặc biệt.</ns0:t>
-                  </ns0:r>
-                </ns0:p>
-                <ns0:p>
-                  <ns0:pPr>
-                    <ns0:pStyle ns0:val="Compact"/>
-                    <ns0:numPr>
-                      <ns0:ilvl ns0:val="0"/>
-                      <ns0:numId ns0:val="1014"/>
-                    </ns0:numPr>
-                  </ns0:pPr>
-                  <ns0:r>
-                    <ns0:rPr>
-                      <ns0:b/>
-                      <ns0:bCs/>
-                    </ns0:rPr>
-                    <ns0:t xml:space="preserve">Câu 6: 135</ns0:t>
-                  </ns0:r>
-                </ns0:p>
-                <ns0:p>
-                  <ns0:pPr>
-                    <ns0:pStyle ns0:val="Compact"/>
-                    <ns0:numPr>
-                      <ns0:ilvl ns0:val="1"/>
-                      <ns0:numId ns0:val="1015"/>
-                    </ns0:numPr>
-                  </ns0:pPr>
-                  <ns0:r>
-                    <ns0:rPr>
-                      <ns0:b/>
-                      <ns0:bCs/>
-                    </ns0:rPr>
-                    <ns0:t xml:space="preserve">Transcript:</ns0:t>
-                  </ns0:r>
-                  <ns0:r>
-                    <ns0:t xml:space="preserve"> </ns0:t>
-                  </ns0:r>
-                  <ns0:r>
-                    <ns0:t xml:space="preserve">"...we can offer you rooms at</ns0:t>
-                  </ns0:r>
-                  <ns0:r>
-                    <ns0:t xml:space="preserve"> </ns0:t>
-                  </ns0:r>
-                  <ns0:r>
-                    <ns0:rPr>
-                      <ns0:b/>
-                      <ns0:bCs/>
-                    </ns0:rPr>
-                    <ns0:t xml:space="preserve">$135</ns0:t>
-                  </ns0:r>
-                  <ns0:r>
-                    <ns0:t xml:space="preserve">. Normally a standard room’s $180."</ns0:t>
-                  </ns0:r>
-                </ns0:p>
-                <ns0:p>
-                  <ns0:pPr>
-                    <ns0:pStyle ns0:val="Compact"/>
-                    <ns0:numPr>
-                      <ns0:ilvl ns0:val="1"/>
-                      <ns0:numId ns0:val="1015"/>
-                    </ns0:numPr>
-                  </ns0:pPr>
-                  <ns0:r>
-                    <ns0:rPr>
-                      <ns0:b/>
-                      <ns0:bCs/>
-                    </ns0:rPr>
-                    <ns0:t xml:space="preserve">Phân tích:</ns0:t>
-                  </ns0:r>
-                  <ns0:r>
-                    <ns0:t xml:space="preserve"> </ns0:t>
-                  </ns0:r>
-                  <ns0:r>
-                    <ns0:rPr>
-                      <ns0:b/>
-                      <ns0:bCs/>
-                    </ns0:rPr>
-                    <ns0:t xml:space="preserve">Bẫy con số.</ns0:t>
-                  </ns0:r>
-                  <ns0:r>
-                    <ns0:t xml:space="preserve"> </ns0:t>
-                  </ns0:r>
-                  <ns0:r>
-                    <ns0:t xml:space="preserve">Người nghe dễ nhầm với số 180 (giá gốc) hoặc số 25 (phần trăm giảm giá). Bạn cần nghe con số đi sau cụm "offer you rooms at" (giá sau khi giảm).</ns0:t>
-                  </ns0:r>
-                </ns0:p>
-                <ns0:p>
-                  <ns0:pPr>
-                    <ns0:pStyle ns0:val="Compact"/>
-                    <ns0:numPr>
-                      <ns0:ilvl ns0:val="0"/>
-                      <ns0:numId ns0:val="1016"/>
-                    </ns0:numPr>
-                  </ns0:pPr>
-                  <ns0:r>
-                    <ns0:rPr>
-                      <ns0:b/>
-                      <ns0:bCs/>
-                    </ns0:rPr>
-                    <ns0:t xml:space="preserve">Câu 7: pool</ns0:t>
-                  </ns0:r>
-                </ns0:p>
-                <ns0:p>
-                  <ns0:pPr>
-                    <ns0:pStyle ns0:val="Compact"/>
-                    <ns0:numPr>
-                      <ns0:ilvl ns0:val="1"/>
-                      <ns0:numId ns0:val="1017"/>
-                    </ns0:numPr>
-                  </ns0:pPr>
-                  <ns0:r>
-                    <ns0:rPr>
-                      <ns0:b/>
-                      <ns0:bCs/>
-                    </ns0:rPr>
-                    <ns0:t xml:space="preserve">Transcript:</ns0:t>
-                  </ns0:r>
-                  <ns0:r>
-                    <ns0:t xml:space="preserve"> </ns0:t>
-                  </ns0:r>
-                  <ns0:r>
-                    <ns0:t xml:space="preserve">"...and there’s a</ns0:t>
-                  </ns0:r>
-                  <ns0:r>
-                    <ns0:t xml:space="preserve"> </ns0:t>
-                  </ns0:r>
-                  <ns0:r>
-                    <ns0:rPr>
-                      <ns0:b/>
-                      <ns0:bCs/>
-                    </ns0:rPr>
-                    <ns0:t xml:space="preserve">pool</ns0:t>
-                  </ns0:r>
-                  <ns0:r>
-                    <ns0:t xml:space="preserve"> </ns0:t>
-                  </ns0:r>
-                  <ns0:r>
-                    <ns0:t xml:space="preserve">up on the roof for the use of guests."</ns0:t>
-                  </ns0:r>
-                </ns0:p>
-                <ns0:p>
-                  <ns0:pPr>
-                    <ns0:pStyle ns0:val="Compact"/>
-                    <ns0:numPr>
-                      <ns0:ilvl ns0:val="1"/>
-                      <ns0:numId ns0:val="1017"/>
-                    </ns0:numPr>
-                  </ns0:pPr>
-                  <ns0:r>
-                    <ns0:rPr>
-                      <ns0:b/>
-                      <ns0:bCs/>
-                    </ns0:rPr>
-                    <ns0:t xml:space="preserve">Phân tích:</ns0:t>
-                  </ns0:r>
-                  <ns0:r>
-                    <ns0:t xml:space="preserve"> </ns0:t>
-                  </ns0:r>
-                  <ns0:r>
-                    <ns0:t xml:space="preserve">Đề bài dùng từ "rooftop" (trên mái), trong transcript dùng "up on the roof". Hai cụm này đồng nghĩa.</ns0:t>
-                  </ns0:r>
-                </ns0:p>
-                <ns0:p>
-                  <ns0:pPr>
-                    <ns0:pStyle ns0:val="Compact"/>
-                    <ns0:numPr>
-                      <ns0:ilvl ns0:val="0"/>
-                      <ns0:numId ns0:val="1016"/>
-                    </ns0:numPr>
-                  </ns0:pPr>
-                  <ns0:r>
-                    <ns0:rPr>
-                      <ns0:b/>
-                      <ns0:bCs/>
-                    </ns0:rPr>
-                    <ns0:t xml:space="preserve">Câu 8: airport</ns0:t>
-                  </ns0:r>
-                </ns0:p>
-                <ns0:p>
-                  <ns0:pPr>
-                    <ns0:pStyle ns0:val="Compact"/>
-                    <ns0:numPr>
-                      <ns0:ilvl ns0:val="1"/>
-                      <ns0:numId ns0:val="1018"/>
-                    </ns0:numPr>
-                  </ns0:pPr>
-                  <ns0:r>
-                    <ns0:rPr>
-                      <ns0:b/>
-                      <ns0:bCs/>
-                    </ns0:rPr>
-                    <ns0:t xml:space="preserve">Transcript:</ns0:t>
-                  </ns0:r>
-                  <ns0:r>
-                    <ns0:t xml:space="preserve"> </ns0:t>
-                  </ns0:r>
-                  <ns0:r>
-                    <ns0:t xml:space="preserve">"Yes, it’s about 12 kilometres from the</ns0:t>
-                  </ns0:r>
-                  <ns0:r>
-                    <ns0:t xml:space="preserve"> </ns0:t>
-                  </ns0:r>
-                  <ns0:r>
-                    <ns0:rPr>
-                      <ns0:b/>
-                      <ns0:bCs/>
-                    </ns0:rPr>
-                    <ns0:t xml:space="preserve">airport</ns0:t>
-                  </ns0:r>
-                  <ns0:r>
-                    <ns0:t xml:space="preserve">, but there’s a complimentary shuttle bus..."</ns0:t>
-                  </ns0:r>
-                </ns0:p>
-                <ns0:p>
-                  <ns0:pPr>
-                    <ns0:pStyle ns0:val="Compact"/>
-                    <ns0:numPr>
-                      <ns0:ilvl ns0:val="1"/>
-                      <ns0:numId ns0:val="1018"/>
-                    </ns0:numPr>
-                  </ns0:pPr>
-                  <ns0:r>
-                    <ns0:rPr>
-                      <ns0:b/>
-                      <ns0:bCs/>
-                    </ns0:rPr>
-                    <ns0:t xml:space="preserve">Phân tích:</ns0:t>
-                  </ns0:r>
-                  <ns0:r>
-                    <ns0:t xml:space="preserve"> </ns0:t>
-                  </ns0:r>
-                  <ns0:r>
-                    <ns0:t xml:space="preserve">Từ "free" trong đề bài được thay bằng từ chuyên dụng trong khách sạn: "</ns0:t>
-                  </ns0:r>
-                  <ns0:r>
-                    <ns0:rPr>
-                      <ns0:b/>
-                      <ns0:bCs/>
-                    </ns0:rPr>
-                    <ns0:t xml:space="preserve">complimentary</ns0:t>
-                  </ns0:r>
-                  <ns0:r>
-                    <ns0:t xml:space="preserve">" (miễn phí).</ns0:t>
-                  </ns0:r>
-                </ns0:p>
-                <ns0:p>
-                  <ns0:pPr>
-                    <ns0:pStyle ns0:val="Compact"/>
-                    <ns0:numPr>
-                      <ns0:ilvl ns0:val="0"/>
-                      <ns0:numId ns0:val="1016"/>
-                    </ns0:numPr>
-                  </ns0:pPr>
-                  <ns0:r>
-                    <ns0:rPr>
-                      <ns0:b/>
-                      <ns0:bCs/>
-                    </ns0:rPr>
-                    <ns0:t xml:space="preserve">Câu 9: sea</ns0:t>
-                  </ns0:r>
-                </ns0:p>
-                <ns0:p>
-                  <ns0:pPr>
-                    <ns0:pStyle ns0:val="Compact"/>
-                    <ns0:numPr>
-                      <ns0:ilvl ns0:val="1"/>
-                      <ns0:numId ns0:val="1019"/>
-                    </ns0:numPr>
-                  </ns0:pPr>
-                  <ns0:r>
-                    <ns0:rPr>
-                      <ns0:b/>
-                      <ns0:bCs/>
-                    </ns0:rPr>
-                    <ns0:t xml:space="preserve">Transcript:</ns0:t>
-                  </ns0:r>
-                  <ns0:r>
-                    <ns0:t xml:space="preserve"> </ns0:t>
-                  </ns0:r>
-                  <ns0:r>
-                    <ns0:t xml:space="preserve">"...it’s not very far from the</ns0:t>
-                  </ns0:r>
-                  <ns0:r>
-                    <ns0:t xml:space="preserve"> </ns0:t>
-                  </ns0:r>
-                  <ns0:r>
-                    <ns0:rPr>
-                      <ns0:b/>
-                      <ns0:bCs/>
-                    </ns0:rPr>
-                    <ns0:t xml:space="preserve">sea</ns0:t>
-                  </ns0:r>
-                  <ns0:r>
-                    <ns0:t xml:space="preserve">."</ns0:t>
-                  </ns0:r>
-                </ns0:p>
-                <ns0:p>
-                  <ns0:pPr>
-                    <ns0:pStyle ns0:val="Compact"/>
-                    <ns0:numPr>
-                      <ns0:ilvl ns0:val="1"/>
-                      <ns0:numId ns0:val="1019"/>
-                    </ns0:numPr>
-                  </ns0:pPr>
-                  <ns0:r>
-                    <ns0:rPr>
-                      <ns0:b/>
-                      <ns0:bCs/>
-                    </ns0:rPr>
-                    <ns0:t xml:space="preserve">Phân tích:</ns0:t>
-                  </ns0:r>
-                  <ns0:r>
-                    <ns0:t xml:space="preserve"> </ns0:t>
-                  </ns0:r>
-                  <ns0:r>
-                    <ns0:t xml:space="preserve">Cụm "quite near" trong đề bài được paraphrase thành "not very far from" (không quá xa).</ns0:t>
-                  </ns0:r>
-                </ns0:p>
-                <ns0:p>
-                  <ns0:pPr>
-                    <ns0:pStyle ns0:val="Compact"/>
-                    <ns0:numPr>
-                      <ns0:ilvl ns0:val="0"/>
-                      <ns0:numId ns0:val="1016"/>
-                    </ns0:numPr>
-                  </ns0:pPr>
-                  <ns0:r>
-                    <ns0:rPr>
-                      <ns0:b/>
-                      <ns0:bCs/>
-                    </ns0:rPr>
-                    <ns0:t xml:space="preserve">Câu 10: clubs</ns0:t>
-                  </ns0:r>
-                </ns0:p>
-                <ns0:p>
-                  <ns0:pPr>
-                    <ns0:pStyle ns0:val="Compact"/>
-                    <ns0:numPr>
-                      <ns0:ilvl ns0:val="1"/>
-                      <ns0:numId ns0:val="1020"/>
-                    </ns0:numPr>
-                  </ns0:pPr>
-                  <ns0:r>
-                    <ns0:rPr>
-                      <ns0:b/>
-                      <ns0:bCs/>
-                    </ns0:rPr>
-                    <ns0:t xml:space="preserve">Transcript:</ns0:t>
-                  </ns0:r>
-                  <ns0:r>
-                    <ns0:t xml:space="preserve"> </ns0:t>
-                  </ns0:r>
-                  <ns0:r>
-                    <ns0:t xml:space="preserve">"...they can go on to one of the</ns0:t>
-                  </ns0:r>
-                  <ns0:r>
-                    <ns0:t xml:space="preserve"> </ns0:t>
-                  </ns0:r>
-                  <ns0:r>
-                    <ns0:rPr>
-                      <ns0:b/>
-                      <ns0:bCs/>
-                    </ns0:rPr>
-                    <ns0:t xml:space="preserve">clubs</ns0:t>
-                  </ns0:r>
-                  <ns0:r>
-                    <ns0:t xml:space="preserve"> </ns0:t>
-                  </ns0:r>
-                  <ns0:r>
-                    <ns0:t xml:space="preserve">in the area – there are a great many to choose from."</ns0:t>
-                  </ns0:r>
-                </ns0:p>
-                <ns0:p>
-                  <ns0:pPr>
-                    <ns0:pStyle ns0:val="Compact"/>
-                    <ns0:numPr>
-                      <ns0:ilvl ns0:val="1"/>
-                      <ns0:numId ns0:val="1020"/>
-                    </ns0:numPr>
-                  </ns0:pPr>
-                  <ns0:r>
-                    <ns0:rPr>
-                      <ns0:b/>
-                      <ns0:bCs/>
-                    </ns0:rPr>
-                    <ns0:t xml:space="preserve">Phân tích:</ns0:t>
-                  </ns0:r>
-                  <ns0:r>
-                    <ns0:t xml:space="preserve"> </ns0:t>
-                  </ns0:r>
-                  <ns0:r>
-                    <ns0:t xml:space="preserve">Đề bài dùng "many", transcript dùng "a great many" hoặc "huge choice". Đáp án phải ở dạng số nhiều (</ns0:t>
-                  </ns0:r>
-                  <ns0:r>
-                    <ns0:rPr>
-                      <ns0:b/>
-                      <ns0:bCs/>
-                    </ns0:rPr>
-                    <ns0:t xml:space="preserve">clubs</ns0:t>
-                  </ns0:r>
-                  <ns0:r>
-                    <ns0:t xml:space="preserve">) vì có từ "many" đứng trước.</ns0:t>
+                    <ns0:t xml:space="preserve">No further work needed</ns0:t>
                   </ns0:r>
                 </ns0:p>
               </ns0:tc>
             </ns0:tr>
           </ns0:tbl>
-          <ns0:p/>
+          <ns0:p>
+            <ns0:pPr>
+              <ns0:pStyle ns0:val="Heading3"/>
+            </ns0:pPr>
+            <ns0:bookmarkStart ns0:id="16" ns0:name="questions-25-30"/>
+            <ns0:r>
+              <ns0:t xml:space="preserve">Questions 25 – 30</ns0:t>
+            </ns0:r>
+            <ns0:bookmarkEnd ns0:id="16"/>
+          </ns0:p>
+          <ns0:p>
+            <ns0:pPr>
+              <ns0:pStyle ns0:val="FirstParagraph"/>
+            </ns0:pPr>
+            <ns0:r>
+              <ns0:t xml:space="preserve">What do the speakers say about each of the following films?</ns0:t>
+            </ns0:r>
+          </ns0:p>
+          <ns0:p>
+            <ns0:pPr>
+              <ns0:pStyle ns0:val="BodyText"/>
+            </ns0:pPr>
+            <ns0:r>
+              <ns0:rPr>
+                <ns0:i/>
+                <ns0:iCs/>
+              </ns0:rPr>
+              <ns0:t xml:space="preserve">Choose </ns0:t>
+            </ns0:r>
+            <ns0:r>
+              <ns0:rPr>
+                <ns0:b/>
+                <ns0:bCs/>
+                <ns0:i/>
+                <ns0:iCs/>
+              </ns0:rPr>
+              <ns0:t xml:space="preserve">SIX</ns0:t>
+            </ns0:r>
+            <ns0:r>
+              <ns0:rPr>
+                <ns0:i/>
+                <ns0:iCs/>
+              </ns0:rPr>
+              <ns0:t xml:space="preserve"> answers from the box and write the correct letter, </ns0:t>
+            </ns0:r>
+            <ns0:r>
+              <ns0:rPr>
+                <ns0:b/>
+                <ns0:bCs/>
+                <ns0:i/>
+                <ns0:iCs/>
+              </ns0:rPr>
+              <ns0:t xml:space="preserve">A-G</ns0:t>
+            </ns0:r>
+            <ns0:r>
+              <ns0:rPr>
+                <ns0:i/>
+                <ns0:iCs/>
+              </ns0:rPr>
+              <ns0:t xml:space="preserve">, next to questions 25-30.</ns0:t>
+            </ns0:r>
+          </ns0:p>
+          <ns0:p>
+            <ns0:pPr>
+              <ns0:pStyle ns0:val="BodyText"/>
+            </ns0:pPr>
+            <ns0:r>
+              <ns0:rPr>
+                <ns0:b/>
+                <ns0:bCs/>
+              </ns0:rPr>
+              <ns0:t xml:space="preserve">Comments</ns0:t>
+            </ns0:r>
+          </ns0:p>
+          <ns0:p>
+            <ns0:pPr>
+              <ns0:pStyle ns0:val="BodyText"/>
+            </ns0:pPr>
+            <ns0:r>
+              <ns0:rPr>
+                <ns0:b/>
+                <ns0:bCs/>
+              </ns0:rPr>
+              <ns0:t xml:space="preserve">A</ns0:t>
+            </ns0:r>
+            <ns0:r>
+              <ns0:t xml:space="preserve">     clearly shows the historical period</ns0:t>
+            </ns0:r>
+          </ns0:p>
+          <ns0:p>
+            <ns0:pPr>
+              <ns0:pStyle ns0:val="BodyText"/>
+            </ns0:pPr>
+            <ns0:r>
+              <ns0:rPr>
+                <ns0:b/>
+                <ns0:bCs/>
+              </ns0:rPr>
+              <ns0:t xml:space="preserve">B</ns0:t>
+            </ns0:r>
+            <ns0:r>
+              <ns0:t xml:space="preserve">     contains only parts of the play</ns0:t>
+            </ns0:r>
+          </ns0:p>
+          <ns0:p>
+            <ns0:pPr>
+              <ns0:pStyle ns0:val="BodyText"/>
+            </ns0:pPr>
+            <ns0:r>
+              <ns0:rPr>
+                <ns0:b/>
+                <ns0:bCs/>
+              </ns0:rPr>
+              <ns0:t xml:space="preserve">C</ns0:t>
+            </ns0:r>
+            <ns0:r>
+              <ns0:t xml:space="preserve">     is too similar to another kind of film</ns0:t>
+            </ns0:r>
+          </ns0:p>
+          <ns0:p>
+            <ns0:pPr>
+              <ns0:pStyle ns0:val="BodyText"/>
+            </ns0:pPr>
+            <ns0:r>
+              <ns0:rPr>
+                <ns0:b/>
+                <ns0:bCs/>
+              </ns0:rPr>
+              <ns0:t xml:space="preserve">D</ns0:t>
+            </ns0:r>
+            <ns0:r>
+              <ns0:t xml:space="preserve">     turned out to be unpopular with audiences</ns0:t>
+            </ns0:r>
+          </ns0:p>
+          <ns0:p>
+            <ns0:pPr>
+              <ns0:pStyle ns0:val="BodyText"/>
+            </ns0:pPr>
+            <ns0:r>
+              <ns0:rPr>
+                <ns0:b/>
+                <ns0:bCs/>
+              </ns0:rPr>
+              <ns0:t xml:space="preserve">E</ns0:t>
+            </ns0:r>
+            <ns0:r>
+              <ns0:t xml:space="preserve">     presents the play in a different period from the original</ns0:t>
+            </ns0:r>
+          </ns0:p>
+          <ns0:p>
+            <ns0:pPr>
+              <ns0:pStyle ns0:val="BodyText"/>
+            </ns0:pPr>
+            <ns0:r>
+              <ns0:rPr>
+                <ns0:b/>
+                <ns0:bCs/>
+              </ns0:rPr>
+              <ns0:t xml:space="preserve">F</ns0:t>
+            </ns0:r>
+            <ns0:r>
+              <ns0:t xml:space="preserve">     sets the original in a different country</ns0:t>
+            </ns0:r>
+          </ns0:p>
+          <ns0:p>
+            <ns0:pPr>
+              <ns0:pStyle ns0:val="BodyText"/>
+            </ns0:pPr>
+            <ns0:r>
+              <ns0:rPr>
+                <ns0:b/>
+                <ns0:bCs/>
+              </ns0:rPr>
+              <ns0:t xml:space="preserve">G</ns0:t>
+            </ns0:r>
+            <ns0:r>
+              <ns0:t xml:space="preserve">     incorporates a variety of art forms</ns0:t>
+            </ns0:r>
+          </ns0:p>
+          <ns0:p>
+            <ns0:pPr>
+              <ns0:pStyle ns0:val="BodyText"/>
+            </ns0:pPr>
+            <ns0:r>
+              <ns0:rPr>
+                <ns0:b/>
+                <ns0:bCs/>
+              </ns0:rPr>
+              <ns0:t xml:space="preserve">Films</ns0:t>
+            </ns0:r>
+          </ns0:p>
+          <ns0:p>
+            <ns0:pPr>
+              <ns0:pStyle ns0:val="BodyText"/>
+            </ns0:pPr>
+            <ns0:r>
+              <ns0:rPr>
+                <ns0:b/>
+                <ns0:bCs/>
+              </ns0:rPr>
+              <ns0:t xml:space="preserve">25</ns0:t>
+            </ns0:r>
+            <ns0:r>
+              <ns0:t xml:space="preserve">   </ns0:t>
+            </ns0:r>
+            <ns0:r>
+              <ns0:rPr>
+                <ns0:i/>
+                <ns0:iCs/>
+              </ns0:rPr>
+              <ns0:t xml:space="preserve">Ran</ns0:t>
+            </ns0:r>
+            <ns0:r>
+              <ns0:t xml:space="preserve">                                             ……………</ns0:t>
+            </ns0:r>
+          </ns0:p>
+          <ns0:p>
+            <ns0:pPr>
+              <ns0:pStyle ns0:val="BodyText"/>
+            </ns0:pPr>
+            <ns0:r>
+              <ns0:rPr>
+                <ns0:b/>
+                <ns0:bCs/>
+              </ns0:rPr>
+              <ns0:t xml:space="preserve">26</ns0:t>
+            </ns0:r>
+            <ns0:r>
+              <ns0:t xml:space="preserve">   </ns0:t>
+            </ns0:r>
+            <ns0:r>
+              <ns0:rPr>
+                <ns0:i/>
+                <ns0:iCs/>
+              </ns0:rPr>
+              <ns0:t xml:space="preserve">Much Ado About Nothing</ns0:t>
+            </ns0:r>
+            <ns0:r>
+              <ns0:t xml:space="preserve">      ……………</ns0:t>
+            </ns0:r>
+          </ns0:p>
+          <ns0:p>
+            <ns0:pPr>
+              <ns0:pStyle ns0:val="BodyText"/>
+            </ns0:pPr>
+            <ns0:r>
+              <ns0:rPr>
+                <ns0:b/>
+                <ns0:bCs/>
+              </ns0:rPr>
+              <ns0:t xml:space="preserve">27</ns0:t>
+            </ns0:r>
+            <ns0:r>
+              <ns0:t xml:space="preserve">   </ns0:t>
+            </ns0:r>
+            <ns0:r>
+              <ns0:rPr>
+                <ns0:i/>
+                <ns0:iCs/>
+              </ns0:rPr>
+              <ns0:t xml:space="preserve">Romeo &amp; Juliet</ns0:t>
+            </ns0:r>
+            <ns0:r>
+              <ns0:t xml:space="preserve">                         ……………</ns0:t>
+            </ns0:r>
+          </ns0:p>
+          <ns0:p>
+            <ns0:pPr>
+              <ns0:pStyle ns0:val="BodyText"/>
+            </ns0:pPr>
+            <ns0:r>
+              <ns0:rPr>
+                <ns0:b/>
+                <ns0:bCs/>
+              </ns0:rPr>
+              <ns0:t xml:space="preserve">28</ns0:t>
+            </ns0:r>
+            <ns0:r>
+              <ns0:t xml:space="preserve">   </ns0:t>
+            </ns0:r>
+            <ns0:r>
+              <ns0:rPr>
+                <ns0:i/>
+                <ns0:iCs/>
+              </ns0:rPr>
+              <ns0:t xml:space="preserve">Hamlet</ns0:t>
+            </ns0:r>
+            <ns0:r>
+              <ns0:t xml:space="preserve">                                       ……………</ns0:t>
+            </ns0:r>
+          </ns0:p>
+          <ns0:p>
+            <ns0:pPr>
+              <ns0:pStyle ns0:val="BodyText"/>
+            </ns0:pPr>
+            <ns0:r>
+              <ns0:rPr>
+                <ns0:b/>
+                <ns0:bCs/>
+              </ns0:rPr>
+              <ns0:t xml:space="preserve">29</ns0:t>
+            </ns0:r>
+            <ns0:r>
+              <ns0:t xml:space="preserve">   </ns0:t>
+            </ns0:r>
+            <ns0:r>
+              <ns0:rPr>
+                <ns0:i/>
+                <ns0:iCs/>
+              </ns0:rPr>
+              <ns0:t xml:space="preserve">Prospero’s Books</ns0:t>
+            </ns0:r>
+            <ns0:r>
+              <ns0:t xml:space="preserve">                     ……………</ns0:t>
+            </ns0:r>
+          </ns0:p>
+          <ns0:p>
+            <ns0:pPr>
+              <ns0:pStyle ns0:val="BodyText"/>
+            </ns0:pPr>
+            <ns0:r>
+              <ns0:rPr>
+                <ns0:b/>
+                <ns0:bCs/>
+              </ns0:rPr>
+              <ns0:t xml:space="preserve">30</ns0:t>
+            </ns0:r>
+            <ns0:r>
+              <ns0:t xml:space="preserve">   </ns0:t>
+            </ns0:r>
+            <ns0:r>
+              <ns0:rPr>
+                <ns0:i/>
+                <ns0:iCs/>
+              </ns0:rPr>
+              <ns0:t xml:space="preserve">Looking for Richard</ns0:t>
+            </ns0:r>
+            <ns0:r>
+              <ns0:t xml:space="preserve">                 ……………</ns0:t>
+            </ns0:r>
+          </ns0:p>
+          <ns0:p>
+            <ns0:pPr>
+              <ns0:pStyle ns0:val="BodyText"/>
+            </ns0:pPr>
+            <ns0:r>
+              <ns0:t xml:space="preserve">Phần 1: Section 1</ns0:t>
+            </ns0:r>
+          </ns0:p>
+          <ns0:p>
+            <ns0:pPr>
+              <ns0:pStyle ns0:val="Heading3"/>
+            </ns0:pPr>
+            <ns0:bookmarkStart ns0:id="17" ns0:name="Xf5a11d5a960ae81169d0a782110c17330bc1e94"/>
+            <ns0:r>
+              <ns0:rPr>
+                <ns0:b/>
+                <ns0:bCs/>
+                <ns0:i/>
+                <ns0:iCs/>
+              </ns0:rPr>
+              <ns0:t xml:space="preserve">1. Hướng dẫn cách làm bài:</ns0:t>
+            </ns0:r>
+            <ns0:r>
+              <ns0:t xml:space="preserve"> </ns0:t>
+            </ns0:r>
+            <ns0:r>
+              <ns0:t xml:space="preserve">Section 1 thường là một cuộc hội thoại giữa hai người trong một bối cảnh đời thường (Ở bài này, nội dung xoay quanh việc đặt phòng cho hội nghị ở khách sạn).</ns0:t>
+            </ns0:r>
+            <ns0:bookmarkEnd ns0:id="17"/>
+          </ns0:p>
+          <ns0:p>
+            <ns0:pPr>
+              <ns0:pStyle ns0:val="FirstParagraph"/>
+            </ns0:pPr>
+            <ns0:r>
+              <ns0:rPr>
+                <ns0:b/>
+                <ns0:bCs/>
+              </ns0:rPr>
+              <ns0:t xml:space="preserve">Bước 1 - Đọc kỹ yêu cầu về số từ cần điền:</ns0:t>
+            </ns0:r>
+            <ns0:r>
+              <ns0:t xml:space="preserve"> </ns0:t>
+            </ns0:r>
+            <ns0:r>
+              <ns0:t xml:space="preserve">Chú ý đến</ns0:t>
+            </ns0:r>
+            <ns0:r>
+              <ns0:t xml:space="preserve"> </ns0:t>
+            </ns0:r>
+            <ns0:r>
+              <ns0:rPr>
+                <ns0:b/>
+                <ns0:bCs/>
+                <ns0:i/>
+                <ns0:iCs/>
+              </ns0:rPr>
+              <ns0:t xml:space="preserve">giới hạn từ cho phép</ns0:t>
+            </ns0:r>
+            <ns0:r>
+              <ns0:t xml:space="preserve">, Đề bài ghi:</ns0:t>
+            </ns0:r>
+            <ns0:r>
+              <ns0:t xml:space="preserve"> </ns0:t>
+            </ns0:r>
+            <ns0:r>
+              <ns0:t xml:space="preserve">“</ns0:t>
+            </ns0:r>
+            <ns0:r>
+              <ns0:rPr>
+                <ns0:b/>
+                <ns0:bCs/>
+                <ns0:i/>
+                <ns0:iCs/>
+              </ns0:rPr>
+              <ns0:t xml:space="preserve">Write</ns0:t>
+            </ns0:r>
+            <ns0:r>
+              <ns0:t xml:space="preserve"> </ns0:t>
+            </ns0:r>
+            <ns0:r>
+              <ns0:rPr>
+                <ns0:b/>
+                <ns0:bCs/>
+              </ns0:rPr>
+              <ns0:t xml:space="preserve">ONE WORD AND/OR A NUMBER</ns0:t>
+            </ns0:r>
+            <ns0:r>
+              <ns0:t xml:space="preserve"> </ns0:t>
+            </ns0:r>
+            <ns0:r>
+              <ns0:rPr>
+                <ns0:b/>
+                <ns0:bCs/>
+                <ns0:i/>
+                <ns0:iCs/>
+              </ns0:rPr>
+              <ns0:t xml:space="preserve">for each answer</ns0:t>
+            </ns0:r>
+            <ns0:r>
+              <ns0:t xml:space="preserve">”</ns0:t>
+            </ns0:r>
+            <ns0:r>
+              <ns0:t xml:space="preserve"> </ns0:t>
+            </ns0:r>
+            <ns0:r>
+              <ns0:t xml:space="preserve">→ Mỗi chỗ trống</ns0:t>
+            </ns0:r>
+            <ns0:r>
+              <ns0:t xml:space="preserve"> </ns0:t>
+            </ns0:r>
+            <ns0:r>
+              <ns0:rPr>
+                <ns0:b/>
+                <ns0:bCs/>
+                <ns0:i/>
+                <ns0:iCs/>
+              </ns0:rPr>
+              <ns0:t xml:space="preserve">chỉ được phép viết tối đa 1 từ</ns0:t>
+            </ns0:r>
+            <ns0:r>
+              <ns0:t xml:space="preserve"> </ns0:t>
+            </ns0:r>
+            <ns0:r>
+              <ns0:rPr>
+                <ns0:b/>
+                <ns0:bCs/>
+                <ns0:i/>
+                <ns0:iCs/>
+              </ns0:rPr>
+              <ns0:t xml:space="preserve">(word)</ns0:t>
+            </ns0:r>
+            <ns0:r>
+              <ns0:t xml:space="preserve"> </ns0:t>
+            </ns0:r>
+            <ns0:r>
+              <ns0:t xml:space="preserve">và/</ns0:t>
+            </ns0:r>
+            <ns0:r>
+              <ns0:rPr>
+                <ns0:b/>
+                <ns0:bCs/>
+                <ns0:i/>
+                <ns0:iCs/>
+              </ns0:rPr>
+              <ns0:t xml:space="preserve">hoặc 1 số</ns0:t>
+            </ns0:r>
+            <ns0:r>
+              <ns0:t xml:space="preserve"> </ns0:t>
+            </ns0:r>
+            <ns0:r>
+              <ns0:rPr>
+                <ns0:b/>
+                <ns0:bCs/>
+                <ns0:i/>
+                <ns0:iCs/>
+              </ns0:rPr>
+              <ns0:t xml:space="preserve">(number)</ns0:t>
+            </ns0:r>
+            <ns0:r>
+              <ns0:t xml:space="preserve">. Có thể là: 1 từ, 1 số, hoặc kết hợp</ns0:t>
+            </ns0:r>
+            <ns0:r>
+              <ns0:t xml:space="preserve"> </ns0:t>
+            </ns0:r>
+            <ns0:r>
+              <ns0:t xml:space="preserve">“1 từ + 1 số”</ns0:t>
+            </ns0:r>
+            <ns0:r>
+              <ns0:t xml:space="preserve"> </ns0:t>
+            </ns0:r>
+            <ns0:r>
+              <ns0:t xml:space="preserve">(ví dụ: 5A, A2…), nhưng không được viết 2 từ trở lên. Viết dư số từ là mất điểm, dù đáp án đúng ý.</ns0:t>
+            </ns0:r>
+          </ns0:p>
+          <ns0:p>
+            <ns0:pPr>
+              <ns0:pStyle ns0:val="BodyText"/>
+            </ns0:pPr>
+            <ns0:r>
+              <ns0:rPr>
+                <ns0:b/>
+                <ns0:bCs/>
+              </ns0:rPr>
+              <ns0:t xml:space="preserve">Bước 2 - Phân tích bài và dự đoán thông tin:</ns0:t>
+            </ns0:r>
+            <ns0:r>
+              <ns0:t xml:space="preserve"> </ns0:t>
+            </ns0:r>
+            <ns0:r>
+              <ns0:t xml:space="preserve">Trước khi nghe, hãy</ns0:t>
+            </ns0:r>
+            <ns0:r>
+              <ns0:t xml:space="preserve"> </ns0:t>
+            </ns0:r>
+            <ns0:r>
+              <ns0:rPr>
+                <ns0:b/>
+                <ns0:bCs/>
+                <ns0:i/>
+                <ns0:iCs/>
+              </ns0:rPr>
+              <ns0:t xml:space="preserve">đọc lướt qua toàn bộ form để hiểu ngữ cảnh</ns0:t>
+            </ns0:r>
+            <ns0:r>
+              <ns0:t xml:space="preserve">. Sau đó, phân tích từng chỗ trống để dự đoán loại thông tin cần điền:</ns0:t>
+            </ns0:r>
+          </ns0:p>
+          <ns0:p>
+            <ns0:pPr>
+              <ns0:pStyle ns0:val="Compact"/>
+              <ns0:numPr>
+                <ns0:ilvl ns0:val="0"/>
+                <ns0:numId ns0:val="1007"/>
+              </ns0:numPr>
+            </ns0:pPr>
+            <ns0:r>
+              <ns0:rPr>
+                <ns0:b/>
+                <ns0:bCs/>
+              </ns0:rPr>
+              <ns0:t xml:space="preserve">Câu 1:</ns0:t>
+            </ns0:r>
+            <ns0:r>
+              <ns0:t xml:space="preserve"> </ns0:t>
+            </ns0:r>
+            <ns0:r>
+              <ns0:t xml:space="preserve">Tên riêng của một phòng (thường viết hoa).</ns0:t>
+            </ns0:r>
+          </ns0:p>
+          <ns0:p>
+            <ns0:pPr>
+              <ns0:pStyle ns0:val="Compact"/>
+              <ns0:numPr>
+                <ns0:ilvl ns0:val="0"/>
+                <ns0:numId ns0:val="1007"/>
+              </ns0:numPr>
+            </ns0:pPr>
+            <ns0:r>
+              <ns0:rPr>
+                <ns0:b/>
+                <ns0:bCs/>
+              </ns0:rPr>
+              <ns0:t xml:space="preserve">Câu 2:</ns0:t>
+            </ns0:r>
+            <ns0:r>
+              <ns0:t xml:space="preserve"> </ns0:t>
+            </ns0:r>
+            <ns0:r>
+              <ns0:t xml:space="preserve">Một thiết bị văn phòng/hội thảo (đi kèm với máy chiếu).</ns0:t>
+            </ns0:r>
+          </ns0:p>
+          <ns0:p>
+            <ns0:pPr>
+              <ns0:pStyle ns0:val="Compact"/>
+              <ns0:numPr>
+                <ns0:ilvl ns0:val="0"/>
+                <ns0:numId ns0:val="1007"/>
+              </ns0:numPr>
+            </ns0:pPr>
+            <ns0:r>
+              <ns0:rPr>
+                <ns0:b/>
+                <ns0:bCs/>
+              </ns0:rPr>
+              <ns0:t xml:space="preserve">Câu 3:</ns0:t>
+            </ns0:r>
+            <ns0:r>
+              <ns0:t xml:space="preserve"> </ns0:t>
+            </ns0:r>
+            <ns0:r>
+              <ns0:t xml:space="preserve">Một khu vực hoặc sự kiện (ví dụ:</ns0:t>
+            </ns0:r>
+            <ns0:r>
+              <ns0:t xml:space="preserve"> </ns0:t>
+            </ns0:r>
+            <ns0:r>
+              <ns0:rPr>
+                <ns0:i/>
+                <ns0:iCs/>
+              </ns0:rPr>
+              <ns0:t xml:space="preserve">exhibition, entrance</ns0:t>
+            </ns0:r>
+            <ns0:r>
+              <ns0:t xml:space="preserve">).</ns0:t>
+            </ns0:r>
+          </ns0:p>
+          <ns0:p>
+            <ns0:pPr>
+              <ns0:pStyle ns0:val="Compact"/>
+              <ns0:numPr>
+                <ns0:ilvl ns0:val="0"/>
+                <ns0:numId ns0:val="1007"/>
+              </ns0:numPr>
+            </ns0:pPr>
+            <ns0:r>
+              <ns0:rPr>
+                <ns0:b/>
+                <ns0:bCs/>
+              </ns0:rPr>
+              <ns0:t xml:space="preserve">Câu 4:</ns0:t>
+            </ns0:r>
+            <ns0:r>
+              <ns0:t xml:space="preserve"> </ns0:t>
+            </ns0:r>
+            <ns0:r>
+              <ns0:t xml:space="preserve">Một dịch vụ miễn phí (khả năng cao là</ns0:t>
+            </ns0:r>
+            <ns0:r>
+              <ns0:t xml:space="preserve"> </ns0:t>
+            </ns0:r>
+            <ns0:r>
+              <ns0:rPr>
+                <ns0:i/>
+                <ns0:iCs/>
+              </ns0:rPr>
+              <ns0:t xml:space="preserve">Wi-Fi</ns0:t>
+            </ns0:r>
+            <ns0:r>
+              <ns0:t xml:space="preserve">).</ns0:t>
+            </ns0:r>
+          </ns0:p>
+          <ns0:p>
+            <ns0:pPr>
+              <ns0:pStyle ns0:val="Compact"/>
+              <ns0:numPr>
+                <ns0:ilvl ns0:val="0"/>
+                <ns0:numId ns0:val="1007"/>
+              </ns0:numPr>
+            </ns0:pPr>
+            <ns0:r>
+              <ns0:rPr>
+                <ns0:b/>
+                <ns0:bCs/>
+              </ns0:rPr>
+              <ns0:t xml:space="preserve">Câu 5 &amp; 6:</ns0:t>
+            </ns0:r>
+            <ns0:r>
+              <ns0:t xml:space="preserve"> </ns0:t>
+            </ns0:r>
+            <ns0:r>
+              <ns0:t xml:space="preserve">Con số (giá tiền). Lưu ý nghe kỹ sự khác biệt giữa các đuôi</ns0:t>
+            </ns0:r>
+            <ns0:r>
+              <ns0:t xml:space="preserve"> </ns0:t>
+            </ns0:r>
+            <ns0:r>
+              <ns0:rPr>
+                <ns0:i/>
+                <ns0:iCs/>
+              </ns0:rPr>
+              <ns0:t xml:space="preserve">-ty</ns0:t>
+            </ns0:r>
+            <ns0:r>
+              <ns0:t xml:space="preserve"> </ns0:t>
+            </ns0:r>
+            <ns0:r>
+              <ns0:t xml:space="preserve">(40) và</ns0:t>
+            </ns0:r>
+            <ns0:r>
+              <ns0:t xml:space="preserve"> </ns0:t>
+            </ns0:r>
+            <ns0:r>
+              <ns0:rPr>
+                <ns0:i/>
+                <ns0:iCs/>
+              </ns0:rPr>
+              <ns0:t xml:space="preserve">-teen</ns0:t>
+            </ns0:r>
+            <ns0:r>
+              <ns0:t xml:space="preserve"> </ns0:t>
+            </ns0:r>
+            <ns0:r>
+              <ns0:t xml:space="preserve">(14).</ns0:t>
+            </ns0:r>
+          </ns0:p>
+          <ns0:p>
+            <ns0:pPr>
+              <ns0:pStyle ns0:val="Compact"/>
+              <ns0:numPr>
+                <ns0:ilvl ns0:val="0"/>
+                <ns0:numId ns0:val="1007"/>
+              </ns0:numPr>
+            </ns0:pPr>
+            <ns0:r>
+              <ns0:rPr>
+                <ns0:b/>
+                <ns0:bCs/>
+              </ns0:rPr>
+              <ns0:t xml:space="preserve">Câu 7:</ns0:t>
+            </ns0:r>
+            <ns0:r>
+              <ns0:t xml:space="preserve"> </ns0:t>
+            </ns0:r>
+            <ns0:r>
+              <ns0:t xml:space="preserve">Một tiện ích của khách sạn (ví dụ:</ns0:t>
+            </ns0:r>
+            <ns0:r>
+              <ns0:t xml:space="preserve"> </ns0:t>
+            </ns0:r>
+            <ns0:r>
+              <ns0:rPr>
+                <ns0:i/>
+                <ns0:iCs/>
+              </ns0:rPr>
+              <ns0:t xml:space="preserve">pool, terrace, garden</ns0:t>
+            </ns0:r>
+            <ns0:r>
+              <ns0:t xml:space="preserve">).</ns0:t>
+            </ns0:r>
+          </ns0:p>
+          <ns0:p>
+            <ns0:pPr>
+              <ns0:pStyle ns0:val="Compact"/>
+              <ns0:numPr>
+                <ns0:ilvl ns0:val="0"/>
+                <ns0:numId ns0:val="1007"/>
+              </ns0:numPr>
+            </ns0:pPr>
+            <ns0:r>
+              <ns0:rPr>
+                <ns0:b/>
+                <ns0:bCs/>
+              </ns0:rPr>
+              <ns0:t xml:space="preserve">Câu 8:</ns0:t>
+            </ns0:r>
+            <ns0:r>
+              <ns0:t xml:space="preserve"> </ns0:t>
+            </ns0:r>
+            <ns0:r>
+              <ns0:t xml:space="preserve">Một địa điểm công cộng (ví dụ:</ns0:t>
+            </ns0:r>
+            <ns0:r>
+              <ns0:t xml:space="preserve"> </ns0:t>
+            </ns0:r>
+            <ns0:r>
+              <ns0:rPr>
+                <ns0:i/>
+                <ns0:iCs/>
+              </ns0:rPr>
+              <ns0:t xml:space="preserve">airport, station</ns0:t>
+            </ns0:r>
+            <ns0:r>
+              <ns0:t xml:space="preserve">).</ns0:t>
+            </ns0:r>
+          </ns0:p>
+          <ns0:p>
+            <ns0:pPr>
+              <ns0:pStyle ns0:val="Compact"/>
+              <ns0:numPr>
+                <ns0:ilvl ns0:val="0"/>
+                <ns0:numId ns0:val="1007"/>
+              </ns0:numPr>
+            </ns0:pPr>
+            <ns0:r>
+              <ns0:rPr>
+                <ns0:b/>
+                <ns0:bCs/>
+              </ns0:rPr>
+              <ns0:t xml:space="preserve">Câu 9 &amp; 10:</ns0:t>
+            </ns0:r>
+            <ns0:r>
+              <ns0:t xml:space="preserve"> </ns0:t>
+            </ns0:r>
+            <ns0:r>
+              <ns0:t xml:space="preserve">Danh từ chỉ địa điểm/công trình gần đó (ví dụ:</ns0:t>
+            </ns0:r>
+            <ns0:r>
+              <ns0:t xml:space="preserve"> </ns0:t>
+            </ns0:r>
+            <ns0:r>
+              <ns0:rPr>
+                <ns0:i/>
+                <ns0:iCs/>
+              </ns0:rPr>
+              <ns0:t xml:space="preserve">library, shops</ns0:t>
+            </ns0:r>
+            <ns0:r>
+              <ns0:t xml:space="preserve">).</ns0:t>
+            </ns0:r>
+          </ns0:p>
+          <ns0:p>
+            <ns0:pPr>
+              <ns0:pStyle ns0:val="FirstParagraph"/>
+            </ns0:pPr>
+            <ns0:r>
+              <ns0:rPr>
+                <ns0:b/>
+                <ns0:bCs/>
+              </ns0:rPr>
+              <ns0:t xml:space="preserve">Bước 3 - Bám sát key words và lưu ý đến cách diễn đạt đồng nghĩa (paraphrasing):</ns0:t>
+            </ns0:r>
+            <ns0:r>
+              <ns0:t xml:space="preserve"> </ns0:t>
+            </ns0:r>
+            <ns0:r>
+              <ns0:t xml:space="preserve">Người nói sẽ thường không lặp lại chính xác từng từ vựng trong câu hỏi, mà thay vào đó sẽ dùng từ đồng nghĩa hoặc một cấu trúc khác.</ns0:t>
+            </ns0:r>
+          </ns0:p>
+          <ns0:p>
+            <ns0:pPr>
+              <ns0:pStyle ns0:val="BodyText"/>
+            </ns0:pPr>
+            <ns0:r>
+              <ns0:rPr>
+                <ns0:b/>
+                <ns0:bCs/>
+              </ns0:rPr>
+              <ns0:t xml:space="preserve">Bước 4 - Cẩn thận với bẫy và thông tin gây nhiễu:</ns0:t>
+            </ns0:r>
+            <ns0:r>
+              <ns0:t xml:space="preserve"> </ns0:t>
+            </ns0:r>
+            <ns0:r>
+              <ns0:t xml:space="preserve">Người nói có thể đề cập đến một thông tin không chính xác trước rồi tự sửa lại, hoặc một người hỏi và người kia xác nhận/phủ định. Hãy lắng nghe đến cuối câu và ghi chú lại để chắc chắn rằng đó là thông tin cuối cùng và chính xác</ns0:t>
+            </ns0:r>
+          </ns0:p>
+          <ns0:p>
+            <ns0:pPr>
+              <ns0:pStyle ns0:val="Heading3"/>
+            </ns0:pPr>
+            <ns0:bookmarkStart ns0:id="18" ns0:name="phân-tích-chi-tiết-từng-câu-hỏi"/>
+            <ns0:r>
+              <ns0:t xml:space="preserve">2. Phân tích chi tiết từng câu hỏi:</ns0:t>
+            </ns0:r>
+            <ns0:bookmarkEnd ns0:id="18"/>
+          </ns0:p>
+          <ns0:p>
+            <ns0:pPr>
+              <ns0:pStyle ns0:val="Compact"/>
+              <ns0:numPr>
+                <ns0:ilvl ns0:val="0"/>
+                <ns0:numId ns0:val="1008"/>
+              </ns0:numPr>
+            </ns0:pPr>
+            <ns0:r>
+              <ns0:rPr>
+                <ns0:b/>
+                <ns0:bCs/>
+              </ns0:rPr>
+              <ns0:t xml:space="preserve">Câu 1: Tesla</ns0:t>
+            </ns0:r>
+          </ns0:p>
+          <ns0:p>
+            <ns0:pPr>
+              <ns0:pStyle ns0:val="Compact"/>
+              <ns0:numPr>
+                <ns0:ilvl ns0:val="1"/>
+                <ns0:numId ns0:val="1009"/>
+              </ns0:numPr>
+            </ns0:pPr>
+            <ns0:r>
+              <ns0:rPr>
+                <ns0:b/>
+                <ns0:bCs/>
+              </ns0:rPr>
+              <ns0:t xml:space="preserve">Transcript:</ns0:t>
+            </ns0:r>
+            <ns0:r>
+              <ns0:t xml:space="preserve"> </ns0:t>
+            </ns0:r>
+            <ns0:r>
+              <ns0:t xml:space="preserve">"So for talks and presentations we have the</ns0:t>
+            </ns0:r>
+            <ns0:r>
+              <ns0:t xml:space="preserve"> </ns0:t>
+            </ns0:r>
+            <ns0:r>
+              <ns0:rPr>
+                <ns0:b/>
+                <ns0:bCs/>
+              </ns0:rPr>
+              <ns0:t xml:space="preserve">Tesla</ns0:t>
+            </ns0:r>
+            <ns0:r>
+              <ns0:t xml:space="preserve"> </ns0:t>
+            </ns0:r>
+            <ns0:r>
+              <ns0:t xml:space="preserve">room... that’s spelled</ns0:t>
+            </ns0:r>
+            <ns0:r>
+              <ns0:t xml:space="preserve"> </ns0:t>
+            </ns0:r>
+            <ns0:r>
+              <ns0:rPr>
+                <ns0:b/>
+                <ns0:bCs/>
+              </ns0:rPr>
+              <ns0:t xml:space="preserve">T-E-S-L-A</ns0:t>
+            </ns0:r>
+            <ns0:r>
+              <ns0:t xml:space="preserve">."</ns0:t>
+            </ns0:r>
+          </ns0:p>
+          <ns0:p>
+            <ns0:pPr>
+              <ns0:pStyle ns0:val="Compact"/>
+              <ns0:numPr>
+                <ns0:ilvl ns0:val="1"/>
+                <ns0:numId ns0:val="1009"/>
+              </ns0:numPr>
+            </ns0:pPr>
+            <ns0:r>
+              <ns0:rPr>
+                <ns0:b/>
+                <ns0:bCs/>
+              </ns0:rPr>
+              <ns0:t xml:space="preserve">Phân tích:</ns0:t>
+            </ns0:r>
+            <ns0:r>
+              <ns0:t xml:space="preserve"> </ns0:t>
+            </ns0:r>
+            <ns0:r>
+              <ns0:t xml:space="preserve">Đây là dạng bài đánh vần tên riêng. Khi nghe nhân vật nói "that's spelled...", bạn cần chuẩn bị bút để viết chính xác từng chữ cái.</ns0:t>
+            </ns0:r>
+          </ns0:p>
+          <ns0:p>
+            <ns0:pPr>
+              <ns0:pStyle ns0:val="Compact"/>
+              <ns0:numPr>
+                <ns0:ilvl ns0:val="0"/>
+                <ns0:numId ns0:val="1008"/>
+              </ns0:numPr>
+            </ns0:pPr>
+            <ns0:r>
+              <ns0:rPr>
+                <ns0:b/>
+                <ns0:bCs/>
+              </ns0:rPr>
+              <ns0:t xml:space="preserve">Câu 2: microphone</ns0:t>
+            </ns0:r>
+          </ns0:p>
+          <ns0:p>
+            <ns0:pPr>
+              <ns0:pStyle ns0:val="Compact"/>
+              <ns0:numPr>
+                <ns0:ilvl ns0:val="1"/>
+                <ns0:numId ns0:val="1010"/>
+              </ns0:numPr>
+            </ns0:pPr>
+            <ns0:r>
+              <ns0:rPr>
+                <ns0:b/>
+                <ns0:bCs/>
+              </ns0:rPr>
+              <ns0:t xml:space="preserve">Transcript:</ns0:t>
+            </ns0:r>
+            <ns0:r>
+              <ns0:t xml:space="preserve"> </ns0:t>
+            </ns0:r>
+            <ns0:r>
+              <ns0:t xml:space="preserve">"MAN: How about a</ns0:t>
+            </ns0:r>
+            <ns0:r>
+              <ns0:t xml:space="preserve"> </ns0:t>
+            </ns0:r>
+            <ns0:r>
+              <ns0:rPr>
+                <ns0:b/>
+                <ns0:bCs/>
+              </ns0:rPr>
+              <ns0:t xml:space="preserve">microphone</ns0:t>
+            </ns0:r>
+            <ns0:r>
+              <ns0:t xml:space="preserve">? ANGELA: Yes, that’ll be all set up ready for you..."</ns0:t>
+            </ns0:r>
+          </ns0:p>
+          <ns0:p>
+            <ns0:pPr>
+              <ns0:pStyle ns0:val="Compact"/>
+              <ns0:numPr>
+                <ns0:ilvl ns0:val="1"/>
+                <ns0:numId ns0:val="1010"/>
+              </ns0:numPr>
+            </ns0:pPr>
+            <ns0:r>
+              <ns0:rPr>
+                <ns0:b/>
+                <ns0:bCs/>
+              </ns0:rPr>
+              <ns0:t xml:space="preserve">Phân tích:</ns0:t>
+            </ns0:r>
+            <ns0:r>
+              <ns0:t xml:space="preserve"> </ns0:t>
+            </ns0:r>
+            <ns0:r>
+              <ns0:t xml:space="preserve">Người đàn ông chủ động hỏi về thiết bị này. Từ "available" trong đề bài đồng nghĩa với cụm "set up ready" trong transcript.</ns0:t>
+            </ns0:r>
+          </ns0:p>
+          <ns0:p>
+            <ns0:pPr>
+              <ns0:pStyle ns0:val="Compact"/>
+              <ns0:numPr>
+                <ns0:ilvl ns0:val="0"/>
+                <ns0:numId ns0:val="1008"/>
+              </ns0:numPr>
+            </ns0:pPr>
+            <ns0:r>
+              <ns0:rPr>
+                <ns0:b/>
+                <ns0:bCs/>
+              </ns0:rPr>
+              <ns0:t xml:space="preserve">Câu 3: exhibition</ns0:t>
+            </ns0:r>
+          </ns0:p>
+          <ns0:p>
+            <ns0:pPr>
+              <ns0:pStyle ns0:val="Compact"/>
+              <ns0:numPr>
+                <ns0:ilvl ns0:val="1"/>
+                <ns0:numId ns0:val="1011"/>
+              </ns0:numPr>
+            </ns0:pPr>
+            <ns0:r>
+              <ns0:rPr>
+                <ns0:b/>
+                <ns0:bCs/>
+              </ns0:rPr>
+              <ns0:t xml:space="preserve">Transcript:</ns0:t>
+            </ns0:r>
+            <ns0:r>
+              <ns0:t xml:space="preserve"> </ns0:t>
+            </ns0:r>
+            <ns0:r>
+              <ns0:t xml:space="preserve">"...we’d like to have an</ns0:t>
+            </ns0:r>
+            <ns0:r>
+              <ns0:t xml:space="preserve"> </ns0:t>
+            </ns0:r>
+            <ns0:r>
+              <ns0:rPr>
+                <ns0:b/>
+                <ns0:bCs/>
+              </ns0:rPr>
+              <ns0:t xml:space="preserve">exhibition</ns0:t>
+            </ns0:r>
+            <ns0:r>
+              <ns0:t xml:space="preserve"> </ns0:t>
+            </ns0:r>
+            <ns0:r>
+              <ns0:t xml:space="preserve">of our products and services there as well..."</ns0:t>
+            </ns0:r>
+          </ns0:p>
+          <ns0:p>
+            <ns0:pPr>
+              <ns0:pStyle ns0:val="Compact"/>
+              <ns0:numPr>
+                <ns0:ilvl ns0:val="1"/>
+                <ns0:numId ns0:val="1011"/>
+              </ns0:numPr>
+            </ns0:pPr>
+            <ns0:r>
+              <ns0:rPr>
+                <ns0:b/>
+                <ns0:bCs/>
+              </ns0:rPr>
+              <ns0:t xml:space="preserve">Phân tích:</ns0:t>
+            </ns0:r>
+            <ns0:r>
+              <ns0:t xml:space="preserve"> </ns0:t>
+            </ns0:r>
+            <ns0:r>
+              <ns0:t xml:space="preserve">Từ nhận biết là mạo từ "</ns0:t>
+            </ns0:r>
+            <ns0:r>
+              <ns0:rPr>
+                <ns0:b/>
+                <ns0:bCs/>
+              </ns0:rPr>
+              <ns0:t xml:space="preserve">an</ns0:t>
+            </ns0:r>
+            <ns0:r>
+              <ns0:t xml:space="preserve">" trong đề bài. Trong tiếng Anh, "an" phải đi với một danh từ bắt đầu bằng nguyên âm (a, e, i, o, u). "Exhibition" khớp hoàn toàn với ngữ pháp và nội dung.</ns0:t>
+            </ns0:r>
+          </ns0:p>
+          <ns0:p>
+            <ns0:pPr>
+              <ns0:pStyle ns0:val="Compact"/>
+              <ns0:numPr>
+                <ns0:ilvl ns0:val="0"/>
+                <ns0:numId ns0:val="1008"/>
+              </ns0:numPr>
+            </ns0:pPr>
+            <ns0:r>
+              <ns0:rPr>
+                <ns0:b/>
+                <ns0:bCs/>
+              </ns0:rPr>
+              <ns0:t xml:space="preserve">Câu 4: wifi</ns0:t>
+            </ns0:r>
+          </ns0:p>
+          <ns0:p>
+            <ns0:pPr>
+              <ns0:pStyle ns0:val="Compact"/>
+              <ns0:numPr>
+                <ns0:ilvl ns0:val="1"/>
+                <ns0:numId ns0:val="1012"/>
+              </ns0:numPr>
+            </ns0:pPr>
+            <ns0:r>
+              <ns0:rPr>
+                <ns0:b/>
+                <ns0:bCs/>
+              </ns0:rPr>
+              <ns0:t xml:space="preserve">Transcript:</ns0:t>
+            </ns0:r>
+            <ns0:r>
+              <ns0:t xml:space="preserve"> </ns0:t>
+            </ns0:r>
+            <ns0:r>
+              <ns0:t xml:space="preserve">"MAN: And I presume there’s</ns0:t>
+            </ns0:r>
+            <ns0:r>
+              <ns0:t xml:space="preserve"> </ns0:t>
+            </ns0:r>
+            <ns0:r>
+              <ns0:rPr>
+                <ns0:b/>
+                <ns0:bCs/>
+              </ns0:rPr>
+              <ns0:t xml:space="preserve">wifi</ns0:t>
+            </ns0:r>
+            <ns0:r>
+              <ns0:t xml:space="preserve">? ANGELA: Oh yes, that’s free and available throughout the hotel."</ns0:t>
+            </ns0:r>
+          </ns0:p>
+          <ns0:p>
+            <ns0:pPr>
+              <ns0:pStyle ns0:val="Compact"/>
+              <ns0:numPr>
+                <ns0:ilvl ns0:val="1"/>
+                <ns0:numId ns0:val="1012"/>
+              </ns0:numPr>
+            </ns0:pPr>
+            <ns0:r>
+              <ns0:rPr>
+                <ns0:b/>
+                <ns0:bCs/>
+              </ns0:rPr>
+              <ns0:t xml:space="preserve">Phân tích:</ns0:t>
+            </ns0:r>
+            <ns0:r>
+              <ns0:t xml:space="preserve"> </ns0:t>
+            </ns0:r>
+            <ns0:r>
+              <ns0:t xml:space="preserve">Từ "free" trong đề bài được nhắc lại nguyên văn. "Throughout" cũng là từ khóa quan trọng để xác nhận đáp án.</ns0:t>
+            </ns0:r>
+          </ns0:p>
+          <ns0:p>
+            <ns0:pPr>
+              <ns0:pStyle ns0:val="Compact"/>
+              <ns0:numPr>
+                <ns0:ilvl ns0:val="0"/>
+                <ns0:numId ns0:val="1008"/>
+              </ns0:numPr>
+            </ns0:pPr>
+            <ns0:r>
+              <ns0:rPr>
+                <ns0:b/>
+                <ns0:bCs/>
+              </ns0:rPr>
+              <ns0:t xml:space="preserve">Câu 5: 45</ns0:t>
+            </ns0:r>
+          </ns0:p>
+          <ns0:p>
+            <ns0:pPr>
+              <ns0:pStyle ns0:val="Compact"/>
+              <ns0:numPr>
+                <ns0:ilvl ns0:val="1"/>
+                <ns0:numId ns0:val="1013"/>
+              </ns0:numPr>
+            </ns0:pPr>
+            <ns0:r>
+              <ns0:rPr>
+                <ns0:b/>
+                <ns0:bCs/>
+              </ns0:rPr>
+              <ns0:t xml:space="preserve">Transcript:</ns0:t>
+            </ns0:r>
+            <ns0:r>
+              <ns0:t xml:space="preserve"> </ns0:t>
+            </ns0:r>
+            <ns0:r>
+              <ns0:t xml:space="preserve">"That’s</ns0:t>
+            </ns0:r>
+            <ns0:r>
+              <ns0:t xml:space="preserve"> </ns0:t>
+            </ns0:r>
+            <ns0:r>
+              <ns0:rPr>
+                <ns0:b/>
+                <ns0:bCs/>
+              </ns0:rPr>
+              <ns0:t xml:space="preserve">$45</ns0:t>
+            </ns0:r>
+            <ns0:r>
+              <ns0:t xml:space="preserve"> </ns0:t>
+            </ns0:r>
+            <ns0:r>
+              <ns0:t xml:space="preserve">per person. Or you can have the special for $25 more."</ns0:t>
+            </ns0:r>
+          </ns0:p>
+          <ns0:p>
+            <ns0:pPr>
+              <ns0:pStyle ns0:val="Compact"/>
+              <ns0:numPr>
+                <ns0:ilvl ns0:val="1"/>
+                <ns0:numId ns0:val="1013"/>
+              </ns0:numPr>
+            </ns0:pPr>
+            <ns0:r>
+              <ns0:rPr>
+                <ns0:b/>
+                <ns0:bCs/>
+              </ns0:rPr>
+              <ns0:t xml:space="preserve">Phân tích:</ns0:t>
+            </ns0:r>
+            <ns0:r>
+              <ns0:t xml:space="preserve"> </ns0:t>
+            </ns0:r>
+            <ns0:r>
+              <ns0:rPr>
+                <ns0:b/>
+                <ns0:bCs/>
+              </ns0:rPr>
+              <ns0:t xml:space="preserve">Bẫy con số.</ns0:t>
+            </ns0:r>
+            <ns0:r>
+              <ns0:t xml:space="preserve"> </ns0:t>
+            </ns0:r>
+            <ns0:r>
+              <ns0:t xml:space="preserve">Có hai con số xuất hiện: 45 và 25. Tuy nhiên, đề bài hỏi giá "standard buffet", mà cô quản lý nói "standard menu is $45", còn $25 là phí cộng thêm cho thực đơn đặc biệt.</ns0:t>
+            </ns0:r>
+          </ns0:p>
+          <ns0:p>
+            <ns0:pPr>
+              <ns0:pStyle ns0:val="Compact"/>
+              <ns0:numPr>
+                <ns0:ilvl ns0:val="0"/>
+                <ns0:numId ns0:val="1014"/>
+              </ns0:numPr>
+            </ns0:pPr>
+            <ns0:r>
+              <ns0:rPr>
+                <ns0:b/>
+                <ns0:bCs/>
+              </ns0:rPr>
+              <ns0:t xml:space="preserve">Câu 6: 135</ns0:t>
+            </ns0:r>
+          </ns0:p>
+          <ns0:p>
+            <ns0:pPr>
+              <ns0:pStyle ns0:val="Compact"/>
+              <ns0:numPr>
+                <ns0:ilvl ns0:val="1"/>
+                <ns0:numId ns0:val="1015"/>
+              </ns0:numPr>
+            </ns0:pPr>
+            <ns0:r>
+              <ns0:rPr>
+                <ns0:b/>
+                <ns0:bCs/>
+              </ns0:rPr>
+              <ns0:t xml:space="preserve">Transcript:</ns0:t>
+            </ns0:r>
+            <ns0:r>
+              <ns0:t xml:space="preserve"> </ns0:t>
+            </ns0:r>
+            <ns0:r>
+              <ns0:t xml:space="preserve">"...we can offer you rooms at</ns0:t>
+            </ns0:r>
+            <ns0:r>
+              <ns0:t xml:space="preserve"> </ns0:t>
+            </ns0:r>
+            <ns0:r>
+              <ns0:rPr>
+                <ns0:b/>
+                <ns0:bCs/>
+              </ns0:rPr>
+              <ns0:t xml:space="preserve">$135</ns0:t>
+            </ns0:r>
+            <ns0:r>
+              <ns0:t xml:space="preserve">. Normally a standard room’s $180."</ns0:t>
+            </ns0:r>
+          </ns0:p>
+          <ns0:p>
+            <ns0:pPr>
+              <ns0:pStyle ns0:val="Compact"/>
+              <ns0:numPr>
+                <ns0:ilvl ns0:val="1"/>
+                <ns0:numId ns0:val="1015"/>
+              </ns0:numPr>
+            </ns0:pPr>
+            <ns0:r>
+              <ns0:rPr>
+                <ns0:b/>
+                <ns0:bCs/>
+              </ns0:rPr>
+              <ns0:t xml:space="preserve">Phân tích:</ns0:t>
+            </ns0:r>
+            <ns0:r>
+              <ns0:t xml:space="preserve"> </ns0:t>
+            </ns0:r>
+            <ns0:r>
+              <ns0:rPr>
+                <ns0:b/>
+                <ns0:bCs/>
+              </ns0:rPr>
+              <ns0:t xml:space="preserve">Bẫy con số.</ns0:t>
+            </ns0:r>
+            <ns0:r>
+              <ns0:t xml:space="preserve"> </ns0:t>
+            </ns0:r>
+            <ns0:r>
+              <ns0:t xml:space="preserve">Người nghe dễ nhầm với số 180 (giá gốc) hoặc số 25 (phần trăm giảm giá). Bạn cần nghe con số đi sau cụm "offer you rooms at" (giá sau khi giảm).</ns0:t>
+            </ns0:r>
+          </ns0:p>
+          <ns0:p>
+            <ns0:pPr>
+              <ns0:pStyle ns0:val="Compact"/>
+              <ns0:numPr>
+                <ns0:ilvl ns0:val="0"/>
+                <ns0:numId ns0:val="1016"/>
+              </ns0:numPr>
+            </ns0:pPr>
+            <ns0:r>
+              <ns0:rPr>
+                <ns0:b/>
+                <ns0:bCs/>
+              </ns0:rPr>
+              <ns0:t xml:space="preserve">Câu 7: pool</ns0:t>
+            </ns0:r>
+          </ns0:p>
+          <ns0:p>
+            <ns0:pPr>
+              <ns0:pStyle ns0:val="Compact"/>
+              <ns0:numPr>
+                <ns0:ilvl ns0:val="1"/>
+                <ns0:numId ns0:val="1017"/>
+              </ns0:numPr>
+            </ns0:pPr>
+            <ns0:r>
+              <ns0:rPr>
+                <ns0:b/>
+                <ns0:bCs/>
+              </ns0:rPr>
+              <ns0:t xml:space="preserve">Transcript:</ns0:t>
+            </ns0:r>
+            <ns0:r>
+              <ns0:t xml:space="preserve"> </ns0:t>
+            </ns0:r>
+            <ns0:r>
+              <ns0:t xml:space="preserve">"...and there’s a</ns0:t>
+            </ns0:r>
+            <ns0:r>
+              <ns0:t xml:space="preserve"> </ns0:t>
+            </ns0:r>
+            <ns0:r>
+              <ns0:rPr>
+                <ns0:b/>
+                <ns0:bCs/>
+              </ns0:rPr>
+              <ns0:t xml:space="preserve">pool</ns0:t>
+            </ns0:r>
+            <ns0:r>
+              <ns0:t xml:space="preserve"> </ns0:t>
+            </ns0:r>
+            <ns0:r>
+              <ns0:t xml:space="preserve">up on the roof for the use of guests."</ns0:t>
+            </ns0:r>
+          </ns0:p>
+          <ns0:p>
+            <ns0:pPr>
+              <ns0:pStyle ns0:val="Compact"/>
+              <ns0:numPr>
+                <ns0:ilvl ns0:val="1"/>
+                <ns0:numId ns0:val="1017"/>
+              </ns0:numPr>
+            </ns0:pPr>
+            <ns0:r>
+              <ns0:rPr>
+                <ns0:b/>
+                <ns0:bCs/>
+              </ns0:rPr>
+              <ns0:t xml:space="preserve">Phân tích:</ns0:t>
+            </ns0:r>
+            <ns0:r>
+              <ns0:t xml:space="preserve"> </ns0:t>
+            </ns0:r>
+            <ns0:r>
+              <ns0:t xml:space="preserve">Đề bài dùng từ "rooftop" (trên mái), trong transcript dùng "up on the roof". Hai cụm này đồng nghĩa.</ns0:t>
+            </ns0:r>
+          </ns0:p>
+          <ns0:p>
+            <ns0:pPr>
+              <ns0:pStyle ns0:val="Compact"/>
+              <ns0:numPr>
+                <ns0:ilvl ns0:val="0"/>
+                <ns0:numId ns0:val="1016"/>
+              </ns0:numPr>
+            </ns0:pPr>
+            <ns0:r>
+              <ns0:rPr>
+                <ns0:b/>
+                <ns0:bCs/>
+              </ns0:rPr>
+              <ns0:t xml:space="preserve">Câu 8: airport</ns0:t>
+            </ns0:r>
+          </ns0:p>
+          <ns0:p>
+            <ns0:pPr>
+              <ns0:pStyle ns0:val="Compact"/>
+              <ns0:numPr>
+                <ns0:ilvl ns0:val="1"/>
+                <ns0:numId ns0:val="1018"/>
+              </ns0:numPr>
+            </ns0:pPr>
+            <ns0:r>
+              <ns0:rPr>
+                <ns0:b/>
+                <ns0:bCs/>
+              </ns0:rPr>
+              <ns0:t xml:space="preserve">Transcript:</ns0:t>
+            </ns0:r>
+            <ns0:r>
+              <ns0:t xml:space="preserve"> </ns0:t>
+            </ns0:r>
+            <ns0:r>
+              <ns0:t xml:space="preserve">"Yes, it’s about 12 kilometres from the</ns0:t>
+            </ns0:r>
+            <ns0:r>
+              <ns0:t xml:space="preserve"> </ns0:t>
+            </ns0:r>
+            <ns0:r>
+              <ns0:rPr>
+                <ns0:b/>
+                <ns0:bCs/>
+              </ns0:rPr>
+              <ns0:t xml:space="preserve">airport</ns0:t>
+            </ns0:r>
+            <ns0:r>
+              <ns0:t xml:space="preserve">, but there’s a complimentary shuttle bus..."</ns0:t>
+            </ns0:r>
+          </ns0:p>
+          <ns0:p>
+            <ns0:pPr>
+              <ns0:pStyle ns0:val="Compact"/>
+              <ns0:numPr>
+                <ns0:ilvl ns0:val="1"/>
+                <ns0:numId ns0:val="1018"/>
+              </ns0:numPr>
+            </ns0:pPr>
+            <ns0:r>
+              <ns0:rPr>
+                <ns0:b/>
+                <ns0:bCs/>
+              </ns0:rPr>
+              <ns0:t xml:space="preserve">Phân tích:</ns0:t>
+            </ns0:r>
+            <ns0:r>
+              <ns0:t xml:space="preserve"> </ns0:t>
+            </ns0:r>
+            <ns0:r>
+              <ns0:t xml:space="preserve">Từ "free" trong đề bài được thay bằng từ chuyên dụng trong khách sạn: "</ns0:t>
+            </ns0:r>
+            <ns0:r>
+              <ns0:rPr>
+                <ns0:b/>
+                <ns0:bCs/>
+              </ns0:rPr>
+              <ns0:t xml:space="preserve">complimentary</ns0:t>
+            </ns0:r>
+            <ns0:r>
+              <ns0:t xml:space="preserve">" (miễn phí).</ns0:t>
+            </ns0:r>
+          </ns0:p>
+          <ns0:p>
+            <ns0:pPr>
+              <ns0:pStyle ns0:val="Compact"/>
+              <ns0:numPr>
+                <ns0:ilvl ns0:val="0"/>
+                <ns0:numId ns0:val="1016"/>
+              </ns0:numPr>
+            </ns0:pPr>
+            <ns0:r>
+              <ns0:rPr>
+                <ns0:b/>
+                <ns0:bCs/>
+              </ns0:rPr>
+              <ns0:t xml:space="preserve">Câu 9: sea</ns0:t>
+            </ns0:r>
+          </ns0:p>
+          <ns0:p>
+            <ns0:pPr>
+              <ns0:pStyle ns0:val="Compact"/>
+              <ns0:numPr>
+                <ns0:ilvl ns0:val="1"/>
+                <ns0:numId ns0:val="1019"/>
+              </ns0:numPr>
+            </ns0:pPr>
+            <ns0:r>
+              <ns0:rPr>
+                <ns0:b/>
+                <ns0:bCs/>
+              </ns0:rPr>
+              <ns0:t xml:space="preserve">Transcript:</ns0:t>
+            </ns0:r>
+            <ns0:r>
+              <ns0:t xml:space="preserve"> </ns0:t>
+            </ns0:r>
+            <ns0:r>
+              <ns0:t xml:space="preserve">"...it’s not very far from the</ns0:t>
+            </ns0:r>
+            <ns0:r>
+              <ns0:t xml:space="preserve"> </ns0:t>
+            </ns0:r>
+            <ns0:r>
+              <ns0:rPr>
+                <ns0:b/>
+                <ns0:bCs/>
+              </ns0:rPr>
+              <ns0:t xml:space="preserve">sea</ns0:t>
+            </ns0:r>
+            <ns0:r>
+              <ns0:t xml:space="preserve">."</ns0:t>
+            </ns0:r>
+          </ns0:p>
+          <ns0:p>
+            <ns0:pPr>
+              <ns0:pStyle ns0:val="Compact"/>
+              <ns0:numPr>
+                <ns0:ilvl ns0:val="1"/>
+                <ns0:numId ns0:val="1019"/>
+              </ns0:numPr>
+            </ns0:pPr>
+            <ns0:r>
+              <ns0:rPr>
+                <ns0:b/>
+                <ns0:bCs/>
+              </ns0:rPr>
+              <ns0:t xml:space="preserve">Phân tích:</ns0:t>
+            </ns0:r>
+            <ns0:r>
+              <ns0:t xml:space="preserve"> </ns0:t>
+            </ns0:r>
+            <ns0:r>
+              <ns0:t xml:space="preserve">Cụm "quite near" trong đề bài được paraphrase thành "not very far from" (không quá xa).</ns0:t>
+            </ns0:r>
+          </ns0:p>
+          <ns0:p>
+            <ns0:pPr>
+              <ns0:pStyle ns0:val="Compact"/>
+              <ns0:numPr>
+                <ns0:ilvl ns0:val="0"/>
+                <ns0:numId ns0:val="1016"/>
+              </ns0:numPr>
+            </ns0:pPr>
+            <ns0:r>
+              <ns0:rPr>
+                <ns0:b/>
+                <ns0:bCs/>
+              </ns0:rPr>
+              <ns0:t xml:space="preserve">Câu 10: clubs</ns0:t>
+            </ns0:r>
+          </ns0:p>
+          <ns0:p>
+            <ns0:pPr>
+              <ns0:pStyle ns0:val="Compact"/>
+              <ns0:numPr>
+                <ns0:ilvl ns0:val="1"/>
+                <ns0:numId ns0:val="1020"/>
+              </ns0:numPr>
+            </ns0:pPr>
+            <ns0:r>
+              <ns0:rPr>
+                <ns0:b/>
+                <ns0:bCs/>
+              </ns0:rPr>
+              <ns0:t xml:space="preserve">Transcript:</ns0:t>
+            </ns0:r>
+            <ns0:r>
+              <ns0:t xml:space="preserve"> </ns0:t>
+            </ns0:r>
+            <ns0:r>
+              <ns0:t xml:space="preserve">"...they can go on to one of the</ns0:t>
+            </ns0:r>
+            <ns0:r>
+              <ns0:t xml:space="preserve"> </ns0:t>
+            </ns0:r>
+            <ns0:r>
+              <ns0:rPr>
+                <ns0:b/>
+                <ns0:bCs/>
+              </ns0:rPr>
+              <ns0:t xml:space="preserve">clubs</ns0:t>
+            </ns0:r>
+            <ns0:r>
+              <ns0:t xml:space="preserve"> </ns0:t>
+            </ns0:r>
+            <ns0:r>
+              <ns0:t xml:space="preserve">in the area – there are a great many to choose from."</ns0:t>
+            </ns0:r>
+          </ns0:p>
+          <ns0:p>
+            <ns0:pPr>
+              <ns0:pStyle ns0:val="Compact"/>
+              <ns0:numPr>
+                <ns0:ilvl ns0:val="1"/>
+                <ns0:numId ns0:val="1020"/>
+              </ns0:numPr>
+            </ns0:pPr>
+            <ns0:r>
+              <ns0:rPr>
+                <ns0:b/>
+                <ns0:bCs/>
+              </ns0:rPr>
+              <ns0:t xml:space="preserve">Phân tích:</ns0:t>
+            </ns0:r>
+            <ns0:r>
+              <ns0:t xml:space="preserve"> </ns0:t>
+            </ns0:r>
+            <ns0:r>
+              <ns0:t xml:space="preserve">Đề bài dùng "many", transcript dùng "a great many" hoặc "huge choice". Đáp án phải ở dạng số nhiều (</ns0:t>
+            </ns0:r>
+            <ns0:r>
+              <ns0:rPr>
+                <ns0:b/>
+                <ns0:bCs/>
+              </ns0:rPr>
+              <ns0:t xml:space="preserve">clubs</ns0:t>
+            </ns0:r>
+            <ns0:r>
+              <ns0:t xml:space="preserve">) vì có từ "many" đứng trước.</ns0:t>
+            </ns0:r>
+          </ns0:p>
         </ns0:tc>
       </ns0:tr>
     </ns0:tbl>
+    <ns0:p>
+      <ns0:pPr>
+        <ns0:pStyle ns0:val="FirstParagraph"/>
+      </ns0:pPr>
+      <ns0:r>
+        <ns0:t xml:space="preserve">:::</ns0:t>
+      </ns0:r>
+    </ns0:p>
     <ns0:bookmarkStart ns0:id="23" ns0:name="phần-2-section-3"/>
     <ns0:p>
       <ns0:pPr>
@@ -3537,10 +3508,6 @@
         <ns0:pStyle ns0:val="CDSection"/>
       </ns0:pPr>
       <ns0:r>
-        <ns0:rPr>
-          <ns0:b/>
-          <ns0:bCs/>
-        </ns0:rPr>
         <ns0:t xml:space="preserve">SECTION 1</ns0:t>
       </ns0:r>
     </ns0:p>
@@ -4698,10 +4665,6 @@
         <ns0:pStyle ns0:val="CDSection"/>
       </ns0:pPr>
       <ns0:r>
-        <ns0:rPr>
-          <ns0:b/>
-          <ns0:bCs/>
-        </ns0:rPr>
         <ns0:t xml:space="preserve">SECTION 3</ns0:t>
       </ns0:r>
     </ns0:p>

--- a/chuyenDe/LS/docx/rawls7/Listening/Level3/W8.docx
+++ b/chuyenDe/LS/docx/rawls7/Listening/Level3/W8.docx
@@ -3505,7 +3505,7 @@
     </ns0:p>
     <ns0:p>
       <ns0:pPr>
-        <ns0:pStyle ns0:val="CDSection"/>
+        <ns0:pStyle ns0:val="CDTranscriptSection"/>
       </ns0:pPr>
       <ns0:r>
         <ns0:t xml:space="preserve">SECTION 1</ns0:t>
@@ -4662,7 +4662,7 @@
     </ns0:tbl>
     <ns0:p>
       <ns0:pPr>
-        <ns0:pStyle ns0:val="CDSection"/>
+        <ns0:pStyle ns0:val="CDTranscriptSection"/>
       </ns0:pPr>
       <ns0:r>
         <ns0:t xml:space="preserve">SECTION 3</ns0:t>
@@ -7080,6 +7080,31 @@
       <w:sz w:val="28"/>
     </w:rPr>
   </w:style>
+  <w:style w:styleId="CDTranscriptSection" w:type="paragraph">
+    <w:name w:val="CD Transcript Section"/>
+    <w:basedOn w:val="Normal"/>
+    <w:qFormat/>
+    <w:pPr>
+      <w:spacing w:after="80" w:before="160"/>
+    </w:pPr>
+    <w:rPr>
+      <w:rFonts w:ascii="Latin Modern Sans" w:cs="Latin Modern Sans" w:hAnsi="Latin Modern Sans"/>
+      <w:color w:val="1F4E79"/>
+      <w:sz w:val="24"/>
+    </w:rPr>
+  </w:style>
+  <w:style w:styleId="CDTranscriptContent" w:type="paragraph">
+    <w:name w:val="CD Transcript Content"/>
+    <w:basedOn w:val="Normal"/>
+    <w:qFormat/>
+    <w:pPr>
+      <w:spacing w:after="120" w:before="0"/>
+    </w:pPr>
+    <w:rPr>
+      <w:rFonts w:ascii="Georgia" w:cs="Georgia" w:hAnsi="Georgia"/>
+      <w:sz w:val="24"/>
+    </w:rPr>
+  </w:style>
   <w:style w:type="paragraph" w:customStyle="1" w:styleId="SourceCode">
     <w:name w:val="Source Code"/>
     <w:basedOn w:val="Normal"/>

--- a/chuyenDe/LS/docx/rawls7/Listening/Level3/W8.docx
+++ b/chuyenDe/LS/docx/rawls7/Listening/Level3/W8.docx
@@ -1004,1352 +1004,1360 @@
               <ns0:t xml:space="preserve">                 ……………</ns0:t>
             </ns0:r>
           </ns0:p>
-          <ns0:p>
-            <ns0:pPr>
-              <ns0:pStyle ns0:val="BodyText"/>
-            </ns0:pPr>
-            <ns0:r>
-              <ns0:t xml:space="preserve">Phần 1: Section 1</ns0:t>
-            </ns0:r>
-          </ns0:p>
-          <ns0:p>
-            <ns0:pPr>
-              <ns0:pStyle ns0:val="Heading3"/>
-            </ns0:pPr>
-            <ns0:bookmarkStart ns0:id="17" ns0:name="Xf5a11d5a960ae81169d0a782110c17330bc1e94"/>
-            <ns0:r>
-              <ns0:rPr>
-                <ns0:b/>
-                <ns0:bCs/>
-                <ns0:i/>
-                <ns0:iCs/>
-              </ns0:rPr>
-              <ns0:t xml:space="preserve">1. Hướng dẫn cách làm bài:</ns0:t>
-            </ns0:r>
-            <ns0:r>
-              <ns0:t xml:space="preserve"> </ns0:t>
-            </ns0:r>
-            <ns0:r>
-              <ns0:t xml:space="preserve">Section 1 thường là một cuộc hội thoại giữa hai người trong một bối cảnh đời thường (Ở bài này, nội dung xoay quanh việc đặt phòng cho hội nghị ở khách sạn).</ns0:t>
-            </ns0:r>
-            <ns0:bookmarkEnd ns0:id="17"/>
-          </ns0:p>
-          <ns0:p>
-            <ns0:pPr>
-              <ns0:pStyle ns0:val="FirstParagraph"/>
-            </ns0:pPr>
-            <ns0:r>
-              <ns0:rPr>
-                <ns0:b/>
-                <ns0:bCs/>
-              </ns0:rPr>
-              <ns0:t xml:space="preserve">Bước 1 - Đọc kỹ yêu cầu về số từ cần điền:</ns0:t>
-            </ns0:r>
-            <ns0:r>
-              <ns0:t xml:space="preserve"> </ns0:t>
-            </ns0:r>
-            <ns0:r>
-              <ns0:t xml:space="preserve">Chú ý đến</ns0:t>
-            </ns0:r>
-            <ns0:r>
-              <ns0:t xml:space="preserve"> </ns0:t>
-            </ns0:r>
-            <ns0:r>
-              <ns0:rPr>
-                <ns0:b/>
-                <ns0:bCs/>
-                <ns0:i/>
-                <ns0:iCs/>
-              </ns0:rPr>
-              <ns0:t xml:space="preserve">giới hạn từ cho phép</ns0:t>
-            </ns0:r>
-            <ns0:r>
-              <ns0:t xml:space="preserve">, Đề bài ghi:</ns0:t>
-            </ns0:r>
-            <ns0:r>
-              <ns0:t xml:space="preserve"> </ns0:t>
-            </ns0:r>
-            <ns0:r>
-              <ns0:t xml:space="preserve">“</ns0:t>
-            </ns0:r>
-            <ns0:r>
-              <ns0:rPr>
-                <ns0:b/>
-                <ns0:bCs/>
-                <ns0:i/>
-                <ns0:iCs/>
-              </ns0:rPr>
-              <ns0:t xml:space="preserve">Write</ns0:t>
-            </ns0:r>
-            <ns0:r>
-              <ns0:t xml:space="preserve"> </ns0:t>
-            </ns0:r>
-            <ns0:r>
-              <ns0:rPr>
-                <ns0:b/>
-                <ns0:bCs/>
-              </ns0:rPr>
-              <ns0:t xml:space="preserve">ONE WORD AND/OR A NUMBER</ns0:t>
-            </ns0:r>
-            <ns0:r>
-              <ns0:t xml:space="preserve"> </ns0:t>
-            </ns0:r>
-            <ns0:r>
-              <ns0:rPr>
-                <ns0:b/>
-                <ns0:bCs/>
-                <ns0:i/>
-                <ns0:iCs/>
-              </ns0:rPr>
-              <ns0:t xml:space="preserve">for each answer</ns0:t>
-            </ns0:r>
-            <ns0:r>
-              <ns0:t xml:space="preserve">”</ns0:t>
-            </ns0:r>
-            <ns0:r>
-              <ns0:t xml:space="preserve"> </ns0:t>
-            </ns0:r>
-            <ns0:r>
-              <ns0:t xml:space="preserve">→ Mỗi chỗ trống</ns0:t>
-            </ns0:r>
-            <ns0:r>
-              <ns0:t xml:space="preserve"> </ns0:t>
-            </ns0:r>
-            <ns0:r>
-              <ns0:rPr>
-                <ns0:b/>
-                <ns0:bCs/>
-                <ns0:i/>
-                <ns0:iCs/>
-              </ns0:rPr>
-              <ns0:t xml:space="preserve">chỉ được phép viết tối đa 1 từ</ns0:t>
-            </ns0:r>
-            <ns0:r>
-              <ns0:t xml:space="preserve"> </ns0:t>
-            </ns0:r>
-            <ns0:r>
-              <ns0:rPr>
-                <ns0:b/>
-                <ns0:bCs/>
-                <ns0:i/>
-                <ns0:iCs/>
-              </ns0:rPr>
-              <ns0:t xml:space="preserve">(word)</ns0:t>
-            </ns0:r>
-            <ns0:r>
-              <ns0:t xml:space="preserve"> </ns0:t>
-            </ns0:r>
-            <ns0:r>
-              <ns0:t xml:space="preserve">và/</ns0:t>
-            </ns0:r>
-            <ns0:r>
-              <ns0:rPr>
-                <ns0:b/>
-                <ns0:bCs/>
-                <ns0:i/>
-                <ns0:iCs/>
-              </ns0:rPr>
-              <ns0:t xml:space="preserve">hoặc 1 số</ns0:t>
-            </ns0:r>
-            <ns0:r>
-              <ns0:t xml:space="preserve"> </ns0:t>
-            </ns0:r>
-            <ns0:r>
-              <ns0:rPr>
-                <ns0:b/>
-                <ns0:bCs/>
-                <ns0:i/>
-                <ns0:iCs/>
-              </ns0:rPr>
-              <ns0:t xml:space="preserve">(number)</ns0:t>
-            </ns0:r>
-            <ns0:r>
-              <ns0:t xml:space="preserve">. Có thể là: 1 từ, 1 số, hoặc kết hợp</ns0:t>
-            </ns0:r>
-            <ns0:r>
-              <ns0:t xml:space="preserve"> </ns0:t>
-            </ns0:r>
-            <ns0:r>
-              <ns0:t xml:space="preserve">“1 từ + 1 số”</ns0:t>
-            </ns0:r>
-            <ns0:r>
-              <ns0:t xml:space="preserve"> </ns0:t>
-            </ns0:r>
-            <ns0:r>
-              <ns0:t xml:space="preserve">(ví dụ: 5A, A2…), nhưng không được viết 2 từ trở lên. Viết dư số từ là mất điểm, dù đáp án đúng ý.</ns0:t>
-            </ns0:r>
-          </ns0:p>
-          <ns0:p>
-            <ns0:pPr>
-              <ns0:pStyle ns0:val="BodyText"/>
-            </ns0:pPr>
-            <ns0:r>
-              <ns0:rPr>
-                <ns0:b/>
-                <ns0:bCs/>
-              </ns0:rPr>
-              <ns0:t xml:space="preserve">Bước 2 - Phân tích bài và dự đoán thông tin:</ns0:t>
-            </ns0:r>
-            <ns0:r>
-              <ns0:t xml:space="preserve"> </ns0:t>
-            </ns0:r>
-            <ns0:r>
-              <ns0:t xml:space="preserve">Trước khi nghe, hãy</ns0:t>
-            </ns0:r>
-            <ns0:r>
-              <ns0:t xml:space="preserve"> </ns0:t>
-            </ns0:r>
-            <ns0:r>
-              <ns0:rPr>
-                <ns0:b/>
-                <ns0:bCs/>
-                <ns0:i/>
-                <ns0:iCs/>
-              </ns0:rPr>
-              <ns0:t xml:space="preserve">đọc lướt qua toàn bộ form để hiểu ngữ cảnh</ns0:t>
-            </ns0:r>
-            <ns0:r>
-              <ns0:t xml:space="preserve">. Sau đó, phân tích từng chỗ trống để dự đoán loại thông tin cần điền:</ns0:t>
-            </ns0:r>
-          </ns0:p>
-          <ns0:p>
-            <ns0:pPr>
-              <ns0:pStyle ns0:val="Compact"/>
-              <ns0:numPr>
-                <ns0:ilvl ns0:val="0"/>
-                <ns0:numId ns0:val="1007"/>
-              </ns0:numPr>
-            </ns0:pPr>
-            <ns0:r>
-              <ns0:rPr>
-                <ns0:b/>
-                <ns0:bCs/>
-              </ns0:rPr>
-              <ns0:t xml:space="preserve">Câu 1:</ns0:t>
-            </ns0:r>
-            <ns0:r>
-              <ns0:t xml:space="preserve"> </ns0:t>
-            </ns0:r>
-            <ns0:r>
-              <ns0:t xml:space="preserve">Tên riêng của một phòng (thường viết hoa).</ns0:t>
-            </ns0:r>
-          </ns0:p>
-          <ns0:p>
-            <ns0:pPr>
-              <ns0:pStyle ns0:val="Compact"/>
-              <ns0:numPr>
-                <ns0:ilvl ns0:val="0"/>
-                <ns0:numId ns0:val="1007"/>
-              </ns0:numPr>
-            </ns0:pPr>
-            <ns0:r>
-              <ns0:rPr>
-                <ns0:b/>
-                <ns0:bCs/>
-              </ns0:rPr>
-              <ns0:t xml:space="preserve">Câu 2:</ns0:t>
-            </ns0:r>
-            <ns0:r>
-              <ns0:t xml:space="preserve"> </ns0:t>
-            </ns0:r>
-            <ns0:r>
-              <ns0:t xml:space="preserve">Một thiết bị văn phòng/hội thảo (đi kèm với máy chiếu).</ns0:t>
-            </ns0:r>
-          </ns0:p>
-          <ns0:p>
-            <ns0:pPr>
-              <ns0:pStyle ns0:val="Compact"/>
-              <ns0:numPr>
-                <ns0:ilvl ns0:val="0"/>
-                <ns0:numId ns0:val="1007"/>
-              </ns0:numPr>
-            </ns0:pPr>
-            <ns0:r>
-              <ns0:rPr>
-                <ns0:b/>
-                <ns0:bCs/>
-              </ns0:rPr>
-              <ns0:t xml:space="preserve">Câu 3:</ns0:t>
-            </ns0:r>
-            <ns0:r>
-              <ns0:t xml:space="preserve"> </ns0:t>
-            </ns0:r>
-            <ns0:r>
-              <ns0:t xml:space="preserve">Một khu vực hoặc sự kiện (ví dụ:</ns0:t>
-            </ns0:r>
-            <ns0:r>
-              <ns0:t xml:space="preserve"> </ns0:t>
-            </ns0:r>
-            <ns0:r>
-              <ns0:rPr>
-                <ns0:i/>
-                <ns0:iCs/>
-              </ns0:rPr>
-              <ns0:t xml:space="preserve">exhibition, entrance</ns0:t>
-            </ns0:r>
-            <ns0:r>
-              <ns0:t xml:space="preserve">).</ns0:t>
-            </ns0:r>
-          </ns0:p>
-          <ns0:p>
-            <ns0:pPr>
-              <ns0:pStyle ns0:val="Compact"/>
-              <ns0:numPr>
-                <ns0:ilvl ns0:val="0"/>
-                <ns0:numId ns0:val="1007"/>
-              </ns0:numPr>
-            </ns0:pPr>
-            <ns0:r>
-              <ns0:rPr>
-                <ns0:b/>
-                <ns0:bCs/>
-              </ns0:rPr>
-              <ns0:t xml:space="preserve">Câu 4:</ns0:t>
-            </ns0:r>
-            <ns0:r>
-              <ns0:t xml:space="preserve"> </ns0:t>
-            </ns0:r>
-            <ns0:r>
-              <ns0:t xml:space="preserve">Một dịch vụ miễn phí (khả năng cao là</ns0:t>
-            </ns0:r>
-            <ns0:r>
-              <ns0:t xml:space="preserve"> </ns0:t>
-            </ns0:r>
-            <ns0:r>
-              <ns0:rPr>
-                <ns0:i/>
-                <ns0:iCs/>
-              </ns0:rPr>
-              <ns0:t xml:space="preserve">Wi-Fi</ns0:t>
-            </ns0:r>
-            <ns0:r>
-              <ns0:t xml:space="preserve">).</ns0:t>
-            </ns0:r>
-          </ns0:p>
-          <ns0:p>
-            <ns0:pPr>
-              <ns0:pStyle ns0:val="Compact"/>
-              <ns0:numPr>
-                <ns0:ilvl ns0:val="0"/>
-                <ns0:numId ns0:val="1007"/>
-              </ns0:numPr>
-            </ns0:pPr>
-            <ns0:r>
-              <ns0:rPr>
-                <ns0:b/>
-                <ns0:bCs/>
-              </ns0:rPr>
-              <ns0:t xml:space="preserve">Câu 5 &amp; 6:</ns0:t>
-            </ns0:r>
-            <ns0:r>
-              <ns0:t xml:space="preserve"> </ns0:t>
-            </ns0:r>
-            <ns0:r>
-              <ns0:t xml:space="preserve">Con số (giá tiền). Lưu ý nghe kỹ sự khác biệt giữa các đuôi</ns0:t>
-            </ns0:r>
-            <ns0:r>
-              <ns0:t xml:space="preserve"> </ns0:t>
-            </ns0:r>
-            <ns0:r>
-              <ns0:rPr>
-                <ns0:i/>
-                <ns0:iCs/>
-              </ns0:rPr>
-              <ns0:t xml:space="preserve">-ty</ns0:t>
-            </ns0:r>
-            <ns0:r>
-              <ns0:t xml:space="preserve"> </ns0:t>
-            </ns0:r>
-            <ns0:r>
-              <ns0:t xml:space="preserve">(40) và</ns0:t>
-            </ns0:r>
-            <ns0:r>
-              <ns0:t xml:space="preserve"> </ns0:t>
-            </ns0:r>
-            <ns0:r>
-              <ns0:rPr>
-                <ns0:i/>
-                <ns0:iCs/>
-              </ns0:rPr>
-              <ns0:t xml:space="preserve">-teen</ns0:t>
-            </ns0:r>
-            <ns0:r>
-              <ns0:t xml:space="preserve"> </ns0:t>
-            </ns0:r>
-            <ns0:r>
-              <ns0:t xml:space="preserve">(14).</ns0:t>
-            </ns0:r>
-          </ns0:p>
-          <ns0:p>
-            <ns0:pPr>
-              <ns0:pStyle ns0:val="Compact"/>
-              <ns0:numPr>
-                <ns0:ilvl ns0:val="0"/>
-                <ns0:numId ns0:val="1007"/>
-              </ns0:numPr>
-            </ns0:pPr>
-            <ns0:r>
-              <ns0:rPr>
-                <ns0:b/>
-                <ns0:bCs/>
-              </ns0:rPr>
-              <ns0:t xml:space="preserve">Câu 7:</ns0:t>
-            </ns0:r>
-            <ns0:r>
-              <ns0:t xml:space="preserve"> </ns0:t>
-            </ns0:r>
-            <ns0:r>
-              <ns0:t xml:space="preserve">Một tiện ích của khách sạn (ví dụ:</ns0:t>
-            </ns0:r>
-            <ns0:r>
-              <ns0:t xml:space="preserve"> </ns0:t>
-            </ns0:r>
-            <ns0:r>
-              <ns0:rPr>
-                <ns0:i/>
-                <ns0:iCs/>
-              </ns0:rPr>
-              <ns0:t xml:space="preserve">pool, terrace, garden</ns0:t>
-            </ns0:r>
-            <ns0:r>
-              <ns0:t xml:space="preserve">).</ns0:t>
-            </ns0:r>
-          </ns0:p>
-          <ns0:p>
-            <ns0:pPr>
-              <ns0:pStyle ns0:val="Compact"/>
-              <ns0:numPr>
-                <ns0:ilvl ns0:val="0"/>
-                <ns0:numId ns0:val="1007"/>
-              </ns0:numPr>
-            </ns0:pPr>
-            <ns0:r>
-              <ns0:rPr>
-                <ns0:b/>
-                <ns0:bCs/>
-              </ns0:rPr>
-              <ns0:t xml:space="preserve">Câu 8:</ns0:t>
-            </ns0:r>
-            <ns0:r>
-              <ns0:t xml:space="preserve"> </ns0:t>
-            </ns0:r>
-            <ns0:r>
-              <ns0:t xml:space="preserve">Một địa điểm công cộng (ví dụ:</ns0:t>
-            </ns0:r>
-            <ns0:r>
-              <ns0:t xml:space="preserve"> </ns0:t>
-            </ns0:r>
-            <ns0:r>
-              <ns0:rPr>
-                <ns0:i/>
-                <ns0:iCs/>
-              </ns0:rPr>
-              <ns0:t xml:space="preserve">airport, station</ns0:t>
-            </ns0:r>
-            <ns0:r>
-              <ns0:t xml:space="preserve">).</ns0:t>
-            </ns0:r>
-          </ns0:p>
-          <ns0:p>
-            <ns0:pPr>
-              <ns0:pStyle ns0:val="Compact"/>
-              <ns0:numPr>
-                <ns0:ilvl ns0:val="0"/>
-                <ns0:numId ns0:val="1007"/>
-              </ns0:numPr>
-            </ns0:pPr>
-            <ns0:r>
-              <ns0:rPr>
-                <ns0:b/>
-                <ns0:bCs/>
-              </ns0:rPr>
-              <ns0:t xml:space="preserve">Câu 9 &amp; 10:</ns0:t>
-            </ns0:r>
-            <ns0:r>
-              <ns0:t xml:space="preserve"> </ns0:t>
-            </ns0:r>
-            <ns0:r>
-              <ns0:t xml:space="preserve">Danh từ chỉ địa điểm/công trình gần đó (ví dụ:</ns0:t>
-            </ns0:r>
-            <ns0:r>
-              <ns0:t xml:space="preserve"> </ns0:t>
-            </ns0:r>
-            <ns0:r>
-              <ns0:rPr>
-                <ns0:i/>
-                <ns0:iCs/>
-              </ns0:rPr>
-              <ns0:t xml:space="preserve">library, shops</ns0:t>
-            </ns0:r>
-            <ns0:r>
-              <ns0:t xml:space="preserve">).</ns0:t>
-            </ns0:r>
-          </ns0:p>
-          <ns0:p>
-            <ns0:pPr>
-              <ns0:pStyle ns0:val="FirstParagraph"/>
-            </ns0:pPr>
-            <ns0:r>
-              <ns0:rPr>
-                <ns0:b/>
-                <ns0:bCs/>
-              </ns0:rPr>
-              <ns0:t xml:space="preserve">Bước 3 - Bám sát key words và lưu ý đến cách diễn đạt đồng nghĩa (paraphrasing):</ns0:t>
-            </ns0:r>
-            <ns0:r>
-              <ns0:t xml:space="preserve"> </ns0:t>
-            </ns0:r>
-            <ns0:r>
-              <ns0:t xml:space="preserve">Người nói sẽ thường không lặp lại chính xác từng từ vựng trong câu hỏi, mà thay vào đó sẽ dùng từ đồng nghĩa hoặc một cấu trúc khác.</ns0:t>
-            </ns0:r>
-          </ns0:p>
-          <ns0:p>
-            <ns0:pPr>
-              <ns0:pStyle ns0:val="BodyText"/>
-            </ns0:pPr>
-            <ns0:r>
-              <ns0:rPr>
-                <ns0:b/>
-                <ns0:bCs/>
-              </ns0:rPr>
-              <ns0:t xml:space="preserve">Bước 4 - Cẩn thận với bẫy và thông tin gây nhiễu:</ns0:t>
-            </ns0:r>
-            <ns0:r>
-              <ns0:t xml:space="preserve"> </ns0:t>
-            </ns0:r>
-            <ns0:r>
-              <ns0:t xml:space="preserve">Người nói có thể đề cập đến một thông tin không chính xác trước rồi tự sửa lại, hoặc một người hỏi và người kia xác nhận/phủ định. Hãy lắng nghe đến cuối câu và ghi chú lại để chắc chắn rằng đó là thông tin cuối cùng và chính xác</ns0:t>
-            </ns0:r>
-          </ns0:p>
-          <ns0:p>
-            <ns0:pPr>
-              <ns0:pStyle ns0:val="Heading3"/>
-            </ns0:pPr>
-            <ns0:bookmarkStart ns0:id="18" ns0:name="phân-tích-chi-tiết-từng-câu-hỏi"/>
-            <ns0:r>
-              <ns0:t xml:space="preserve">2. Phân tích chi tiết từng câu hỏi:</ns0:t>
-            </ns0:r>
-            <ns0:bookmarkEnd ns0:id="18"/>
-          </ns0:p>
-          <ns0:p>
-            <ns0:pPr>
-              <ns0:pStyle ns0:val="Compact"/>
-              <ns0:numPr>
-                <ns0:ilvl ns0:val="0"/>
-                <ns0:numId ns0:val="1008"/>
-              </ns0:numPr>
-            </ns0:pPr>
-            <ns0:r>
-              <ns0:rPr>
-                <ns0:b/>
-                <ns0:bCs/>
-              </ns0:rPr>
-              <ns0:t xml:space="preserve">Câu 1: Tesla</ns0:t>
-            </ns0:r>
-          </ns0:p>
-          <ns0:p>
-            <ns0:pPr>
-              <ns0:pStyle ns0:val="Compact"/>
-              <ns0:numPr>
-                <ns0:ilvl ns0:val="1"/>
-                <ns0:numId ns0:val="1009"/>
-              </ns0:numPr>
-            </ns0:pPr>
-            <ns0:r>
-              <ns0:rPr>
-                <ns0:b/>
-                <ns0:bCs/>
-              </ns0:rPr>
-              <ns0:t xml:space="preserve">Transcript:</ns0:t>
-            </ns0:r>
-            <ns0:r>
-              <ns0:t xml:space="preserve"> </ns0:t>
-            </ns0:r>
-            <ns0:r>
-              <ns0:t xml:space="preserve">"So for talks and presentations we have the</ns0:t>
-            </ns0:r>
-            <ns0:r>
-              <ns0:t xml:space="preserve"> </ns0:t>
-            </ns0:r>
-            <ns0:r>
-              <ns0:rPr>
-                <ns0:b/>
-                <ns0:bCs/>
-              </ns0:rPr>
-              <ns0:t xml:space="preserve">Tesla</ns0:t>
-            </ns0:r>
-            <ns0:r>
-              <ns0:t xml:space="preserve"> </ns0:t>
-            </ns0:r>
-            <ns0:r>
-              <ns0:t xml:space="preserve">room... that’s spelled</ns0:t>
-            </ns0:r>
-            <ns0:r>
-              <ns0:t xml:space="preserve"> </ns0:t>
-            </ns0:r>
-            <ns0:r>
-              <ns0:rPr>
-                <ns0:b/>
-                <ns0:bCs/>
-              </ns0:rPr>
-              <ns0:t xml:space="preserve">T-E-S-L-A</ns0:t>
-            </ns0:r>
-            <ns0:r>
-              <ns0:t xml:space="preserve">."</ns0:t>
-            </ns0:r>
-          </ns0:p>
-          <ns0:p>
-            <ns0:pPr>
-              <ns0:pStyle ns0:val="Compact"/>
-              <ns0:numPr>
-                <ns0:ilvl ns0:val="1"/>
-                <ns0:numId ns0:val="1009"/>
-              </ns0:numPr>
-            </ns0:pPr>
-            <ns0:r>
-              <ns0:rPr>
-                <ns0:b/>
-                <ns0:bCs/>
-              </ns0:rPr>
-              <ns0:t xml:space="preserve">Phân tích:</ns0:t>
-            </ns0:r>
-            <ns0:r>
-              <ns0:t xml:space="preserve"> </ns0:t>
-            </ns0:r>
-            <ns0:r>
-              <ns0:t xml:space="preserve">Đây là dạng bài đánh vần tên riêng. Khi nghe nhân vật nói "that's spelled...", bạn cần chuẩn bị bút để viết chính xác từng chữ cái.</ns0:t>
-            </ns0:r>
-          </ns0:p>
-          <ns0:p>
-            <ns0:pPr>
-              <ns0:pStyle ns0:val="Compact"/>
-              <ns0:numPr>
-                <ns0:ilvl ns0:val="0"/>
-                <ns0:numId ns0:val="1008"/>
-              </ns0:numPr>
-            </ns0:pPr>
-            <ns0:r>
-              <ns0:rPr>
-                <ns0:b/>
-                <ns0:bCs/>
-              </ns0:rPr>
-              <ns0:t xml:space="preserve">Câu 2: microphone</ns0:t>
-            </ns0:r>
-          </ns0:p>
-          <ns0:p>
-            <ns0:pPr>
-              <ns0:pStyle ns0:val="Compact"/>
-              <ns0:numPr>
-                <ns0:ilvl ns0:val="1"/>
-                <ns0:numId ns0:val="1010"/>
-              </ns0:numPr>
-            </ns0:pPr>
-            <ns0:r>
-              <ns0:rPr>
-                <ns0:b/>
-                <ns0:bCs/>
-              </ns0:rPr>
-              <ns0:t xml:space="preserve">Transcript:</ns0:t>
-            </ns0:r>
-            <ns0:r>
-              <ns0:t xml:space="preserve"> </ns0:t>
-            </ns0:r>
-            <ns0:r>
-              <ns0:t xml:space="preserve">"MAN: How about a</ns0:t>
-            </ns0:r>
-            <ns0:r>
-              <ns0:t xml:space="preserve"> </ns0:t>
-            </ns0:r>
-            <ns0:r>
-              <ns0:rPr>
-                <ns0:b/>
-                <ns0:bCs/>
-              </ns0:rPr>
-              <ns0:t xml:space="preserve">microphone</ns0:t>
-            </ns0:r>
-            <ns0:r>
-              <ns0:t xml:space="preserve">? ANGELA: Yes, that’ll be all set up ready for you..."</ns0:t>
-            </ns0:r>
-          </ns0:p>
-          <ns0:p>
-            <ns0:pPr>
-              <ns0:pStyle ns0:val="Compact"/>
-              <ns0:numPr>
-                <ns0:ilvl ns0:val="1"/>
-                <ns0:numId ns0:val="1010"/>
-              </ns0:numPr>
-            </ns0:pPr>
-            <ns0:r>
-              <ns0:rPr>
-                <ns0:b/>
-                <ns0:bCs/>
-              </ns0:rPr>
-              <ns0:t xml:space="preserve">Phân tích:</ns0:t>
-            </ns0:r>
-            <ns0:r>
-              <ns0:t xml:space="preserve"> </ns0:t>
-            </ns0:r>
-            <ns0:r>
-              <ns0:t xml:space="preserve">Người đàn ông chủ động hỏi về thiết bị này. Từ "available" trong đề bài đồng nghĩa với cụm "set up ready" trong transcript.</ns0:t>
-            </ns0:r>
-          </ns0:p>
-          <ns0:p>
-            <ns0:pPr>
-              <ns0:pStyle ns0:val="Compact"/>
-              <ns0:numPr>
-                <ns0:ilvl ns0:val="0"/>
-                <ns0:numId ns0:val="1008"/>
-              </ns0:numPr>
-            </ns0:pPr>
-            <ns0:r>
-              <ns0:rPr>
-                <ns0:b/>
-                <ns0:bCs/>
-              </ns0:rPr>
-              <ns0:t xml:space="preserve">Câu 3: exhibition</ns0:t>
-            </ns0:r>
-          </ns0:p>
-          <ns0:p>
-            <ns0:pPr>
-              <ns0:pStyle ns0:val="Compact"/>
-              <ns0:numPr>
-                <ns0:ilvl ns0:val="1"/>
-                <ns0:numId ns0:val="1011"/>
-              </ns0:numPr>
-            </ns0:pPr>
-            <ns0:r>
-              <ns0:rPr>
-                <ns0:b/>
-                <ns0:bCs/>
-              </ns0:rPr>
-              <ns0:t xml:space="preserve">Transcript:</ns0:t>
-            </ns0:r>
-            <ns0:r>
-              <ns0:t xml:space="preserve"> </ns0:t>
-            </ns0:r>
-            <ns0:r>
-              <ns0:t xml:space="preserve">"...we’d like to have an</ns0:t>
-            </ns0:r>
-            <ns0:r>
-              <ns0:t xml:space="preserve"> </ns0:t>
-            </ns0:r>
-            <ns0:r>
-              <ns0:rPr>
-                <ns0:b/>
-                <ns0:bCs/>
-              </ns0:rPr>
-              <ns0:t xml:space="preserve">exhibition</ns0:t>
-            </ns0:r>
-            <ns0:r>
-              <ns0:t xml:space="preserve"> </ns0:t>
-            </ns0:r>
-            <ns0:r>
-              <ns0:t xml:space="preserve">of our products and services there as well..."</ns0:t>
-            </ns0:r>
-          </ns0:p>
-          <ns0:p>
-            <ns0:pPr>
-              <ns0:pStyle ns0:val="Compact"/>
-              <ns0:numPr>
-                <ns0:ilvl ns0:val="1"/>
-                <ns0:numId ns0:val="1011"/>
-              </ns0:numPr>
-            </ns0:pPr>
-            <ns0:r>
-              <ns0:rPr>
-                <ns0:b/>
-                <ns0:bCs/>
-              </ns0:rPr>
-              <ns0:t xml:space="preserve">Phân tích:</ns0:t>
-            </ns0:r>
-            <ns0:r>
-              <ns0:t xml:space="preserve"> </ns0:t>
-            </ns0:r>
-            <ns0:r>
-              <ns0:t xml:space="preserve">Từ nhận biết là mạo từ "</ns0:t>
-            </ns0:r>
-            <ns0:r>
-              <ns0:rPr>
-                <ns0:b/>
-                <ns0:bCs/>
-              </ns0:rPr>
-              <ns0:t xml:space="preserve">an</ns0:t>
-            </ns0:r>
-            <ns0:r>
-              <ns0:t xml:space="preserve">" trong đề bài. Trong tiếng Anh, "an" phải đi với một danh từ bắt đầu bằng nguyên âm (a, e, i, o, u). "Exhibition" khớp hoàn toàn với ngữ pháp và nội dung.</ns0:t>
-            </ns0:r>
-          </ns0:p>
-          <ns0:p>
-            <ns0:pPr>
-              <ns0:pStyle ns0:val="Compact"/>
-              <ns0:numPr>
-                <ns0:ilvl ns0:val="0"/>
-                <ns0:numId ns0:val="1008"/>
-              </ns0:numPr>
-            </ns0:pPr>
-            <ns0:r>
-              <ns0:rPr>
-                <ns0:b/>
-                <ns0:bCs/>
-              </ns0:rPr>
-              <ns0:t xml:space="preserve">Câu 4: wifi</ns0:t>
-            </ns0:r>
-          </ns0:p>
-          <ns0:p>
-            <ns0:pPr>
-              <ns0:pStyle ns0:val="Compact"/>
-              <ns0:numPr>
-                <ns0:ilvl ns0:val="1"/>
-                <ns0:numId ns0:val="1012"/>
-              </ns0:numPr>
-            </ns0:pPr>
-            <ns0:r>
-              <ns0:rPr>
-                <ns0:b/>
-                <ns0:bCs/>
-              </ns0:rPr>
-              <ns0:t xml:space="preserve">Transcript:</ns0:t>
-            </ns0:r>
-            <ns0:r>
-              <ns0:t xml:space="preserve"> </ns0:t>
-            </ns0:r>
-            <ns0:r>
-              <ns0:t xml:space="preserve">"MAN: And I presume there’s</ns0:t>
-            </ns0:r>
-            <ns0:r>
-              <ns0:t xml:space="preserve"> </ns0:t>
-            </ns0:r>
-            <ns0:r>
-              <ns0:rPr>
-                <ns0:b/>
-                <ns0:bCs/>
-              </ns0:rPr>
-              <ns0:t xml:space="preserve">wifi</ns0:t>
-            </ns0:r>
-            <ns0:r>
-              <ns0:t xml:space="preserve">? ANGELA: Oh yes, that’s free and available throughout the hotel."</ns0:t>
-            </ns0:r>
-          </ns0:p>
-          <ns0:p>
-            <ns0:pPr>
-              <ns0:pStyle ns0:val="Compact"/>
-              <ns0:numPr>
-                <ns0:ilvl ns0:val="1"/>
-                <ns0:numId ns0:val="1012"/>
-              </ns0:numPr>
-            </ns0:pPr>
-            <ns0:r>
-              <ns0:rPr>
-                <ns0:b/>
-                <ns0:bCs/>
-              </ns0:rPr>
-              <ns0:t xml:space="preserve">Phân tích:</ns0:t>
-            </ns0:r>
-            <ns0:r>
-              <ns0:t xml:space="preserve"> </ns0:t>
-            </ns0:r>
-            <ns0:r>
-              <ns0:t xml:space="preserve">Từ "free" trong đề bài được nhắc lại nguyên văn. "Throughout" cũng là từ khóa quan trọng để xác nhận đáp án.</ns0:t>
-            </ns0:r>
-          </ns0:p>
-          <ns0:p>
-            <ns0:pPr>
-              <ns0:pStyle ns0:val="Compact"/>
-              <ns0:numPr>
-                <ns0:ilvl ns0:val="0"/>
-                <ns0:numId ns0:val="1008"/>
-              </ns0:numPr>
-            </ns0:pPr>
-            <ns0:r>
-              <ns0:rPr>
-                <ns0:b/>
-                <ns0:bCs/>
-              </ns0:rPr>
-              <ns0:t xml:space="preserve">Câu 5: 45</ns0:t>
-            </ns0:r>
-          </ns0:p>
-          <ns0:p>
-            <ns0:pPr>
-              <ns0:pStyle ns0:val="Compact"/>
-              <ns0:numPr>
-                <ns0:ilvl ns0:val="1"/>
-                <ns0:numId ns0:val="1013"/>
-              </ns0:numPr>
-            </ns0:pPr>
-            <ns0:r>
-              <ns0:rPr>
-                <ns0:b/>
-                <ns0:bCs/>
-              </ns0:rPr>
-              <ns0:t xml:space="preserve">Transcript:</ns0:t>
-            </ns0:r>
-            <ns0:r>
-              <ns0:t xml:space="preserve"> </ns0:t>
-            </ns0:r>
-            <ns0:r>
-              <ns0:t xml:space="preserve">"That’s</ns0:t>
-            </ns0:r>
-            <ns0:r>
-              <ns0:t xml:space="preserve"> </ns0:t>
-            </ns0:r>
-            <ns0:r>
-              <ns0:rPr>
-                <ns0:b/>
-                <ns0:bCs/>
-              </ns0:rPr>
-              <ns0:t xml:space="preserve">$45</ns0:t>
-            </ns0:r>
-            <ns0:r>
-              <ns0:t xml:space="preserve"> </ns0:t>
-            </ns0:r>
-            <ns0:r>
-              <ns0:t xml:space="preserve">per person. Or you can have the special for $25 more."</ns0:t>
-            </ns0:r>
-          </ns0:p>
-          <ns0:p>
-            <ns0:pPr>
-              <ns0:pStyle ns0:val="Compact"/>
-              <ns0:numPr>
-                <ns0:ilvl ns0:val="1"/>
-                <ns0:numId ns0:val="1013"/>
-              </ns0:numPr>
-            </ns0:pPr>
-            <ns0:r>
-              <ns0:rPr>
-                <ns0:b/>
-                <ns0:bCs/>
-              </ns0:rPr>
-              <ns0:t xml:space="preserve">Phân tích:</ns0:t>
-            </ns0:r>
-            <ns0:r>
-              <ns0:t xml:space="preserve"> </ns0:t>
-            </ns0:r>
-            <ns0:r>
-              <ns0:rPr>
-                <ns0:b/>
-                <ns0:bCs/>
-              </ns0:rPr>
-              <ns0:t xml:space="preserve">Bẫy con số.</ns0:t>
-            </ns0:r>
-            <ns0:r>
-              <ns0:t xml:space="preserve"> </ns0:t>
-            </ns0:r>
-            <ns0:r>
-              <ns0:t xml:space="preserve">Có hai con số xuất hiện: 45 và 25. Tuy nhiên, đề bài hỏi giá "standard buffet", mà cô quản lý nói "standard menu is $45", còn $25 là phí cộng thêm cho thực đơn đặc biệt.</ns0:t>
-            </ns0:r>
-          </ns0:p>
-          <ns0:p>
-            <ns0:pPr>
-              <ns0:pStyle ns0:val="Compact"/>
-              <ns0:numPr>
-                <ns0:ilvl ns0:val="0"/>
-                <ns0:numId ns0:val="1014"/>
-              </ns0:numPr>
-            </ns0:pPr>
-            <ns0:r>
-              <ns0:rPr>
-                <ns0:b/>
-                <ns0:bCs/>
-              </ns0:rPr>
-              <ns0:t xml:space="preserve">Câu 6: 135</ns0:t>
-            </ns0:r>
-          </ns0:p>
-          <ns0:p>
-            <ns0:pPr>
-              <ns0:pStyle ns0:val="Compact"/>
-              <ns0:numPr>
-                <ns0:ilvl ns0:val="1"/>
-                <ns0:numId ns0:val="1015"/>
-              </ns0:numPr>
-            </ns0:pPr>
-            <ns0:r>
-              <ns0:rPr>
-                <ns0:b/>
-                <ns0:bCs/>
-              </ns0:rPr>
-              <ns0:t xml:space="preserve">Transcript:</ns0:t>
-            </ns0:r>
-            <ns0:r>
-              <ns0:t xml:space="preserve"> </ns0:t>
-            </ns0:r>
-            <ns0:r>
-              <ns0:t xml:space="preserve">"...we can offer you rooms at</ns0:t>
-            </ns0:r>
-            <ns0:r>
-              <ns0:t xml:space="preserve"> </ns0:t>
-            </ns0:r>
-            <ns0:r>
-              <ns0:rPr>
-                <ns0:b/>
-                <ns0:bCs/>
-              </ns0:rPr>
-              <ns0:t xml:space="preserve">$135</ns0:t>
-            </ns0:r>
-            <ns0:r>
-              <ns0:t xml:space="preserve">. Normally a standard room’s $180."</ns0:t>
-            </ns0:r>
-          </ns0:p>
-          <ns0:p>
-            <ns0:pPr>
-              <ns0:pStyle ns0:val="Compact"/>
-              <ns0:numPr>
-                <ns0:ilvl ns0:val="1"/>
-                <ns0:numId ns0:val="1015"/>
-              </ns0:numPr>
-            </ns0:pPr>
-            <ns0:r>
-              <ns0:rPr>
-                <ns0:b/>
-                <ns0:bCs/>
-              </ns0:rPr>
-              <ns0:t xml:space="preserve">Phân tích:</ns0:t>
-            </ns0:r>
-            <ns0:r>
-              <ns0:t xml:space="preserve"> </ns0:t>
-            </ns0:r>
-            <ns0:r>
-              <ns0:rPr>
-                <ns0:b/>
-                <ns0:bCs/>
-              </ns0:rPr>
-              <ns0:t xml:space="preserve">Bẫy con số.</ns0:t>
-            </ns0:r>
-            <ns0:r>
-              <ns0:t xml:space="preserve"> </ns0:t>
-            </ns0:r>
-            <ns0:r>
-              <ns0:t xml:space="preserve">Người nghe dễ nhầm với số 180 (giá gốc) hoặc số 25 (phần trăm giảm giá). Bạn cần nghe con số đi sau cụm "offer you rooms at" (giá sau khi giảm).</ns0:t>
-            </ns0:r>
-          </ns0:p>
-          <ns0:p>
-            <ns0:pPr>
-              <ns0:pStyle ns0:val="Compact"/>
-              <ns0:numPr>
-                <ns0:ilvl ns0:val="0"/>
-                <ns0:numId ns0:val="1016"/>
-              </ns0:numPr>
-            </ns0:pPr>
-            <ns0:r>
-              <ns0:rPr>
-                <ns0:b/>
-                <ns0:bCs/>
-              </ns0:rPr>
-              <ns0:t xml:space="preserve">Câu 7: pool</ns0:t>
-            </ns0:r>
-          </ns0:p>
-          <ns0:p>
-            <ns0:pPr>
-              <ns0:pStyle ns0:val="Compact"/>
-              <ns0:numPr>
-                <ns0:ilvl ns0:val="1"/>
-                <ns0:numId ns0:val="1017"/>
-              </ns0:numPr>
-            </ns0:pPr>
-            <ns0:r>
-              <ns0:rPr>
-                <ns0:b/>
-                <ns0:bCs/>
-              </ns0:rPr>
-              <ns0:t xml:space="preserve">Transcript:</ns0:t>
-            </ns0:r>
-            <ns0:r>
-              <ns0:t xml:space="preserve"> </ns0:t>
-            </ns0:r>
-            <ns0:r>
-              <ns0:t xml:space="preserve">"...and there’s a</ns0:t>
-            </ns0:r>
-            <ns0:r>
-              <ns0:t xml:space="preserve"> </ns0:t>
-            </ns0:r>
-            <ns0:r>
-              <ns0:rPr>
-                <ns0:b/>
-                <ns0:bCs/>
-              </ns0:rPr>
-              <ns0:t xml:space="preserve">pool</ns0:t>
-            </ns0:r>
-            <ns0:r>
-              <ns0:t xml:space="preserve"> </ns0:t>
-            </ns0:r>
-            <ns0:r>
-              <ns0:t xml:space="preserve">up on the roof for the use of guests."</ns0:t>
-            </ns0:r>
-          </ns0:p>
-          <ns0:p>
-            <ns0:pPr>
-              <ns0:pStyle ns0:val="Compact"/>
-              <ns0:numPr>
-                <ns0:ilvl ns0:val="1"/>
-                <ns0:numId ns0:val="1017"/>
-              </ns0:numPr>
-            </ns0:pPr>
-            <ns0:r>
-              <ns0:rPr>
-                <ns0:b/>
-                <ns0:bCs/>
-              </ns0:rPr>
-              <ns0:t xml:space="preserve">Phân tích:</ns0:t>
-            </ns0:r>
-            <ns0:r>
-              <ns0:t xml:space="preserve"> </ns0:t>
-            </ns0:r>
-            <ns0:r>
-              <ns0:t xml:space="preserve">Đề bài dùng từ "rooftop" (trên mái), trong transcript dùng "up on the roof". Hai cụm này đồng nghĩa.</ns0:t>
-            </ns0:r>
-          </ns0:p>
-          <ns0:p>
-            <ns0:pPr>
-              <ns0:pStyle ns0:val="Compact"/>
-              <ns0:numPr>
-                <ns0:ilvl ns0:val="0"/>
-                <ns0:numId ns0:val="1016"/>
-              </ns0:numPr>
-            </ns0:pPr>
-            <ns0:r>
-              <ns0:rPr>
-                <ns0:b/>
-                <ns0:bCs/>
-              </ns0:rPr>
-              <ns0:t xml:space="preserve">Câu 8: airport</ns0:t>
-            </ns0:r>
-          </ns0:p>
-          <ns0:p>
-            <ns0:pPr>
-              <ns0:pStyle ns0:val="Compact"/>
-              <ns0:numPr>
-                <ns0:ilvl ns0:val="1"/>
-                <ns0:numId ns0:val="1018"/>
-              </ns0:numPr>
-            </ns0:pPr>
-            <ns0:r>
-              <ns0:rPr>
-                <ns0:b/>
-                <ns0:bCs/>
-              </ns0:rPr>
-              <ns0:t xml:space="preserve">Transcript:</ns0:t>
-            </ns0:r>
-            <ns0:r>
-              <ns0:t xml:space="preserve"> </ns0:t>
-            </ns0:r>
-            <ns0:r>
-              <ns0:t xml:space="preserve">"Yes, it’s about 12 kilometres from the</ns0:t>
-            </ns0:r>
-            <ns0:r>
-              <ns0:t xml:space="preserve"> </ns0:t>
-            </ns0:r>
-            <ns0:r>
-              <ns0:rPr>
-                <ns0:b/>
-                <ns0:bCs/>
-              </ns0:rPr>
-              <ns0:t xml:space="preserve">airport</ns0:t>
-            </ns0:r>
-            <ns0:r>
-              <ns0:t xml:space="preserve">, but there’s a complimentary shuttle bus..."</ns0:t>
-            </ns0:r>
-          </ns0:p>
-          <ns0:p>
-            <ns0:pPr>
-              <ns0:pStyle ns0:val="Compact"/>
-              <ns0:numPr>
-                <ns0:ilvl ns0:val="1"/>
-                <ns0:numId ns0:val="1018"/>
-              </ns0:numPr>
-            </ns0:pPr>
-            <ns0:r>
-              <ns0:rPr>
-                <ns0:b/>
-                <ns0:bCs/>
-              </ns0:rPr>
-              <ns0:t xml:space="preserve">Phân tích:</ns0:t>
-            </ns0:r>
-            <ns0:r>
-              <ns0:t xml:space="preserve"> </ns0:t>
-            </ns0:r>
-            <ns0:r>
-              <ns0:t xml:space="preserve">Từ "free" trong đề bài được thay bằng từ chuyên dụng trong khách sạn: "</ns0:t>
-            </ns0:r>
-            <ns0:r>
-              <ns0:rPr>
-                <ns0:b/>
-                <ns0:bCs/>
-              </ns0:rPr>
-              <ns0:t xml:space="preserve">complimentary</ns0:t>
-            </ns0:r>
-            <ns0:r>
-              <ns0:t xml:space="preserve">" (miễn phí).</ns0:t>
-            </ns0:r>
-          </ns0:p>
-          <ns0:p>
-            <ns0:pPr>
-              <ns0:pStyle ns0:val="Compact"/>
-              <ns0:numPr>
-                <ns0:ilvl ns0:val="0"/>
-                <ns0:numId ns0:val="1016"/>
-              </ns0:numPr>
-            </ns0:pPr>
-            <ns0:r>
-              <ns0:rPr>
-                <ns0:b/>
-                <ns0:bCs/>
-              </ns0:rPr>
-              <ns0:t xml:space="preserve">Câu 9: sea</ns0:t>
-            </ns0:r>
-          </ns0:p>
-          <ns0:p>
-            <ns0:pPr>
-              <ns0:pStyle ns0:val="Compact"/>
-              <ns0:numPr>
-                <ns0:ilvl ns0:val="1"/>
-                <ns0:numId ns0:val="1019"/>
-              </ns0:numPr>
-            </ns0:pPr>
-            <ns0:r>
-              <ns0:rPr>
-                <ns0:b/>
-                <ns0:bCs/>
-              </ns0:rPr>
-              <ns0:t xml:space="preserve">Transcript:</ns0:t>
-            </ns0:r>
-            <ns0:r>
-              <ns0:t xml:space="preserve"> </ns0:t>
-            </ns0:r>
-            <ns0:r>
-              <ns0:t xml:space="preserve">"...it’s not very far from the</ns0:t>
-            </ns0:r>
-            <ns0:r>
-              <ns0:t xml:space="preserve"> </ns0:t>
-            </ns0:r>
-            <ns0:r>
-              <ns0:rPr>
-                <ns0:b/>
-                <ns0:bCs/>
-              </ns0:rPr>
-              <ns0:t xml:space="preserve">sea</ns0:t>
-            </ns0:r>
-            <ns0:r>
-              <ns0:t xml:space="preserve">."</ns0:t>
-            </ns0:r>
-          </ns0:p>
-          <ns0:p>
-            <ns0:pPr>
-              <ns0:pStyle ns0:val="Compact"/>
-              <ns0:numPr>
-                <ns0:ilvl ns0:val="1"/>
-                <ns0:numId ns0:val="1019"/>
-              </ns0:numPr>
-            </ns0:pPr>
-            <ns0:r>
-              <ns0:rPr>
-                <ns0:b/>
-                <ns0:bCs/>
-              </ns0:rPr>
-              <ns0:t xml:space="preserve">Phân tích:</ns0:t>
-            </ns0:r>
-            <ns0:r>
-              <ns0:t xml:space="preserve"> </ns0:t>
-            </ns0:r>
-            <ns0:r>
-              <ns0:t xml:space="preserve">Cụm "quite near" trong đề bài được paraphrase thành "not very far from" (không quá xa).</ns0:t>
-            </ns0:r>
-          </ns0:p>
-          <ns0:p>
-            <ns0:pPr>
-              <ns0:pStyle ns0:val="Compact"/>
-              <ns0:numPr>
-                <ns0:ilvl ns0:val="0"/>
-                <ns0:numId ns0:val="1016"/>
-              </ns0:numPr>
-            </ns0:pPr>
-            <ns0:r>
-              <ns0:rPr>
-                <ns0:b/>
-                <ns0:bCs/>
-              </ns0:rPr>
-              <ns0:t xml:space="preserve">Câu 10: clubs</ns0:t>
-            </ns0:r>
-          </ns0:p>
-          <ns0:p>
-            <ns0:pPr>
-              <ns0:pStyle ns0:val="Compact"/>
-              <ns0:numPr>
-                <ns0:ilvl ns0:val="1"/>
-                <ns0:numId ns0:val="1020"/>
-              </ns0:numPr>
-            </ns0:pPr>
-            <ns0:r>
-              <ns0:rPr>
-                <ns0:b/>
-                <ns0:bCs/>
-              </ns0:rPr>
-              <ns0:t xml:space="preserve">Transcript:</ns0:t>
-            </ns0:r>
-            <ns0:r>
-              <ns0:t xml:space="preserve"> </ns0:t>
-            </ns0:r>
-            <ns0:r>
-              <ns0:t xml:space="preserve">"...they can go on to one of the</ns0:t>
-            </ns0:r>
-            <ns0:r>
-              <ns0:t xml:space="preserve"> </ns0:t>
-            </ns0:r>
-            <ns0:r>
-              <ns0:rPr>
-                <ns0:b/>
-                <ns0:bCs/>
-              </ns0:rPr>
-              <ns0:t xml:space="preserve">clubs</ns0:t>
-            </ns0:r>
-            <ns0:r>
-              <ns0:t xml:space="preserve"> </ns0:t>
-            </ns0:r>
-            <ns0:r>
-              <ns0:t xml:space="preserve">in the area – there are a great many to choose from."</ns0:t>
-            </ns0:r>
-          </ns0:p>
-          <ns0:p>
-            <ns0:pPr>
-              <ns0:pStyle ns0:val="Compact"/>
-              <ns0:numPr>
-                <ns0:ilvl ns0:val="1"/>
-                <ns0:numId ns0:val="1020"/>
-              </ns0:numPr>
-            </ns0:pPr>
-            <ns0:r>
-              <ns0:rPr>
-                <ns0:b/>
-                <ns0:bCs/>
-              </ns0:rPr>
-              <ns0:t xml:space="preserve">Phân tích:</ns0:t>
-            </ns0:r>
-            <ns0:r>
-              <ns0:t xml:space="preserve"> </ns0:t>
-            </ns0:r>
-            <ns0:r>
-              <ns0:t xml:space="preserve">Đề bài dùng "many", transcript dùng "a great many" hoặc "huge choice". Đáp án phải ở dạng số nhiều (</ns0:t>
-            </ns0:r>
-            <ns0:r>
-              <ns0:rPr>
-                <ns0:b/>
-                <ns0:bCs/>
-              </ns0:rPr>
-              <ns0:t xml:space="preserve">clubs</ns0:t>
-            </ns0:r>
-            <ns0:r>
-              <ns0:t xml:space="preserve">) vì có từ "many" đứng trước.</ns0:t>
-            </ns0:r>
-          </ns0:p>
         </ns0:tc>
       </ns0:tr>
     </ns0:tbl>
     <ns0:p>
       <ns0:pPr>
-        <ns0:pStyle ns0:val="FirstParagraph"/>
+        <ns0:pStyle ns0:val="BodyText"/>
+      </ns0:pPr>
+      <ns0:r>
+        <ns0:t xml:space="preserve">Phần 1: Section 1</ns0:t>
+      </ns0:r>
+    </ns0:p>
+    <ns0:bookmarkStart ns0:id="17" ns0:name="Xf5a11d5a960ae81169d0a782110c17330bc1e94"/>
+    <ns0:p>
+      <ns0:pPr>
+        <ns0:pStyle ns0:val="Heading3"/>
+      </ns0:pPr>
+      <ns0:r>
+        <ns0:rPr>
+          <ns0:b/>
+          <ns0:bCs/>
+          <ns0:i/>
+          <ns0:iCs/>
+        </ns0:rPr>
+        <ns0:t xml:space="preserve">1. Hướng dẫn cách làm bài:</ns0:t>
+      </ns0:r>
+      <ns0:r>
+        <ns0:t xml:space="preserve"> </ns0:t>
+      </ns0:r>
+      <ns0:r>
+        <ns0:t xml:space="preserve">Section 1 thường là một cuộc hội thoại giữa hai người trong một bối cảnh đời thường (Ở bài này, nội dung xoay quanh việc đặt phòng cho hội nghị ở khách sạn).</ns0:t>
+      </ns0:r>
+    </ns0:p>
+    <ns0:p>
+      <ns0:pPr>
+        <ns0:pStyle ns0:val="CDStep"/>
+      </ns0:pPr>
+      <ns0:r>
+        <ns0:rPr>
+          <ns0:b/>
+          <ns0:bCs/>
+        </ns0:rPr>
+        <ns0:t xml:space="preserve">Bước 1 - Đọc kỹ yêu cầu về số từ cần điền:</ns0:t>
+      </ns0:r>
+      <ns0:r>
+        <ns0:t xml:space="preserve"> </ns0:t>
+      </ns0:r>
+      <ns0:r>
+        <ns0:t xml:space="preserve">Chú ý đến</ns0:t>
+      </ns0:r>
+      <ns0:r>
+        <ns0:t xml:space="preserve"> </ns0:t>
+      </ns0:r>
+      <ns0:r>
+        <ns0:rPr>
+          <ns0:b/>
+          <ns0:bCs/>
+          <ns0:i/>
+          <ns0:iCs/>
+        </ns0:rPr>
+        <ns0:t xml:space="preserve">giới hạn từ cho phép</ns0:t>
+      </ns0:r>
+      <ns0:r>
+        <ns0:t xml:space="preserve">, Đề bài ghi:</ns0:t>
+      </ns0:r>
+      <ns0:r>
+        <ns0:t xml:space="preserve"> </ns0:t>
+      </ns0:r>
+      <ns0:r>
+        <ns0:t xml:space="preserve">“</ns0:t>
+      </ns0:r>
+      <ns0:r>
+        <ns0:rPr>
+          <ns0:b/>
+          <ns0:bCs/>
+          <ns0:i/>
+          <ns0:iCs/>
+        </ns0:rPr>
+        <ns0:t xml:space="preserve">Write</ns0:t>
+      </ns0:r>
+      <ns0:r>
+        <ns0:t xml:space="preserve"> </ns0:t>
+      </ns0:r>
+      <ns0:r>
+        <ns0:rPr>
+          <ns0:b/>
+          <ns0:bCs/>
+        </ns0:rPr>
+        <ns0:t xml:space="preserve">ONE WORD AND/OR A NUMBER</ns0:t>
+      </ns0:r>
+      <ns0:r>
+        <ns0:t xml:space="preserve"> </ns0:t>
+      </ns0:r>
+      <ns0:r>
+        <ns0:rPr>
+          <ns0:b/>
+          <ns0:bCs/>
+          <ns0:i/>
+          <ns0:iCs/>
+        </ns0:rPr>
+        <ns0:t xml:space="preserve">for each answer</ns0:t>
+      </ns0:r>
+      <ns0:r>
+        <ns0:t xml:space="preserve">”</ns0:t>
+      </ns0:r>
+      <ns0:r>
+        <ns0:t xml:space="preserve"> </ns0:t>
+      </ns0:r>
+      <ns0:r>
+        <ns0:t xml:space="preserve">→ Mỗi chỗ trống</ns0:t>
+      </ns0:r>
+      <ns0:r>
+        <ns0:t xml:space="preserve"> </ns0:t>
+      </ns0:r>
+      <ns0:r>
+        <ns0:rPr>
+          <ns0:b/>
+          <ns0:bCs/>
+          <ns0:i/>
+          <ns0:iCs/>
+        </ns0:rPr>
+        <ns0:t xml:space="preserve">chỉ được phép viết tối đa 1 từ</ns0:t>
+      </ns0:r>
+      <ns0:r>
+        <ns0:t xml:space="preserve"> </ns0:t>
+      </ns0:r>
+      <ns0:r>
+        <ns0:rPr>
+          <ns0:b/>
+          <ns0:bCs/>
+          <ns0:i/>
+          <ns0:iCs/>
+        </ns0:rPr>
+        <ns0:t xml:space="preserve">(word)</ns0:t>
+      </ns0:r>
+      <ns0:r>
+        <ns0:t xml:space="preserve"> </ns0:t>
+      </ns0:r>
+      <ns0:r>
+        <ns0:t xml:space="preserve">và/</ns0:t>
+      </ns0:r>
+      <ns0:r>
+        <ns0:rPr>
+          <ns0:b/>
+          <ns0:bCs/>
+          <ns0:i/>
+          <ns0:iCs/>
+        </ns0:rPr>
+        <ns0:t xml:space="preserve">hoặc 1 số</ns0:t>
+      </ns0:r>
+      <ns0:r>
+        <ns0:t xml:space="preserve"> </ns0:t>
+      </ns0:r>
+      <ns0:r>
+        <ns0:rPr>
+          <ns0:b/>
+          <ns0:bCs/>
+          <ns0:i/>
+          <ns0:iCs/>
+        </ns0:rPr>
+        <ns0:t xml:space="preserve">(number)</ns0:t>
+      </ns0:r>
+      <ns0:r>
+        <ns0:t xml:space="preserve">. Có thể là: 1 từ, 1 số, hoặc kết hợp</ns0:t>
+      </ns0:r>
+      <ns0:r>
+        <ns0:t xml:space="preserve"> </ns0:t>
+      </ns0:r>
+      <ns0:r>
+        <ns0:t xml:space="preserve">“1 từ + 1 số”</ns0:t>
+      </ns0:r>
+      <ns0:r>
+        <ns0:t xml:space="preserve"> </ns0:t>
+      </ns0:r>
+      <ns0:r>
+        <ns0:t xml:space="preserve">(ví dụ: 5A, A2…), nhưng không được viết 2 từ trở lên. Viết dư số từ là mất điểm, dù đáp án đúng ý.</ns0:t>
+      </ns0:r>
+    </ns0:p>
+    <ns0:p>
+      <ns0:pPr>
+        <ns0:pStyle ns0:val="CDStep"/>
+      </ns0:pPr>
+      <ns0:r>
+        <ns0:rPr>
+          <ns0:b/>
+          <ns0:bCs/>
+        </ns0:rPr>
+        <ns0:t xml:space="preserve">Bước 2 - Phân tích bài và dự đoán thông tin:</ns0:t>
+      </ns0:r>
+      <ns0:r>
+        <ns0:t xml:space="preserve"> </ns0:t>
+      </ns0:r>
+      <ns0:r>
+        <ns0:t xml:space="preserve">Trước khi nghe, hãy</ns0:t>
+      </ns0:r>
+      <ns0:r>
+        <ns0:t xml:space="preserve"> </ns0:t>
+      </ns0:r>
+      <ns0:r>
+        <ns0:rPr>
+          <ns0:b/>
+          <ns0:bCs/>
+          <ns0:i/>
+          <ns0:iCs/>
+        </ns0:rPr>
+        <ns0:t xml:space="preserve">đọc lướt qua toàn bộ form để hiểu ngữ cảnh</ns0:t>
+      </ns0:r>
+      <ns0:r>
+        <ns0:t xml:space="preserve">. Sau đó, phân tích từng chỗ trống để dự đoán loại thông tin cần điền:</ns0:t>
+      </ns0:r>
+    </ns0:p>
+    <ns0:p>
+      <ns0:pPr>
+        <ns0:pStyle ns0:val="Compact"/>
+        <ns0:numPr>
+          <ns0:ilvl ns0:val="0"/>
+          <ns0:numId ns0:val="1007"/>
+        </ns0:numPr>
+      </ns0:pPr>
+      <ns0:r>
+        <ns0:rPr>
+          <ns0:b/>
+          <ns0:bCs/>
+        </ns0:rPr>
+        <ns0:t xml:space="preserve">Câu 1:</ns0:t>
+      </ns0:r>
+      <ns0:r>
+        <ns0:t xml:space="preserve"> </ns0:t>
+      </ns0:r>
+      <ns0:r>
+        <ns0:t xml:space="preserve">Tên riêng của một phòng (thường viết hoa).</ns0:t>
+      </ns0:r>
+    </ns0:p>
+    <ns0:p>
+      <ns0:pPr>
+        <ns0:pStyle ns0:val="Compact"/>
+        <ns0:numPr>
+          <ns0:ilvl ns0:val="0"/>
+          <ns0:numId ns0:val="1007"/>
+        </ns0:numPr>
+      </ns0:pPr>
+      <ns0:r>
+        <ns0:rPr>
+          <ns0:b/>
+          <ns0:bCs/>
+        </ns0:rPr>
+        <ns0:t xml:space="preserve">Câu 2:</ns0:t>
+      </ns0:r>
+      <ns0:r>
+        <ns0:t xml:space="preserve"> </ns0:t>
+      </ns0:r>
+      <ns0:r>
+        <ns0:t xml:space="preserve">Một thiết bị văn phòng/hội thảo (đi kèm với máy chiếu).</ns0:t>
+      </ns0:r>
+    </ns0:p>
+    <ns0:p>
+      <ns0:pPr>
+        <ns0:pStyle ns0:val="Compact"/>
+        <ns0:numPr>
+          <ns0:ilvl ns0:val="0"/>
+          <ns0:numId ns0:val="1007"/>
+        </ns0:numPr>
+      </ns0:pPr>
+      <ns0:r>
+        <ns0:rPr>
+          <ns0:b/>
+          <ns0:bCs/>
+        </ns0:rPr>
+        <ns0:t xml:space="preserve">Câu 3:</ns0:t>
+      </ns0:r>
+      <ns0:r>
+        <ns0:t xml:space="preserve"> </ns0:t>
+      </ns0:r>
+      <ns0:r>
+        <ns0:t xml:space="preserve">Một khu vực hoặc sự kiện (ví dụ:</ns0:t>
+      </ns0:r>
+      <ns0:r>
+        <ns0:t xml:space="preserve"> </ns0:t>
+      </ns0:r>
+      <ns0:r>
+        <ns0:rPr>
+          <ns0:i/>
+          <ns0:iCs/>
+        </ns0:rPr>
+        <ns0:t xml:space="preserve">exhibition, entrance</ns0:t>
+      </ns0:r>
+      <ns0:r>
+        <ns0:t xml:space="preserve">).</ns0:t>
+      </ns0:r>
+    </ns0:p>
+    <ns0:p>
+      <ns0:pPr>
+        <ns0:pStyle ns0:val="Compact"/>
+        <ns0:numPr>
+          <ns0:ilvl ns0:val="0"/>
+          <ns0:numId ns0:val="1007"/>
+        </ns0:numPr>
+      </ns0:pPr>
+      <ns0:r>
+        <ns0:rPr>
+          <ns0:b/>
+          <ns0:bCs/>
+        </ns0:rPr>
+        <ns0:t xml:space="preserve">Câu 4:</ns0:t>
+      </ns0:r>
+      <ns0:r>
+        <ns0:t xml:space="preserve"> </ns0:t>
+      </ns0:r>
+      <ns0:r>
+        <ns0:t xml:space="preserve">Một dịch vụ miễn phí (khả năng cao là</ns0:t>
+      </ns0:r>
+      <ns0:r>
+        <ns0:t xml:space="preserve"> </ns0:t>
+      </ns0:r>
+      <ns0:r>
+        <ns0:rPr>
+          <ns0:i/>
+          <ns0:iCs/>
+        </ns0:rPr>
+        <ns0:t xml:space="preserve">Wi-Fi</ns0:t>
+      </ns0:r>
+      <ns0:r>
+        <ns0:t xml:space="preserve">).</ns0:t>
+      </ns0:r>
+    </ns0:p>
+    <ns0:p>
+      <ns0:pPr>
+        <ns0:pStyle ns0:val="Compact"/>
+        <ns0:numPr>
+          <ns0:ilvl ns0:val="0"/>
+          <ns0:numId ns0:val="1007"/>
+        </ns0:numPr>
+      </ns0:pPr>
+      <ns0:r>
+        <ns0:rPr>
+          <ns0:b/>
+          <ns0:bCs/>
+        </ns0:rPr>
+        <ns0:t xml:space="preserve">Câu 5 &amp; 6:</ns0:t>
+      </ns0:r>
+      <ns0:r>
+        <ns0:t xml:space="preserve"> </ns0:t>
+      </ns0:r>
+      <ns0:r>
+        <ns0:t xml:space="preserve">Con số (giá tiền). Lưu ý nghe kỹ sự khác biệt giữa các đuôi</ns0:t>
+      </ns0:r>
+      <ns0:r>
+        <ns0:t xml:space="preserve"> </ns0:t>
+      </ns0:r>
+      <ns0:r>
+        <ns0:rPr>
+          <ns0:i/>
+          <ns0:iCs/>
+        </ns0:rPr>
+        <ns0:t xml:space="preserve">-ty</ns0:t>
+      </ns0:r>
+      <ns0:r>
+        <ns0:t xml:space="preserve"> </ns0:t>
+      </ns0:r>
+      <ns0:r>
+        <ns0:t xml:space="preserve">(40) và</ns0:t>
+      </ns0:r>
+      <ns0:r>
+        <ns0:t xml:space="preserve"> </ns0:t>
+      </ns0:r>
+      <ns0:r>
+        <ns0:rPr>
+          <ns0:i/>
+          <ns0:iCs/>
+        </ns0:rPr>
+        <ns0:t xml:space="preserve">-teen</ns0:t>
+      </ns0:r>
+      <ns0:r>
+        <ns0:t xml:space="preserve"> </ns0:t>
+      </ns0:r>
+      <ns0:r>
+        <ns0:t xml:space="preserve">(14).</ns0:t>
+      </ns0:r>
+    </ns0:p>
+    <ns0:p>
+      <ns0:pPr>
+        <ns0:pStyle ns0:val="Compact"/>
+        <ns0:numPr>
+          <ns0:ilvl ns0:val="0"/>
+          <ns0:numId ns0:val="1007"/>
+        </ns0:numPr>
+      </ns0:pPr>
+      <ns0:r>
+        <ns0:rPr>
+          <ns0:b/>
+          <ns0:bCs/>
+        </ns0:rPr>
+        <ns0:t xml:space="preserve">Câu 7:</ns0:t>
+      </ns0:r>
+      <ns0:r>
+        <ns0:t xml:space="preserve"> </ns0:t>
+      </ns0:r>
+      <ns0:r>
+        <ns0:t xml:space="preserve">Một tiện ích của khách sạn (ví dụ:</ns0:t>
+      </ns0:r>
+      <ns0:r>
+        <ns0:t xml:space="preserve"> </ns0:t>
+      </ns0:r>
+      <ns0:r>
+        <ns0:rPr>
+          <ns0:i/>
+          <ns0:iCs/>
+        </ns0:rPr>
+        <ns0:t xml:space="preserve">pool, terrace, garden</ns0:t>
+      </ns0:r>
+      <ns0:r>
+        <ns0:t xml:space="preserve">).</ns0:t>
+      </ns0:r>
+    </ns0:p>
+    <ns0:p>
+      <ns0:pPr>
+        <ns0:pStyle ns0:val="Compact"/>
+        <ns0:numPr>
+          <ns0:ilvl ns0:val="0"/>
+          <ns0:numId ns0:val="1007"/>
+        </ns0:numPr>
+      </ns0:pPr>
+      <ns0:r>
+        <ns0:rPr>
+          <ns0:b/>
+          <ns0:bCs/>
+        </ns0:rPr>
+        <ns0:t xml:space="preserve">Câu 8:</ns0:t>
+      </ns0:r>
+      <ns0:r>
+        <ns0:t xml:space="preserve"> </ns0:t>
+      </ns0:r>
+      <ns0:r>
+        <ns0:t xml:space="preserve">Một địa điểm công cộng (ví dụ:</ns0:t>
+      </ns0:r>
+      <ns0:r>
+        <ns0:t xml:space="preserve"> </ns0:t>
+      </ns0:r>
+      <ns0:r>
+        <ns0:rPr>
+          <ns0:i/>
+          <ns0:iCs/>
+        </ns0:rPr>
+        <ns0:t xml:space="preserve">airport, station</ns0:t>
+      </ns0:r>
+      <ns0:r>
+        <ns0:t xml:space="preserve">).</ns0:t>
+      </ns0:r>
+    </ns0:p>
+    <ns0:p>
+      <ns0:pPr>
+        <ns0:pStyle ns0:val="Compact"/>
+        <ns0:numPr>
+          <ns0:ilvl ns0:val="0"/>
+          <ns0:numId ns0:val="1007"/>
+        </ns0:numPr>
+      </ns0:pPr>
+      <ns0:r>
+        <ns0:rPr>
+          <ns0:b/>
+          <ns0:bCs/>
+        </ns0:rPr>
+        <ns0:t xml:space="preserve">Câu 9 &amp; 10:</ns0:t>
+      </ns0:r>
+      <ns0:r>
+        <ns0:t xml:space="preserve"> </ns0:t>
+      </ns0:r>
+      <ns0:r>
+        <ns0:t xml:space="preserve">Danh từ chỉ địa điểm/công trình gần đó (ví dụ:</ns0:t>
+      </ns0:r>
+      <ns0:r>
+        <ns0:t xml:space="preserve"> </ns0:t>
+      </ns0:r>
+      <ns0:r>
+        <ns0:rPr>
+          <ns0:i/>
+          <ns0:iCs/>
+        </ns0:rPr>
+        <ns0:t xml:space="preserve">library, shops</ns0:t>
+      </ns0:r>
+      <ns0:r>
+        <ns0:t xml:space="preserve">).</ns0:t>
+      </ns0:r>
+    </ns0:p>
+    <ns0:p>
+      <ns0:pPr>
+        <ns0:pStyle ns0:val="CDStep"/>
+      </ns0:pPr>
+      <ns0:r>
+        <ns0:rPr>
+          <ns0:b/>
+          <ns0:bCs/>
+        </ns0:rPr>
+        <ns0:t xml:space="preserve">Bước 3 - Bám sát key words và lưu ý đến cách diễn đạt đồng nghĩa (paraphrasing):</ns0:t>
+      </ns0:r>
+      <ns0:r>
+        <ns0:t xml:space="preserve"> </ns0:t>
+      </ns0:r>
+      <ns0:r>
+        <ns0:t xml:space="preserve">Người nói sẽ thường không lặp lại chính xác từng từ vựng trong câu hỏi, mà thay vào đó sẽ dùng từ đồng nghĩa hoặc một cấu trúc khác.</ns0:t>
+      </ns0:r>
+    </ns0:p>
+    <ns0:p>
+      <ns0:pPr>
+        <ns0:pStyle ns0:val="CDStep"/>
+      </ns0:pPr>
+      <ns0:r>
+        <ns0:rPr>
+          <ns0:b/>
+          <ns0:bCs/>
+        </ns0:rPr>
+        <ns0:t xml:space="preserve">Bước 4 - Cẩn thận với bẫy và thông tin gây nhiễu:</ns0:t>
+      </ns0:r>
+      <ns0:r>
+        <ns0:t xml:space="preserve"> </ns0:t>
+      </ns0:r>
+      <ns0:r>
+        <ns0:t xml:space="preserve">Người nói có thể đề cập đến một thông tin không chính xác trước rồi tự sửa lại, hoặc một người hỏi và người kia xác nhận/phủ định. Hãy lắng nghe đến cuối câu và ghi chú lại để chắc chắn rằng đó là thông tin cuối cùng và chính xác</ns0:t>
+      </ns0:r>
+    </ns0:p>
+    <ns0:bookmarkEnd ns0:id="17"/>
+    <ns0:bookmarkStart ns0:id="18" ns0:name="phân-tích-chi-tiết-từng-câu-hỏi"/>
+    <ns0:p>
+      <ns0:pPr>
+        <ns0:pStyle ns0:val="Heading3"/>
+      </ns0:pPr>
+      <ns0:r>
+        <ns0:t xml:space="preserve">2. Phân tích chi tiết từng câu hỏi:</ns0:t>
+      </ns0:r>
+    </ns0:p>
+    <ns0:p>
+      <ns0:pPr>
+        <ns0:pStyle ns0:val="Compact"/>
+        <ns0:numPr>
+          <ns0:ilvl ns0:val="0"/>
+          <ns0:numId ns0:val="1008"/>
+        </ns0:numPr>
+      </ns0:pPr>
+      <ns0:r>
+        <ns0:rPr>
+          <ns0:b/>
+          <ns0:bCs/>
+        </ns0:rPr>
+        <ns0:t xml:space="preserve">Câu 1: Tesla</ns0:t>
+      </ns0:r>
+    </ns0:p>
+    <ns0:p>
+      <ns0:pPr>
+        <ns0:pStyle ns0:val="Compact"/>
+        <ns0:numPr>
+          <ns0:ilvl ns0:val="1"/>
+          <ns0:numId ns0:val="1009"/>
+        </ns0:numPr>
+      </ns0:pPr>
+      <ns0:r>
+        <ns0:rPr>
+          <ns0:b/>
+          <ns0:bCs/>
+        </ns0:rPr>
+        <ns0:t xml:space="preserve">Transcript:</ns0:t>
+      </ns0:r>
+      <ns0:r>
+        <ns0:t xml:space="preserve"> </ns0:t>
+      </ns0:r>
+      <ns0:r>
+        <ns0:t xml:space="preserve">"So for talks and presentations we have the</ns0:t>
+      </ns0:r>
+      <ns0:r>
+        <ns0:t xml:space="preserve"> </ns0:t>
+      </ns0:r>
+      <ns0:r>
+        <ns0:rPr>
+          <ns0:b/>
+          <ns0:bCs/>
+        </ns0:rPr>
+        <ns0:t xml:space="preserve">Tesla</ns0:t>
+      </ns0:r>
+      <ns0:r>
+        <ns0:t xml:space="preserve"> </ns0:t>
+      </ns0:r>
+      <ns0:r>
+        <ns0:t xml:space="preserve">room... that’s spelled</ns0:t>
+      </ns0:r>
+      <ns0:r>
+        <ns0:t xml:space="preserve"> </ns0:t>
+      </ns0:r>
+      <ns0:r>
+        <ns0:rPr>
+          <ns0:b/>
+          <ns0:bCs/>
+        </ns0:rPr>
+        <ns0:t xml:space="preserve">T-E-S-L-A</ns0:t>
+      </ns0:r>
+      <ns0:r>
+        <ns0:t xml:space="preserve">."</ns0:t>
+      </ns0:r>
+    </ns0:p>
+    <ns0:p>
+      <ns0:pPr>
+        <ns0:pStyle ns0:val="Compact"/>
+        <ns0:numPr>
+          <ns0:ilvl ns0:val="1"/>
+          <ns0:numId ns0:val="1009"/>
+        </ns0:numPr>
+      </ns0:pPr>
+      <ns0:r>
+        <ns0:rPr>
+          <ns0:b/>
+          <ns0:bCs/>
+        </ns0:rPr>
+        <ns0:t xml:space="preserve">Phân tích:</ns0:t>
+      </ns0:r>
+      <ns0:r>
+        <ns0:t xml:space="preserve"> </ns0:t>
+      </ns0:r>
+      <ns0:r>
+        <ns0:t xml:space="preserve">Đây là dạng bài đánh vần tên riêng. Khi nghe nhân vật nói "that's spelled...", bạn cần chuẩn bị bút để viết chính xác từng chữ cái.</ns0:t>
+      </ns0:r>
+    </ns0:p>
+    <ns0:p>
+      <ns0:pPr>
+        <ns0:pStyle ns0:val="Compact"/>
+        <ns0:numPr>
+          <ns0:ilvl ns0:val="0"/>
+          <ns0:numId ns0:val="1008"/>
+        </ns0:numPr>
+      </ns0:pPr>
+      <ns0:r>
+        <ns0:rPr>
+          <ns0:b/>
+          <ns0:bCs/>
+        </ns0:rPr>
+        <ns0:t xml:space="preserve">Câu 2: microphone</ns0:t>
+      </ns0:r>
+    </ns0:p>
+    <ns0:p>
+      <ns0:pPr>
+        <ns0:pStyle ns0:val="Compact"/>
+        <ns0:numPr>
+          <ns0:ilvl ns0:val="1"/>
+          <ns0:numId ns0:val="1010"/>
+        </ns0:numPr>
+      </ns0:pPr>
+      <ns0:r>
+        <ns0:rPr>
+          <ns0:b/>
+          <ns0:bCs/>
+        </ns0:rPr>
+        <ns0:t xml:space="preserve">Transcript:</ns0:t>
+      </ns0:r>
+      <ns0:r>
+        <ns0:t xml:space="preserve"> </ns0:t>
+      </ns0:r>
+      <ns0:r>
+        <ns0:t xml:space="preserve">"MAN: How about a</ns0:t>
+      </ns0:r>
+      <ns0:r>
+        <ns0:t xml:space="preserve"> </ns0:t>
+      </ns0:r>
+      <ns0:r>
+        <ns0:rPr>
+          <ns0:b/>
+          <ns0:bCs/>
+        </ns0:rPr>
+        <ns0:t xml:space="preserve">microphone</ns0:t>
+      </ns0:r>
+      <ns0:r>
+        <ns0:t xml:space="preserve">? ANGELA: Yes, that’ll be all set up ready for you..."</ns0:t>
+      </ns0:r>
+    </ns0:p>
+    <ns0:p>
+      <ns0:pPr>
+        <ns0:pStyle ns0:val="Compact"/>
+        <ns0:numPr>
+          <ns0:ilvl ns0:val="1"/>
+          <ns0:numId ns0:val="1010"/>
+        </ns0:numPr>
+      </ns0:pPr>
+      <ns0:r>
+        <ns0:rPr>
+          <ns0:b/>
+          <ns0:bCs/>
+        </ns0:rPr>
+        <ns0:t xml:space="preserve">Phân tích:</ns0:t>
+      </ns0:r>
+      <ns0:r>
+        <ns0:t xml:space="preserve"> </ns0:t>
+      </ns0:r>
+      <ns0:r>
+        <ns0:t xml:space="preserve">Người đàn ông chủ động hỏi về thiết bị này. Từ "available" trong đề bài đồng nghĩa với cụm "set up ready" trong transcript.</ns0:t>
+      </ns0:r>
+    </ns0:p>
+    <ns0:p>
+      <ns0:pPr>
+        <ns0:pStyle ns0:val="Compact"/>
+        <ns0:numPr>
+          <ns0:ilvl ns0:val="0"/>
+          <ns0:numId ns0:val="1008"/>
+        </ns0:numPr>
+      </ns0:pPr>
+      <ns0:r>
+        <ns0:rPr>
+          <ns0:b/>
+          <ns0:bCs/>
+        </ns0:rPr>
+        <ns0:t xml:space="preserve">Câu 3: exhibition</ns0:t>
+      </ns0:r>
+    </ns0:p>
+    <ns0:p>
+      <ns0:pPr>
+        <ns0:pStyle ns0:val="Compact"/>
+        <ns0:numPr>
+          <ns0:ilvl ns0:val="1"/>
+          <ns0:numId ns0:val="1011"/>
+        </ns0:numPr>
+      </ns0:pPr>
+      <ns0:r>
+        <ns0:rPr>
+          <ns0:b/>
+          <ns0:bCs/>
+        </ns0:rPr>
+        <ns0:t xml:space="preserve">Transcript:</ns0:t>
+      </ns0:r>
+      <ns0:r>
+        <ns0:t xml:space="preserve"> </ns0:t>
+      </ns0:r>
+      <ns0:r>
+        <ns0:t xml:space="preserve">"...we’d like to have an</ns0:t>
+      </ns0:r>
+      <ns0:r>
+        <ns0:t xml:space="preserve"> </ns0:t>
+      </ns0:r>
+      <ns0:r>
+        <ns0:rPr>
+          <ns0:b/>
+          <ns0:bCs/>
+        </ns0:rPr>
+        <ns0:t xml:space="preserve">exhibition</ns0:t>
+      </ns0:r>
+      <ns0:r>
+        <ns0:t xml:space="preserve"> </ns0:t>
+      </ns0:r>
+      <ns0:r>
+        <ns0:t xml:space="preserve">of our products and services there as well..."</ns0:t>
+      </ns0:r>
+    </ns0:p>
+    <ns0:p>
+      <ns0:pPr>
+        <ns0:pStyle ns0:val="Compact"/>
+        <ns0:numPr>
+          <ns0:ilvl ns0:val="1"/>
+          <ns0:numId ns0:val="1011"/>
+        </ns0:numPr>
+      </ns0:pPr>
+      <ns0:r>
+        <ns0:rPr>
+          <ns0:b/>
+          <ns0:bCs/>
+        </ns0:rPr>
+        <ns0:t xml:space="preserve">Phân tích:</ns0:t>
+      </ns0:r>
+      <ns0:r>
+        <ns0:t xml:space="preserve"> </ns0:t>
+      </ns0:r>
+      <ns0:r>
+        <ns0:t xml:space="preserve">Từ nhận biết là mạo từ "</ns0:t>
+      </ns0:r>
+      <ns0:r>
+        <ns0:rPr>
+          <ns0:b/>
+          <ns0:bCs/>
+        </ns0:rPr>
+        <ns0:t xml:space="preserve">an</ns0:t>
+      </ns0:r>
+      <ns0:r>
+        <ns0:t xml:space="preserve">" trong đề bài. Trong tiếng Anh, "an" phải đi với một danh từ bắt đầu bằng nguyên âm (a, e, i, o, u). "Exhibition" khớp hoàn toàn với ngữ pháp và nội dung.</ns0:t>
+      </ns0:r>
+    </ns0:p>
+    <ns0:p>
+      <ns0:pPr>
+        <ns0:pStyle ns0:val="Compact"/>
+        <ns0:numPr>
+          <ns0:ilvl ns0:val="0"/>
+          <ns0:numId ns0:val="1008"/>
+        </ns0:numPr>
+      </ns0:pPr>
+      <ns0:r>
+        <ns0:rPr>
+          <ns0:b/>
+          <ns0:bCs/>
+        </ns0:rPr>
+        <ns0:t xml:space="preserve">Câu 4: wifi</ns0:t>
+      </ns0:r>
+    </ns0:p>
+    <ns0:p>
+      <ns0:pPr>
+        <ns0:pStyle ns0:val="Compact"/>
+        <ns0:numPr>
+          <ns0:ilvl ns0:val="1"/>
+          <ns0:numId ns0:val="1012"/>
+        </ns0:numPr>
+      </ns0:pPr>
+      <ns0:r>
+        <ns0:rPr>
+          <ns0:b/>
+          <ns0:bCs/>
+        </ns0:rPr>
+        <ns0:t xml:space="preserve">Transcript:</ns0:t>
+      </ns0:r>
+      <ns0:r>
+        <ns0:t xml:space="preserve"> </ns0:t>
+      </ns0:r>
+      <ns0:r>
+        <ns0:t xml:space="preserve">"MAN: And I presume there’s</ns0:t>
+      </ns0:r>
+      <ns0:r>
+        <ns0:t xml:space="preserve"> </ns0:t>
+      </ns0:r>
+      <ns0:r>
+        <ns0:rPr>
+          <ns0:b/>
+          <ns0:bCs/>
+        </ns0:rPr>
+        <ns0:t xml:space="preserve">wifi</ns0:t>
+      </ns0:r>
+      <ns0:r>
+        <ns0:t xml:space="preserve">? ANGELA: Oh yes, that’s free and available throughout the hotel."</ns0:t>
+      </ns0:r>
+    </ns0:p>
+    <ns0:p>
+      <ns0:pPr>
+        <ns0:pStyle ns0:val="Compact"/>
+        <ns0:numPr>
+          <ns0:ilvl ns0:val="1"/>
+          <ns0:numId ns0:val="1012"/>
+        </ns0:numPr>
+      </ns0:pPr>
+      <ns0:r>
+        <ns0:rPr>
+          <ns0:b/>
+          <ns0:bCs/>
+        </ns0:rPr>
+        <ns0:t xml:space="preserve">Phân tích:</ns0:t>
+      </ns0:r>
+      <ns0:r>
+        <ns0:t xml:space="preserve"> </ns0:t>
+      </ns0:r>
+      <ns0:r>
+        <ns0:t xml:space="preserve">Từ "free" trong đề bài được nhắc lại nguyên văn. "Throughout" cũng là từ khóa quan trọng để xác nhận đáp án.</ns0:t>
+      </ns0:r>
+    </ns0:p>
+    <ns0:p>
+      <ns0:pPr>
+        <ns0:pStyle ns0:val="Compact"/>
+        <ns0:numPr>
+          <ns0:ilvl ns0:val="0"/>
+          <ns0:numId ns0:val="1008"/>
+        </ns0:numPr>
+      </ns0:pPr>
+      <ns0:r>
+        <ns0:rPr>
+          <ns0:b/>
+          <ns0:bCs/>
+        </ns0:rPr>
+        <ns0:t xml:space="preserve">Câu 5: 45</ns0:t>
+      </ns0:r>
+    </ns0:p>
+    <ns0:p>
+      <ns0:pPr>
+        <ns0:pStyle ns0:val="Compact"/>
+        <ns0:numPr>
+          <ns0:ilvl ns0:val="1"/>
+          <ns0:numId ns0:val="1013"/>
+        </ns0:numPr>
+      </ns0:pPr>
+      <ns0:r>
+        <ns0:rPr>
+          <ns0:b/>
+          <ns0:bCs/>
+        </ns0:rPr>
+        <ns0:t xml:space="preserve">Transcript:</ns0:t>
+      </ns0:r>
+      <ns0:r>
+        <ns0:t xml:space="preserve"> </ns0:t>
+      </ns0:r>
+      <ns0:r>
+        <ns0:t xml:space="preserve">"That’s</ns0:t>
+      </ns0:r>
+      <ns0:r>
+        <ns0:t xml:space="preserve"> </ns0:t>
+      </ns0:r>
+      <ns0:r>
+        <ns0:rPr>
+          <ns0:b/>
+          <ns0:bCs/>
+        </ns0:rPr>
+        <ns0:t xml:space="preserve">$45</ns0:t>
+      </ns0:r>
+      <ns0:r>
+        <ns0:t xml:space="preserve"> </ns0:t>
+      </ns0:r>
+      <ns0:r>
+        <ns0:t xml:space="preserve">per person. Or you can have the special for $25 more."</ns0:t>
+      </ns0:r>
+    </ns0:p>
+    <ns0:p>
+      <ns0:pPr>
+        <ns0:pStyle ns0:val="Compact"/>
+        <ns0:numPr>
+          <ns0:ilvl ns0:val="1"/>
+          <ns0:numId ns0:val="1013"/>
+        </ns0:numPr>
+      </ns0:pPr>
+      <ns0:r>
+        <ns0:rPr>
+          <ns0:b/>
+          <ns0:bCs/>
+        </ns0:rPr>
+        <ns0:t xml:space="preserve">Phân tích:</ns0:t>
+      </ns0:r>
+      <ns0:r>
+        <ns0:t xml:space="preserve"> </ns0:t>
+      </ns0:r>
+      <ns0:r>
+        <ns0:rPr>
+          <ns0:b/>
+          <ns0:bCs/>
+        </ns0:rPr>
+        <ns0:t xml:space="preserve">Bẫy con số.</ns0:t>
+      </ns0:r>
+      <ns0:r>
+        <ns0:t xml:space="preserve"> </ns0:t>
+      </ns0:r>
+      <ns0:r>
+        <ns0:t xml:space="preserve">Có hai con số xuất hiện: 45 và 25. Tuy nhiên, đề bài hỏi giá "standard buffet", mà cô quản lý nói "standard menu is $45", còn $25 là phí cộng thêm cho thực đơn đặc biệt.</ns0:t>
+      </ns0:r>
+    </ns0:p>
+    <ns0:p>
+      <ns0:pPr>
+        <ns0:pStyle ns0:val="Compact"/>
+        <ns0:numPr>
+          <ns0:ilvl ns0:val="0"/>
+          <ns0:numId ns0:val="1014"/>
+        </ns0:numPr>
+      </ns0:pPr>
+      <ns0:r>
+        <ns0:rPr>
+          <ns0:b/>
+          <ns0:bCs/>
+        </ns0:rPr>
+        <ns0:t xml:space="preserve">Câu 6: 135</ns0:t>
+      </ns0:r>
+    </ns0:p>
+    <ns0:p>
+      <ns0:pPr>
+        <ns0:pStyle ns0:val="Compact"/>
+        <ns0:numPr>
+          <ns0:ilvl ns0:val="1"/>
+          <ns0:numId ns0:val="1015"/>
+        </ns0:numPr>
+      </ns0:pPr>
+      <ns0:r>
+        <ns0:rPr>
+          <ns0:b/>
+          <ns0:bCs/>
+        </ns0:rPr>
+        <ns0:t xml:space="preserve">Transcript:</ns0:t>
+      </ns0:r>
+      <ns0:r>
+        <ns0:t xml:space="preserve"> </ns0:t>
+      </ns0:r>
+      <ns0:r>
+        <ns0:t xml:space="preserve">"...we can offer you rooms at</ns0:t>
+      </ns0:r>
+      <ns0:r>
+        <ns0:t xml:space="preserve"> </ns0:t>
+      </ns0:r>
+      <ns0:r>
+        <ns0:rPr>
+          <ns0:b/>
+          <ns0:bCs/>
+        </ns0:rPr>
+        <ns0:t xml:space="preserve">$135</ns0:t>
+      </ns0:r>
+      <ns0:r>
+        <ns0:t xml:space="preserve">. Normally a standard room’s $180."</ns0:t>
+      </ns0:r>
+    </ns0:p>
+    <ns0:p>
+      <ns0:pPr>
+        <ns0:pStyle ns0:val="Compact"/>
+        <ns0:numPr>
+          <ns0:ilvl ns0:val="1"/>
+          <ns0:numId ns0:val="1015"/>
+        </ns0:numPr>
+      </ns0:pPr>
+      <ns0:r>
+        <ns0:rPr>
+          <ns0:b/>
+          <ns0:bCs/>
+        </ns0:rPr>
+        <ns0:t xml:space="preserve">Phân tích:</ns0:t>
+      </ns0:r>
+      <ns0:r>
+        <ns0:t xml:space="preserve"> </ns0:t>
+      </ns0:r>
+      <ns0:r>
+        <ns0:rPr>
+          <ns0:b/>
+          <ns0:bCs/>
+        </ns0:rPr>
+        <ns0:t xml:space="preserve">Bẫy con số.</ns0:t>
+      </ns0:r>
+      <ns0:r>
+        <ns0:t xml:space="preserve"> </ns0:t>
+      </ns0:r>
+      <ns0:r>
+        <ns0:t xml:space="preserve">Người nghe dễ nhầm với số 180 (giá gốc) hoặc số 25 (phần trăm giảm giá). Bạn cần nghe con số đi sau cụm "offer you rooms at" (giá sau khi giảm).</ns0:t>
+      </ns0:r>
+    </ns0:p>
+    <ns0:p>
+      <ns0:pPr>
+        <ns0:pStyle ns0:val="Compact"/>
+        <ns0:numPr>
+          <ns0:ilvl ns0:val="0"/>
+          <ns0:numId ns0:val="1016"/>
+        </ns0:numPr>
+      </ns0:pPr>
+      <ns0:r>
+        <ns0:rPr>
+          <ns0:b/>
+          <ns0:bCs/>
+        </ns0:rPr>
+        <ns0:t xml:space="preserve">Câu 7: pool</ns0:t>
+      </ns0:r>
+    </ns0:p>
+    <ns0:p>
+      <ns0:pPr>
+        <ns0:pStyle ns0:val="Compact"/>
+        <ns0:numPr>
+          <ns0:ilvl ns0:val="1"/>
+          <ns0:numId ns0:val="1017"/>
+        </ns0:numPr>
+      </ns0:pPr>
+      <ns0:r>
+        <ns0:rPr>
+          <ns0:b/>
+          <ns0:bCs/>
+        </ns0:rPr>
+        <ns0:t xml:space="preserve">Transcript:</ns0:t>
+      </ns0:r>
+      <ns0:r>
+        <ns0:t xml:space="preserve"> </ns0:t>
+      </ns0:r>
+      <ns0:r>
+        <ns0:t xml:space="preserve">"...and there’s a</ns0:t>
+      </ns0:r>
+      <ns0:r>
+        <ns0:t xml:space="preserve"> </ns0:t>
+      </ns0:r>
+      <ns0:r>
+        <ns0:rPr>
+          <ns0:b/>
+          <ns0:bCs/>
+        </ns0:rPr>
+        <ns0:t xml:space="preserve">pool</ns0:t>
+      </ns0:r>
+      <ns0:r>
+        <ns0:t xml:space="preserve"> </ns0:t>
+      </ns0:r>
+      <ns0:r>
+        <ns0:t xml:space="preserve">up on the roof for the use of guests."</ns0:t>
+      </ns0:r>
+    </ns0:p>
+    <ns0:p>
+      <ns0:pPr>
+        <ns0:pStyle ns0:val="Compact"/>
+        <ns0:numPr>
+          <ns0:ilvl ns0:val="1"/>
+          <ns0:numId ns0:val="1017"/>
+        </ns0:numPr>
+      </ns0:pPr>
+      <ns0:r>
+        <ns0:rPr>
+          <ns0:b/>
+          <ns0:bCs/>
+        </ns0:rPr>
+        <ns0:t xml:space="preserve">Phân tích:</ns0:t>
+      </ns0:r>
+      <ns0:r>
+        <ns0:t xml:space="preserve"> </ns0:t>
+      </ns0:r>
+      <ns0:r>
+        <ns0:t xml:space="preserve">Đề bài dùng từ "rooftop" (trên mái), trong transcript dùng "up on the roof". Hai cụm này đồng nghĩa.</ns0:t>
+      </ns0:r>
+    </ns0:p>
+    <ns0:p>
+      <ns0:pPr>
+        <ns0:pStyle ns0:val="Compact"/>
+        <ns0:numPr>
+          <ns0:ilvl ns0:val="0"/>
+          <ns0:numId ns0:val="1016"/>
+        </ns0:numPr>
+      </ns0:pPr>
+      <ns0:r>
+        <ns0:rPr>
+          <ns0:b/>
+          <ns0:bCs/>
+        </ns0:rPr>
+        <ns0:t xml:space="preserve">Câu 8: airport</ns0:t>
+      </ns0:r>
+    </ns0:p>
+    <ns0:p>
+      <ns0:pPr>
+        <ns0:pStyle ns0:val="Compact"/>
+        <ns0:numPr>
+          <ns0:ilvl ns0:val="1"/>
+          <ns0:numId ns0:val="1018"/>
+        </ns0:numPr>
+      </ns0:pPr>
+      <ns0:r>
+        <ns0:rPr>
+          <ns0:b/>
+          <ns0:bCs/>
+        </ns0:rPr>
+        <ns0:t xml:space="preserve">Transcript:</ns0:t>
+      </ns0:r>
+      <ns0:r>
+        <ns0:t xml:space="preserve"> </ns0:t>
+      </ns0:r>
+      <ns0:r>
+        <ns0:t xml:space="preserve">"Yes, it’s about 12 kilometres from the</ns0:t>
+      </ns0:r>
+      <ns0:r>
+        <ns0:t xml:space="preserve"> </ns0:t>
+      </ns0:r>
+      <ns0:r>
+        <ns0:rPr>
+          <ns0:b/>
+          <ns0:bCs/>
+        </ns0:rPr>
+        <ns0:t xml:space="preserve">airport</ns0:t>
+      </ns0:r>
+      <ns0:r>
+        <ns0:t xml:space="preserve">, but there’s a complimentary shuttle bus..."</ns0:t>
+      </ns0:r>
+    </ns0:p>
+    <ns0:p>
+      <ns0:pPr>
+        <ns0:pStyle ns0:val="Compact"/>
+        <ns0:numPr>
+          <ns0:ilvl ns0:val="1"/>
+          <ns0:numId ns0:val="1018"/>
+        </ns0:numPr>
+      </ns0:pPr>
+      <ns0:r>
+        <ns0:rPr>
+          <ns0:b/>
+          <ns0:bCs/>
+        </ns0:rPr>
+        <ns0:t xml:space="preserve">Phân tích:</ns0:t>
+      </ns0:r>
+      <ns0:r>
+        <ns0:t xml:space="preserve"> </ns0:t>
+      </ns0:r>
+      <ns0:r>
+        <ns0:t xml:space="preserve">Từ "free" trong đề bài được thay bằng từ chuyên dụng trong khách sạn: "</ns0:t>
+      </ns0:r>
+      <ns0:r>
+        <ns0:rPr>
+          <ns0:b/>
+          <ns0:bCs/>
+        </ns0:rPr>
+        <ns0:t xml:space="preserve">complimentary</ns0:t>
+      </ns0:r>
+      <ns0:r>
+        <ns0:t xml:space="preserve">" (miễn phí).</ns0:t>
+      </ns0:r>
+    </ns0:p>
+    <ns0:p>
+      <ns0:pPr>
+        <ns0:pStyle ns0:val="Compact"/>
+        <ns0:numPr>
+          <ns0:ilvl ns0:val="0"/>
+          <ns0:numId ns0:val="1016"/>
+        </ns0:numPr>
+      </ns0:pPr>
+      <ns0:r>
+        <ns0:rPr>
+          <ns0:b/>
+          <ns0:bCs/>
+        </ns0:rPr>
+        <ns0:t xml:space="preserve">Câu 9: sea</ns0:t>
+      </ns0:r>
+    </ns0:p>
+    <ns0:p>
+      <ns0:pPr>
+        <ns0:pStyle ns0:val="Compact"/>
+        <ns0:numPr>
+          <ns0:ilvl ns0:val="1"/>
+          <ns0:numId ns0:val="1019"/>
+        </ns0:numPr>
+      </ns0:pPr>
+      <ns0:r>
+        <ns0:rPr>
+          <ns0:b/>
+          <ns0:bCs/>
+        </ns0:rPr>
+        <ns0:t xml:space="preserve">Transcript:</ns0:t>
+      </ns0:r>
+      <ns0:r>
+        <ns0:t xml:space="preserve"> </ns0:t>
+      </ns0:r>
+      <ns0:r>
+        <ns0:t xml:space="preserve">"...it’s not very far from the</ns0:t>
+      </ns0:r>
+      <ns0:r>
+        <ns0:t xml:space="preserve"> </ns0:t>
+      </ns0:r>
+      <ns0:r>
+        <ns0:rPr>
+          <ns0:b/>
+          <ns0:bCs/>
+        </ns0:rPr>
+        <ns0:t xml:space="preserve">sea</ns0:t>
+      </ns0:r>
+      <ns0:r>
+        <ns0:t xml:space="preserve">."</ns0:t>
+      </ns0:r>
+    </ns0:p>
+    <ns0:p>
+      <ns0:pPr>
+        <ns0:pStyle ns0:val="Compact"/>
+        <ns0:numPr>
+          <ns0:ilvl ns0:val="1"/>
+          <ns0:numId ns0:val="1019"/>
+        </ns0:numPr>
+      </ns0:pPr>
+      <ns0:r>
+        <ns0:rPr>
+          <ns0:b/>
+          <ns0:bCs/>
+        </ns0:rPr>
+        <ns0:t xml:space="preserve">Phân tích:</ns0:t>
+      </ns0:r>
+      <ns0:r>
+        <ns0:t xml:space="preserve"> </ns0:t>
+      </ns0:r>
+      <ns0:r>
+        <ns0:t xml:space="preserve">Cụm "quite near" trong đề bài được paraphrase thành "not very far from" (không quá xa).</ns0:t>
+      </ns0:r>
+    </ns0:p>
+    <ns0:p>
+      <ns0:pPr>
+        <ns0:pStyle ns0:val="Compact"/>
+        <ns0:numPr>
+          <ns0:ilvl ns0:val="0"/>
+          <ns0:numId ns0:val="1016"/>
+        </ns0:numPr>
+      </ns0:pPr>
+      <ns0:r>
+        <ns0:rPr>
+          <ns0:b/>
+          <ns0:bCs/>
+        </ns0:rPr>
+        <ns0:t xml:space="preserve">Câu 10: clubs</ns0:t>
+      </ns0:r>
+    </ns0:p>
+    <ns0:p>
+      <ns0:pPr>
+        <ns0:pStyle ns0:val="Compact"/>
+        <ns0:numPr>
+          <ns0:ilvl ns0:val="1"/>
+          <ns0:numId ns0:val="1020"/>
+        </ns0:numPr>
+      </ns0:pPr>
+      <ns0:r>
+        <ns0:rPr>
+          <ns0:b/>
+          <ns0:bCs/>
+        </ns0:rPr>
+        <ns0:t xml:space="preserve">Transcript:</ns0:t>
+      </ns0:r>
+      <ns0:r>
+        <ns0:t xml:space="preserve"> </ns0:t>
+      </ns0:r>
+      <ns0:r>
+        <ns0:t xml:space="preserve">"...they can go on to one of the</ns0:t>
+      </ns0:r>
+      <ns0:r>
+        <ns0:t xml:space="preserve"> </ns0:t>
+      </ns0:r>
+      <ns0:r>
+        <ns0:rPr>
+          <ns0:b/>
+          <ns0:bCs/>
+        </ns0:rPr>
+        <ns0:t xml:space="preserve">clubs</ns0:t>
+      </ns0:r>
+      <ns0:r>
+        <ns0:t xml:space="preserve"> </ns0:t>
+      </ns0:r>
+      <ns0:r>
+        <ns0:t xml:space="preserve">in the area – there are a great many to choose from."</ns0:t>
+      </ns0:r>
+    </ns0:p>
+    <ns0:p>
+      <ns0:pPr>
+        <ns0:pStyle ns0:val="Compact"/>
+        <ns0:numPr>
+          <ns0:ilvl ns0:val="1"/>
+          <ns0:numId ns0:val="1020"/>
+        </ns0:numPr>
+      </ns0:pPr>
+      <ns0:r>
+        <ns0:rPr>
+          <ns0:b/>
+          <ns0:bCs/>
+        </ns0:rPr>
+        <ns0:t xml:space="preserve">Phân tích:</ns0:t>
+      </ns0:r>
+      <ns0:r>
+        <ns0:t xml:space="preserve"> </ns0:t>
+      </ns0:r>
+      <ns0:r>
+        <ns0:t xml:space="preserve">Đề bài dùng "many", transcript dùng "a great many" hoặc "huge choice". Đáp án phải ở dạng số nhiều (</ns0:t>
+      </ns0:r>
+      <ns0:r>
+        <ns0:rPr>
+          <ns0:b/>
+          <ns0:bCs/>
+        </ns0:rPr>
+        <ns0:t xml:space="preserve">clubs</ns0:t>
+      </ns0:r>
+      <ns0:r>
+        <ns0:t xml:space="preserve">) vì có từ "many" đứng trước.</ns0:t>
+      </ns0:r>
+    </ns0:p>
+    <ns0:p>
+      <ns0:pPr>
+        <ns0:pStyle ns0:val="CDStep"/>
       </ns0:pPr>
       <ns0:r>
         <ns0:t xml:space="preserve">:::</ns0:t>
       </ns0:r>
     </ns0:p>
+    <ns0:p>
+      <ns0:pPr>
+        <ns0:pStyle ns0:val="CDStep"/>
+      </ns0:pPr>
+      <ns0:r>
+        <ns0:t xml:space="preserve">:::</ns0:t>
+      </ns0:r>
+    </ns0:p>
+    <ns0:bookmarkEnd ns0:id="18"/>
     <ns0:bookmarkStart ns0:id="23" ns0:name="phần-2-section-3"/>
     <ns0:p>
       <ns0:pPr>
@@ -5883,30 +5891,1091 @@
             <ns0:pPr>
               <ns0:pStyle ns0:val="Compact"/>
             </ns0:pPr>
-          </ns0:p>
-        </ns0:tc>
-        <ns0:tc>
-          <ns0:tcPr/>
-          <ns0:p>
-            <ns0:pPr>
-              <ns0:pStyle ns0:val="Compact"/>
-            </ns0:pPr>
-          </ns0:p>
-        </ns0:tc>
-        <ns0:tc>
-          <ns0:tcPr/>
-          <ns0:p>
-            <ns0:pPr>
-              <ns0:pStyle ns0:val="Compact"/>
-            </ns0:pPr>
-          </ns0:p>
-        </ns0:tc>
-        <ns0:tc>
-          <ns0:tcPr/>
-          <ns0:p>
-            <ns0:pPr>
-              <ns0:pStyle ns0:val="Compact"/>
-            </ns0:pPr>
+            <ns0:r>
+              <ns0:t xml:space="preserve">conference (n)</ns0:t>
+            </ns0:r>
+          </ns0:p>
+        </ns0:tc>
+        <ns0:tc>
+          <ns0:tcPr/>
+          <ns0:p>
+            <ns0:pPr>
+              <ns0:pStyle ns0:val="Compact"/>
+            </ns0:pPr>
+            <ns0:r>
+              <ns0:t xml:space="preserve">/ˈkɒn.fər.əns/</ns0:t>
+            </ns0:r>
+          </ns0:p>
+        </ns0:tc>
+        <ns0:tc>
+          <ns0:tcPr/>
+          <ns0:p>
+            <ns0:pPr>
+              <ns0:pStyle ns0:val="Compact"/>
+            </ns0:pPr>
+            <ns0:r>
+              <ns0:t xml:space="preserve">a large formal meeting where many people discuss important matters (hội nghị)</ns0:t>
+            </ns0:r>
+          </ns0:p>
+        </ns0:tc>
+        <ns0:tc>
+          <ns0:tcPr/>
+          <ns0:p>
+            <ns0:pPr>
+              <ns0:pStyle ns0:val="Compact"/>
+            </ns0:pPr>
+            <ns0:r>
+              <ns0:t xml:space="preserve">We’re organising a</ns0:t>
+            </ns0:r>
+            <ns0:r>
+              <ns0:t xml:space="preserve"> </ns0:t>
+            </ns0:r>
+            <ns0:r>
+              <ns0:rPr>
+                <ns0:b/>
+                <ns0:bCs/>
+              </ns0:rPr>
+              <ns0:t xml:space="preserve">conference</ns0:t>
+            </ns0:r>
+            <ns0:r>
+              <ns0:t xml:space="preserve"> </ns0:t>
+            </ns0:r>
+            <ns0:r>
+              <ns0:t xml:space="preserve">for our clients.</ns0:t>
+            </ns0:r>
+          </ns0:p>
+        </ns0:tc>
+      </ns0:tr>
+      <ns0:tr>
+        <ns0:tc>
+          <ns0:tcPr/>
+          <ns0:p>
+            <ns0:pPr>
+              <ns0:pStyle ns0:val="Compact"/>
+            </ns0:pPr>
+            <ns0:r>
+              <ns0:t xml:space="preserve">facilities (n)</ns0:t>
+            </ns0:r>
+          </ns0:p>
+        </ns0:tc>
+        <ns0:tc>
+          <ns0:tcPr/>
+          <ns0:p>
+            <ns0:pPr>
+              <ns0:pStyle ns0:val="Compact"/>
+            </ns0:pPr>
+            <ns0:r>
+              <ns0:t xml:space="preserve">/fəˈsɪl.ə.tiz/</ns0:t>
+            </ns0:r>
+          </ns0:p>
+        </ns0:tc>
+        <ns0:tc>
+          <ns0:tcPr/>
+          <ns0:p>
+            <ns0:pPr>
+              <ns0:pStyle ns0:val="Compact"/>
+            </ns0:pPr>
+            <ns0:r>
+              <ns0:t xml:space="preserve">buildings, equipment, or services provided for a particular purpose (cơ sở vật chất)</ns0:t>
+            </ns0:r>
+          </ns0:p>
+        </ns0:tc>
+        <ns0:tc>
+          <ns0:tcPr/>
+          <ns0:p>
+            <ns0:pPr>
+              <ns0:pStyle ns0:val="Compact"/>
+            </ns0:pPr>
+            <ns0:r>
+              <ns0:t xml:space="preserve">Can you tell me about your conference</ns0:t>
+            </ns0:r>
+            <ns0:r>
+              <ns0:t xml:space="preserve"> </ns0:t>
+            </ns0:r>
+            <ns0:r>
+              <ns0:rPr>
+                <ns0:b/>
+                <ns0:bCs/>
+              </ns0:rPr>
+              <ns0:t xml:space="preserve">facilities</ns0:t>
+            </ns0:r>
+            <ns0:r>
+              <ns0:t xml:space="preserve">?</ns0:t>
+            </ns0:r>
+          </ns0:p>
+        </ns0:tc>
+      </ns0:tr>
+      <ns0:tr>
+        <ns0:tc>
+          <ns0:tcPr/>
+          <ns0:p>
+            <ns0:pPr>
+              <ns0:pStyle ns0:val="Compact"/>
+            </ns0:pPr>
+            <ns0:r>
+              <ns0:t xml:space="preserve">equipped (adj)</ns0:t>
+            </ns0:r>
+          </ns0:p>
+        </ns0:tc>
+        <ns0:tc>
+          <ns0:tcPr/>
+          <ns0:p>
+            <ns0:pPr>
+              <ns0:pStyle ns0:val="Compact"/>
+            </ns0:pPr>
+            <ns0:r>
+              <ns0:t xml:space="preserve">/ɪˈkwɪpt/</ns0:t>
+            </ns0:r>
+          </ns0:p>
+        </ns0:tc>
+        <ns0:tc>
+          <ns0:tcPr/>
+          <ns0:p>
+            <ns0:pPr>
+              <ns0:pStyle ns0:val="Compact"/>
+            </ns0:pPr>
+            <ns0:r>
+              <ns0:t xml:space="preserve">having the necessary tools or items for a task (được trang bị đầy đủ)</ns0:t>
+            </ns0:r>
+          </ns0:p>
+        </ns0:tc>
+        <ns0:tc>
+          <ns0:tcPr/>
+          <ns0:p>
+            <ns0:pPr>
+              <ns0:pStyle ns0:val="Compact"/>
+            </ns0:pPr>
+            <ns0:r>
+              <ns0:t xml:space="preserve">The room is fully</ns0:t>
+            </ns0:r>
+            <ns0:r>
+              <ns0:t xml:space="preserve"> </ns0:t>
+            </ns0:r>
+            <ns0:r>
+              <ns0:rPr>
+                <ns0:b/>
+                <ns0:bCs/>
+              </ns0:rPr>
+              <ns0:t xml:space="preserve">equipped</ns0:t>
+            </ns0:r>
+            <ns0:r>
+              <ns0:t xml:space="preserve"> </ns0:t>
+            </ns0:r>
+            <ns0:r>
+              <ns0:t xml:space="preserve">with a projector.</ns0:t>
+            </ns0:r>
+          </ns0:p>
+        </ns0:tc>
+      </ns0:tr>
+      <ns0:tr>
+        <ns0:tc>
+          <ns0:tcPr/>
+          <ns0:p>
+            <ns0:pPr>
+              <ns0:pStyle ns0:val="Compact"/>
+            </ns0:pPr>
+            <ns0:r>
+              <ns0:t xml:space="preserve">atrium (n)</ns0:t>
+            </ns0:r>
+          </ns0:p>
+        </ns0:tc>
+        <ns0:tc>
+          <ns0:tcPr/>
+          <ns0:p>
+            <ns0:pPr>
+              <ns0:pStyle ns0:val="Compact"/>
+            </ns0:pPr>
+            <ns0:r>
+              <ns0:t xml:space="preserve">/ˈeɪ.tri.əm/</ns0:t>
+            </ns0:r>
+          </ns0:p>
+        </ns0:tc>
+        <ns0:tc>
+          <ns0:tcPr/>
+          <ns0:p>
+            <ns0:pPr>
+              <ns0:pStyle ns0:val="Compact"/>
+            </ns0:pPr>
+            <ns0:r>
+              <ns0:t xml:space="preserve">a large open area inside a building (sảnh lớn trong tòa nhà)</ns0:t>
+            </ns0:r>
+          </ns0:p>
+        </ns0:tc>
+        <ns0:tc>
+          <ns0:tcPr/>
+          <ns0:p>
+            <ns0:pPr>
+              <ns0:pStyle ns0:val="Compact"/>
+            </ns0:pPr>
+            <ns0:r>
+              <ns0:t xml:space="preserve">There’s a central</ns0:t>
+            </ns0:r>
+            <ns0:r>
+              <ns0:t xml:space="preserve"> </ns0:t>
+            </ns0:r>
+            <ns0:r>
+              <ns0:rPr>
+                <ns0:b/>
+                <ns0:bCs/>
+              </ns0:rPr>
+              <ns0:t xml:space="preserve">atrium</ns0:t>
+            </ns0:r>
+            <ns0:r>
+              <ns0:t xml:space="preserve"> </ns0:t>
+            </ns0:r>
+            <ns0:r>
+              <ns0:t xml:space="preserve">with all those facilities.</ns0:t>
+            </ns0:r>
+          </ns0:p>
+        </ns0:tc>
+      </ns0:tr>
+      <ns0:tr>
+        <ns0:tc>
+          <ns0:tcPr/>
+          <ns0:p>
+            <ns0:pPr>
+              <ns0:pStyle ns0:val="Compact"/>
+            </ns0:pPr>
+            <ns0:r>
+              <ns0:t xml:space="preserve">buffet (n)</ns0:t>
+            </ns0:r>
+          </ns0:p>
+        </ns0:tc>
+        <ns0:tc>
+          <ns0:tcPr/>
+          <ns0:p>
+            <ns0:pPr>
+              <ns0:pStyle ns0:val="Compact"/>
+            </ns0:pPr>
+            <ns0:r>
+              <ns0:t xml:space="preserve">/ˈbʊf.eɪ/</ns0:t>
+            </ns0:r>
+          </ns0:p>
+        </ns0:tc>
+        <ns0:tc>
+          <ns0:tcPr/>
+          <ns0:p>
+            <ns0:pPr>
+              <ns0:pStyle ns0:val="Compact"/>
+            </ns0:pPr>
+            <ns0:r>
+              <ns0:t xml:space="preserve">a meal where food is placed for guests to serve themselves (tiệc buffet)</ns0:t>
+            </ns0:r>
+          </ns0:p>
+        </ns0:tc>
+        <ns0:tc>
+          <ns0:tcPr/>
+          <ns0:p>
+            <ns0:pPr>
+              <ns0:pStyle ns0:val="Compact"/>
+            </ns0:pPr>
+            <ns0:r>
+              <ns0:t xml:space="preserve">Would you like us to provide a</ns0:t>
+            </ns0:r>
+            <ns0:r>
+              <ns0:t xml:space="preserve"> </ns0:t>
+            </ns0:r>
+            <ns0:r>
+              <ns0:rPr>
+                <ns0:b/>
+                <ns0:bCs/>
+              </ns0:rPr>
+              <ns0:t xml:space="preserve">buffet</ns0:t>
+            </ns0:r>
+            <ns0:r>
+              <ns0:t xml:space="preserve"> </ns0:t>
+            </ns0:r>
+            <ns0:r>
+              <ns0:t xml:space="preserve">lunch?</ns0:t>
+            </ns0:r>
+          </ns0:p>
+        </ns0:tc>
+      </ns0:tr>
+      <ns0:tr>
+        <ns0:tc>
+          <ns0:tcPr/>
+          <ns0:p>
+            <ns0:pPr>
+              <ns0:pStyle ns0:val="Compact"/>
+            </ns0:pPr>
+            <ns0:r>
+              <ns0:t xml:space="preserve">accommodation (n)</ns0:t>
+            </ns0:r>
+          </ns0:p>
+        </ns0:tc>
+        <ns0:tc>
+          <ns0:tcPr/>
+          <ns0:p>
+            <ns0:pPr>
+              <ns0:pStyle ns0:val="Compact"/>
+            </ns0:pPr>
+            <ns0:r>
+              <ns0:t xml:space="preserve">/əˌkɒm.əˈdeɪ.ʃən/</ns0:t>
+            </ns0:r>
+          </ns0:p>
+        </ns0:tc>
+        <ns0:tc>
+          <ns0:tcPr/>
+          <ns0:p>
+            <ns0:pPr>
+              <ns0:pStyle ns0:val="Compact"/>
+            </ns0:pPr>
+            <ns0:r>
+              <ns0:t xml:space="preserve">a place to stay, especially a hotel room (chỗ ở, nơi lưu trú)</ns0:t>
+            </ns0:r>
+          </ns0:p>
+        </ns0:tc>
+        <ns0:tc>
+          <ns0:tcPr/>
+          <ns0:p>
+            <ns0:pPr>
+              <ns0:pStyle ns0:val="Compact"/>
+            </ns0:pPr>
+            <ns0:r>
+              <ns0:t xml:space="preserve">We’ll need</ns0:t>
+            </ns0:r>
+            <ns0:r>
+              <ns0:t xml:space="preserve"> </ns0:t>
+            </ns0:r>
+            <ns0:r>
+              <ns0:rPr>
+                <ns0:b/>
+                <ns0:bCs/>
+              </ns0:rPr>
+              <ns0:t xml:space="preserve">accommodation</ns0:t>
+            </ns0:r>
+            <ns0:r>
+              <ns0:t xml:space="preserve"> </ns0:t>
+            </ns0:r>
+            <ns0:r>
+              <ns0:t xml:space="preserve">on the Saturday night.</ns0:t>
+            </ns0:r>
+          </ns0:p>
+        </ns0:tc>
+      </ns0:tr>
+      <ns0:tr>
+        <ns0:tc>
+          <ns0:tcPr/>
+          <ns0:p>
+            <ns0:pPr>
+              <ns0:pStyle ns0:val="Compact"/>
+            </ns0:pPr>
+            <ns0:r>
+              <ns0:t xml:space="preserve">attendees (n)</ns0:t>
+            </ns0:r>
+          </ns0:p>
+        </ns0:tc>
+        <ns0:tc>
+          <ns0:tcPr/>
+          <ns0:p>
+            <ns0:pPr>
+              <ns0:pStyle ns0:val="Compact"/>
+            </ns0:pPr>
+            <ns0:r>
+              <ns0:t xml:space="preserve">/əˌtenˈdiːz/</ns0:t>
+            </ns0:r>
+          </ns0:p>
+        </ns0:tc>
+        <ns0:tc>
+          <ns0:tcPr/>
+          <ns0:p>
+            <ns0:pPr>
+              <ns0:pStyle ns0:val="Compact"/>
+            </ns0:pPr>
+            <ns0:r>
+              <ns0:t xml:space="preserve">people who are present at an event (người tham dự)</ns0:t>
+            </ns0:r>
+          </ns0:p>
+        </ns0:tc>
+        <ns0:tc>
+          <ns0:tcPr/>
+          <ns0:p>
+            <ns0:pPr>
+              <ns0:pStyle ns0:val="Compact"/>
+            </ns0:pPr>
+            <ns0:r>
+              <ns0:t xml:space="preserve">For conference</ns0:t>
+            </ns0:r>
+            <ns0:r>
+              <ns0:t xml:space="preserve"> </ns0:t>
+            </ns0:r>
+            <ns0:r>
+              <ns0:rPr>
+                <ns0:b/>
+                <ns0:bCs/>
+              </ns0:rPr>
+              <ns0:t xml:space="preserve">attendees</ns0:t>
+            </ns0:r>
+            <ns0:r>
+              <ns0:t xml:space="preserve">, we have a 25% reduction.</ns0:t>
+            </ns0:r>
+          </ns0:p>
+        </ns0:tc>
+      </ns0:tr>
+      <ns0:tr>
+        <ns0:tc>
+          <ns0:tcPr/>
+          <ns0:p>
+            <ns0:pPr>
+              <ns0:pStyle ns0:val="Compact"/>
+            </ns0:pPr>
+            <ns0:r>
+              <ns0:t xml:space="preserve">complimentary (adj)</ns0:t>
+            </ns0:r>
+          </ns0:p>
+        </ns0:tc>
+        <ns0:tc>
+          <ns0:tcPr/>
+          <ns0:p>
+            <ns0:pPr>
+              <ns0:pStyle ns0:val="Compact"/>
+            </ns0:pPr>
+            <ns0:r>
+              <ns0:t xml:space="preserve">/ˌkɒm.plɪˈmen.tər.i/</ns0:t>
+            </ns0:r>
+          </ns0:p>
+        </ns0:tc>
+        <ns0:tc>
+          <ns0:tcPr/>
+          <ns0:p>
+            <ns0:pPr>
+              <ns0:pStyle ns0:val="Compact"/>
+            </ns0:pPr>
+            <ns0:r>
+              <ns0:t xml:space="preserve">given free of charge (miễn phí, được tặng kèm)</ns0:t>
+            </ns0:r>
+          </ns0:p>
+        </ns0:tc>
+        <ns0:tc>
+          <ns0:tcPr/>
+          <ns0:p>
+            <ns0:pPr>
+              <ns0:pStyle ns0:val="Compact"/>
+            </ns0:pPr>
+            <ns0:r>
+              <ns0:t xml:space="preserve">There’s a</ns0:t>
+            </ns0:r>
+            <ns0:r>
+              <ns0:t xml:space="preserve"> </ns0:t>
+            </ns0:r>
+            <ns0:r>
+              <ns0:rPr>
+                <ns0:b/>
+                <ns0:bCs/>
+              </ns0:rPr>
+              <ns0:t xml:space="preserve">complimentary</ns0:t>
+            </ns0:r>
+            <ns0:r>
+              <ns0:t xml:space="preserve"> </ns0:t>
+            </ns0:r>
+            <ns0:r>
+              <ns0:t xml:space="preserve">shuttle bus for guests.</ns0:t>
+            </ns0:r>
+          </ns0:p>
+        </ns0:tc>
+      </ns0:tr>
+      <ns0:tr>
+        <ns0:tc>
+          <ns0:tcPr/>
+          <ns0:p>
+            <ns0:pPr>
+              <ns0:pStyle ns0:val="Compact"/>
+            </ns0:pPr>
+            <ns0:r>
+              <ns0:t xml:space="preserve">adaptation (n)</ns0:t>
+            </ns0:r>
+          </ns0:p>
+        </ns0:tc>
+        <ns0:tc>
+          <ns0:tcPr/>
+          <ns0:p>
+            <ns0:pPr>
+              <ns0:pStyle ns0:val="Compact"/>
+            </ns0:pPr>
+            <ns0:r>
+              <ns0:t xml:space="preserve">/ˌæd.æpˈteɪ.ʃən/</ns0:t>
+            </ns0:r>
+          </ns0:p>
+        </ns0:tc>
+        <ns0:tc>
+          <ns0:tcPr/>
+          <ns0:p>
+            <ns0:pPr>
+              <ns0:pStyle ns0:val="Compact"/>
+            </ns0:pPr>
+            <ns0:r>
+              <ns0:t xml:space="preserve">a film or play based on a book or another work (bản chuyển thể)</ns0:t>
+            </ns0:r>
+          </ns0:p>
+        </ns0:tc>
+        <ns0:tc>
+          <ns0:tcPr/>
+          <ns0:p>
+            <ns0:pPr>
+              <ns0:pStyle ns0:val="Compact"/>
+            </ns0:pPr>
+            <ns0:r>
+              <ns0:t xml:space="preserve">It’s about film</ns0:t>
+            </ns0:r>
+            <ns0:r>
+              <ns0:t xml:space="preserve"> </ns0:t>
+            </ns0:r>
+            <ns0:r>
+              <ns0:rPr>
+                <ns0:b/>
+                <ns0:bCs/>
+              </ns0:rPr>
+              <ns0:t xml:space="preserve">adaptations</ns0:t>
+            </ns0:r>
+            <ns0:r>
+              <ns0:t xml:space="preserve"> </ns0:t>
+            </ns0:r>
+            <ns0:r>
+              <ns0:t xml:space="preserve">of Shakespeare’s plays.</ns0:t>
+            </ns0:r>
+          </ns0:p>
+        </ns0:tc>
+      </ns0:tr>
+      <ns0:tr>
+        <ns0:tc>
+          <ns0:tcPr/>
+          <ns0:p>
+            <ns0:pPr>
+              <ns0:pStyle ns0:val="Compact"/>
+            </ns0:pPr>
+            <ns0:r>
+              <ns0:t xml:space="preserve">classification (n)</ns0:t>
+            </ns0:r>
+          </ns0:p>
+        </ns0:tc>
+        <ns0:tc>
+          <ns0:tcPr/>
+          <ns0:p>
+            <ns0:pPr>
+              <ns0:pStyle ns0:val="Compact"/>
+            </ns0:pPr>
+            <ns0:r>
+              <ns0:t xml:space="preserve">/ˌklæs.ɪ.fɪˈkeɪ.ʃən/</ns0:t>
+            </ns0:r>
+          </ns0:p>
+        </ns0:tc>
+        <ns0:tc>
+          <ns0:tcPr/>
+          <ns0:p>
+            <ns0:pPr>
+              <ns0:pStyle ns0:val="Compact"/>
+            </ns0:pPr>
+            <ns0:r>
+              <ns0:t xml:space="preserve">the process of putting things into groups (sự phân loại)</ns0:t>
+            </ns0:r>
+          </ns0:p>
+        </ns0:tc>
+        <ns0:tc>
+          <ns0:tcPr/>
+          <ns0:p>
+            <ns0:pPr>
+              <ns0:pStyle ns0:val="Compact"/>
+            </ns0:pPr>
+            <ns0:r>
+              <ns0:t xml:space="preserve">He came up with a</ns0:t>
+            </ns0:r>
+            <ns0:r>
+              <ns0:t xml:space="preserve"> </ns0:t>
+            </ns0:r>
+            <ns0:r>
+              <ns0:rPr>
+                <ns0:b/>
+                <ns0:bCs/>
+              </ns0:rPr>
+              <ns0:t xml:space="preserve">classification</ns0:t>
+            </ns0:r>
+            <ns0:r>
+              <ns0:t xml:space="preserve"> </ns0:t>
+            </ns0:r>
+            <ns0:r>
+              <ns0:t xml:space="preserve">of film adaptations.</ns0:t>
+            </ns0:r>
+          </ns0:p>
+        </ns0:tc>
+      </ns0:tr>
+      <ns0:tr>
+        <ns0:tc>
+          <ns0:tcPr/>
+          <ns0:p>
+            <ns0:pPr>
+              <ns0:pStyle ns0:val="Compact"/>
+            </ns0:pPr>
+            <ns0:r>
+              <ns0:t xml:space="preserve">faithful (adj)</ns0:t>
+            </ns0:r>
+          </ns0:p>
+        </ns0:tc>
+        <ns0:tc>
+          <ns0:tcPr/>
+          <ns0:p>
+            <ns0:pPr>
+              <ns0:pStyle ns0:val="Compact"/>
+            </ns0:pPr>
+            <ns0:r>
+              <ns0:t xml:space="preserve">/ˈfeɪθ.fəl/</ns0:t>
+            </ns0:r>
+          </ns0:p>
+        </ns0:tc>
+        <ns0:tc>
+          <ns0:tcPr/>
+          <ns0:p>
+            <ns0:pPr>
+              <ns0:pStyle ns0:val="Compact"/>
+            </ns0:pPr>
+            <ns0:r>
+              <ns0:t xml:space="preserve">remaining true to the original (trung thành với bản gốc)</ns0:t>
+            </ns0:r>
+          </ns0:p>
+        </ns0:tc>
+        <ns0:tc>
+          <ns0:tcPr/>
+          <ns0:p>
+            <ns0:pPr>
+              <ns0:pStyle ns0:val="Compact"/>
+            </ns0:pPr>
+            <ns0:r>
+              <ns0:t xml:space="preserve">How</ns0:t>
+            </ns0:r>
+            <ns0:r>
+              <ns0:t xml:space="preserve"> </ns0:t>
+            </ns0:r>
+            <ns0:r>
+              <ns0:rPr>
+                <ns0:b/>
+                <ns0:bCs/>
+              </ns0:rPr>
+              <ns0:t xml:space="preserve">faithful</ns0:t>
+            </ns0:r>
+            <ns0:r>
+              <ns0:t xml:space="preserve"> </ns0:t>
+            </ns0:r>
+            <ns0:r>
+              <ns0:t xml:space="preserve">are the films to the original plays?</ns0:t>
+            </ns0:r>
+          </ns0:p>
+        </ns0:tc>
+      </ns0:tr>
+      <ns0:tr>
+        <ns0:tc>
+          <ns0:tcPr/>
+          <ns0:p>
+            <ns0:pPr>
+              <ns0:pStyle ns0:val="Compact"/>
+            </ns0:pPr>
+            <ns0:r>
+              <ns0:t xml:space="preserve">patriotism (n)</ns0:t>
+            </ns0:r>
+          </ns0:p>
+        </ns0:tc>
+        <ns0:tc>
+          <ns0:tcPr/>
+          <ns0:p>
+            <ns0:pPr>
+              <ns0:pStyle ns0:val="Compact"/>
+            </ns0:pPr>
+            <ns0:r>
+              <ns0:t xml:space="preserve">/ˈpeɪ.tri.ə.tɪz.əm/</ns0:t>
+            </ns0:r>
+          </ns0:p>
+        </ns0:tc>
+        <ns0:tc>
+          <ns0:tcPr/>
+          <ns0:p>
+            <ns0:pPr>
+              <ns0:pStyle ns0:val="Compact"/>
+            </ns0:pPr>
+            <ns0:r>
+              <ns0:t xml:space="preserve">love and devotion to one’s country (lòng yêu nước)</ns0:t>
+            </ns0:r>
+          </ns0:p>
+        </ns0:tc>
+        <ns0:tc>
+          <ns0:tcPr/>
+          <ns0:p>
+            <ns0:pPr>
+              <ns0:pStyle ns0:val="Compact"/>
+            </ns0:pPr>
+            <ns0:r>
+              <ns0:t xml:space="preserve">You mean things like</ns0:t>
+            </ns0:r>
+            <ns0:r>
+              <ns0:t xml:space="preserve"> </ns0:t>
+            </ns0:r>
+            <ns0:r>
+              <ns0:rPr>
+                <ns0:b/>
+                <ns0:bCs/>
+              </ns0:rPr>
+              <ns0:t xml:space="preserve">patriotism</ns0:t>
+            </ns0:r>
+            <ns0:r>
+              <ns0:t xml:space="preserve">?</ns0:t>
+            </ns0:r>
+          </ns0:p>
+        </ns0:tc>
+      </ns0:tr>
+      <ns0:tr>
+        <ns0:tc>
+          <ns0:tcPr/>
+          <ns0:p>
+            <ns0:pPr>
+              <ns0:pStyle ns0:val="Compact"/>
+            </ns0:pPr>
+            <ns0:r>
+              <ns0:t xml:space="preserve">throne (n)</ns0:t>
+            </ns0:r>
+          </ns0:p>
+        </ns0:tc>
+        <ns0:tc>
+          <ns0:tcPr/>
+          <ns0:p>
+            <ns0:pPr>
+              <ns0:pStyle ns0:val="Compact"/>
+            </ns0:pPr>
+            <ns0:r>
+              <ns0:t xml:space="preserve">/θrəʊn/</ns0:t>
+            </ns0:r>
+          </ns0:p>
+        </ns0:tc>
+        <ns0:tc>
+          <ns0:tcPr/>
+          <ns0:p>
+            <ns0:pPr>
+              <ns0:pStyle ns0:val="Compact"/>
+            </ns0:pPr>
+            <ns0:r>
+              <ns0:t xml:space="preserve">a special chair for a king or queen (ngai vàng)</ns0:t>
+            </ns0:r>
+          </ns0:p>
+        </ns0:tc>
+        <ns0:tc>
+          <ns0:tcPr/>
+          <ns0:p>
+            <ns0:pPr>
+              <ns0:pStyle ns0:val="Compact"/>
+            </ns0:pPr>
+            <ns0:r>
+              <ns0:t xml:space="preserve">Women couldn’t succeed to the</ns0:t>
+            </ns0:r>
+            <ns0:r>
+              <ns0:t xml:space="preserve"> </ns0:t>
+            </ns0:r>
+            <ns0:r>
+              <ns0:rPr>
+                <ns0:b/>
+                <ns0:bCs/>
+              </ns0:rPr>
+              <ns0:t xml:space="preserve">throne</ns0:t>
+            </ns0:r>
+            <ns0:r>
+              <ns0:t xml:space="preserve">.</ns0:t>
+            </ns0:r>
+          </ns0:p>
+        </ns0:tc>
+      </ns0:tr>
+      <ns0:tr>
+        <ns0:tc>
+          <ns0:tcPr/>
+          <ns0:p>
+            <ns0:pPr>
+              <ns0:pStyle ns0:val="Compact"/>
+            </ns0:pPr>
+            <ns0:r>
+              <ns0:t xml:space="preserve">feuding (adj)</ns0:t>
+            </ns0:r>
+          </ns0:p>
+        </ns0:tc>
+        <ns0:tc>
+          <ns0:tcPr/>
+          <ns0:p>
+            <ns0:pPr>
+              <ns0:pStyle ns0:val="Compact"/>
+            </ns0:pPr>
+            <ns0:r>
+              <ns0:t xml:space="preserve">/ˈfjuː.dɪŋ/</ns0:t>
+            </ns0:r>
+          </ns0:p>
+        </ns0:tc>
+        <ns0:tc>
+          <ns0:tcPr/>
+          <ns0:p>
+            <ns0:pPr>
+              <ns0:pStyle ns0:val="Compact"/>
+            </ns0:pPr>
+            <ns0:r>
+              <ns0:t xml:space="preserve">having a long and bitter quarrel (đang xung đột, thù địch)</ns0:t>
+            </ns0:r>
+          </ns0:p>
+        </ns0:tc>
+        <ns0:tc>
+          <ns0:tcPr/>
+          <ns0:p>
+            <ns0:pPr>
+              <ns0:pStyle ns0:val="Compact"/>
+            </ns0:pPr>
+            <ns0:r>
+              <ns0:t xml:space="preserve">The two</ns0:t>
+            </ns0:r>
+            <ns0:r>
+              <ns0:t xml:space="preserve"> </ns0:t>
+            </ns0:r>
+            <ns0:r>
+              <ns0:rPr>
+                <ns0:b/>
+                <ns0:bCs/>
+              </ns0:rPr>
+              <ns0:t xml:space="preserve">feuding</ns0:t>
+            </ns0:r>
+            <ns0:r>
+              <ns0:t xml:space="preserve"> </ns0:t>
+            </ns0:r>
+            <ns0:r>
+              <ns0:t xml:space="preserve">families became business empires.</ns0:t>
+            </ns0:r>
+          </ns0:p>
+        </ns0:tc>
+      </ns0:tr>
+      <ns0:tr>
+        <ns0:tc>
+          <ns0:tcPr/>
+          <ns0:p>
+            <ns0:pPr>
+              <ns0:pStyle ns0:val="Compact"/>
+            </ns0:pPr>
+            <ns0:r>
+              <ns0:t xml:space="preserve">bizarre (adj)</ns0:t>
+            </ns0:r>
+          </ns0:p>
+        </ns0:tc>
+        <ns0:tc>
+          <ns0:tcPr/>
+          <ns0:p>
+            <ns0:pPr>
+              <ns0:pStyle ns0:val="Compact"/>
+            </ns0:pPr>
+            <ns0:r>
+              <ns0:t xml:space="preserve">/bɪˈzɑːr/</ns0:t>
+            </ns0:r>
+          </ns0:p>
+        </ns0:tc>
+        <ns0:tc>
+          <ns0:tcPr/>
+          <ns0:p>
+            <ns0:pPr>
+              <ns0:pStyle ns0:val="Compact"/>
+            </ns0:pPr>
+            <ns0:r>
+              <ns0:t xml:space="preserve">very strange or unusual (kỳ lạ, quái dị)</ns0:t>
+            </ns0:r>
+          </ns0:p>
+        </ns0:tc>
+        <ns0:tc>
+          <ns0:tcPr/>
+          <ns0:p>
+            <ns0:pPr>
+              <ns0:pStyle ns0:val="Compact"/>
+            </ns0:pPr>
+            <ns0:r>
+              <ns0:t xml:space="preserve">You’d expect it would sound really</ns0:t>
+            </ns0:r>
+            <ns0:r>
+              <ns0:t xml:space="preserve"> </ns0:t>
+            </ns0:r>
+            <ns0:r>
+              <ns0:rPr>
+                <ns0:b/>
+                <ns0:bCs/>
+              </ns0:rPr>
+              <ns0:t xml:space="preserve">bizarre</ns0:t>
+            </ns0:r>
+            <ns0:r>
+              <ns0:t xml:space="preserve">.</ns0:t>
+            </ns0:r>
+          </ns0:p>
+        </ns0:tc>
+      </ns0:tr>
+      <ns0:tr>
+        <ns0:tc>
+          <ns0:tcPr/>
+          <ns0:p>
+            <ns0:pPr>
+              <ns0:pStyle ns0:val="Compact"/>
+            </ns0:pPr>
+            <ns0:r>
+              <ns0:t xml:space="preserve">innovative (adj)</ns0:t>
+            </ns0:r>
+          </ns0:p>
+        </ns0:tc>
+        <ns0:tc>
+          <ns0:tcPr/>
+          <ns0:p>
+            <ns0:pPr>
+              <ns0:pStyle ns0:val="Compact"/>
+            </ns0:pPr>
+            <ns0:r>
+              <ns0:t xml:space="preserve">/ˈɪn.ə.veɪ.tɪv/</ns0:t>
+            </ns0:r>
+          </ns0:p>
+        </ns0:tc>
+        <ns0:tc>
+          <ns0:tcPr/>
+          <ns0:p>
+            <ns0:pPr>
+              <ns0:pStyle ns0:val="Compact"/>
+            </ns0:pPr>
+            <ns0:r>
+              <ns0:t xml:space="preserve">introducing new ideas or methods (sáng tạo, đổi mới)</ns0:t>
+            </ns0:r>
+          </ns0:p>
+        </ns0:tc>
+        <ns0:tc>
+          <ns0:tcPr/>
+          <ns0:p>
+            <ns0:pPr>
+              <ns0:pStyle ns0:val="Compact"/>
+            </ns0:pPr>
+            <ns0:r>
+              <ns0:t xml:space="preserve">That was really</ns0:t>
+            </ns0:r>
+            <ns0:r>
+              <ns0:t xml:space="preserve"> </ns0:t>
+            </ns0:r>
+            <ns0:r>
+              <ns0:rPr>
+                <ns0:b/>
+                <ns0:bCs/>
+              </ns0:rPr>
+              <ns0:t xml:space="preserve">innovative</ns0:t>
+            </ns0:r>
+            <ns0:r>
+              <ns0:t xml:space="preserve">, from a stylistic point of view.</ns0:t>
+            </ns0:r>
+          </ns0:p>
+        </ns0:tc>
+      </ns0:tr>
+      <ns0:tr>
+        <ns0:tc>
+          <ns0:tcPr/>
+          <ns0:p>
+            <ns0:pPr>
+              <ns0:pStyle ns0:val="Compact"/>
+            </ns0:pPr>
+            <ns0:r>
+              <ns0:t xml:space="preserve">documentary (n)</ns0:t>
+            </ns0:r>
+          </ns0:p>
+        </ns0:tc>
+        <ns0:tc>
+          <ns0:tcPr/>
+          <ns0:p>
+            <ns0:pPr>
+              <ns0:pStyle ns0:val="Compact"/>
+            </ns0:pPr>
+            <ns0:r>
+              <ns0:t xml:space="preserve">/ˌdɒk.jəˈmen.tər.i/</ns0:t>
+            </ns0:r>
+          </ns0:p>
+        </ns0:tc>
+        <ns0:tc>
+          <ns0:tcPr/>
+          <ns0:p>
+            <ns0:pPr>
+              <ns0:pStyle ns0:val="Compact"/>
+            </ns0:pPr>
+            <ns0:r>
+              <ns0:t xml:space="preserve">a film that gives facts about a real subject (phim tài liệu)</ns0:t>
+            </ns0:r>
+          </ns0:p>
+        </ns0:tc>
+        <ns0:tc>
+          <ns0:tcPr/>
+          <ns0:p>
+            <ns0:pPr>
+              <ns0:pStyle ns0:val="Compact"/>
+            </ns0:pPr>
+            <ns0:r>
+              <ns0:t xml:space="preserve">It was a blend of a</ns0:t>
+            </ns0:r>
+            <ns0:r>
+              <ns0:t xml:space="preserve"> </ns0:t>
+            </ns0:r>
+            <ns0:r>
+              <ns0:rPr>
+                <ns0:b/>
+                <ns0:bCs/>
+              </ns0:rPr>
+              <ns0:t xml:space="preserve">documentary</ns0:t>
+            </ns0:r>
+            <ns0:r>
+              <ns0:t xml:space="preserve"> </ns0:t>
+            </ns0:r>
+            <ns0:r>
+              <ns0:t xml:space="preserve">with scenes from the play.</ns0:t>
+            </ns0:r>
+          </ns0:p>
+        </ns0:tc>
+      </ns0:tr>
+      <ns0:tr>
+        <ns0:tc>
+          <ns0:tcPr/>
+          <ns0:p>
+            <ns0:pPr>
+              <ns0:pStyle ns0:val="Compact"/>
+            </ns0:pPr>
+            <ns0:r>
+              <ns0:t xml:space="preserve">playwright (n)</ns0:t>
+            </ns0:r>
+          </ns0:p>
+        </ns0:tc>
+        <ns0:tc>
+          <ns0:tcPr/>
+          <ns0:p>
+            <ns0:pPr>
+              <ns0:pStyle ns0:val="Compact"/>
+            </ns0:pPr>
+            <ns0:r>
+              <ns0:t xml:space="preserve">/ˈpleɪ.raɪt/</ns0:t>
+            </ns0:r>
+          </ns0:p>
+        </ns0:tc>
+        <ns0:tc>
+          <ns0:tcPr/>
+          <ns0:p>
+            <ns0:pPr>
+              <ns0:pStyle ns0:val="Compact"/>
+            </ns0:pPr>
+            <ns0:r>
+              <ns0:t xml:space="preserve">a person who writes plays (nhà viết kịch)</ns0:t>
+            </ns0:r>
+          </ns0:p>
+        </ns0:tc>
+        <ns0:tc>
+          <ns0:tcPr/>
+          <ns0:p>
+            <ns0:pPr>
+              <ns0:pStyle ns0:val="Compact"/>
+            </ns0:pPr>
+            <ns0:r>
+              <ns0:t xml:space="preserve">How people nowadays connect with the</ns0:t>
+            </ns0:r>
+            <ns0:r>
+              <ns0:t xml:space="preserve"> </ns0:t>
+            </ns0:r>
+            <ns0:r>
+              <ns0:rPr>
+                <ns0:b/>
+                <ns0:bCs/>
+              </ns0:rPr>
+              <ns0:t xml:space="preserve">playwright</ns0:t>
+            </ns0:r>
+            <ns0:r>
+              <ns0:t xml:space="preserve">.</ns0:t>
+            </ns0:r>
           </ns0:p>
         </ns0:tc>
       </ns0:tr>
